--- a/LLDD/word/BE/Jobs/LLDD-BE-Job-10-NotifyNoReceiveData.docx
+++ b/LLDD/word/BE/Jobs/LLDD-BE-Job-10-NotifyNoReceiveData.docx
@@ -6593,7 +6593,7 @@
               <w:br/>
               <w:t xml:space="preserve">    {</w:t>
               <w:br/>
-              <w:t xml:space="preserve">      "startedAt": "02/07/2569 07:00",</w:t>
+              <w:t xml:space="preserve">      "startedAt": "02/07/2026 07:00",</w:t>
               <w:br/>
               <w:t xml:space="preserve">      "status": "fail"</w:t>
               <w:br/>

--- a/LLDD/word/BE/Jobs/LLDD-BE-Job-10-NotifyNoReceiveData.docx
+++ b/LLDD/word/BE/Jobs/LLDD-BE-Job-10-NotifyNoReceiveData.docx
@@ -492,7 +492,7 @@
                 <w:rFonts w:ascii="Arial" w:hAnsi="Arial" w:eastAsia="Arial"/>
                 <w:sz w:val="18"/>
               </w:rPr>
-              <w:t>7 ชั่วโมง</w:t>
+              <w:t>8 ชั่วโมง</w:t>
             </w:r>
           </w:p>
         </w:tc>
@@ -658,7 +658,7 @@
         <w:keepLines/>
       </w:pPr>
       <w:r>
-        <w:t>Estimate: 7 ชั่วโมง</w:t>
+        <w:t>Estimate: 8 ชั่วโมง</w:t>
       </w:r>
     </w:p>
     <w:p>
@@ -2531,7 +2531,7 @@
                 <w:rFonts w:ascii="Arial" w:hAnsi="Arial" w:eastAsia="Arial"/>
                 <w:sz w:val="18"/>
               </w:rPr>
-              <w:t>Notification Service ใช้ workload identity/secretRef; recipient อ่านจาก status_email_rules ไม่ hardcode</w:t>
+              <w:t>SBPGI ไม่ส่งอีเมลเอง (ปิด DP-5 · 2026-08-11) — engine ส่งผ่าน workflow_route.email_id · credential/ผู้รับเป็นของระบบ SBP เดิม</w:t>
             </w:r>
           </w:p>
         </w:tc>
@@ -3190,7 +3190,7 @@
                 <w:rFonts w:ascii="Arial" w:hAnsi="Arial" w:eastAsia="Arial"/>
                 <w:sz w:val="18"/>
               </w:rPr>
-              <w:t>Notification Service ใช้ workload identity/secretRef; recipient อ่านจาก status_email_rules ไม่ hardcode</w:t>
+              <w:t>SBPGI ไม่ส่งอีเมลเอง (ปิด DP-5 · 2026-08-11) — engine ส่งผ่าน workflow_route.email_id · credential/ผู้รับเป็นของระบบ SBP เดิม</w:t>
             </w:r>
           </w:p>
         </w:tc>
@@ -3258,7 +3258,7 @@
         </w:rPr>
         <w:t>-- ยกเลิกตาราง audit_logs แล้ว (2026-08-07) — marker กันส่งซ้ำย้ายมาไว้บน interface_transactions เอง</w:t>
         <w:br/>
-        <w:t>-- ต้องเพิ่มคอลัมน์ last_ack_notified_on DATE ใน interface_transactions (ดู Database design)</w:t>
+        <w:t>-- คอลัมน์ last_ack_notified_on DATE มีอยู่ใน DDL ของ interface_transactions แล้ว (ดู LLDD-Database.pdf 5.x)</w:t>
         <w:br/>
         <w:t>UPDATE interface_transactions</w:t>
         <w:br/>
@@ -4101,7 +4101,7 @@
                 <w:rFonts w:ascii="Arial" w:hAnsi="Arial" w:eastAsia="Arial"/>
                 <w:sz w:val="18"/>
               </w:rPr>
-              <w:t>email_templates</w:t>
+              <w:t>email_template + email_sent (ระบบ SBP เดิม · @gosoft-sbp/email-lib)</w:t>
             </w:r>
           </w:p>
         </w:tc>
@@ -4126,7 +4126,7 @@
                 <w:rFonts w:ascii="Arial" w:hAnsi="Arial" w:eastAsia="Arial"/>
                 <w:sz w:val="18"/>
               </w:rPr>
-              <w:t>R</w:t>
+              <w:t>R/W</w:t>
             </w:r>
           </w:p>
         </w:tc>
@@ -4151,7 +4151,7 @@
                 <w:rFonts w:ascii="Arial" w:hAnsi="Arial" w:eastAsia="Arial"/>
                 <w:sz w:val="18"/>
               </w:rPr>
-              <w:t>template EM-08 watchdog ACK</w:t>
+              <w:t>template EM-08 watchdog ACK — SBPGI ไม่มีตาราง email_templates</w:t>
             </w:r>
           </w:p>
         </w:tc>
@@ -4181,7 +4181,7 @@
                 <w:rFonts w:ascii="Arial" w:hAnsi="Arial" w:eastAsia="Arial"/>
                 <w:sz w:val="18"/>
               </w:rPr>
-              <w:t>status_email_rules</w:t>
+              <w:t>(backend config)</w:t>
             </w:r>
           </w:p>
         </w:tc>
@@ -4231,7 +4231,7 @@
                 <w:rFonts w:ascii="Arial" w:hAnsi="Arial" w:eastAsia="Arial"/>
                 <w:sz w:val="18"/>
               </w:rPr>
-              <w:t>ผู้รับอีเมล</w:t>
+              <w:t>ผู้รับอีเมลของ job นี้ (EM-08 watchdog) — กำหนดใน config file/env</w:t>
             </w:r>
           </w:p>
         </w:tc>
@@ -5353,7 +5353,7 @@
         <w:t xml:space="preserve">  }</w:t>
         <w:br/>
         <w:br/>
-        <w:t xml:space="preserve">  // ส่งอีเมล UTF-8 ผ่าน Notification Service</w:t>
+        <w:t xml:space="preserve">  // ส่งอีเมล UTF-8 ผ่าน @gosoft-sbp/email-lib ของระบบ SBP เดิม</w:t>
         <w:br/>
         <w:t xml:space="preserve">  async step04Notify(state: JobState, manager?: EntityManager): Promise&lt;void&gt; {</w:t>
         <w:br/>
@@ -5996,7 +5996,7 @@
                 <w:rFonts w:ascii="Arial" w:hAnsi="Arial" w:eastAsia="Arial"/>
                 <w:sz w:val="18"/>
               </w:rPr>
-              <w:t>ส่งอีเมล UTF-8 ผ่าน Notification Service</w:t>
+              <w:t>ส่งอีเมล UTF-8 ผ่าน @gosoft-sbp/email-lib ของระบบ SBP เดิม</w:t>
             </w:r>
           </w:p>
         </w:tc>
@@ -6380,7 +6380,7 @@
         <w:br/>
         <w:t xml:space="preserve">      }</w:t>
         <w:br/>
-        <w:t xml:space="preserve">      // ขั้นที่ 4: ส่งอีเมล UTF-8 ผ่าน Notification Service · TODO: ผู้รับตาม config/status_email_rules</w:t>
+        <w:t xml:space="preserve">      // ขั้นที่ 4: ส่งอีเมล UTF-8 ผ่าน @gosoft-sbp/email-lib ของระบบ SBP เดิม · TODO: ผู้รับตาม backend config</w:t>
         <w:br/>
         <w:t xml:space="preserve">      await this.service.step04Notify(state);</w:t>
         <w:br/>
@@ -6817,7 +6817,7 @@
                 <w:rFonts w:ascii="Arial" w:hAnsi="Arial" w:eastAsia="Arial"/>
                 <w:sz w:val="18"/>
               </w:rPr>
-              <w:t>email_templates</w:t>
+              <w:t>email_template + email_sent (ระบบ SBP เดิม · @gosoft-sbp/email-lib)</w:t>
             </w:r>
           </w:p>
         </w:tc>
@@ -6842,7 +6842,7 @@
                 <w:rFonts w:ascii="Arial" w:hAnsi="Arial" w:eastAsia="Arial"/>
                 <w:sz w:val="18"/>
               </w:rPr>
-              <w:t>R</w:t>
+              <w:t>R/W</w:t>
             </w:r>
           </w:p>
         </w:tc>
@@ -6867,7 +6867,7 @@
                 <w:rFonts w:ascii="Arial" w:hAnsi="Arial" w:eastAsia="Arial"/>
                 <w:sz w:val="18"/>
               </w:rPr>
-              <w:t>template EM-08 watchdog ACK</w:t>
+              <w:t>template EM-08 watchdog ACK — SBPGI ไม่มีตาราง email_templates</w:t>
             </w:r>
           </w:p>
         </w:tc>
@@ -6892,7 +6892,7 @@
                 <w:rFonts w:ascii="Arial" w:hAnsi="Arial" w:eastAsia="Arial"/>
                 <w:sz w:val="18"/>
               </w:rPr>
-              <w:t>ใช้ตาราง email_template + email_sent ของระบบเดิม ผ่าน @gosoft-sbp/email-lib</w:t>
+              <w:t>เขียน SQL ตรงผ่าน DATA_SOURCE</w:t>
             </w:r>
           </w:p>
         </w:tc>
@@ -6922,7 +6922,7 @@
                 <w:rFonts w:ascii="Arial" w:hAnsi="Arial" w:eastAsia="Arial"/>
                 <w:sz w:val="18"/>
               </w:rPr>
-              <w:t>status_email_rules</w:t>
+              <w:t>(backend config)</w:t>
             </w:r>
           </w:p>
         </w:tc>
@@ -6972,7 +6972,7 @@
                 <w:rFonts w:ascii="Arial" w:hAnsi="Arial" w:eastAsia="Arial"/>
                 <w:sz w:val="18"/>
               </w:rPr>
-              <w:t>ผู้รับอีเมล</w:t>
+              <w:t>ผู้รับอีเมลของ job นี้ (EM-08 watchdog) — กำหนดใน config file/env</w:t>
             </w:r>
           </w:p>
         </w:tc>
@@ -7038,18 +7038,35 @@
         <w:t xml:space="preserve"> ORDER BY created_at;</w:t>
         <w:br/>
         <w:br/>
-        <w:t>-- [R] email_templates : template EM-08 watchdog ACK</w:t>
-        <w:br/>
-        <w:t>-- TODO: ห้ามเขียน SQL ตรงกับตารางนี้ — ใช้ตาราง email_template + email_sent ของระบบเดิม ผ่าน @gosoft-sbp/email-lib</w:t>
-        <w:br/>
-        <w:br/>
-        <w:t>-- [R] status_email_rules : ผู้รับอีเมล</w:t>
+        <w:t>-- [R/W] email_template + email_sent (ระบบ SBP เดิม · @gosoft-sbp/email-lib) : template EM-08 watchdog ACK — SBPGI ไม่มีตาราง email_templates</w:t>
+        <w:br/>
+        <w:t>-- TODO: อ่าน candidate แบบล็อกแถว กันรอบอื่น/pod อื่นแย่งอัปเดตแถวเดียวกัน</w:t>
+        <w:br/>
+        <w:t>SELECT /* TODO: PK + คอลัมน์ที่ต้องใช้ */</w:t>
+        <w:br/>
+        <w:t xml:space="preserve">  FROM email_template + email_sent (ระบบ SBP เดิม · @gosoft-sbp/email-lib)</w:t>
+        <w:br/>
+        <w:t xml:space="preserve"> WHERE /* TODO: เงื่อนไขงวด/สถานะที่ job นี้คัดแถว */ 1 = 1</w:t>
+        <w:br/>
+        <w:t xml:space="preserve">   FOR UPDATE SKIP LOCKED;</w:t>
+        <w:br/>
+        <w:br/>
+        <w:t>UPDATE email_template + email_sent (ระบบ SBP เดิม · @gosoft-sbp/email-lib)</w:t>
+        <w:br/>
+        <w:t xml:space="preserve">   SET /* TODO: คอลัมน์สถานะ/ผลคำนวณที่ job นี้เขียน */</w:t>
+        <w:br/>
+        <w:t xml:space="preserve">       updated_at = NOW(), updated_by = 'JOB10'</w:t>
+        <w:br/>
+        <w:t xml:space="preserve"> WHERE /* TODO: PK ที่ล็อกไว้ */ id = ANY($1);</w:t>
+        <w:br/>
+        <w:br/>
+        <w:t>-- [R] (backend config) : ผู้รับอีเมลของ job นี้ (EM-08 watchdog) — กำหนดใน config file/env</w:t>
         <w:br/>
         <w:t>-- TODO: เติมเฉพาะคอลัมน์ที่ job ใช้จริง (ห้าม SELECT *) และตรวจว่ามี index รองรับ WHERE นี้</w:t>
         <w:br/>
         <w:t>SELECT /* TODO: columns */</w:t>
         <w:br/>
-        <w:t xml:space="preserve">  FROM status_email_rules</w:t>
+        <w:t xml:space="preserve">  FROM (backend config)</w:t>
         <w:br/>
         <w:t xml:space="preserve"> WHERE /* TODO: เงื่อนไขงวด/สถานะที่ job นี้คัดแถว */ 1 = 1</w:t>
         <w:br/>
@@ -7603,7 +7620,7 @@
                 <w:rFonts w:ascii="Arial" w:hAnsi="Arial" w:eastAsia="Arial"/>
                 <w:sz w:val="18"/>
               </w:rPr>
-              <w:t>ส่งอีเมล UTF-8 ผ่าน Notification Service (ผู้รับตาม config/status_email_rules)</w:t>
+              <w:t>ส่งอีเมล UTF-8 ผ่าน @gosoft-sbp/email-lib ของระบบ SBP เดิม (ผู้รับตาม backend config)</w:t>
             </w:r>
           </w:p>
         </w:tc>

--- a/LLDD/word/BE/Jobs/LLDD-BE-Job-10-NotifyNoReceiveData.docx
+++ b/LLDD/word/BE/Jobs/LLDD-BE-Job-10-NotifyNoReceiveData.docx
@@ -5,7 +5,7 @@
     <w:p>
       <w:r>
         <w:rPr>
-          <w:rFonts w:ascii="Arial" w:hAnsi="Arial" w:eastAsia="Arial"/>
+          <w:rFonts w:ascii="Arial" w:hAnsi="Arial" w:eastAsia="Arial" w:cs="Tahoma"/>
           <w:b/>
           <w:color w:val="0B2545"/>
           <w:sz w:val="40"/>
@@ -58,7 +58,7 @@
             <w:r/>
             <w:r>
               <w:rPr>
-                <w:rFonts w:ascii="Arial" w:hAnsi="Arial" w:eastAsia="Arial"/>
+                <w:rFonts w:ascii="Arial" w:hAnsi="Arial" w:eastAsia="Arial" w:cs="Tahoma"/>
                 <w:b/>
                 <w:sz w:val="18"/>
               </w:rPr>
@@ -80,7 +80,7 @@
             <w:r/>
             <w:r>
               <w:rPr>
-                <w:rFonts w:ascii="Arial" w:hAnsi="Arial" w:eastAsia="Arial"/>
+                <w:rFonts w:ascii="Arial" w:hAnsi="Arial" w:eastAsia="Arial" w:cs="Tahoma"/>
                 <w:b/>
                 <w:sz w:val="18"/>
               </w:rPr>
@@ -105,13 +105,13 @@
             </w:pPr>
             <w:r>
               <w:rPr>
-                <w:rFonts w:ascii="Arial" w:hAnsi="Arial" w:eastAsia="Arial"/>
-                <w:sz w:val="18"/>
-              </w:rPr>
-            </w:r>
-            <w:r>
-              <w:rPr>
-                <w:rFonts w:ascii="Arial" w:hAnsi="Arial" w:eastAsia="Arial"/>
+                <w:rFonts w:ascii="Arial" w:hAnsi="Arial" w:eastAsia="Arial" w:cs="Tahoma"/>
+                <w:sz w:val="18"/>
+              </w:rPr>
+            </w:r>
+            <w:r>
+              <w:rPr>
+                <w:rFonts w:ascii="Arial" w:hAnsi="Arial" w:eastAsia="Arial" w:cs="Tahoma"/>
                 <w:sz w:val="18"/>
               </w:rPr>
               <w:t>วัตถุประสงค์</w:t>
@@ -130,13 +130,13 @@
             </w:pPr>
             <w:r>
               <w:rPr>
-                <w:rFonts w:ascii="Arial" w:hAnsi="Arial" w:eastAsia="Arial"/>
-                <w:sz w:val="18"/>
-              </w:rPr>
-            </w:r>
-            <w:r>
-              <w:rPr>
-                <w:rFonts w:ascii="Arial" w:hAnsi="Arial" w:eastAsia="Arial"/>
+                <w:rFonts w:ascii="Arial" w:hAnsi="Arial" w:eastAsia="Arial" w:cs="Tahoma"/>
+                <w:sz w:val="18"/>
+              </w:rPr>
+            </w:r>
+            <w:r>
+              <w:rPr>
+                <w:rFonts w:ascii="Arial" w:hAnsi="Arial" w:eastAsia="Arial" w:cs="Tahoma"/>
                 <w:sz w:val="18"/>
               </w:rPr>
               <w:t>ใช้เป็นรายละเอียดระดับพัฒนาสำหรับออกแบบ ลงมือพัฒนา ตรวจทาน และทดสอบขอบเขตที่ระบุในฉบับนี้</w:t>
@@ -160,13 +160,13 @@
             </w:pPr>
             <w:r>
               <w:rPr>
-                <w:rFonts w:ascii="Arial" w:hAnsi="Arial" w:eastAsia="Arial"/>
-                <w:sz w:val="18"/>
-              </w:rPr>
-            </w:r>
-            <w:r>
-              <w:rPr>
-                <w:rFonts w:ascii="Arial" w:hAnsi="Arial" w:eastAsia="Arial"/>
+                <w:rFonts w:ascii="Arial" w:hAnsi="Arial" w:eastAsia="Arial" w:cs="Tahoma"/>
+                <w:sz w:val="18"/>
+              </w:rPr>
+            </w:r>
+            <w:r>
+              <w:rPr>
+                <w:rFonts w:ascii="Arial" w:hAnsi="Arial" w:eastAsia="Arial" w:cs="Tahoma"/>
                 <w:sz w:val="18"/>
               </w:rPr>
               <w:t>ลำดับการอ่าน</w:t>
@@ -185,13 +185,13 @@
             </w:pPr>
             <w:r>
               <w:rPr>
-                <w:rFonts w:ascii="Arial" w:hAnsi="Arial" w:eastAsia="Arial"/>
-                <w:sz w:val="18"/>
-              </w:rPr>
-            </w:r>
-            <w:r>
-              <w:rPr>
-                <w:rFonts w:ascii="Arial" w:hAnsi="Arial" w:eastAsia="Arial"/>
+                <w:rFonts w:ascii="Arial" w:hAnsi="Arial" w:eastAsia="Arial" w:cs="Tahoma"/>
+                <w:sz w:val="18"/>
+              </w:rPr>
+            </w:r>
+            <w:r>
+              <w:rPr>
+                <w:rFonts w:ascii="Arial" w:hAnsi="Arial" w:eastAsia="Arial" w:cs="Tahoma"/>
                 <w:sz w:val="18"/>
               </w:rPr>
               <w:t>เริ่มจาก Overview และ Scope จากนั้นตรวจ Field/Validation, Implementation, Contract, Processing Flow, Acceptance Criteria และ Test Checklist ตามลำดับ</w:t>
@@ -215,13 +215,13 @@
             </w:pPr>
             <w:r>
               <w:rPr>
-                <w:rFonts w:ascii="Arial" w:hAnsi="Arial" w:eastAsia="Arial"/>
-                <w:sz w:val="18"/>
-              </w:rPr>
-            </w:r>
-            <w:r>
-              <w:rPr>
-                <w:rFonts w:ascii="Arial" w:hAnsi="Arial" w:eastAsia="Arial"/>
+                <w:rFonts w:ascii="Arial" w:hAnsi="Arial" w:eastAsia="Arial" w:cs="Tahoma"/>
+                <w:sz w:val="18"/>
+              </w:rPr>
+            </w:r>
+            <w:r>
+              <w:rPr>
+                <w:rFonts w:ascii="Arial" w:hAnsi="Arial" w:eastAsia="Arial" w:cs="Tahoma"/>
                 <w:sz w:val="18"/>
               </w:rPr>
               <w:t>ผลลัพธ์ที่คาดหวัง</w:t>
@@ -240,13 +240,13 @@
             </w:pPr>
             <w:r>
               <w:rPr>
-                <w:rFonts w:ascii="Arial" w:hAnsi="Arial" w:eastAsia="Arial"/>
-                <w:sz w:val="18"/>
-              </w:rPr>
-            </w:r>
-            <w:r>
-              <w:rPr>
-                <w:rFonts w:ascii="Arial" w:hAnsi="Arial" w:eastAsia="Arial"/>
+                <w:rFonts w:ascii="Arial" w:hAnsi="Arial" w:eastAsia="Arial" w:cs="Tahoma"/>
+                <w:sz w:val="18"/>
+              </w:rPr>
+            </w:r>
+            <w:r>
+              <w:rPr>
+                <w:rFonts w:ascii="Arial" w:hAnsi="Arial" w:eastAsia="Arial" w:cs="Tahoma"/>
                 <w:sz w:val="18"/>
               </w:rPr>
               <w:t>ผู้อ่านสามารถระบุ input, ขั้นตอนประมวลผล, output, เงื่อนไขผิดพลาด และหลักฐานการทดสอบได้จากเนื้อหาในฉบับเดียว</w:t>
@@ -270,13 +270,13 @@
             </w:pPr>
             <w:r>
               <w:rPr>
-                <w:rFonts w:ascii="Arial" w:hAnsi="Arial" w:eastAsia="Arial"/>
-                <w:sz w:val="18"/>
-              </w:rPr>
-            </w:r>
-            <w:r>
-              <w:rPr>
-                <w:rFonts w:ascii="Arial" w:hAnsi="Arial" w:eastAsia="Arial"/>
+                <w:rFonts w:ascii="Arial" w:hAnsi="Arial" w:eastAsia="Arial" w:cs="Tahoma"/>
+                <w:sz w:val="18"/>
+              </w:rPr>
+            </w:r>
+            <w:r>
+              <w:rPr>
+                <w:rFonts w:ascii="Arial" w:hAnsi="Arial" w:eastAsia="Arial" w:cs="Tahoma"/>
                 <w:sz w:val="18"/>
               </w:rPr>
               <w:t>Java เดิม</w:t>
@@ -295,13 +295,13 @@
             </w:pPr>
             <w:r>
               <w:rPr>
-                <w:rFonts w:ascii="Arial" w:hAnsi="Arial" w:eastAsia="Arial"/>
-                <w:sz w:val="18"/>
-              </w:rPr>
-            </w:r>
-            <w:r>
-              <w:rPr>
-                <w:rFonts w:ascii="Arial" w:hAnsi="Arial" w:eastAsia="Arial"/>
+                <w:rFonts w:ascii="Arial" w:hAnsi="Arial" w:eastAsia="Arial" w:cs="Tahoma"/>
+                <w:sz w:val="18"/>
+              </w:rPr>
+            </w:r>
+            <w:r>
+              <w:rPr>
+                <w:rFonts w:ascii="Arial" w:hAnsi="Arial" w:eastAsia="Arial" w:cs="Tahoma"/>
                 <w:sz w:val="18"/>
               </w:rPr>
               <w:t>ภาคผนวกท้ายฉบับระบุ source file, ช่วงบรรทัด และ code Java เดิมสำหรับตรวจเทียบ behavior ก่อนย้ายระบบ</w:t>
@@ -356,7 +356,7 @@
             <w:r/>
             <w:r>
               <w:rPr>
-                <w:rFonts w:ascii="Arial" w:hAnsi="Arial" w:eastAsia="Arial"/>
+                <w:rFonts w:ascii="Arial" w:hAnsi="Arial" w:eastAsia="Arial" w:cs="Tahoma"/>
                 <w:b/>
                 <w:sz w:val="18"/>
               </w:rPr>
@@ -378,7 +378,7 @@
             <w:r/>
             <w:r>
               <w:rPr>
-                <w:rFonts w:ascii="Arial" w:hAnsi="Arial" w:eastAsia="Arial"/>
+                <w:rFonts w:ascii="Arial" w:hAnsi="Arial" w:eastAsia="Arial" w:cs="Tahoma"/>
                 <w:b/>
                 <w:sz w:val="18"/>
               </w:rPr>
@@ -403,13 +403,13 @@
             </w:pPr>
             <w:r>
               <w:rPr>
-                <w:rFonts w:ascii="Arial" w:hAnsi="Arial" w:eastAsia="Arial"/>
-                <w:sz w:val="18"/>
-              </w:rPr>
-            </w:r>
-            <w:r>
-              <w:rPr>
-                <w:rFonts w:ascii="Arial" w:hAnsi="Arial" w:eastAsia="Arial"/>
+                <w:rFonts w:ascii="Arial" w:hAnsi="Arial" w:eastAsia="Arial" w:cs="Tahoma"/>
+                <w:sz w:val="18"/>
+              </w:rPr>
+            </w:r>
+            <w:r>
+              <w:rPr>
+                <w:rFonts w:ascii="Arial" w:hAnsi="Arial" w:eastAsia="Arial" w:cs="Tahoma"/>
                 <w:sz w:val="18"/>
               </w:rPr>
               <w:t>Track</w:t>
@@ -428,13 +428,13 @@
             </w:pPr>
             <w:r>
               <w:rPr>
-                <w:rFonts w:ascii="Arial" w:hAnsi="Arial" w:eastAsia="Arial"/>
-                <w:sz w:val="18"/>
-              </w:rPr>
-            </w:r>
-            <w:r>
-              <w:rPr>
-                <w:rFonts w:ascii="Arial" w:hAnsi="Arial" w:eastAsia="Arial"/>
+                <w:rFonts w:ascii="Arial" w:hAnsi="Arial" w:eastAsia="Arial" w:cs="Tahoma"/>
+                <w:sz w:val="18"/>
+              </w:rPr>
+            </w:r>
+            <w:r>
+              <w:rPr>
+                <w:rFonts w:ascii="Arial" w:hAnsi="Arial" w:eastAsia="Arial" w:cs="Tahoma"/>
                 <w:sz w:val="18"/>
               </w:rPr>
               <w:t>BE</w:t>
@@ -458,13 +458,13 @@
             </w:pPr>
             <w:r>
               <w:rPr>
-                <w:rFonts w:ascii="Arial" w:hAnsi="Arial" w:eastAsia="Arial"/>
-                <w:sz w:val="18"/>
-              </w:rPr>
-            </w:r>
-            <w:r>
-              <w:rPr>
-                <w:rFonts w:ascii="Arial" w:hAnsi="Arial" w:eastAsia="Arial"/>
+                <w:rFonts w:ascii="Arial" w:hAnsi="Arial" w:eastAsia="Arial" w:cs="Tahoma"/>
+                <w:sz w:val="18"/>
+              </w:rPr>
+            </w:r>
+            <w:r>
+              <w:rPr>
+                <w:rFonts w:ascii="Arial" w:hAnsi="Arial" w:eastAsia="Arial" w:cs="Tahoma"/>
                 <w:sz w:val="18"/>
               </w:rPr>
               <w:t>Estimate</w:t>
@@ -483,16 +483,24 @@
             </w:pPr>
             <w:r>
               <w:rPr>
-                <w:rFonts w:ascii="Arial" w:hAnsi="Arial" w:eastAsia="Arial"/>
-                <w:sz w:val="18"/>
-              </w:rPr>
-            </w:r>
-            <w:r>
-              <w:rPr>
-                <w:rFonts w:ascii="Arial" w:hAnsi="Arial" w:eastAsia="Arial"/>
-                <w:sz w:val="18"/>
-              </w:rPr>
-              <w:t>8 ชั่วโมง</w:t>
+                <w:rFonts w:ascii="Arial" w:hAnsi="Arial" w:eastAsia="Arial" w:cs="Tahoma"/>
+                <w:sz w:val="18"/>
+              </w:rPr>
+            </w:r>
+            <w:r>
+              <w:rPr>
+                <w:rFonts w:ascii="Arial" w:hAnsi="Arial" w:eastAsia="Arial" w:cs="Tahoma"/>
+                <w:b/>
+                <w:sz w:val="18"/>
+              </w:rPr>
+              <w:t>11 ชั่วโมง</w:t>
+            </w:r>
+            <w:r>
+              <w:rPr>
+                <w:rFonts w:ascii="Arial" w:hAnsi="Arial" w:eastAsia="Arial" w:cs="Tahoma"/>
+                <w:sz w:val="18"/>
+              </w:rPr>
+              <w:t xml:space="preserve"> = implementation 8 + unit test 3 (30%)</w:t>
             </w:r>
           </w:p>
         </w:tc>
@@ -513,13 +521,13 @@
             </w:pPr>
             <w:r>
               <w:rPr>
-                <w:rFonts w:ascii="Arial" w:hAnsi="Arial" w:eastAsia="Arial"/>
-                <w:sz w:val="18"/>
-              </w:rPr>
-            </w:r>
-            <w:r>
-              <w:rPr>
-                <w:rFonts w:ascii="Arial" w:hAnsi="Arial" w:eastAsia="Arial"/>
+                <w:rFonts w:ascii="Arial" w:hAnsi="Arial" w:eastAsia="Arial" w:cs="Tahoma"/>
+                <w:sz w:val="18"/>
+              </w:rPr>
+            </w:r>
+            <w:r>
+              <w:rPr>
+                <w:rFonts w:ascii="Arial" w:hAnsi="Arial" w:eastAsia="Arial" w:cs="Tahoma"/>
                 <w:sz w:val="18"/>
               </w:rPr>
               <w:t>Owner</w:t>
@@ -538,13 +546,13 @@
             </w:pPr>
             <w:r>
               <w:rPr>
-                <w:rFonts w:ascii="Arial" w:hAnsi="Arial" w:eastAsia="Arial"/>
-                <w:sz w:val="18"/>
-              </w:rPr>
-            </w:r>
-            <w:r>
-              <w:rPr>
-                <w:rFonts w:ascii="Arial" w:hAnsi="Arial" w:eastAsia="Arial"/>
+                <w:rFonts w:ascii="Arial" w:hAnsi="Arial" w:eastAsia="Arial" w:cs="Tahoma"/>
+                <w:sz w:val="18"/>
+              </w:rPr>
+            </w:r>
+            <w:r>
+              <w:rPr>
+                <w:rFonts w:ascii="Arial" w:hAnsi="Arial" w:eastAsia="Arial" w:cs="Tahoma"/>
                 <w:sz w:val="18"/>
               </w:rPr>
               <w:t>Peerakorn &lt;Pete&gt; Sakunkaewphithak</w:t>
@@ -568,16 +576,16 @@
             </w:pPr>
             <w:r>
               <w:rPr>
-                <w:rFonts w:ascii="Arial" w:hAnsi="Arial" w:eastAsia="Arial"/>
-                <w:sz w:val="18"/>
-              </w:rPr>
-            </w:r>
-            <w:r>
-              <w:rPr>
-                <w:rFonts w:ascii="Arial" w:hAnsi="Arial" w:eastAsia="Arial"/>
-                <w:sz w:val="18"/>
-              </w:rPr>
-              <w:t>Objective</w:t>
+                <w:rFonts w:ascii="Arial" w:hAnsi="Arial" w:eastAsia="Arial" w:cs="Tahoma"/>
+                <w:sz w:val="18"/>
+              </w:rPr>
+            </w:r>
+            <w:r>
+              <w:rPr>
+                <w:rFonts w:ascii="Arial" w:hAnsi="Arial" w:eastAsia="Arial" w:cs="Tahoma"/>
+                <w:sz w:val="18"/>
+              </w:rPr>
+              <w:t>Target repository</w:t>
             </w:r>
           </w:p>
         </w:tc>
@@ -593,13 +601,104 @@
             </w:pPr>
             <w:r>
               <w:rPr>
-                <w:rFonts w:ascii="Arial" w:hAnsi="Arial" w:eastAsia="Arial"/>
-                <w:sz w:val="18"/>
-              </w:rPr>
-            </w:r>
-            <w:r>
-              <w:rPr>
-                <w:rFonts w:ascii="Arial" w:hAnsi="Arial" w:eastAsia="Arial"/>
+                <w:rFonts w:ascii="Arial" w:hAnsi="Arial" w:eastAsia="Arial" w:cs="Tahoma"/>
+                <w:sz w:val="18"/>
+              </w:rPr>
+            </w:r>
+            <w:r>
+              <w:rPr>
+                <w:rFonts w:ascii="Courier New" w:hAnsi="Courier New" w:eastAsia="Courier New" w:cs="Tahoma"/>
+                <w:sz w:val="18"/>
+              </w:rPr>
+              <w:t>SBP/srm-sps-spsap-store-backend</w:t>
+            </w:r>
+            <w:r>
+              <w:rPr>
+                <w:rFonts w:ascii="Arial" w:hAnsi="Arial" w:eastAsia="Arial" w:cs="Tahoma"/>
+                <w:sz w:val="18"/>
+              </w:rPr>
+              <w:t xml:space="preserve"> (NestJS + TypeORM · schema </w:t>
+            </w:r>
+            <w:r>
+              <w:rPr>
+                <w:rFonts w:ascii="Courier New" w:hAnsi="Courier New" w:eastAsia="Courier New" w:cs="Tahoma"/>
+                <w:sz w:val="18"/>
+              </w:rPr>
+              <w:t>sps_store</w:t>
+            </w:r>
+            <w:r>
+              <w:rPr>
+                <w:rFonts w:ascii="Arial" w:hAnsi="Arial" w:eastAsia="Arial" w:cs="Tahoma"/>
+                <w:sz w:val="18"/>
+              </w:rPr>
+              <w:t xml:space="preserve">) — batch runner ฝั่ง backend </w:t>
+            </w:r>
+            <w:r>
+              <w:rPr>
+                <w:rFonts w:ascii="Arial" w:hAnsi="Arial" w:eastAsia="Arial" w:cs="Tahoma"/>
+                <w:b/>
+                <w:sz w:val="18"/>
+              </w:rPr>
+              <w:t>ไม่ผ่าน BFF</w:t>
+            </w:r>
+            <w:r>
+              <w:rPr>
+                <w:rFonts w:ascii="Arial" w:hAnsi="Arial" w:eastAsia="Arial" w:cs="Tahoma"/>
+                <w:sz w:val="18"/>
+              </w:rPr>
+              <w:t xml:space="preserve"> · cron/พารามิเตอร์อยู่ใน backend config (env/config file)</w:t>
+            </w:r>
+          </w:p>
+        </w:tc>
+      </w:tr>
+      <w:tr>
+        <w:trPr>
+          <w:cantSplit/>
+        </w:trPr>
+        <w:tc>
+          <w:tcPr>
+            <w:tcW w:type="dxa" w:w="5040"/>
+            <w:vAlign w:val="center"/>
+          </w:tcPr>
+          <w:p>
+            <w:pPr>
+              <w:keepLines/>
+              <w:spacing w:after="0"/>
+            </w:pPr>
+            <w:r>
+              <w:rPr>
+                <w:rFonts w:ascii="Arial" w:hAnsi="Arial" w:eastAsia="Arial" w:cs="Tahoma"/>
+                <w:sz w:val="18"/>
+              </w:rPr>
+            </w:r>
+            <w:r>
+              <w:rPr>
+                <w:rFonts w:ascii="Arial" w:hAnsi="Arial" w:eastAsia="Arial" w:cs="Tahoma"/>
+                <w:sz w:val="18"/>
+              </w:rPr>
+              <w:t>Objective</w:t>
+            </w:r>
+          </w:p>
+        </w:tc>
+        <w:tc>
+          <w:tcPr>
+            <w:tcW w:type="dxa" w:w="5040"/>
+            <w:vAlign w:val="center"/>
+          </w:tcPr>
+          <w:p>
+            <w:pPr>
+              <w:keepLines/>
+              <w:spacing w:after="0"/>
+            </w:pPr>
+            <w:r>
+              <w:rPr>
+                <w:rFonts w:ascii="Arial" w:hAnsi="Arial" w:eastAsia="Arial" w:cs="Tahoma"/>
+                <w:sz w:val="18"/>
+              </w:rPr>
+            </w:r>
+            <w:r>
+              <w:rPr>
+                <w:rFonts w:ascii="Arial" w:hAnsi="Arial" w:eastAsia="Arial" w:cs="Tahoma"/>
                 <w:sz w:val="18"/>
               </w:rPr>
               <w:t>Watchdog เฝ้าระวัง ACK ค้าง: งาน safety net ตรวจ interface_transactions หา ACK จาก STA ที่ยังค้างเกิน 1 วัน หลังเพิ่ม POST /api/v1/interfaces/sta/ack ให้ STA callback ตรง; ส่งอีเมล UTF-8 ผ่าน Notification Service กลาง</w:t>
@@ -677,6 +776,25 @@
       </w:pPr>
       <w:r>
         <w:t>Runbook, rerun rule, risk และ history ตามเอกสาร Batch v4.0 · ผลการรันเขียน application log แบบ structured</w:t>
+      </w:r>
+    </w:p>
+    <w:p>
+      <w:pPr>
+        <w:pStyle w:val="Heading1"/>
+        <w:keepNext/>
+        <w:keepLines/>
+        <w:pageBreakBefore w:val="0"/>
+      </w:pPr>
+      <w:r>
+        <w:t>3. Screenshot Reference</w:t>
+      </w:r>
+    </w:p>
+    <w:p>
+      <w:pPr>
+        <w:keepNext w:val="0"/>
+      </w:pPr>
+      <w:r>
+        <w:t>ไม่มีภาพหน้าจอสำหรับหัวข้อนี้ — เป็นเอกสารฝั่ง Backend/Batch ที่ไม่มี UI (ภาพหน้าจอทั้งหมดอยู่ในเอกสารชุด FE)</w:t>
       </w:r>
     </w:p>
     <w:p>
@@ -785,7 +903,7 @@
             <w:r/>
             <w:r>
               <w:rPr>
-                <w:rFonts w:ascii="Arial" w:hAnsi="Arial" w:eastAsia="Arial"/>
+                <w:rFonts w:ascii="Arial" w:hAnsi="Arial" w:eastAsia="Arial" w:cs="Tahoma"/>
                 <w:b/>
                 <w:sz w:val="18"/>
               </w:rPr>
@@ -807,7 +925,7 @@
             <w:r/>
             <w:r>
               <w:rPr>
-                <w:rFonts w:ascii="Arial" w:hAnsi="Arial" w:eastAsia="Arial"/>
+                <w:rFonts w:ascii="Arial" w:hAnsi="Arial" w:eastAsia="Arial" w:cs="Tahoma"/>
                 <w:b/>
                 <w:sz w:val="18"/>
               </w:rPr>
@@ -829,7 +947,7 @@
             <w:r/>
             <w:r>
               <w:rPr>
-                <w:rFonts w:ascii="Arial" w:hAnsi="Arial" w:eastAsia="Arial"/>
+                <w:rFonts w:ascii="Arial" w:hAnsi="Arial" w:eastAsia="Arial" w:cs="Tahoma"/>
                 <w:b/>
                 <w:sz w:val="18"/>
               </w:rPr>
@@ -851,7 +969,7 @@
             <w:r/>
             <w:r>
               <w:rPr>
-                <w:rFonts w:ascii="Arial" w:hAnsi="Arial" w:eastAsia="Arial"/>
+                <w:rFonts w:ascii="Arial" w:hAnsi="Arial" w:eastAsia="Arial" w:cs="Tahoma"/>
                 <w:b/>
                 <w:sz w:val="18"/>
               </w:rPr>
@@ -876,13 +994,13 @@
             </w:pPr>
             <w:r>
               <w:rPr>
-                <w:rFonts w:ascii="Arial" w:hAnsi="Arial" w:eastAsia="Arial"/>
-                <w:sz w:val="18"/>
-              </w:rPr>
-            </w:r>
-            <w:r>
-              <w:rPr>
-                <w:rFonts w:ascii="Arial" w:hAnsi="Arial" w:eastAsia="Arial"/>
+                <w:rFonts w:ascii="Arial" w:hAnsi="Arial" w:eastAsia="Arial" w:cs="Tahoma"/>
+                <w:sz w:val="18"/>
+              </w:rPr>
+            </w:r>
+            <w:r>
+              <w:rPr>
+                <w:rFonts w:ascii="Arial" w:hAnsi="Arial" w:eastAsia="Arial" w:cs="Tahoma"/>
                 <w:sz w:val="18"/>
               </w:rPr>
               <w:t>กำหนดการรัน (Cron)</w:t>
@@ -901,13 +1019,13 @@
             </w:pPr>
             <w:r>
               <w:rPr>
-                <w:rFonts w:ascii="Arial" w:hAnsi="Arial" w:eastAsia="Arial"/>
-                <w:sz w:val="18"/>
-              </w:rPr>
-            </w:r>
-            <w:r>
-              <w:rPr>
-                <w:rFonts w:ascii="Arial" w:hAnsi="Arial" w:eastAsia="Arial"/>
+                <w:rFonts w:ascii="Arial" w:hAnsi="Arial" w:eastAsia="Arial" w:cs="Tahoma"/>
+                <w:sz w:val="18"/>
+              </w:rPr>
+            </w:r>
+            <w:r>
+              <w:rPr>
+                <w:rFonts w:ascii="Arial" w:hAnsi="Arial" w:eastAsia="Arial" w:cs="Tahoma"/>
                 <w:sz w:val="18"/>
               </w:rPr>
               <w:t>0 07 * * *</w:t>
@@ -926,13 +1044,13 @@
             </w:pPr>
             <w:r>
               <w:rPr>
-                <w:rFonts w:ascii="Arial" w:hAnsi="Arial" w:eastAsia="Arial"/>
-                <w:sz w:val="18"/>
-              </w:rPr>
-            </w:r>
-            <w:r>
-              <w:rPr>
-                <w:rFonts w:ascii="Arial" w:hAnsi="Arial" w:eastAsia="Arial"/>
+                <w:rFonts w:ascii="Arial" w:hAnsi="Arial" w:eastAsia="Arial" w:cs="Tahoma"/>
+                <w:sz w:val="18"/>
+              </w:rPr>
+            </w:r>
+            <w:r>
+              <w:rPr>
+                <w:rFonts w:ascii="Arial" w:hAnsi="Arial" w:eastAsia="Arial" w:cs="Tahoma"/>
                 <w:sz w:val="18"/>
               </w:rPr>
               <w:t>แก้ไขได้</w:t>
@@ -951,13 +1069,13 @@
             </w:pPr>
             <w:r>
               <w:rPr>
-                <w:rFonts w:ascii="Arial" w:hAnsi="Arial" w:eastAsia="Arial"/>
-                <w:sz w:val="18"/>
-              </w:rPr>
-            </w:r>
-            <w:r>
-              <w:rPr>
-                <w:rFonts w:ascii="Arial" w:hAnsi="Arial" w:eastAsia="Arial"/>
+                <w:rFonts w:ascii="Arial" w:hAnsi="Arial" w:eastAsia="Arial" w:cs="Tahoma"/>
+                <w:sz w:val="18"/>
+              </w:rPr>
+            </w:r>
+            <w:r>
+              <w:rPr>
+                <w:rFonts w:ascii="Arial" w:hAnsi="Arial" w:eastAsia="Arial" w:cs="Tahoma"/>
                 <w:sz w:val="18"/>
               </w:rPr>
               <w:t>ทุกวัน 07:00; เป็น safety net หลัง STA callback</w:t>
@@ -981,13 +1099,13 @@
             </w:pPr>
             <w:r>
               <w:rPr>
-                <w:rFonts w:ascii="Arial" w:hAnsi="Arial" w:eastAsia="Arial"/>
-                <w:sz w:val="18"/>
-              </w:rPr>
-            </w:r>
-            <w:r>
-              <w:rPr>
-                <w:rFonts w:ascii="Arial" w:hAnsi="Arial" w:eastAsia="Arial"/>
+                <w:rFonts w:ascii="Arial" w:hAnsi="Arial" w:eastAsia="Arial" w:cs="Tahoma"/>
+                <w:sz w:val="18"/>
+              </w:rPr>
+            </w:r>
+            <w:r>
+              <w:rPr>
+                <w:rFonts w:ascii="Arial" w:hAnsi="Arial" w:eastAsia="Arial" w:cs="Tahoma"/>
                 <w:sz w:val="18"/>
               </w:rPr>
               <w:t>Pending threshold</w:t>
@@ -1006,13 +1124,13 @@
             </w:pPr>
             <w:r>
               <w:rPr>
-                <w:rFonts w:ascii="Arial" w:hAnsi="Arial" w:eastAsia="Arial"/>
-                <w:sz w:val="18"/>
-              </w:rPr>
-            </w:r>
-            <w:r>
-              <w:rPr>
-                <w:rFonts w:ascii="Arial" w:hAnsi="Arial" w:eastAsia="Arial"/>
+                <w:rFonts w:ascii="Arial" w:hAnsi="Arial" w:eastAsia="Arial" w:cs="Tahoma"/>
+                <w:sz w:val="18"/>
+              </w:rPr>
+            </w:r>
+            <w:r>
+              <w:rPr>
+                <w:rFonts w:ascii="Arial" w:hAnsi="Arial" w:eastAsia="Arial" w:cs="Tahoma"/>
                 <w:sz w:val="18"/>
               </w:rPr>
               <w:t>&gt;= 1 วัน</w:t>
@@ -1031,13 +1149,13 @@
             </w:pPr>
             <w:r>
               <w:rPr>
-                <w:rFonts w:ascii="Arial" w:hAnsi="Arial" w:eastAsia="Arial"/>
-                <w:sz w:val="18"/>
-              </w:rPr>
-            </w:r>
-            <w:r>
-              <w:rPr>
-                <w:rFonts w:ascii="Arial" w:hAnsi="Arial" w:eastAsia="Arial"/>
+                <w:rFonts w:ascii="Arial" w:hAnsi="Arial" w:eastAsia="Arial" w:cs="Tahoma"/>
+                <w:sz w:val="18"/>
+              </w:rPr>
+            </w:r>
+            <w:r>
+              <w:rPr>
+                <w:rFonts w:ascii="Arial" w:hAnsi="Arial" w:eastAsia="Arial" w:cs="Tahoma"/>
                 <w:sz w:val="18"/>
               </w:rPr>
               <w:t>แก้ไขได้</w:t>
@@ -1056,13 +1174,13 @@
             </w:pPr>
             <w:r>
               <w:rPr>
-                <w:rFonts w:ascii="Arial" w:hAnsi="Arial" w:eastAsia="Arial"/>
-                <w:sz w:val="18"/>
-              </w:rPr>
-            </w:r>
-            <w:r>
-              <w:rPr>
-                <w:rFonts w:ascii="Arial" w:hAnsi="Arial" w:eastAsia="Arial"/>
+                <w:rFonts w:ascii="Arial" w:hAnsi="Arial" w:eastAsia="Arial" w:cs="Tahoma"/>
+                <w:sz w:val="18"/>
+              </w:rPr>
+            </w:r>
+            <w:r>
+              <w:rPr>
+                <w:rFonts w:ascii="Arial" w:hAnsi="Arial" w:eastAsia="Arial" w:cs="Tahoma"/>
                 <w:sz w:val="18"/>
               </w:rPr>
               <w:t>เตือนเมื่อยังไม่มี ACK หลังครบ threshold</w:t>
@@ -1086,13 +1204,13 @@
             </w:pPr>
             <w:r>
               <w:rPr>
-                <w:rFonts w:ascii="Arial" w:hAnsi="Arial" w:eastAsia="Arial"/>
-                <w:sz w:val="18"/>
-              </w:rPr>
-            </w:r>
-            <w:r>
-              <w:rPr>
-                <w:rFonts w:ascii="Arial" w:hAnsi="Arial" w:eastAsia="Arial"/>
+                <w:rFonts w:ascii="Arial" w:hAnsi="Arial" w:eastAsia="Arial" w:cs="Tahoma"/>
+                <w:sz w:val="18"/>
+              </w:rPr>
+            </w:r>
+            <w:r>
+              <w:rPr>
+                <w:rFonts w:ascii="Arial" w:hAnsi="Arial" w:eastAsia="Arial" w:cs="Tahoma"/>
                 <w:sz w:val="18"/>
               </w:rPr>
               <w:t>data_name ที่เฝ้าดู</w:t>
@@ -1111,13 +1229,13 @@
             </w:pPr>
             <w:r>
               <w:rPr>
-                <w:rFonts w:ascii="Arial" w:hAnsi="Arial" w:eastAsia="Arial"/>
-                <w:sz w:val="18"/>
-              </w:rPr>
-            </w:r>
-            <w:r>
-              <w:rPr>
-                <w:rFonts w:ascii="Arial" w:hAnsi="Arial" w:eastAsia="Arial"/>
+                <w:rFonts w:ascii="Arial" w:hAnsi="Arial" w:eastAsia="Arial" w:cs="Tahoma"/>
+                <w:sz w:val="18"/>
+              </w:rPr>
+            </w:r>
+            <w:r>
+              <w:rPr>
+                <w:rFonts w:ascii="Arial" w:hAnsi="Arial" w:eastAsia="Arial" w:cs="Tahoma"/>
                 <w:sz w:val="18"/>
               </w:rPr>
               <w:t>COMPENSATE_INIT_I, COMPENSATE_APPROVE_I</w:t>
@@ -1136,13 +1254,13 @@
             </w:pPr>
             <w:r>
               <w:rPr>
-                <w:rFonts w:ascii="Arial" w:hAnsi="Arial" w:eastAsia="Arial"/>
-                <w:sz w:val="18"/>
-              </w:rPr>
-            </w:r>
-            <w:r>
-              <w:rPr>
-                <w:rFonts w:ascii="Arial" w:hAnsi="Arial" w:eastAsia="Arial"/>
+                <w:rFonts w:ascii="Arial" w:hAnsi="Arial" w:eastAsia="Arial" w:cs="Tahoma"/>
+                <w:sz w:val="18"/>
+              </w:rPr>
+            </w:r>
+            <w:r>
+              <w:rPr>
+                <w:rFonts w:ascii="Arial" w:hAnsi="Arial" w:eastAsia="Arial" w:cs="Tahoma"/>
                 <w:sz w:val="18"/>
               </w:rPr>
               <w:t>ค่าคงที่/แก้ผ่านหน้าจอไม่ได้</w:t>
@@ -1161,13 +1279,13 @@
             </w:pPr>
             <w:r>
               <w:rPr>
-                <w:rFonts w:ascii="Arial" w:hAnsi="Arial" w:eastAsia="Arial"/>
-                <w:sz w:val="18"/>
-              </w:rPr>
-            </w:r>
-            <w:r>
-              <w:rPr>
-                <w:rFonts w:ascii="Arial" w:hAnsi="Arial" w:eastAsia="Arial"/>
+                <w:rFonts w:ascii="Arial" w:hAnsi="Arial" w:eastAsia="Arial" w:cs="Tahoma"/>
+                <w:sz w:val="18"/>
+              </w:rPr>
+            </w:r>
+            <w:r>
+              <w:rPr>
+                <w:rFonts w:ascii="Arial" w:hAnsi="Arial" w:eastAsia="Arial" w:cs="Tahoma"/>
                 <w:sz w:val="18"/>
               </w:rPr>
               <w:t>เฉพาะฝั่ง STA - ไม่เฝ้า dataset ของ BPM</w:t>
@@ -1191,13 +1309,13 @@
             </w:pPr>
             <w:r>
               <w:rPr>
-                <w:rFonts w:ascii="Arial" w:hAnsi="Arial" w:eastAsia="Arial"/>
-                <w:sz w:val="18"/>
-              </w:rPr>
-            </w:r>
-            <w:r>
-              <w:rPr>
-                <w:rFonts w:ascii="Arial" w:hAnsi="Arial" w:eastAsia="Arial"/>
+                <w:rFonts w:ascii="Arial" w:hAnsi="Arial" w:eastAsia="Arial" w:cs="Tahoma"/>
+                <w:sz w:val="18"/>
+              </w:rPr>
+            </w:r>
+            <w:r>
+              <w:rPr>
+                <w:rFonts w:ascii="Arial" w:hAnsi="Arial" w:eastAsia="Arial" w:cs="Tahoma"/>
                 <w:sz w:val="18"/>
               </w:rPr>
               <w:t>Encoding</w:t>
@@ -1216,13 +1334,13 @@
             </w:pPr>
             <w:r>
               <w:rPr>
-                <w:rFonts w:ascii="Arial" w:hAnsi="Arial" w:eastAsia="Arial"/>
-                <w:sz w:val="18"/>
-              </w:rPr>
-            </w:r>
-            <w:r>
-              <w:rPr>
-                <w:rFonts w:ascii="Arial" w:hAnsi="Arial" w:eastAsia="Arial"/>
+                <w:rFonts w:ascii="Arial" w:hAnsi="Arial" w:eastAsia="Arial" w:cs="Tahoma"/>
+                <w:sz w:val="18"/>
+              </w:rPr>
+            </w:r>
+            <w:r>
+              <w:rPr>
+                <w:rFonts w:ascii="Arial" w:hAnsi="Arial" w:eastAsia="Arial" w:cs="Tahoma"/>
                 <w:sz w:val="18"/>
               </w:rPr>
               <w:t>UTF-8</w:t>
@@ -1241,13 +1359,13 @@
             </w:pPr>
             <w:r>
               <w:rPr>
-                <w:rFonts w:ascii="Arial" w:hAnsi="Arial" w:eastAsia="Arial"/>
-                <w:sz w:val="18"/>
-              </w:rPr>
-            </w:r>
-            <w:r>
-              <w:rPr>
-                <w:rFonts w:ascii="Arial" w:hAnsi="Arial" w:eastAsia="Arial"/>
+                <w:rFonts w:ascii="Arial" w:hAnsi="Arial" w:eastAsia="Arial" w:cs="Tahoma"/>
+                <w:sz w:val="18"/>
+              </w:rPr>
+            </w:r>
+            <w:r>
+              <w:rPr>
+                <w:rFonts w:ascii="Arial" w:hAnsi="Arial" w:eastAsia="Arial" w:cs="Tahoma"/>
                 <w:sz w:val="18"/>
               </w:rPr>
               <w:t>ค่าคงที่/แก้ผ่านหน้าจอไม่ได้</w:t>
@@ -1266,13 +1384,13 @@
             </w:pPr>
             <w:r>
               <w:rPr>
-                <w:rFonts w:ascii="Arial" w:hAnsi="Arial" w:eastAsia="Arial"/>
-                <w:sz w:val="18"/>
-              </w:rPr>
-            </w:r>
-            <w:r>
-              <w:rPr>
-                <w:rFonts w:ascii="Arial" w:hAnsi="Arial" w:eastAsia="Arial"/>
+                <w:rFonts w:ascii="Arial" w:hAnsi="Arial" w:eastAsia="Arial" w:cs="Tahoma"/>
+                <w:sz w:val="18"/>
+              </w:rPr>
+            </w:r>
+            <w:r>
+              <w:rPr>
+                <w:rFonts w:ascii="Arial" w:hAnsi="Arial" w:eastAsia="Arial" w:cs="Tahoma"/>
                 <w:sz w:val="18"/>
               </w:rPr>
               <w:t>แทน TIS-620 เดิมตาม Notification Service กลาง</w:t>
@@ -1284,13 +1402,13 @@
     <w:p/>
     <w:p>
       <w:pPr>
-        <w:pStyle w:val="Heading1"/>
+        <w:pStyle w:val="Heading2"/>
         <w:keepNext/>
         <w:keepLines/>
         <w:pageBreakBefore w:val="0"/>
       </w:pPr>
       <w:r>
-        <w:t>5.1 Input / Progress / Output Contract</w:t>
+        <w:t>5.9 Input / Progress / Output Contract</w:t>
       </w:r>
     </w:p>
     <w:tbl>
@@ -1322,7 +1440,7 @@
             <w:r/>
             <w:r>
               <w:rPr>
-                <w:rFonts w:ascii="Arial" w:hAnsi="Arial" w:eastAsia="Arial"/>
+                <w:rFonts w:ascii="Arial" w:hAnsi="Arial" w:eastAsia="Arial" w:cs="Tahoma"/>
                 <w:b/>
                 <w:sz w:val="18"/>
               </w:rPr>
@@ -1344,7 +1462,7 @@
             <w:r/>
             <w:r>
               <w:rPr>
-                <w:rFonts w:ascii="Arial" w:hAnsi="Arial" w:eastAsia="Arial"/>
+                <w:rFonts w:ascii="Arial" w:hAnsi="Arial" w:eastAsia="Arial" w:cs="Tahoma"/>
                 <w:b/>
                 <w:sz w:val="18"/>
               </w:rPr>
@@ -1369,13 +1487,13 @@
             </w:pPr>
             <w:r>
               <w:rPr>
-                <w:rFonts w:ascii="Arial" w:hAnsi="Arial" w:eastAsia="Arial"/>
-                <w:sz w:val="18"/>
-              </w:rPr>
-            </w:r>
-            <w:r>
-              <w:rPr>
-                <w:rFonts w:ascii="Arial" w:hAnsi="Arial" w:eastAsia="Arial"/>
+                <w:rFonts w:ascii="Arial" w:hAnsi="Arial" w:eastAsia="Arial" w:cs="Tahoma"/>
+                <w:sz w:val="18"/>
+              </w:rPr>
+            </w:r>
+            <w:r>
+              <w:rPr>
+                <w:rFonts w:ascii="Arial" w:hAnsi="Arial" w:eastAsia="Arial" w:cs="Tahoma"/>
                 <w:sz w:val="18"/>
               </w:rPr>
               <w:t>Input</w:t>
@@ -1394,13 +1512,13 @@
             </w:pPr>
             <w:r>
               <w:rPr>
-                <w:rFonts w:ascii="Arial" w:hAnsi="Arial" w:eastAsia="Arial"/>
-                <w:sz w:val="18"/>
-              </w:rPr>
-            </w:r>
-            <w:r>
-              <w:rPr>
-                <w:rFonts w:ascii="Arial" w:hAnsi="Arial" w:eastAsia="Arial"/>
+                <w:rFonts w:ascii="Arial" w:hAnsi="Arial" w:eastAsia="Arial" w:cs="Tahoma"/>
+                <w:sz w:val="18"/>
+              </w:rPr>
+            </w:r>
+            <w:r>
+              <w:rPr>
+                <w:rFonts w:ascii="Arial" w:hAnsi="Arial" w:eastAsia="Arial" w:cs="Tahoma"/>
                 <w:sz w:val="18"/>
               </w:rPr>
               <w:t>FGI_CONFIRM_RECEIVE_DATA rows without return_code after the waiting threshold.</w:t>
@@ -1424,13 +1542,13 @@
             </w:pPr>
             <w:r>
               <w:rPr>
-                <w:rFonts w:ascii="Arial" w:hAnsi="Arial" w:eastAsia="Arial"/>
-                <w:sz w:val="18"/>
-              </w:rPr>
-            </w:r>
-            <w:r>
-              <w:rPr>
-                <w:rFonts w:ascii="Arial" w:hAnsi="Arial" w:eastAsia="Arial"/>
+                <w:rFonts w:ascii="Arial" w:hAnsi="Arial" w:eastAsia="Arial" w:cs="Tahoma"/>
+                <w:sz w:val="18"/>
+              </w:rPr>
+            </w:r>
+            <w:r>
+              <w:rPr>
+                <w:rFonts w:ascii="Arial" w:hAnsi="Arial" w:eastAsia="Arial" w:cs="Tahoma"/>
                 <w:sz w:val="18"/>
               </w:rPr>
               <w:t>Progress</w:t>
@@ -1449,13 +1567,13 @@
             </w:pPr>
             <w:r>
               <w:rPr>
-                <w:rFonts w:ascii="Arial" w:hAnsi="Arial" w:eastAsia="Arial"/>
-                <w:sz w:val="18"/>
-              </w:rPr>
-            </w:r>
-            <w:r>
-              <w:rPr>
-                <w:rFonts w:ascii="Arial" w:hAnsi="Arial" w:eastAsia="Arial"/>
+                <w:rFonts w:ascii="Arial" w:hAnsi="Arial" w:eastAsia="Arial" w:cs="Tahoma"/>
+                <w:sz w:val="18"/>
+              </w:rPr>
+            </w:r>
+            <w:r>
+              <w:rPr>
+                <w:rFonts w:ascii="Arial" w:hAnsi="Arial" w:eastAsia="Arial" w:cs="Tahoma"/>
                 <w:sz w:val="18"/>
               </w:rPr>
               <w:t>query missing receive data, group by data_name/interface_type, build notification message, send admin mail, close run.</w:t>
@@ -1479,13 +1597,13 @@
             </w:pPr>
             <w:r>
               <w:rPr>
-                <w:rFonts w:ascii="Arial" w:hAnsi="Arial" w:eastAsia="Arial"/>
-                <w:sz w:val="18"/>
-              </w:rPr>
-            </w:r>
-            <w:r>
-              <w:rPr>
-                <w:rFonts w:ascii="Arial" w:hAnsi="Arial" w:eastAsia="Arial"/>
+                <w:rFonts w:ascii="Arial" w:hAnsi="Arial" w:eastAsia="Arial" w:cs="Tahoma"/>
+                <w:sz w:val="18"/>
+              </w:rPr>
+            </w:r>
+            <w:r>
+              <w:rPr>
+                <w:rFonts w:ascii="Arial" w:hAnsi="Arial" w:eastAsia="Arial" w:cs="Tahoma"/>
                 <w:sz w:val="18"/>
               </w:rPr>
               <w:t>Output</w:t>
@@ -1504,13 +1622,13 @@
             </w:pPr>
             <w:r>
               <w:rPr>
-                <w:rFonts w:ascii="Arial" w:hAnsi="Arial" w:eastAsia="Arial"/>
-                <w:sz w:val="18"/>
-              </w:rPr>
-            </w:r>
-            <w:r>
-              <w:rPr>
-                <w:rFonts w:ascii="Arial" w:hAnsi="Arial" w:eastAsia="Arial"/>
+                <w:rFonts w:ascii="Arial" w:hAnsi="Arial" w:eastAsia="Arial" w:cs="Tahoma"/>
+                <w:sz w:val="18"/>
+              </w:rPr>
+            </w:r>
+            <w:r>
+              <w:rPr>
+                <w:rFonts w:ascii="Arial" w:hAnsi="Arial" w:eastAsia="Arial" w:cs="Tahoma"/>
                 <w:sz w:val="18"/>
               </w:rPr>
               <w:t>Notification sent for overdue receive confirmations; run status records grouped counts or no-data success.</w:t>
@@ -1570,7 +1688,7 @@
             <w:r/>
             <w:r>
               <w:rPr>
-                <w:rFonts w:ascii="Arial" w:hAnsi="Arial" w:eastAsia="Arial"/>
+                <w:rFonts w:ascii="Arial" w:hAnsi="Arial" w:eastAsia="Arial" w:cs="Tahoma"/>
                 <w:b/>
                 <w:sz w:val="18"/>
               </w:rPr>
@@ -1592,7 +1710,7 @@
             <w:r/>
             <w:r>
               <w:rPr>
-                <w:rFonts w:ascii="Arial" w:hAnsi="Arial" w:eastAsia="Arial"/>
+                <w:rFonts w:ascii="Arial" w:hAnsi="Arial" w:eastAsia="Arial" w:cs="Tahoma"/>
                 <w:b/>
                 <w:sz w:val="18"/>
               </w:rPr>
@@ -1614,7 +1732,7 @@
             <w:r/>
             <w:r>
               <w:rPr>
-                <w:rFonts w:ascii="Arial" w:hAnsi="Arial" w:eastAsia="Arial"/>
+                <w:rFonts w:ascii="Arial" w:hAnsi="Arial" w:eastAsia="Arial" w:cs="Tahoma"/>
                 <w:b/>
                 <w:sz w:val="18"/>
               </w:rPr>
@@ -1636,7 +1754,7 @@
             <w:r/>
             <w:r>
               <w:rPr>
-                <w:rFonts w:ascii="Arial" w:hAnsi="Arial" w:eastAsia="Arial"/>
+                <w:rFonts w:ascii="Arial" w:hAnsi="Arial" w:eastAsia="Arial" w:cs="Tahoma"/>
                 <w:b/>
                 <w:sz w:val="18"/>
               </w:rPr>
@@ -1661,13 +1779,13 @@
             </w:pPr>
             <w:r>
               <w:rPr>
-                <w:rFonts w:ascii="Arial" w:hAnsi="Arial" w:eastAsia="Arial"/>
-                <w:sz w:val="18"/>
-              </w:rPr>
-            </w:r>
-            <w:r>
-              <w:rPr>
-                <w:rFonts w:ascii="Arial" w:hAnsi="Arial" w:eastAsia="Arial"/>
+                <w:rFonts w:ascii="Arial" w:hAnsi="Arial" w:eastAsia="Arial" w:cs="Tahoma"/>
+                <w:sz w:val="18"/>
+              </w:rPr>
+            </w:r>
+            <w:r>
+              <w:rPr>
+                <w:rFonts w:ascii="Arial" w:hAnsi="Arial" w:eastAsia="Arial" w:cs="Tahoma"/>
                 <w:sz w:val="18"/>
               </w:rPr>
               <w:t>1</w:t>
@@ -1686,13 +1804,13 @@
             </w:pPr>
             <w:r>
               <w:rPr>
-                <w:rFonts w:ascii="Arial" w:hAnsi="Arial" w:eastAsia="Arial"/>
-                <w:sz w:val="18"/>
-              </w:rPr>
-            </w:r>
-            <w:r>
-              <w:rPr>
-                <w:rFonts w:ascii="Arial" w:hAnsi="Arial" w:eastAsia="Arial"/>
+                <w:rFonts w:ascii="Arial" w:hAnsi="Arial" w:eastAsia="Arial" w:cs="Tahoma"/>
+                <w:sz w:val="18"/>
+              </w:rPr>
+            </w:r>
+            <w:r>
+              <w:rPr>
+                <w:rFonts w:ascii="Arial" w:hAnsi="Arial" w:eastAsia="Arial" w:cs="Tahoma"/>
                 <w:sz w:val="18"/>
               </w:rPr>
               <w:t>loadOverdueAcknowledgements</w:t>
@@ -1711,13 +1829,13 @@
             </w:pPr>
             <w:r>
               <w:rPr>
-                <w:rFonts w:ascii="Arial" w:hAnsi="Arial" w:eastAsia="Arial"/>
-                <w:sz w:val="18"/>
-              </w:rPr>
-            </w:r>
-            <w:r>
-              <w:rPr>
-                <w:rFonts w:ascii="Arial" w:hAnsi="Arial" w:eastAsia="Arial"/>
+                <w:rFonts w:ascii="Arial" w:hAnsi="Arial" w:eastAsia="Arial" w:cs="Tahoma"/>
+                <w:sz w:val="18"/>
+              </w:rPr>
+            </w:r>
+            <w:r>
+              <w:rPr>
+                <w:rFonts w:ascii="Arial" w:hAnsi="Arial" w:eastAsia="Arial" w:cs="Tahoma"/>
                 <w:sz w:val="18"/>
               </w:rPr>
               <w:t>pendingAckRepository</w:t>
@@ -1736,13 +1854,13 @@
             </w:pPr>
             <w:r>
               <w:rPr>
-                <w:rFonts w:ascii="Arial" w:hAnsi="Arial" w:eastAsia="Arial"/>
-                <w:sz w:val="18"/>
-              </w:rPr>
-            </w:r>
-            <w:r>
-              <w:rPr>
-                <w:rFonts w:ascii="Arial" w:hAnsi="Arial" w:eastAsia="Arial"/>
+                <w:rFonts w:ascii="Arial" w:hAnsi="Arial" w:eastAsia="Arial" w:cs="Tahoma"/>
+                <w:sz w:val="18"/>
+              </w:rPr>
+            </w:r>
+            <w:r>
+              <w:rPr>
+                <w:rFonts w:ascii="Arial" w:hAnsi="Arial" w:eastAsia="Arial" w:cs="Tahoma"/>
                 <w:sz w:val="18"/>
               </w:rPr>
               <w:t>คืน metrics และ throw typed error; transaction/rerun ใช้ contract ด้านล่าง</w:t>
@@ -1766,13 +1884,13 @@
             </w:pPr>
             <w:r>
               <w:rPr>
-                <w:rFonts w:ascii="Arial" w:hAnsi="Arial" w:eastAsia="Arial"/>
-                <w:sz w:val="18"/>
-              </w:rPr>
-            </w:r>
-            <w:r>
-              <w:rPr>
-                <w:rFonts w:ascii="Arial" w:hAnsi="Arial" w:eastAsia="Arial"/>
+                <w:rFonts w:ascii="Arial" w:hAnsi="Arial" w:eastAsia="Arial" w:cs="Tahoma"/>
+                <w:sz w:val="18"/>
+              </w:rPr>
+            </w:r>
+            <w:r>
+              <w:rPr>
+                <w:rFonts w:ascii="Arial" w:hAnsi="Arial" w:eastAsia="Arial" w:cs="Tahoma"/>
                 <w:sz w:val="18"/>
               </w:rPr>
               <w:t>2</w:t>
@@ -1791,13 +1909,13 @@
             </w:pPr>
             <w:r>
               <w:rPr>
-                <w:rFonts w:ascii="Arial" w:hAnsi="Arial" w:eastAsia="Arial"/>
-                <w:sz w:val="18"/>
-              </w:rPr>
-            </w:r>
-            <w:r>
-              <w:rPr>
-                <w:rFonts w:ascii="Arial" w:hAnsi="Arial" w:eastAsia="Arial"/>
+                <w:rFonts w:ascii="Arial" w:hAnsi="Arial" w:eastAsia="Arial" w:cs="Tahoma"/>
+                <w:sz w:val="18"/>
+              </w:rPr>
+            </w:r>
+            <w:r>
+              <w:rPr>
+                <w:rFonts w:ascii="Arial" w:hAnsi="Arial" w:eastAsia="Arial" w:cs="Tahoma"/>
                 <w:sz w:val="18"/>
               </w:rPr>
               <w:t>reserveNotificationMarkers</w:t>
@@ -1816,13 +1934,13 @@
             </w:pPr>
             <w:r>
               <w:rPr>
-                <w:rFonts w:ascii="Arial" w:hAnsi="Arial" w:eastAsia="Arial"/>
-                <w:sz w:val="18"/>
-              </w:rPr>
-            </w:r>
-            <w:r>
-              <w:rPr>
-                <w:rFonts w:ascii="Arial" w:hAnsi="Arial" w:eastAsia="Arial"/>
+                <w:rFonts w:ascii="Arial" w:hAnsi="Arial" w:eastAsia="Arial" w:cs="Tahoma"/>
+                <w:sz w:val="18"/>
+              </w:rPr>
+            </w:r>
+            <w:r>
+              <w:rPr>
+                <w:rFonts w:ascii="Arial" w:hAnsi="Arial" w:eastAsia="Arial" w:cs="Tahoma"/>
                 <w:sz w:val="18"/>
               </w:rPr>
               <w:t>pendingAckRepository</w:t>
@@ -1841,13 +1959,13 @@
             </w:pPr>
             <w:r>
               <w:rPr>
-                <w:rFonts w:ascii="Arial" w:hAnsi="Arial" w:eastAsia="Arial"/>
-                <w:sz w:val="18"/>
-              </w:rPr>
-            </w:r>
-            <w:r>
-              <w:rPr>
-                <w:rFonts w:ascii="Arial" w:hAnsi="Arial" w:eastAsia="Arial"/>
+                <w:rFonts w:ascii="Arial" w:hAnsi="Arial" w:eastAsia="Arial" w:cs="Tahoma"/>
+                <w:sz w:val="18"/>
+              </w:rPr>
+            </w:r>
+            <w:r>
+              <w:rPr>
+                <w:rFonts w:ascii="Arial" w:hAnsi="Arial" w:eastAsia="Arial" w:cs="Tahoma"/>
                 <w:sz w:val="18"/>
               </w:rPr>
               <w:t>คืน metrics และ throw typed error; transaction/rerun ใช้ contract ด้านล่าง</w:t>
@@ -1871,13 +1989,13 @@
             </w:pPr>
             <w:r>
               <w:rPr>
-                <w:rFonts w:ascii="Arial" w:hAnsi="Arial" w:eastAsia="Arial"/>
-                <w:sz w:val="18"/>
-              </w:rPr>
-            </w:r>
-            <w:r>
-              <w:rPr>
-                <w:rFonts w:ascii="Arial" w:hAnsi="Arial" w:eastAsia="Arial"/>
+                <w:rFonts w:ascii="Arial" w:hAnsi="Arial" w:eastAsia="Arial" w:cs="Tahoma"/>
+                <w:sz w:val="18"/>
+              </w:rPr>
+            </w:r>
+            <w:r>
+              <w:rPr>
+                <w:rFonts w:ascii="Arial" w:hAnsi="Arial" w:eastAsia="Arial" w:cs="Tahoma"/>
                 <w:sz w:val="18"/>
               </w:rPr>
               <w:t>3</w:t>
@@ -1896,13 +2014,13 @@
             </w:pPr>
             <w:r>
               <w:rPr>
-                <w:rFonts w:ascii="Arial" w:hAnsi="Arial" w:eastAsia="Arial"/>
-                <w:sz w:val="18"/>
-              </w:rPr>
-            </w:r>
-            <w:r>
-              <w:rPr>
-                <w:rFonts w:ascii="Arial" w:hAnsi="Arial" w:eastAsia="Arial"/>
+                <w:rFonts w:ascii="Arial" w:hAnsi="Arial" w:eastAsia="Arial" w:cs="Tahoma"/>
+                <w:sz w:val="18"/>
+              </w:rPr>
+            </w:r>
+            <w:r>
+              <w:rPr>
+                <w:rFonts w:ascii="Arial" w:hAnsi="Arial" w:eastAsia="Arial" w:cs="Tahoma"/>
                 <w:sz w:val="18"/>
               </w:rPr>
               <w:t>sendPendingAckDigest</w:t>
@@ -1921,13 +2039,13 @@
             </w:pPr>
             <w:r>
               <w:rPr>
-                <w:rFonts w:ascii="Arial" w:hAnsi="Arial" w:eastAsia="Arial"/>
-                <w:sz w:val="18"/>
-              </w:rPr>
-            </w:r>
-            <w:r>
-              <w:rPr>
-                <w:rFonts w:ascii="Arial" w:hAnsi="Arial" w:eastAsia="Arial"/>
+                <w:rFonts w:ascii="Arial" w:hAnsi="Arial" w:eastAsia="Arial" w:cs="Tahoma"/>
+                <w:sz w:val="18"/>
+              </w:rPr>
+            </w:r>
+            <w:r>
+              <w:rPr>
+                <w:rFonts w:ascii="Arial" w:hAnsi="Arial" w:eastAsia="Arial" w:cs="Tahoma"/>
                 <w:sz w:val="18"/>
               </w:rPr>
               <w:t>pendingAckRepository</w:t>
@@ -1946,13 +2064,13 @@
             </w:pPr>
             <w:r>
               <w:rPr>
-                <w:rFonts w:ascii="Arial" w:hAnsi="Arial" w:eastAsia="Arial"/>
-                <w:sz w:val="18"/>
-              </w:rPr>
-            </w:r>
-            <w:r>
-              <w:rPr>
-                <w:rFonts w:ascii="Arial" w:hAnsi="Arial" w:eastAsia="Arial"/>
+                <w:rFonts w:ascii="Arial" w:hAnsi="Arial" w:eastAsia="Arial" w:cs="Tahoma"/>
+                <w:sz w:val="18"/>
+              </w:rPr>
+            </w:r>
+            <w:r>
+              <w:rPr>
+                <w:rFonts w:ascii="Arial" w:hAnsi="Arial" w:eastAsia="Arial" w:cs="Tahoma"/>
                 <w:sz w:val="18"/>
               </w:rPr>
               <w:t>คืน metrics และ throw typed error; transaction/rerun ใช้ contract ด้านล่าง</w:t>
@@ -1976,13 +2094,13 @@
             </w:pPr>
             <w:r>
               <w:rPr>
-                <w:rFonts w:ascii="Arial" w:hAnsi="Arial" w:eastAsia="Arial"/>
-                <w:sz w:val="18"/>
-              </w:rPr>
-            </w:r>
-            <w:r>
-              <w:rPr>
-                <w:rFonts w:ascii="Arial" w:hAnsi="Arial" w:eastAsia="Arial"/>
+                <w:rFonts w:ascii="Arial" w:hAnsi="Arial" w:eastAsia="Arial" w:cs="Tahoma"/>
+                <w:sz w:val="18"/>
+              </w:rPr>
+            </w:r>
+            <w:r>
+              <w:rPr>
+                <w:rFonts w:ascii="Arial" w:hAnsi="Arial" w:eastAsia="Arial" w:cs="Tahoma"/>
                 <w:sz w:val="18"/>
               </w:rPr>
               <w:t>4</w:t>
@@ -2001,13 +2119,13 @@
             </w:pPr>
             <w:r>
               <w:rPr>
-                <w:rFonts w:ascii="Arial" w:hAnsi="Arial" w:eastAsia="Arial"/>
-                <w:sz w:val="18"/>
-              </w:rPr>
-            </w:r>
-            <w:r>
-              <w:rPr>
-                <w:rFonts w:ascii="Arial" w:hAnsi="Arial" w:eastAsia="Arial"/>
+                <w:rFonts w:ascii="Arial" w:hAnsi="Arial" w:eastAsia="Arial" w:cs="Tahoma"/>
+                <w:sz w:val="18"/>
+              </w:rPr>
+            </w:r>
+            <w:r>
+              <w:rPr>
+                <w:rFonts w:ascii="Arial" w:hAnsi="Arial" w:eastAsia="Arial" w:cs="Tahoma"/>
                 <w:sz w:val="18"/>
               </w:rPr>
               <w:t>closeNotificationMarkers</w:t>
@@ -2026,13 +2144,13 @@
             </w:pPr>
             <w:r>
               <w:rPr>
-                <w:rFonts w:ascii="Arial" w:hAnsi="Arial" w:eastAsia="Arial"/>
-                <w:sz w:val="18"/>
-              </w:rPr>
-            </w:r>
-            <w:r>
-              <w:rPr>
-                <w:rFonts w:ascii="Arial" w:hAnsi="Arial" w:eastAsia="Arial"/>
+                <w:rFonts w:ascii="Arial" w:hAnsi="Arial" w:eastAsia="Arial" w:cs="Tahoma"/>
+                <w:sz w:val="18"/>
+              </w:rPr>
+            </w:r>
+            <w:r>
+              <w:rPr>
+                <w:rFonts w:ascii="Arial" w:hAnsi="Arial" w:eastAsia="Arial" w:cs="Tahoma"/>
                 <w:sz w:val="18"/>
               </w:rPr>
               <w:t>pendingAckRepository</w:t>
@@ -2051,13 +2169,13 @@
             </w:pPr>
             <w:r>
               <w:rPr>
-                <w:rFonts w:ascii="Arial" w:hAnsi="Arial" w:eastAsia="Arial"/>
-                <w:sz w:val="18"/>
-              </w:rPr>
-            </w:r>
-            <w:r>
-              <w:rPr>
-                <w:rFonts w:ascii="Arial" w:hAnsi="Arial" w:eastAsia="Arial"/>
+                <w:rFonts w:ascii="Arial" w:hAnsi="Arial" w:eastAsia="Arial" w:cs="Tahoma"/>
+                <w:sz w:val="18"/>
+              </w:rPr>
+            </w:r>
+            <w:r>
+              <w:rPr>
+                <w:rFonts w:ascii="Arial" w:hAnsi="Arial" w:eastAsia="Arial" w:cs="Tahoma"/>
                 <w:sz w:val="18"/>
               </w:rPr>
               <w:t>คืน metrics และ throw typed error; transaction/rerun ใช้ contract ด้านล่าง</w:t>
@@ -2108,7 +2226,7 @@
             <w:r/>
             <w:r>
               <w:rPr>
-                <w:rFonts w:ascii="Arial" w:hAnsi="Arial" w:eastAsia="Arial"/>
+                <w:rFonts w:ascii="Arial" w:hAnsi="Arial" w:eastAsia="Arial" w:cs="Tahoma"/>
                 <w:b/>
                 <w:sz w:val="18"/>
               </w:rPr>
@@ -2130,7 +2248,7 @@
             <w:r/>
             <w:r>
               <w:rPr>
-                <w:rFonts w:ascii="Arial" w:hAnsi="Arial" w:eastAsia="Arial"/>
+                <w:rFonts w:ascii="Arial" w:hAnsi="Arial" w:eastAsia="Arial" w:cs="Tahoma"/>
                 <w:b/>
                 <w:sz w:val="18"/>
               </w:rPr>
@@ -2152,7 +2270,7 @@
             <w:r/>
             <w:r>
               <w:rPr>
-                <w:rFonts w:ascii="Arial" w:hAnsi="Arial" w:eastAsia="Arial"/>
+                <w:rFonts w:ascii="Arial" w:hAnsi="Arial" w:eastAsia="Arial" w:cs="Tahoma"/>
                 <w:b/>
                 <w:sz w:val="18"/>
               </w:rPr>
@@ -2177,13 +2295,13 @@
             </w:pPr>
             <w:r>
               <w:rPr>
-                <w:rFonts w:ascii="Arial" w:hAnsi="Arial" w:eastAsia="Arial"/>
-                <w:sz w:val="18"/>
-              </w:rPr>
-            </w:r>
-            <w:r>
-              <w:rPr>
-                <w:rFonts w:ascii="Arial" w:hAnsi="Arial" w:eastAsia="Arial"/>
+                <w:rFonts w:ascii="Arial" w:hAnsi="Arial" w:eastAsia="Arial" w:cs="Tahoma"/>
+                <w:sz w:val="18"/>
+              </w:rPr>
+            </w:r>
+            <w:r>
+              <w:rPr>
+                <w:rFonts w:ascii="Arial" w:hAnsi="Arial" w:eastAsia="Arial" w:cs="Tahoma"/>
                 <w:sz w:val="18"/>
               </w:rPr>
               <w:t>Input identity</w:t>
@@ -2202,13 +2320,13 @@
             </w:pPr>
             <w:r>
               <w:rPr>
-                <w:rFonts w:ascii="Arial" w:hAnsi="Arial" w:eastAsia="Arial"/>
-                <w:sz w:val="18"/>
-              </w:rPr>
-            </w:r>
-            <w:r>
-              <w:rPr>
-                <w:rFonts w:ascii="Arial" w:hAnsi="Arial" w:eastAsia="Arial"/>
+                <w:rFonts w:ascii="Arial" w:hAnsi="Arial" w:eastAsia="Arial" w:cs="Tahoma"/>
+                <w:sz w:val="18"/>
+              </w:rPr>
+            </w:r>
+            <w:r>
+              <w:rPr>
+                <w:rFonts w:ascii="Arial" w:hAnsi="Arial" w:eastAsia="Arial" w:cs="Tahoma"/>
                 <w:sz w:val="18"/>
               </w:rPr>
               <w:t>FGI_CONFIRM_RECEIVE_DATA rows without return_code after the waiting threshold.</w:t>
@@ -2227,13 +2345,13 @@
             </w:pPr>
             <w:r>
               <w:rPr>
-                <w:rFonts w:ascii="Arial" w:hAnsi="Arial" w:eastAsia="Arial"/>
-                <w:sz w:val="18"/>
-              </w:rPr>
-            </w:r>
-            <w:r>
-              <w:rPr>
-                <w:rFonts w:ascii="Arial" w:hAnsi="Arial" w:eastAsia="Arial"/>
+                <w:rFonts w:ascii="Arial" w:hAnsi="Arial" w:eastAsia="Arial" w:cs="Tahoma"/>
+                <w:sz w:val="18"/>
+              </w:rPr>
+            </w:r>
+            <w:r>
+              <w:rPr>
+                <w:rFonts w:ascii="Arial" w:hAnsi="Arial" w:eastAsia="Arial" w:cs="Tahoma"/>
                 <w:sz w:val="18"/>
               </w:rPr>
               <w:t>snapshot input file/business key/period in run record</w:t>
@@ -2257,13 +2375,13 @@
             </w:pPr>
             <w:r>
               <w:rPr>
-                <w:rFonts w:ascii="Arial" w:hAnsi="Arial" w:eastAsia="Arial"/>
-                <w:sz w:val="18"/>
-              </w:rPr>
-            </w:r>
-            <w:r>
-              <w:rPr>
-                <w:rFonts w:ascii="Arial" w:hAnsi="Arial" w:eastAsia="Arial"/>
+                <w:rFonts w:ascii="Arial" w:hAnsi="Arial" w:eastAsia="Arial" w:cs="Tahoma"/>
+                <w:sz w:val="18"/>
+              </w:rPr>
+            </w:r>
+            <w:r>
+              <w:rPr>
+                <w:rFonts w:ascii="Arial" w:hAnsi="Arial" w:eastAsia="Arial" w:cs="Tahoma"/>
                 <w:sz w:val="18"/>
               </w:rPr>
               <w:t>Output identity</w:t>
@@ -2282,13 +2400,13 @@
             </w:pPr>
             <w:r>
               <w:rPr>
-                <w:rFonts w:ascii="Arial" w:hAnsi="Arial" w:eastAsia="Arial"/>
-                <w:sz w:val="18"/>
-              </w:rPr>
-            </w:r>
-            <w:r>
-              <w:rPr>
-                <w:rFonts w:ascii="Arial" w:hAnsi="Arial" w:eastAsia="Arial"/>
+                <w:rFonts w:ascii="Arial" w:hAnsi="Arial" w:eastAsia="Arial" w:cs="Tahoma"/>
+                <w:sz w:val="18"/>
+              </w:rPr>
+            </w:r>
+            <w:r>
+              <w:rPr>
+                <w:rFonts w:ascii="Arial" w:hAnsi="Arial" w:eastAsia="Arial" w:cs="Tahoma"/>
                 <w:sz w:val="18"/>
               </w:rPr>
               <w:t>Notification sent for overdue receive confirmations; run status records grouped counts or no-data success.</w:t>
@@ -2307,13 +2425,13 @@
             </w:pPr>
             <w:r>
               <w:rPr>
-                <w:rFonts w:ascii="Arial" w:hAnsi="Arial" w:eastAsia="Arial"/>
-                <w:sz w:val="18"/>
-              </w:rPr>
-            </w:r>
-            <w:r>
-              <w:rPr>
-                <w:rFonts w:ascii="Arial" w:hAnsi="Arial" w:eastAsia="Arial"/>
+                <w:rFonts w:ascii="Arial" w:hAnsi="Arial" w:eastAsia="Arial" w:cs="Tahoma"/>
+                <w:sz w:val="18"/>
+              </w:rPr>
+            </w:r>
+            <w:r>
+              <w:rPr>
+                <w:rFonts w:ascii="Arial" w:hAnsi="Arial" w:eastAsia="Arial" w:cs="Tahoma"/>
                 <w:sz w:val="18"/>
               </w:rPr>
               <w:t>reconcile input, success, reject and skipped counts</w:t>
@@ -2337,13 +2455,13 @@
             </w:pPr>
             <w:r>
               <w:rPr>
-                <w:rFonts w:ascii="Arial" w:hAnsi="Arial" w:eastAsia="Arial"/>
-                <w:sz w:val="18"/>
-              </w:rPr>
-            </w:r>
-            <w:r>
-              <w:rPr>
-                <w:rFonts w:ascii="Arial" w:hAnsi="Arial" w:eastAsia="Arial"/>
+                <w:rFonts w:ascii="Arial" w:hAnsi="Arial" w:eastAsia="Arial" w:cs="Tahoma"/>
+                <w:sz w:val="18"/>
+              </w:rPr>
+            </w:r>
+            <w:r>
+              <w:rPr>
+                <w:rFonts w:ascii="Arial" w:hAnsi="Arial" w:eastAsia="Arial" w:cs="Tahoma"/>
                 <w:sz w:val="18"/>
               </w:rPr>
               <w:t>Dedup proof</w:t>
@@ -2362,13 +2480,13 @@
             </w:pPr>
             <w:r>
               <w:rPr>
-                <w:rFonts w:ascii="Arial" w:hAnsi="Arial" w:eastAsia="Arial"/>
-                <w:sz w:val="18"/>
-              </w:rPr>
-            </w:r>
-            <w:r>
-              <w:rPr>
-                <w:rFonts w:ascii="Arial" w:hAnsi="Arial" w:eastAsia="Arial"/>
+                <w:rFonts w:ascii="Arial" w:hAnsi="Arial" w:eastAsia="Arial" w:cs="Tahoma"/>
+                <w:sz w:val="18"/>
+              </w:rPr>
+            </w:r>
+            <w:r>
+              <w:rPr>
+                <w:rFonts w:ascii="Arial" w:hAnsi="Arial" w:eastAsia="Arial" w:cs="Tahoma"/>
                 <w:sz w:val="18"/>
               </w:rPr>
               <w:t>คอลัมน์ last_ack_notified_on บน interface_transactions เป็น marker ต่อรายการต่อวัน; rerun วันเดียวกันไม่ส่งอีเมลซ้ำ (ย้ายมาจาก audit_logs ที่ถูกยกเลิก 2026-08-07)</w:t>
@@ -2387,13 +2505,13 @@
             </w:pPr>
             <w:r>
               <w:rPr>
-                <w:rFonts w:ascii="Arial" w:hAnsi="Arial" w:eastAsia="Arial"/>
-                <w:sz w:val="18"/>
-              </w:rPr>
-            </w:r>
-            <w:r>
-              <w:rPr>
-                <w:rFonts w:ascii="Arial" w:hAnsi="Arial" w:eastAsia="Arial"/>
+                <w:rFonts w:ascii="Arial" w:hAnsi="Arial" w:eastAsia="Arial" w:cs="Tahoma"/>
+                <w:sz w:val="18"/>
+              </w:rPr>
+            </w:r>
+            <w:r>
+              <w:rPr>
+                <w:rFonts w:ascii="Arial" w:hAnsi="Arial" w:eastAsia="Arial" w:cs="Tahoma"/>
                 <w:sz w:val="18"/>
               </w:rPr>
               <w:t>rerun fixture produces no duplicate target business key</w:t>
@@ -2417,13 +2535,13 @@
             </w:pPr>
             <w:r>
               <w:rPr>
-                <w:rFonts w:ascii="Arial" w:hAnsi="Arial" w:eastAsia="Arial"/>
-                <w:sz w:val="18"/>
-              </w:rPr>
-            </w:r>
-            <w:r>
-              <w:rPr>
-                <w:rFonts w:ascii="Arial" w:hAnsi="Arial" w:eastAsia="Arial"/>
+                <w:rFonts w:ascii="Arial" w:hAnsi="Arial" w:eastAsia="Arial" w:cs="Tahoma"/>
+                <w:sz w:val="18"/>
+              </w:rPr>
+            </w:r>
+            <w:r>
+              <w:rPr>
+                <w:rFonts w:ascii="Arial" w:hAnsi="Arial" w:eastAsia="Arial" w:cs="Tahoma"/>
                 <w:sz w:val="18"/>
               </w:rPr>
               <w:t>Transaction proof</w:t>
@@ -2442,13 +2560,13 @@
             </w:pPr>
             <w:r>
               <w:rPr>
-                <w:rFonts w:ascii="Arial" w:hAnsi="Arial" w:eastAsia="Arial"/>
-                <w:sz w:val="18"/>
-              </w:rPr>
-            </w:r>
-            <w:r>
-              <w:rPr>
-                <w:rFonts w:ascii="Arial" w:hAnsi="Arial" w:eastAsia="Arial"/>
+                <w:rFonts w:ascii="Arial" w:hAnsi="Arial" w:eastAsia="Arial" w:cs="Tahoma"/>
+                <w:sz w:val="18"/>
+              </w:rPr>
+            </w:r>
+            <w:r>
+              <w:rPr>
+                <w:rFonts w:ascii="Arial" w:hAnsi="Arial" w:eastAsia="Arial" w:cs="Tahoma"/>
                 <w:sz w:val="18"/>
               </w:rPr>
               <w:t>อ่าน pending แบบ read-only; reserve notification marker ก่อนส่ง; ส่งล้มเหลว mark FAILED และ retry ด้วย marker เดิม</w:t>
@@ -2467,13 +2585,13 @@
             </w:pPr>
             <w:r>
               <w:rPr>
-                <w:rFonts w:ascii="Arial" w:hAnsi="Arial" w:eastAsia="Arial"/>
-                <w:sz w:val="18"/>
-              </w:rPr>
-            </w:r>
-            <w:r>
-              <w:rPr>
-                <w:rFonts w:ascii="Arial" w:hAnsi="Arial" w:eastAsia="Arial"/>
+                <w:rFonts w:ascii="Arial" w:hAnsi="Arial" w:eastAsia="Arial" w:cs="Tahoma"/>
+                <w:sz w:val="18"/>
+              </w:rPr>
+            </w:r>
+            <w:r>
+              <w:rPr>
+                <w:rFonts w:ascii="Arial" w:hAnsi="Arial" w:eastAsia="Arial" w:cs="Tahoma"/>
                 <w:sz w:val="18"/>
               </w:rPr>
               <w:t>injected failure leaves no partial committed state outside documented boundary</w:t>
@@ -2497,13 +2615,13 @@
             </w:pPr>
             <w:r>
               <w:rPr>
-                <w:rFonts w:ascii="Arial" w:hAnsi="Arial" w:eastAsia="Arial"/>
-                <w:sz w:val="18"/>
-              </w:rPr>
-            </w:r>
-            <w:r>
-              <w:rPr>
-                <w:rFonts w:ascii="Arial" w:hAnsi="Arial" w:eastAsia="Arial"/>
+                <w:rFonts w:ascii="Arial" w:hAnsi="Arial" w:eastAsia="Arial" w:cs="Tahoma"/>
+                <w:sz w:val="18"/>
+              </w:rPr>
+            </w:r>
+            <w:r>
+              <w:rPr>
+                <w:rFonts w:ascii="Arial" w:hAnsi="Arial" w:eastAsia="Arial" w:cs="Tahoma"/>
                 <w:sz w:val="18"/>
               </w:rPr>
               <w:t>Security proof</w:t>
@@ -2522,16 +2640,16 @@
             </w:pPr>
             <w:r>
               <w:rPr>
-                <w:rFonts w:ascii="Arial" w:hAnsi="Arial" w:eastAsia="Arial"/>
-                <w:sz w:val="18"/>
-              </w:rPr>
-            </w:r>
-            <w:r>
-              <w:rPr>
-                <w:rFonts w:ascii="Arial" w:hAnsi="Arial" w:eastAsia="Arial"/>
-                <w:sz w:val="18"/>
-              </w:rPr>
-              <w:t>SBPGI ไม่ส่งอีเมลเอง (ปิด DP-5 · 2026-08-11) — engine ส่งผ่าน workflow_route.email_id · credential/ผู้รับเป็นของระบบ SBP เดิม</w:t>
+                <w:rFonts w:ascii="Arial" w:hAnsi="Arial" w:eastAsia="Arial" w:cs="Tahoma"/>
+                <w:sz w:val="18"/>
+              </w:rPr>
+            </w:r>
+            <w:r>
+              <w:rPr>
+                <w:rFonts w:ascii="Arial" w:hAnsi="Arial" w:eastAsia="Arial" w:cs="Tahoma"/>
+                <w:sz w:val="18"/>
+              </w:rPr>
+              <w:t>SBPGI เรียก sendEmail() ของ email-lib เอง (ปิด DP-5 · 2026-08-14) — เลข template มาจาก workflow_route.email_id · credential SMTP/SES และตาราง email_template/email_sent เป็นของระบบ SBP เดิม</w:t>
             </w:r>
           </w:p>
         </w:tc>
@@ -2547,13 +2665,13 @@
             </w:pPr>
             <w:r>
               <w:rPr>
-                <w:rFonts w:ascii="Arial" w:hAnsi="Arial" w:eastAsia="Arial"/>
-                <w:sz w:val="18"/>
-              </w:rPr>
-            </w:r>
-            <w:r>
-              <w:rPr>
-                <w:rFonts w:ascii="Arial" w:hAnsi="Arial" w:eastAsia="Arial"/>
+                <w:rFonts w:ascii="Arial" w:hAnsi="Arial" w:eastAsia="Arial" w:cs="Tahoma"/>
+                <w:sz w:val="18"/>
+              </w:rPr>
+            </w:r>
+            <w:r>
+              <w:rPr>
+                <w:rFonts w:ascii="Arial" w:hAnsi="Arial" w:eastAsia="Arial" w:cs="Tahoma"/>
                 <w:sz w:val="18"/>
               </w:rPr>
               <w:t>config/log/error contains no plaintext secret</w:t>
@@ -2604,7 +2722,7 @@
             <w:r/>
             <w:r>
               <w:rPr>
-                <w:rFonts w:ascii="Arial" w:hAnsi="Arial" w:eastAsia="Arial"/>
+                <w:rFonts w:ascii="Arial" w:hAnsi="Arial" w:eastAsia="Arial" w:cs="Tahoma"/>
                 <w:b/>
                 <w:sz w:val="18"/>
               </w:rPr>
@@ -2626,7 +2744,7 @@
             <w:r/>
             <w:r>
               <w:rPr>
-                <w:rFonts w:ascii="Arial" w:hAnsi="Arial" w:eastAsia="Arial"/>
+                <w:rFonts w:ascii="Arial" w:hAnsi="Arial" w:eastAsia="Arial" w:cs="Tahoma"/>
                 <w:b/>
                 <w:sz w:val="18"/>
               </w:rPr>
@@ -2648,7 +2766,7 @@
             <w:r/>
             <w:r>
               <w:rPr>
-                <w:rFonts w:ascii="Arial" w:hAnsi="Arial" w:eastAsia="Arial"/>
+                <w:rFonts w:ascii="Arial" w:hAnsi="Arial" w:eastAsia="Arial" w:cs="Tahoma"/>
                 <w:b/>
                 <w:sz w:val="18"/>
               </w:rPr>
@@ -2673,13 +2791,13 @@
             </w:pPr>
             <w:r>
               <w:rPr>
-                <w:rFonts w:ascii="Arial" w:hAnsi="Arial" w:eastAsia="Arial"/>
-                <w:sz w:val="18"/>
-              </w:rPr>
-            </w:r>
-            <w:r>
-              <w:rPr>
-                <w:rFonts w:ascii="Arial" w:hAnsi="Arial" w:eastAsia="Arial"/>
+                <w:rFonts w:ascii="Arial" w:hAnsi="Arial" w:eastAsia="Arial" w:cs="Tahoma"/>
+                <w:sz w:val="18"/>
+              </w:rPr>
+            </w:r>
+            <w:r>
+              <w:rPr>
+                <w:rFonts w:ascii="Arial" w:hAnsi="Arial" w:eastAsia="Arial" w:cs="Tahoma"/>
                 <w:sz w:val="18"/>
               </w:rPr>
               <w:t>fcsJar/src/th/co/gosoft/fgi/main/NotifyNoReceiveData.java</w:t>
@@ -2698,13 +2816,13 @@
             </w:pPr>
             <w:r>
               <w:rPr>
-                <w:rFonts w:ascii="Arial" w:hAnsi="Arial" w:eastAsia="Arial"/>
-                <w:sz w:val="18"/>
-              </w:rPr>
-            </w:r>
-            <w:r>
-              <w:rPr>
-                <w:rFonts w:ascii="Arial" w:hAnsi="Arial" w:eastAsia="Arial"/>
+                <w:rFonts w:ascii="Arial" w:hAnsi="Arial" w:eastAsia="Arial" w:cs="Tahoma"/>
+                <w:sz w:val="18"/>
+              </w:rPr>
+            </w:r>
+            <w:r>
+              <w:rPr>
+                <w:rFonts w:ascii="Arial" w:hAnsi="Arial" w:eastAsia="Arial" w:cs="Tahoma"/>
                 <w:sz w:val="18"/>
               </w:rPr>
               <w:t>16-37</w:t>
@@ -2723,13 +2841,13 @@
             </w:pPr>
             <w:r>
               <w:rPr>
-                <w:rFonts w:ascii="Arial" w:hAnsi="Arial" w:eastAsia="Arial"/>
-                <w:sz w:val="18"/>
-              </w:rPr>
-            </w:r>
-            <w:r>
-              <w:rPr>
-                <w:rFonts w:ascii="Arial" w:hAnsi="Arial" w:eastAsia="Arial"/>
+                <w:rFonts w:ascii="Arial" w:hAnsi="Arial" w:eastAsia="Arial" w:cs="Tahoma"/>
+                <w:sz w:val="18"/>
+              </w:rPr>
+            </w:r>
+            <w:r>
+              <w:rPr>
+                <w:rFonts w:ascii="Arial" w:hAnsi="Arial" w:eastAsia="Arial" w:cs="Tahoma"/>
                 <w:sz w:val="18"/>
               </w:rPr>
               <w:t>Legacy main entrypoint for missing-receive notification.</w:t>
@@ -2753,13 +2871,13 @@
             </w:pPr>
             <w:r>
               <w:rPr>
-                <w:rFonts w:ascii="Arial" w:hAnsi="Arial" w:eastAsia="Arial"/>
-                <w:sz w:val="18"/>
-              </w:rPr>
-            </w:r>
-            <w:r>
-              <w:rPr>
-                <w:rFonts w:ascii="Arial" w:hAnsi="Arial" w:eastAsia="Arial"/>
+                <w:rFonts w:ascii="Arial" w:hAnsi="Arial" w:eastAsia="Arial" w:cs="Tahoma"/>
+                <w:sz w:val="18"/>
+              </w:rPr>
+            </w:r>
+            <w:r>
+              <w:rPr>
+                <w:rFonts w:ascii="Arial" w:hAnsi="Arial" w:eastAsia="Arial" w:cs="Tahoma"/>
                 <w:sz w:val="18"/>
               </w:rPr>
               <w:t>fcsJar/src/th/co/gosoft/fgi/controller/ManageCompensateController.java</w:t>
@@ -2778,13 +2896,13 @@
             </w:pPr>
             <w:r>
               <w:rPr>
-                <w:rFonts w:ascii="Arial" w:hAnsi="Arial" w:eastAsia="Arial"/>
-                <w:sz w:val="18"/>
-              </w:rPr>
-            </w:r>
-            <w:r>
-              <w:rPr>
-                <w:rFonts w:ascii="Arial" w:hAnsi="Arial" w:eastAsia="Arial"/>
+                <w:rFonts w:ascii="Arial" w:hAnsi="Arial" w:eastAsia="Arial" w:cs="Tahoma"/>
+                <w:sz w:val="18"/>
+              </w:rPr>
+            </w:r>
+            <w:r>
+              <w:rPr>
+                <w:rFonts w:ascii="Arial" w:hAnsi="Arial" w:eastAsia="Arial" w:cs="Tahoma"/>
                 <w:sz w:val="18"/>
               </w:rPr>
               <w:t>748-775</w:t>
@@ -2803,13 +2921,13 @@
             </w:pPr>
             <w:r>
               <w:rPr>
-                <w:rFonts w:ascii="Arial" w:hAnsi="Arial" w:eastAsia="Arial"/>
-                <w:sz w:val="18"/>
-              </w:rPr>
-            </w:r>
-            <w:r>
-              <w:rPr>
-                <w:rFonts w:ascii="Arial" w:hAnsi="Arial" w:eastAsia="Arial"/>
+                <w:rFonts w:ascii="Arial" w:hAnsi="Arial" w:eastAsia="Arial" w:cs="Tahoma"/>
+                <w:sz w:val="18"/>
+              </w:rPr>
+            </w:r>
+            <w:r>
+              <w:rPr>
+                <w:rFonts w:ascii="Arial" w:hAnsi="Arial" w:eastAsia="Arial" w:cs="Tahoma"/>
                 <w:sz w:val="18"/>
               </w:rPr>
               <w:t>Build and send notification content for missing receive data.</w:t>
@@ -2833,13 +2951,13 @@
             </w:pPr>
             <w:r>
               <w:rPr>
-                <w:rFonts w:ascii="Arial" w:hAnsi="Arial" w:eastAsia="Arial"/>
-                <w:sz w:val="18"/>
-              </w:rPr>
-            </w:r>
-            <w:r>
-              <w:rPr>
-                <w:rFonts w:ascii="Arial" w:hAnsi="Arial" w:eastAsia="Arial"/>
+                <w:rFonts w:ascii="Arial" w:hAnsi="Arial" w:eastAsia="Arial" w:cs="Tahoma"/>
+                <w:sz w:val="18"/>
+              </w:rPr>
+            </w:r>
+            <w:r>
+              <w:rPr>
+                <w:rFonts w:ascii="Arial" w:hAnsi="Arial" w:eastAsia="Arial" w:cs="Tahoma"/>
                 <w:sz w:val="18"/>
               </w:rPr>
               <w:t>fcsJar/src/th/co/gosoft/fgi/dao/jdbc/ExportJdbc.java</w:t>
@@ -2858,13 +2976,13 @@
             </w:pPr>
             <w:r>
               <w:rPr>
-                <w:rFonts w:ascii="Arial" w:hAnsi="Arial" w:eastAsia="Arial"/>
-                <w:sz w:val="18"/>
-              </w:rPr>
-            </w:r>
-            <w:r>
-              <w:rPr>
-                <w:rFonts w:ascii="Arial" w:hAnsi="Arial" w:eastAsia="Arial"/>
+                <w:rFonts w:ascii="Arial" w:hAnsi="Arial" w:eastAsia="Arial" w:cs="Tahoma"/>
+                <w:sz w:val="18"/>
+              </w:rPr>
+            </w:r>
+            <w:r>
+              <w:rPr>
+                <w:rFonts w:ascii="Arial" w:hAnsi="Arial" w:eastAsia="Arial" w:cs="Tahoma"/>
                 <w:sz w:val="18"/>
               </w:rPr>
               <w:t>1894-1917</w:t>
@@ -2883,13 +3001,13 @@
             </w:pPr>
             <w:r>
               <w:rPr>
-                <w:rFonts w:ascii="Arial" w:hAnsi="Arial" w:eastAsia="Arial"/>
-                <w:sz w:val="18"/>
-              </w:rPr>
-            </w:r>
-            <w:r>
-              <w:rPr>
-                <w:rFonts w:ascii="Arial" w:hAnsi="Arial" w:eastAsia="Arial"/>
+                <w:rFonts w:ascii="Arial" w:hAnsi="Arial" w:eastAsia="Arial" w:cs="Tahoma"/>
+                <w:sz w:val="18"/>
+              </w:rPr>
+            </w:r>
+            <w:r>
+              <w:rPr>
+                <w:rFonts w:ascii="Arial" w:hAnsi="Arial" w:eastAsia="Arial" w:cs="Tahoma"/>
                 <w:sz w:val="18"/>
               </w:rPr>
               <w:t>Query confirm-receive rows without return_code.</w:t>
@@ -2944,7 +3062,7 @@
             <w:r/>
             <w:r>
               <w:rPr>
-                <w:rFonts w:ascii="Arial" w:hAnsi="Arial" w:eastAsia="Arial"/>
+                <w:rFonts w:ascii="Arial" w:hAnsi="Arial" w:eastAsia="Arial" w:cs="Tahoma"/>
                 <w:b/>
                 <w:sz w:val="18"/>
               </w:rPr>
@@ -2966,7 +3084,7 @@
             <w:r/>
             <w:r>
               <w:rPr>
-                <w:rFonts w:ascii="Arial" w:hAnsi="Arial" w:eastAsia="Arial"/>
+                <w:rFonts w:ascii="Arial" w:hAnsi="Arial" w:eastAsia="Arial" w:cs="Tahoma"/>
                 <w:b/>
                 <w:sz w:val="18"/>
               </w:rPr>
@@ -2991,13 +3109,13 @@
             </w:pPr>
             <w:r>
               <w:rPr>
-                <w:rFonts w:ascii="Arial" w:hAnsi="Arial" w:eastAsia="Arial"/>
-                <w:sz w:val="18"/>
-              </w:rPr>
-            </w:r>
-            <w:r>
-              <w:rPr>
-                <w:rFonts w:ascii="Arial" w:hAnsi="Arial" w:eastAsia="Arial"/>
+                <w:rFonts w:ascii="Arial" w:hAnsi="Arial" w:eastAsia="Arial" w:cs="Tahoma"/>
+                <w:sz w:val="18"/>
+              </w:rPr>
+            </w:r>
+            <w:r>
+              <w:rPr>
+                <w:rFonts w:ascii="Arial" w:hAnsi="Arial" w:eastAsia="Arial" w:cs="Tahoma"/>
                 <w:sz w:val="18"/>
               </w:rPr>
               <w:t>Repository</w:t>
@@ -3016,13 +3134,13 @@
             </w:pPr>
             <w:r>
               <w:rPr>
-                <w:rFonts w:ascii="Arial" w:hAnsi="Arial" w:eastAsia="Arial"/>
-                <w:sz w:val="18"/>
-              </w:rPr>
-            </w:r>
-            <w:r>
-              <w:rPr>
-                <w:rFonts w:ascii="Arial" w:hAnsi="Arial" w:eastAsia="Arial"/>
+                <w:rFonts w:ascii="Arial" w:hAnsi="Arial" w:eastAsia="Arial" w:cs="Tahoma"/>
+                <w:sz w:val="18"/>
+              </w:rPr>
+            </w:r>
+            <w:r>
+              <w:rPr>
+                <w:rFonts w:ascii="Arial" w:hAnsi="Arial" w:eastAsia="Arial" w:cs="Tahoma"/>
                 <w:sz w:val="18"/>
               </w:rPr>
               <w:t>pendingAckRepository</w:t>
@@ -3046,13 +3164,13 @@
             </w:pPr>
             <w:r>
               <w:rPr>
-                <w:rFonts w:ascii="Arial" w:hAnsi="Arial" w:eastAsia="Arial"/>
-                <w:sz w:val="18"/>
-              </w:rPr>
-            </w:r>
-            <w:r>
-              <w:rPr>
-                <w:rFonts w:ascii="Arial" w:hAnsi="Arial" w:eastAsia="Arial"/>
+                <w:rFonts w:ascii="Arial" w:hAnsi="Arial" w:eastAsia="Arial" w:cs="Tahoma"/>
+                <w:sz w:val="18"/>
+              </w:rPr>
+            </w:r>
+            <w:r>
+              <w:rPr>
+                <w:rFonts w:ascii="Arial" w:hAnsi="Arial" w:eastAsia="Arial" w:cs="Tahoma"/>
                 <w:sz w:val="18"/>
               </w:rPr>
               <w:t>Idempotency / dedup</w:t>
@@ -3071,13 +3189,13 @@
             </w:pPr>
             <w:r>
               <w:rPr>
-                <w:rFonts w:ascii="Arial" w:hAnsi="Arial" w:eastAsia="Arial"/>
-                <w:sz w:val="18"/>
-              </w:rPr>
-            </w:r>
-            <w:r>
-              <w:rPr>
-                <w:rFonts w:ascii="Arial" w:hAnsi="Arial" w:eastAsia="Arial"/>
+                <w:rFonts w:ascii="Arial" w:hAnsi="Arial" w:eastAsia="Arial" w:cs="Tahoma"/>
+                <w:sz w:val="18"/>
+              </w:rPr>
+            </w:r>
+            <w:r>
+              <w:rPr>
+                <w:rFonts w:ascii="Arial" w:hAnsi="Arial" w:eastAsia="Arial" w:cs="Tahoma"/>
                 <w:sz w:val="18"/>
               </w:rPr>
               <w:t>คอลัมน์ last_ack_notified_on บน interface_transactions เป็น marker ต่อรายการต่อวัน; rerun วันเดียวกันไม่ส่งอีเมลซ้ำ (ย้ายมาจาก audit_logs ที่ถูกยกเลิก 2026-08-07)</w:t>
@@ -3101,13 +3219,13 @@
             </w:pPr>
             <w:r>
               <w:rPr>
-                <w:rFonts w:ascii="Arial" w:hAnsi="Arial" w:eastAsia="Arial"/>
-                <w:sz w:val="18"/>
-              </w:rPr>
-            </w:r>
-            <w:r>
-              <w:rPr>
-                <w:rFonts w:ascii="Arial" w:hAnsi="Arial" w:eastAsia="Arial"/>
+                <w:rFonts w:ascii="Arial" w:hAnsi="Arial" w:eastAsia="Arial" w:cs="Tahoma"/>
+                <w:sz w:val="18"/>
+              </w:rPr>
+            </w:r>
+            <w:r>
+              <w:rPr>
+                <w:rFonts w:ascii="Arial" w:hAnsi="Arial" w:eastAsia="Arial" w:cs="Tahoma"/>
                 <w:sz w:val="18"/>
               </w:rPr>
               <w:t>Transaction boundary</w:t>
@@ -3126,13 +3244,13 @@
             </w:pPr>
             <w:r>
               <w:rPr>
-                <w:rFonts w:ascii="Arial" w:hAnsi="Arial" w:eastAsia="Arial"/>
-                <w:sz w:val="18"/>
-              </w:rPr>
-            </w:r>
-            <w:r>
-              <w:rPr>
-                <w:rFonts w:ascii="Arial" w:hAnsi="Arial" w:eastAsia="Arial"/>
+                <w:rFonts w:ascii="Arial" w:hAnsi="Arial" w:eastAsia="Arial" w:cs="Tahoma"/>
+                <w:sz w:val="18"/>
+              </w:rPr>
+            </w:r>
+            <w:r>
+              <w:rPr>
+                <w:rFonts w:ascii="Arial" w:hAnsi="Arial" w:eastAsia="Arial" w:cs="Tahoma"/>
                 <w:sz w:val="18"/>
               </w:rPr>
               <w:t>อ่าน pending แบบ read-only; reserve notification marker ก่อนส่ง; ส่งล้มเหลว mark FAILED และ retry ด้วย marker เดิม</w:t>
@@ -3156,13 +3274,13 @@
             </w:pPr>
             <w:r>
               <w:rPr>
-                <w:rFonts w:ascii="Arial" w:hAnsi="Arial" w:eastAsia="Arial"/>
-                <w:sz w:val="18"/>
-              </w:rPr>
-            </w:r>
-            <w:r>
-              <w:rPr>
-                <w:rFonts w:ascii="Arial" w:hAnsi="Arial" w:eastAsia="Arial"/>
+                <w:rFonts w:ascii="Arial" w:hAnsi="Arial" w:eastAsia="Arial" w:cs="Tahoma"/>
+                <w:sz w:val="18"/>
+              </w:rPr>
+            </w:r>
+            <w:r>
+              <w:rPr>
+                <w:rFonts w:ascii="Arial" w:hAnsi="Arial" w:eastAsia="Arial" w:cs="Tahoma"/>
                 <w:sz w:val="18"/>
               </w:rPr>
               <w:t>Security</w:t>
@@ -3181,16 +3299,16 @@
             </w:pPr>
             <w:r>
               <w:rPr>
-                <w:rFonts w:ascii="Arial" w:hAnsi="Arial" w:eastAsia="Arial"/>
-                <w:sz w:val="18"/>
-              </w:rPr>
-            </w:r>
-            <w:r>
-              <w:rPr>
-                <w:rFonts w:ascii="Arial" w:hAnsi="Arial" w:eastAsia="Arial"/>
-                <w:sz w:val="18"/>
-              </w:rPr>
-              <w:t>SBPGI ไม่ส่งอีเมลเอง (ปิด DP-5 · 2026-08-11) — engine ส่งผ่าน workflow_route.email_id · credential/ผู้รับเป็นของระบบ SBP เดิม</w:t>
+                <w:rFonts w:ascii="Arial" w:hAnsi="Arial" w:eastAsia="Arial" w:cs="Tahoma"/>
+                <w:sz w:val="18"/>
+              </w:rPr>
+            </w:r>
+            <w:r>
+              <w:rPr>
+                <w:rFonts w:ascii="Arial" w:hAnsi="Arial" w:eastAsia="Arial" w:cs="Tahoma"/>
+                <w:sz w:val="18"/>
+              </w:rPr>
+              <w:t>SBPGI เรียก sendEmail() ของ email-lib เอง (ปิด DP-5 · 2026-08-14) — เลข template มาจาก workflow_route.email_id · credential SMTP/SES และตาราง email_template/email_sent เป็นของระบบ SBP เดิม</w:t>
             </w:r>
           </w:p>
         </w:tc>
@@ -3215,7 +3333,7 @@
       </w:pPr>
       <w:r>
         <w:rPr>
-          <w:rFonts w:ascii="Courier New" w:hAnsi="Courier New"/>
+          <w:rFonts w:ascii="Courier New" w:hAnsi="Courier New" w:eastAsia="Courier New" w:cs="Tahoma"/>
           <w:sz w:val="16"/>
         </w:rPr>
         <w:t>SELECT id, data_name, business_key, file_name, sent_at</w:t>
@@ -3253,7 +3371,7 @@
       </w:pPr>
       <w:r>
         <w:rPr>
-          <w:rFonts w:ascii="Courier New" w:hAnsi="Courier New"/>
+          <w:rFonts w:ascii="Courier New" w:hAnsi="Courier New" w:eastAsia="Courier New" w:cs="Tahoma"/>
           <w:sz w:val="16"/>
         </w:rPr>
         <w:t>-- ยกเลิกตาราง audit_logs แล้ว (2026-08-07) — marker กันส่งซ้ำย้ายมาไว้บน interface_transactions เอง</w:t>
@@ -3297,7 +3415,7 @@
       </w:pPr>
       <w:r>
         <w:rPr>
-          <w:rFonts w:ascii="Courier New" w:hAnsi="Courier New"/>
+          <w:rFonts w:ascii="Courier New" w:hAnsi="Courier New" w:eastAsia="Courier New" w:cs="Tahoma"/>
           <w:sz w:val="16"/>
         </w:rPr>
         <w:t>export async function runLlddBeJob10Notifynoreceivedata(ctx, services) {</w:t>
@@ -3386,7 +3504,7 @@
             <w:r/>
             <w:r>
               <w:rPr>
-                <w:rFonts w:ascii="Arial" w:hAnsi="Arial" w:eastAsia="Arial"/>
+                <w:rFonts w:ascii="Arial" w:hAnsi="Arial" w:eastAsia="Arial" w:cs="Tahoma"/>
                 <w:b/>
                 <w:sz w:val="18"/>
               </w:rPr>
@@ -3408,7 +3526,7 @@
             <w:r/>
             <w:r>
               <w:rPr>
-                <w:rFonts w:ascii="Arial" w:hAnsi="Arial" w:eastAsia="Arial"/>
+                <w:rFonts w:ascii="Arial" w:hAnsi="Arial" w:eastAsia="Arial" w:cs="Tahoma"/>
                 <w:b/>
                 <w:sz w:val="18"/>
               </w:rPr>
@@ -3430,7 +3548,7 @@
             <w:r/>
             <w:r>
               <w:rPr>
-                <w:rFonts w:ascii="Arial" w:hAnsi="Arial" w:eastAsia="Arial"/>
+                <w:rFonts w:ascii="Arial" w:hAnsi="Arial" w:eastAsia="Arial" w:cs="Tahoma"/>
                 <w:b/>
                 <w:sz w:val="18"/>
               </w:rPr>
@@ -3452,7 +3570,7 @@
             <w:r/>
             <w:r>
               <w:rPr>
-                <w:rFonts w:ascii="Arial" w:hAnsi="Arial" w:eastAsia="Arial"/>
+                <w:rFonts w:ascii="Arial" w:hAnsi="Arial" w:eastAsia="Arial" w:cs="Tahoma"/>
                 <w:b/>
                 <w:sz w:val="18"/>
               </w:rPr>
@@ -3477,13 +3595,13 @@
             </w:pPr>
             <w:r>
               <w:rPr>
-                <w:rFonts w:ascii="Arial" w:hAnsi="Arial" w:eastAsia="Arial"/>
-                <w:sz w:val="18"/>
-              </w:rPr>
-            </w:r>
-            <w:r>
-              <w:rPr>
-                <w:rFonts w:ascii="Arial" w:hAnsi="Arial" w:eastAsia="Arial"/>
+                <w:rFonts w:ascii="Arial" w:hAnsi="Arial" w:eastAsia="Arial" w:cs="Tahoma"/>
+                <w:sz w:val="18"/>
+              </w:rPr>
+            </w:r>
+            <w:r>
+              <w:rPr>
+                <w:rFonts w:ascii="Arial" w:hAnsi="Arial" w:eastAsia="Arial" w:cs="Tahoma"/>
                 <w:sz w:val="18"/>
               </w:rPr>
               <w:t>รันตามตารางเวลา</w:t>
@@ -3502,13 +3620,13 @@
             </w:pPr>
             <w:r>
               <w:rPr>
-                <w:rFonts w:ascii="Arial" w:hAnsi="Arial" w:eastAsia="Arial"/>
-                <w:sz w:val="18"/>
-              </w:rPr>
-            </w:r>
-            <w:r>
-              <w:rPr>
-                <w:rFonts w:ascii="Arial" w:hAnsi="Arial" w:eastAsia="Arial"/>
+                <w:rFonts w:ascii="Arial" w:hAnsi="Arial" w:eastAsia="Arial" w:cs="Tahoma"/>
+                <w:sz w:val="18"/>
+              </w:rPr>
+            </w:r>
+            <w:r>
+              <w:rPr>
+                <w:rFonts w:ascii="Arial" w:hAnsi="Arial" w:eastAsia="Arial" w:cs="Tahoma"/>
                 <w:sz w:val="18"/>
               </w:rPr>
               <w:t>CRON</w:t>
@@ -3527,13 +3645,13 @@
             </w:pPr>
             <w:r>
               <w:rPr>
-                <w:rFonts w:ascii="Arial" w:hAnsi="Arial" w:eastAsia="Arial"/>
-                <w:sz w:val="18"/>
-              </w:rPr>
-            </w:r>
-            <w:r>
-              <w:rPr>
-                <w:rFonts w:ascii="Arial" w:hAnsi="Arial" w:eastAsia="Arial"/>
+                <w:rFonts w:ascii="Arial" w:hAnsi="Arial" w:eastAsia="Arial" w:cs="Tahoma"/>
+                <w:sz w:val="18"/>
+              </w:rPr>
+            </w:r>
+            <w:r>
+              <w:rPr>
+                <w:rFonts w:ascii="Arial" w:hAnsi="Arial" w:eastAsia="Arial" w:cs="Tahoma"/>
                 <w:sz w:val="18"/>
               </w:rPr>
               <w:t>scheduler → runner (job 10)</w:t>
@@ -3552,13 +3670,13 @@
             </w:pPr>
             <w:r>
               <w:rPr>
-                <w:rFonts w:ascii="Arial" w:hAnsi="Arial" w:eastAsia="Arial"/>
-                <w:sz w:val="18"/>
-              </w:rPr>
-            </w:r>
-            <w:r>
-              <w:rPr>
-                <w:rFonts w:ascii="Arial" w:hAnsi="Arial" w:eastAsia="Arial"/>
+                <w:rFonts w:ascii="Arial" w:hAnsi="Arial" w:eastAsia="Arial" w:cs="Tahoma"/>
+                <w:sz w:val="18"/>
+              </w:rPr>
+            </w:r>
+            <w:r>
+              <w:rPr>
+                <w:rFonts w:ascii="Arial" w:hAnsi="Arial" w:eastAsia="Arial" w:cs="Tahoma"/>
                 <w:sz w:val="18"/>
               </w:rPr>
               <w:t>อ่าน cron/พารามิเตอร์จาก backend config</w:t>
@@ -3582,13 +3700,13 @@
             </w:pPr>
             <w:r>
               <w:rPr>
-                <w:rFonts w:ascii="Arial" w:hAnsi="Arial" w:eastAsia="Arial"/>
-                <w:sz w:val="18"/>
-              </w:rPr>
-            </w:r>
-            <w:r>
-              <w:rPr>
-                <w:rFonts w:ascii="Arial" w:hAnsi="Arial" w:eastAsia="Arial"/>
+                <w:rFonts w:ascii="Arial" w:hAnsi="Arial" w:eastAsia="Arial" w:cs="Tahoma"/>
+                <w:sz w:val="18"/>
+              </w:rPr>
+            </w:r>
+            <w:r>
+              <w:rPr>
+                <w:rFonts w:ascii="Arial" w:hAnsi="Arial" w:eastAsia="Arial" w:cs="Tahoma"/>
                 <w:sz w:val="18"/>
               </w:rPr>
               <w:t>รันนอกรอบ (manual/rerun)</w:t>
@@ -3607,13 +3725,13 @@
             </w:pPr>
             <w:r>
               <w:rPr>
-                <w:rFonts w:ascii="Arial" w:hAnsi="Arial" w:eastAsia="Arial"/>
-                <w:sz w:val="18"/>
-              </w:rPr>
-            </w:r>
-            <w:r>
-              <w:rPr>
-                <w:rFonts w:ascii="Arial" w:hAnsi="Arial" w:eastAsia="Arial"/>
+                <w:rFonts w:ascii="Arial" w:hAnsi="Arial" w:eastAsia="Arial" w:cs="Tahoma"/>
+                <w:sz w:val="18"/>
+              </w:rPr>
+            </w:r>
+            <w:r>
+              <w:rPr>
+                <w:rFonts w:ascii="Arial" w:hAnsi="Arial" w:eastAsia="Arial" w:cs="Tahoma"/>
                 <w:sz w:val="18"/>
               </w:rPr>
               <w:t>CLI</w:t>
@@ -3632,13 +3750,13 @@
             </w:pPr>
             <w:r>
               <w:rPr>
-                <w:rFonts w:ascii="Arial" w:hAnsi="Arial" w:eastAsia="Arial"/>
-                <w:sz w:val="18"/>
-              </w:rPr>
-            </w:r>
-            <w:r>
-              <w:rPr>
-                <w:rFonts w:ascii="Arial" w:hAnsi="Arial" w:eastAsia="Arial"/>
+                <w:rFonts w:ascii="Arial" w:hAnsi="Arial" w:eastAsia="Arial" w:cs="Tahoma"/>
+                <w:sz w:val="18"/>
+              </w:rPr>
+            </w:r>
+            <w:r>
+              <w:rPr>
+                <w:rFonts w:ascii="Arial" w:hAnsi="Arial" w:eastAsia="Arial" w:cs="Tahoma"/>
                 <w:sz w:val="18"/>
               </w:rPr>
               <w:t>CLI/ops runbook → runner (job 10)</w:t>
@@ -3657,13 +3775,13 @@
             </w:pPr>
             <w:r>
               <w:rPr>
-                <w:rFonts w:ascii="Arial" w:hAnsi="Arial" w:eastAsia="Arial"/>
-                <w:sz w:val="18"/>
-              </w:rPr>
-            </w:r>
-            <w:r>
-              <w:rPr>
-                <w:rFonts w:ascii="Arial" w:hAnsi="Arial" w:eastAsia="Arial"/>
+                <w:rFonts w:ascii="Arial" w:hAnsi="Arial" w:eastAsia="Arial" w:cs="Tahoma"/>
+                <w:sz w:val="18"/>
+              </w:rPr>
+            </w:r>
+            <w:r>
+              <w:rPr>
+                <w:rFonts w:ascii="Arial" w:hAnsi="Arial" w:eastAsia="Arial" w:cs="Tahoma"/>
                 <w:sz w:val="18"/>
               </w:rPr>
               <w:t>guard ไม่ให้รันซ้อนด้วย distributed lock</w:t>
@@ -3687,13 +3805,13 @@
             </w:pPr>
             <w:r>
               <w:rPr>
-                <w:rFonts w:ascii="Arial" w:hAnsi="Arial" w:eastAsia="Arial"/>
-                <w:sz w:val="18"/>
-              </w:rPr>
-            </w:r>
-            <w:r>
-              <w:rPr>
-                <w:rFonts w:ascii="Arial" w:hAnsi="Arial" w:eastAsia="Arial"/>
+                <w:rFonts w:ascii="Arial" w:hAnsi="Arial" w:eastAsia="Arial" w:cs="Tahoma"/>
+                <w:sz w:val="18"/>
+              </w:rPr>
+            </w:r>
+            <w:r>
+              <w:rPr>
+                <w:rFonts w:ascii="Arial" w:hAnsi="Arial" w:eastAsia="Arial" w:cs="Tahoma"/>
                 <w:sz w:val="18"/>
               </w:rPr>
               <w:t>แก้พารามิเตอร์/เปิด-ปิด job</w:t>
@@ -3712,13 +3830,13 @@
             </w:pPr>
             <w:r>
               <w:rPr>
-                <w:rFonts w:ascii="Arial" w:hAnsi="Arial" w:eastAsia="Arial"/>
-                <w:sz w:val="18"/>
-              </w:rPr>
-            </w:r>
-            <w:r>
-              <w:rPr>
-                <w:rFonts w:ascii="Arial" w:hAnsi="Arial" w:eastAsia="Arial"/>
+                <w:rFonts w:ascii="Arial" w:hAnsi="Arial" w:eastAsia="Arial" w:cs="Tahoma"/>
+                <w:sz w:val="18"/>
+              </w:rPr>
+            </w:r>
+            <w:r>
+              <w:rPr>
+                <w:rFonts w:ascii="Arial" w:hAnsi="Arial" w:eastAsia="Arial" w:cs="Tahoma"/>
                 <w:sz w:val="18"/>
               </w:rPr>
               <w:t>CONFIG</w:t>
@@ -3737,13 +3855,13 @@
             </w:pPr>
             <w:r>
               <w:rPr>
-                <w:rFonts w:ascii="Arial" w:hAnsi="Arial" w:eastAsia="Arial"/>
-                <w:sz w:val="18"/>
-              </w:rPr>
-            </w:r>
-            <w:r>
-              <w:rPr>
-                <w:rFonts w:ascii="Arial" w:hAnsi="Arial" w:eastAsia="Arial"/>
+                <w:rFonts w:ascii="Arial" w:hAnsi="Arial" w:eastAsia="Arial" w:cs="Tahoma"/>
+                <w:sz w:val="18"/>
+              </w:rPr>
+            </w:r>
+            <w:r>
+              <w:rPr>
+                <w:rFonts w:ascii="Arial" w:hAnsi="Arial" w:eastAsia="Arial" w:cs="Tahoma"/>
                 <w:sz w:val="18"/>
               </w:rPr>
               <w:t>แก้ backend config แล้ว deploy</w:t>
@@ -3762,13 +3880,13 @@
             </w:pPr>
             <w:r>
               <w:rPr>
-                <w:rFonts w:ascii="Arial" w:hAnsi="Arial" w:eastAsia="Arial"/>
-                <w:sz w:val="18"/>
-              </w:rPr>
-            </w:r>
-            <w:r>
-              <w:rPr>
-                <w:rFonts w:ascii="Arial" w:hAnsi="Arial" w:eastAsia="Arial"/>
+                <w:rFonts w:ascii="Arial" w:hAnsi="Arial" w:eastAsia="Arial" w:cs="Tahoma"/>
+                <w:sz w:val="18"/>
+              </w:rPr>
+            </w:r>
+            <w:r>
+              <w:rPr>
+                <w:rFonts w:ascii="Arial" w:hAnsi="Arial" w:eastAsia="Arial" w:cs="Tahoma"/>
                 <w:sz w:val="18"/>
               </w:rPr>
               <w:t>ไม่มี endpoint และไม่มีหน้าจอควบคุม — หน้า Flow Batch Job เป็น reference อย่างเดียว (2026-08-06)</w:t>
@@ -3792,13 +3910,13 @@
             </w:pPr>
             <w:r>
               <w:rPr>
-                <w:rFonts w:ascii="Arial" w:hAnsi="Arial" w:eastAsia="Arial"/>
-                <w:sz w:val="18"/>
-              </w:rPr>
-            </w:r>
-            <w:r>
-              <w:rPr>
-                <w:rFonts w:ascii="Arial" w:hAnsi="Arial" w:eastAsia="Arial"/>
+                <w:rFonts w:ascii="Arial" w:hAnsi="Arial" w:eastAsia="Arial" w:cs="Tahoma"/>
+                <w:sz w:val="18"/>
+              </w:rPr>
+            </w:r>
+            <w:r>
+              <w:rPr>
+                <w:rFonts w:ascii="Arial" w:hAnsi="Arial" w:eastAsia="Arial" w:cs="Tahoma"/>
                 <w:sz w:val="18"/>
               </w:rPr>
               <w:t>ตรวจผลการรัน</w:t>
@@ -3817,13 +3935,13 @@
             </w:pPr>
             <w:r>
               <w:rPr>
-                <w:rFonts w:ascii="Arial" w:hAnsi="Arial" w:eastAsia="Arial"/>
-                <w:sz w:val="18"/>
-              </w:rPr>
-            </w:r>
-            <w:r>
-              <w:rPr>
-                <w:rFonts w:ascii="Arial" w:hAnsi="Arial" w:eastAsia="Arial"/>
+                <w:rFonts w:ascii="Arial" w:hAnsi="Arial" w:eastAsia="Arial" w:cs="Tahoma"/>
+                <w:sz w:val="18"/>
+              </w:rPr>
+            </w:r>
+            <w:r>
+              <w:rPr>
+                <w:rFonts w:ascii="Arial" w:hAnsi="Arial" w:eastAsia="Arial" w:cs="Tahoma"/>
                 <w:sz w:val="18"/>
               </w:rPr>
               <w:t>LOG</w:t>
@@ -3842,13 +3960,13 @@
             </w:pPr>
             <w:r>
               <w:rPr>
-                <w:rFonts w:ascii="Arial" w:hAnsi="Arial" w:eastAsia="Arial"/>
-                <w:sz w:val="18"/>
-              </w:rPr>
-            </w:r>
-            <w:r>
-              <w:rPr>
-                <w:rFonts w:ascii="Arial" w:hAnsi="Arial" w:eastAsia="Arial"/>
+                <w:rFonts w:ascii="Arial" w:hAnsi="Arial" w:eastAsia="Arial" w:cs="Tahoma"/>
+                <w:sz w:val="18"/>
+              </w:rPr>
+            </w:r>
+            <w:r>
+              <w:rPr>
+                <w:rFonts w:ascii="Arial" w:hAnsi="Arial" w:eastAsia="Arial" w:cs="Tahoma"/>
                 <w:sz w:val="18"/>
               </w:rPr>
               <w:t>application log (structured)</w:t>
@@ -3867,13 +3985,13 @@
             </w:pPr>
             <w:r>
               <w:rPr>
-                <w:rFonts w:ascii="Arial" w:hAnsi="Arial" w:eastAsia="Arial"/>
-                <w:sz w:val="18"/>
-              </w:rPr>
-            </w:r>
-            <w:r>
-              <w:rPr>
-                <w:rFonts w:ascii="Arial" w:hAnsi="Arial" w:eastAsia="Arial"/>
+                <w:rFonts w:ascii="Arial" w:hAnsi="Arial" w:eastAsia="Arial" w:cs="Tahoma"/>
+                <w:sz w:val="18"/>
+              </w:rPr>
+            </w:r>
+            <w:r>
+              <w:rPr>
+                <w:rFonts w:ascii="Arial" w:hAnsi="Arial" w:eastAsia="Arial" w:cs="Tahoma"/>
                 <w:sz w:val="18"/>
               </w:rPr>
               <w:t>ไม่มีตาราง job_run_histories แล้ว · ไฟล์/ACK ดูที่ interface_transactions</w:t>
@@ -3943,7 +4061,7 @@
             <w:r/>
             <w:r>
               <w:rPr>
-                <w:rFonts w:ascii="Arial" w:hAnsi="Arial" w:eastAsia="Arial"/>
+                <w:rFonts w:ascii="Arial" w:hAnsi="Arial" w:eastAsia="Arial" w:cs="Tahoma"/>
                 <w:b/>
                 <w:sz w:val="18"/>
               </w:rPr>
@@ -3965,7 +4083,7 @@
             <w:r/>
             <w:r>
               <w:rPr>
-                <w:rFonts w:ascii="Arial" w:hAnsi="Arial" w:eastAsia="Arial"/>
+                <w:rFonts w:ascii="Arial" w:hAnsi="Arial" w:eastAsia="Arial" w:cs="Tahoma"/>
                 <w:b/>
                 <w:sz w:val="18"/>
               </w:rPr>
@@ -3987,7 +4105,7 @@
             <w:r/>
             <w:r>
               <w:rPr>
-                <w:rFonts w:ascii="Arial" w:hAnsi="Arial" w:eastAsia="Arial"/>
+                <w:rFonts w:ascii="Arial" w:hAnsi="Arial" w:eastAsia="Arial" w:cs="Tahoma"/>
                 <w:b/>
                 <w:sz w:val="18"/>
               </w:rPr>
@@ -4012,13 +4130,13 @@
             </w:pPr>
             <w:r>
               <w:rPr>
-                <w:rFonts w:ascii="Arial" w:hAnsi="Arial" w:eastAsia="Arial"/>
-                <w:sz w:val="18"/>
-              </w:rPr>
-            </w:r>
-            <w:r>
-              <w:rPr>
-                <w:rFonts w:ascii="Arial" w:hAnsi="Arial" w:eastAsia="Arial"/>
+                <w:rFonts w:ascii="Arial" w:hAnsi="Arial" w:eastAsia="Arial" w:cs="Tahoma"/>
+                <w:sz w:val="18"/>
+              </w:rPr>
+            </w:r>
+            <w:r>
+              <w:rPr>
+                <w:rFonts w:ascii="Arial" w:hAnsi="Arial" w:eastAsia="Arial" w:cs="Tahoma"/>
                 <w:sz w:val="18"/>
               </w:rPr>
               <w:t>interface_transactions</w:t>
@@ -4037,13 +4155,13 @@
             </w:pPr>
             <w:r>
               <w:rPr>
-                <w:rFonts w:ascii="Arial" w:hAnsi="Arial" w:eastAsia="Arial"/>
-                <w:sz w:val="18"/>
-              </w:rPr>
-            </w:r>
-            <w:r>
-              <w:rPr>
-                <w:rFonts w:ascii="Arial" w:hAnsi="Arial" w:eastAsia="Arial"/>
+                <w:rFonts w:ascii="Arial" w:hAnsi="Arial" w:eastAsia="Arial" w:cs="Tahoma"/>
+                <w:sz w:val="18"/>
+              </w:rPr>
+            </w:r>
+            <w:r>
+              <w:rPr>
+                <w:rFonts w:ascii="Arial" w:hAnsi="Arial" w:eastAsia="Arial" w:cs="Tahoma"/>
                 <w:sz w:val="18"/>
               </w:rPr>
               <w:t>R</w:t>
@@ -4062,13 +4180,13 @@
             </w:pPr>
             <w:r>
               <w:rPr>
-                <w:rFonts w:ascii="Arial" w:hAnsi="Arial" w:eastAsia="Arial"/>
-                <w:sz w:val="18"/>
-              </w:rPr>
-            </w:r>
-            <w:r>
-              <w:rPr>
-                <w:rFonts w:ascii="Arial" w:hAnsi="Arial" w:eastAsia="Arial"/>
+                <w:rFonts w:ascii="Arial" w:hAnsi="Arial" w:eastAsia="Arial" w:cs="Tahoma"/>
+                <w:sz w:val="18"/>
+              </w:rPr>
+            </w:r>
+            <w:r>
+              <w:rPr>
+                <w:rFonts w:ascii="Arial" w:hAnsi="Arial" w:eastAsia="Arial" w:cs="Tahoma"/>
                 <w:sz w:val="18"/>
               </w:rPr>
               <w:t>pending ACK จาก STA และสถานะล่าสุด</w:t>
@@ -4092,16 +4210,16 @@
             </w:pPr>
             <w:r>
               <w:rPr>
-                <w:rFonts w:ascii="Arial" w:hAnsi="Arial" w:eastAsia="Arial"/>
-                <w:sz w:val="18"/>
-              </w:rPr>
-            </w:r>
-            <w:r>
-              <w:rPr>
-                <w:rFonts w:ascii="Arial" w:hAnsi="Arial" w:eastAsia="Arial"/>
-                <w:sz w:val="18"/>
-              </w:rPr>
-              <w:t>email_template + email_sent (ระบบ SBP เดิม · @gosoft-sbp/email-lib)</w:t>
+                <w:rFonts w:ascii="Arial" w:hAnsi="Arial" w:eastAsia="Arial" w:cs="Tahoma"/>
+                <w:sz w:val="18"/>
+              </w:rPr>
+            </w:r>
+            <w:r>
+              <w:rPr>
+                <w:rFonts w:ascii="Arial" w:hAnsi="Arial" w:eastAsia="Arial" w:cs="Tahoma"/>
+                <w:sz w:val="18"/>
+              </w:rPr>
+              <w:t>email_template (ระบบ SBP เดิม)</w:t>
             </w:r>
           </w:p>
         </w:tc>
@@ -4117,16 +4235,16 @@
             </w:pPr>
             <w:r>
               <w:rPr>
-                <w:rFonts w:ascii="Arial" w:hAnsi="Arial" w:eastAsia="Arial"/>
-                <w:sz w:val="18"/>
-              </w:rPr>
-            </w:r>
-            <w:r>
-              <w:rPr>
-                <w:rFonts w:ascii="Arial" w:hAnsi="Arial" w:eastAsia="Arial"/>
-                <w:sz w:val="18"/>
-              </w:rPr>
-              <w:t>R/W</w:t>
+                <w:rFonts w:ascii="Arial" w:hAnsi="Arial" w:eastAsia="Arial" w:cs="Tahoma"/>
+                <w:sz w:val="18"/>
+              </w:rPr>
+            </w:r>
+            <w:r>
+              <w:rPr>
+                <w:rFonts w:ascii="Arial" w:hAnsi="Arial" w:eastAsia="Arial" w:cs="Tahoma"/>
+                <w:sz w:val="18"/>
+              </w:rPr>
+              <w:t>R</w:t>
             </w:r>
           </w:p>
         </w:tc>
@@ -4142,16 +4260,16 @@
             </w:pPr>
             <w:r>
               <w:rPr>
-                <w:rFonts w:ascii="Arial" w:hAnsi="Arial" w:eastAsia="Arial"/>
-                <w:sz w:val="18"/>
-              </w:rPr>
-            </w:r>
-            <w:r>
-              <w:rPr>
-                <w:rFonts w:ascii="Arial" w:hAnsi="Arial" w:eastAsia="Arial"/>
-                <w:sz w:val="18"/>
-              </w:rPr>
-              <w:t>template EM-08 watchdog ACK — SBPGI ไม่มีตาราง email_templates</w:t>
+                <w:rFonts w:ascii="Arial" w:hAnsi="Arial" w:eastAsia="Arial" w:cs="Tahoma"/>
+                <w:sz w:val="18"/>
+              </w:rPr>
+            </w:r>
+            <w:r>
+              <w:rPr>
+                <w:rFonts w:ascii="Arial" w:hAnsi="Arial" w:eastAsia="Arial" w:cs="Tahoma"/>
+                <w:sz w:val="18"/>
+              </w:rPr>
+              <w:t>template EM-08 watchdog ACK — อ่านอย่างเดียว</w:t>
             </w:r>
           </w:p>
         </w:tc>
@@ -4172,16 +4290,16 @@
             </w:pPr>
             <w:r>
               <w:rPr>
-                <w:rFonts w:ascii="Arial" w:hAnsi="Arial" w:eastAsia="Arial"/>
-                <w:sz w:val="18"/>
-              </w:rPr>
-            </w:r>
-            <w:r>
-              <w:rPr>
-                <w:rFonts w:ascii="Arial" w:hAnsi="Arial" w:eastAsia="Arial"/>
-                <w:sz w:val="18"/>
-              </w:rPr>
-              <w:t>(backend config)</w:t>
+                <w:rFonts w:ascii="Arial" w:hAnsi="Arial" w:eastAsia="Arial" w:cs="Tahoma"/>
+                <w:sz w:val="18"/>
+              </w:rPr>
+            </w:r>
+            <w:r>
+              <w:rPr>
+                <w:rFonts w:ascii="Arial" w:hAnsi="Arial" w:eastAsia="Arial" w:cs="Tahoma"/>
+                <w:sz w:val="18"/>
+              </w:rPr>
+              <w:t>email_sent (ระบบ SBP เดิม)</w:t>
             </w:r>
           </w:p>
         </w:tc>
@@ -4197,16 +4315,16 @@
             </w:pPr>
             <w:r>
               <w:rPr>
-                <w:rFonts w:ascii="Arial" w:hAnsi="Arial" w:eastAsia="Arial"/>
-                <w:sz w:val="18"/>
-              </w:rPr>
-            </w:r>
-            <w:r>
-              <w:rPr>
-                <w:rFonts w:ascii="Arial" w:hAnsi="Arial" w:eastAsia="Arial"/>
-                <w:sz w:val="18"/>
-              </w:rPr>
-              <w:t>R</w:t>
+                <w:rFonts w:ascii="Arial" w:hAnsi="Arial" w:eastAsia="Arial" w:cs="Tahoma"/>
+                <w:sz w:val="18"/>
+              </w:rPr>
+            </w:r>
+            <w:r>
+              <w:rPr>
+                <w:rFonts w:ascii="Arial" w:hAnsi="Arial" w:eastAsia="Arial" w:cs="Tahoma"/>
+                <w:sz w:val="18"/>
+              </w:rPr>
+              <w:t>W (โดย @gosoft-sbp/email-lib)</w:t>
             </w:r>
           </w:p>
         </w:tc>
@@ -4222,13 +4340,93 @@
             </w:pPr>
             <w:r>
               <w:rPr>
-                <w:rFonts w:ascii="Arial" w:hAnsi="Arial" w:eastAsia="Arial"/>
-                <w:sz w:val="18"/>
-              </w:rPr>
-            </w:r>
-            <w:r>
-              <w:rPr>
-                <w:rFonts w:ascii="Arial" w:hAnsi="Arial" w:eastAsia="Arial"/>
+                <w:rFonts w:ascii="Arial" w:hAnsi="Arial" w:eastAsia="Arial" w:cs="Tahoma"/>
+                <w:sz w:val="18"/>
+              </w:rPr>
+            </w:r>
+            <w:r>
+              <w:rPr>
+                <w:rFonts w:ascii="Arial" w:hAnsi="Arial" w:eastAsia="Arial" w:cs="Tahoma"/>
+                <w:sz w:val="18"/>
+              </w:rPr>
+              <w:t>lib เขียน log ให้เอง · SBPGI ไม่ INSERT เอง</w:t>
+            </w:r>
+          </w:p>
+        </w:tc>
+      </w:tr>
+      <w:tr>
+        <w:trPr>
+          <w:cantSplit/>
+        </w:trPr>
+        <w:tc>
+          <w:tcPr>
+            <w:tcW w:type="dxa" w:w="3360"/>
+            <w:vAlign w:val="center"/>
+          </w:tcPr>
+          <w:p>
+            <w:pPr>
+              <w:keepLines/>
+              <w:spacing w:after="0"/>
+            </w:pPr>
+            <w:r>
+              <w:rPr>
+                <w:rFonts w:ascii="Arial" w:hAnsi="Arial" w:eastAsia="Arial" w:cs="Tahoma"/>
+                <w:sz w:val="18"/>
+              </w:rPr>
+            </w:r>
+            <w:r>
+              <w:rPr>
+                <w:rFonts w:ascii="Arial" w:hAnsi="Arial" w:eastAsia="Arial" w:cs="Tahoma"/>
+                <w:sz w:val="18"/>
+              </w:rPr>
+              <w:t>(backend config)</w:t>
+            </w:r>
+          </w:p>
+        </w:tc>
+        <w:tc>
+          <w:tcPr>
+            <w:tcW w:type="dxa" w:w="3360"/>
+            <w:vAlign w:val="center"/>
+          </w:tcPr>
+          <w:p>
+            <w:pPr>
+              <w:keepLines/>
+              <w:spacing w:after="0"/>
+            </w:pPr>
+            <w:r>
+              <w:rPr>
+                <w:rFonts w:ascii="Arial" w:hAnsi="Arial" w:eastAsia="Arial" w:cs="Tahoma"/>
+                <w:sz w:val="18"/>
+              </w:rPr>
+            </w:r>
+            <w:r>
+              <w:rPr>
+                <w:rFonts w:ascii="Arial" w:hAnsi="Arial" w:eastAsia="Arial" w:cs="Tahoma"/>
+                <w:sz w:val="18"/>
+              </w:rPr>
+              <w:t>R</w:t>
+            </w:r>
+          </w:p>
+        </w:tc>
+        <w:tc>
+          <w:tcPr>
+            <w:tcW w:type="dxa" w:w="3360"/>
+            <w:vAlign w:val="center"/>
+          </w:tcPr>
+          <w:p>
+            <w:pPr>
+              <w:keepLines/>
+              <w:spacing w:after="0"/>
+            </w:pPr>
+            <w:r>
+              <w:rPr>
+                <w:rFonts w:ascii="Arial" w:hAnsi="Arial" w:eastAsia="Arial" w:cs="Tahoma"/>
+                <w:sz w:val="18"/>
+              </w:rPr>
+            </w:r>
+            <w:r>
+              <w:rPr>
+                <w:rFonts w:ascii="Arial" w:hAnsi="Arial" w:eastAsia="Arial" w:cs="Tahoma"/>
                 <w:sz w:val="18"/>
               </w:rPr>
               <w:t>ผู้รับอีเมลของ job นี้ (EM-08 watchdog) — กำหนดใน config file/env</w:t>
@@ -4269,7 +4467,7 @@
       </w:r>
       <w:r>
         <w:rPr>
-          <w:rFonts w:ascii="Courier New" w:hAnsi="Courier New"/>
+          <w:rFonts w:ascii="Courier New" w:hAnsi="Courier New" w:eastAsia="Courier New" w:cs="Tahoma"/>
         </w:rPr>
         <w:t>src/batch/sbpgi/</w:t>
       </w:r>
@@ -4278,7 +4476,7 @@
       </w:r>
       <w:r>
         <w:rPr>
-          <w:rFonts w:ascii="Courier New" w:hAnsi="Courier New"/>
+          <w:rFonts w:ascii="Courier New" w:hAnsi="Courier New" w:eastAsia="Courier New" w:cs="Tahoma"/>
         </w:rPr>
         <w:t>DATA_SOURCE</w:t>
       </w:r>
@@ -4287,7 +4485,7 @@
       </w:r>
       <w:r>
         <w:rPr>
-          <w:rFonts w:ascii="Courier New" w:hAnsi="Courier New"/>
+          <w:rFonts w:ascii="Courier New" w:hAnsi="Courier New" w:eastAsia="Courier New" w:cs="Tahoma"/>
         </w:rPr>
         <w:t>src/entitys/</w:t>
       </w:r>
@@ -4304,7 +4502,7 @@
       </w:r>
       <w:r>
         <w:rPr>
-          <w:rFonts w:ascii="Courier New" w:hAnsi="Courier New"/>
+          <w:rFonts w:ascii="Courier New" w:hAnsi="Courier New" w:eastAsia="Courier New" w:cs="Tahoma"/>
         </w:rPr>
         <w:t>src/batch</w:t>
       </w:r>
@@ -4313,7 +4511,7 @@
       </w:r>
       <w:r>
         <w:rPr>
-          <w:rFonts w:ascii="Courier New" w:hAnsi="Courier New"/>
+          <w:rFonts w:ascii="Courier New" w:hAnsi="Courier New" w:eastAsia="Courier New" w:cs="Tahoma"/>
         </w:rPr>
         <w:t>@nestjs/schedule</w:t>
       </w:r>
@@ -4331,7 +4529,7 @@
       </w:r>
       <w:r>
         <w:rPr>
-          <w:rFonts w:ascii="Courier New" w:hAnsi="Courier New"/>
+          <w:rFonts w:ascii="Courier New" w:hAnsi="Courier New" w:eastAsia="Courier New" w:cs="Tahoma"/>
         </w:rPr>
         <w:t>runner.ts</w:t>
       </w:r>
@@ -4340,7 +4538,7 @@
       </w:r>
       <w:r>
         <w:rPr>
-          <w:rFonts w:ascii="Courier New" w:hAnsi="Courier New"/>
+          <w:rFonts w:ascii="Courier New" w:hAnsi="Courier New" w:eastAsia="Courier New" w:cs="Tahoma"/>
         </w:rPr>
         <w:t>scheduler.ts</w:t>
       </w:r>
@@ -4349,7 +4547,7 @@
       </w:r>
       <w:r>
         <w:rPr>
-          <w:rFonts w:ascii="Courier New" w:hAnsi="Courier New"/>
+          <w:rFonts w:ascii="Courier New" w:hAnsi="Courier New" w:eastAsia="Courier New" w:cs="Tahoma"/>
         </w:rPr>
         <w:t>cli.js</w:t>
       </w:r>
@@ -4358,7 +4556,7 @@
       </w:r>
       <w:r>
         <w:rPr>
-          <w:rFonts w:ascii="Courier New" w:hAnsi="Courier New"/>
+          <w:rFonts w:ascii="Courier New" w:hAnsi="Courier New" w:eastAsia="Courier New" w:cs="Tahoma"/>
         </w:rPr>
         <w:t>job-failure.notifier.ts</w:t>
       </w:r>
@@ -4376,7 +4574,7 @@
       </w:r>
       <w:r>
         <w:rPr>
-          <w:rFonts w:ascii="Courier New" w:hAnsi="Courier New"/>
+          <w:rFonts w:ascii="Courier New" w:hAnsi="Courier New" w:eastAsia="Courier New" w:cs="Tahoma"/>
         </w:rPr>
         <w:t>ScheduleModule.forRoot()</w:t>
       </w:r>
@@ -4385,7 +4583,7 @@
       </w:r>
       <w:r>
         <w:rPr>
-          <w:rFonts w:ascii="Courier New" w:hAnsi="Courier New"/>
+          <w:rFonts w:ascii="Courier New" w:hAnsi="Courier New" w:eastAsia="Courier New" w:cs="Tahoma"/>
         </w:rPr>
         <w:t>app.module.ts</w:t>
       </w:r>
@@ -4422,7 +4620,7 @@
             <w:r/>
             <w:r>
               <w:rPr>
-                <w:rFonts w:ascii="Arial" w:hAnsi="Arial" w:eastAsia="Arial"/>
+                <w:rFonts w:ascii="Arial" w:hAnsi="Arial" w:eastAsia="Arial" w:cs="Tahoma"/>
                 <w:b/>
                 <w:sz w:val="18"/>
               </w:rPr>
@@ -4444,7 +4642,7 @@
             <w:r/>
             <w:r>
               <w:rPr>
-                <w:rFonts w:ascii="Arial" w:hAnsi="Arial" w:eastAsia="Arial"/>
+                <w:rFonts w:ascii="Arial" w:hAnsi="Arial" w:eastAsia="Arial" w:cs="Tahoma"/>
                 <w:b/>
                 <w:sz w:val="18"/>
               </w:rPr>
@@ -4469,13 +4667,13 @@
             </w:pPr>
             <w:r>
               <w:rPr>
-                <w:rFonts w:ascii="Arial" w:hAnsi="Arial" w:eastAsia="Arial"/>
-                <w:sz w:val="18"/>
-              </w:rPr>
-            </w:r>
-            <w:r>
-              <w:rPr>
-                <w:rFonts w:ascii="Arial" w:hAnsi="Arial" w:eastAsia="Arial"/>
+                <w:rFonts w:ascii="Arial" w:hAnsi="Arial" w:eastAsia="Arial" w:cs="Tahoma"/>
+                <w:sz w:val="18"/>
+              </w:rPr>
+            </w:r>
+            <w:r>
+              <w:rPr>
+                <w:rFonts w:ascii="Arial" w:hAnsi="Arial" w:eastAsia="Arial" w:cs="Tahoma"/>
                 <w:sz w:val="18"/>
               </w:rPr>
               <w:t>src/batch/sbpgi/job-10-notify-no-receive-data/job-10-notify-no-receive-data.job.ts</w:t>
@@ -4494,41 +4692,41 @@
             </w:pPr>
             <w:r>
               <w:rPr>
-                <w:rFonts w:ascii="Arial" w:hAnsi="Arial" w:eastAsia="Arial"/>
-                <w:sz w:val="18"/>
-              </w:rPr>
-            </w:r>
-            <w:r>
-              <w:rPr>
-                <w:rFonts w:ascii="Arial" w:hAnsi="Arial" w:eastAsia="Arial"/>
+                <w:rFonts w:ascii="Arial" w:hAnsi="Arial" w:eastAsia="Arial" w:cs="Tahoma"/>
+                <w:sz w:val="18"/>
+              </w:rPr>
+            </w:r>
+            <w:r>
+              <w:rPr>
+                <w:rFonts w:ascii="Arial" w:hAnsi="Arial" w:eastAsia="Arial" w:cs="Tahoma"/>
                 <w:sz w:val="18"/>
               </w:rPr>
               <w:t xml:space="preserve">คลาส </w:t>
             </w:r>
             <w:r>
               <w:rPr>
-                <w:rFonts w:ascii="Courier New" w:hAnsi="Courier New" w:eastAsia="Arial"/>
+                <w:rFonts w:ascii="Courier New" w:hAnsi="Courier New" w:eastAsia="Courier New" w:cs="Tahoma"/>
                 <w:sz w:val="18"/>
               </w:rPr>
               <w:t>NotifyNoReceiveDataJob</w:t>
             </w:r>
             <w:r>
               <w:rPr>
-                <w:rFonts w:ascii="Arial" w:hAnsi="Arial" w:eastAsia="Arial"/>
+                <w:rFonts w:ascii="Arial" w:hAnsi="Arial" w:eastAsia="Arial" w:cs="Tahoma"/>
                 <w:sz w:val="18"/>
               </w:rPr>
               <w:t xml:space="preserve"> — </w:t>
             </w:r>
             <w:r>
               <w:rPr>
-                <w:rFonts w:ascii="Courier New" w:hAnsi="Courier New" w:eastAsia="Arial"/>
+                <w:rFonts w:ascii="Courier New" w:hAnsi="Courier New" w:eastAsia="Courier New" w:cs="Tahoma"/>
                 <w:sz w:val="18"/>
               </w:rPr>
               <w:t>run(ctx)</w:t>
             </w:r>
             <w:r>
               <w:rPr>
-                <w:rFonts w:ascii="Arial" w:hAnsi="Arial" w:eastAsia="Arial"/>
+                <w:rFonts w:ascii="Arial" w:hAnsi="Arial" w:eastAsia="Arial" w:cs="Tahoma"/>
                 <w:sz w:val="18"/>
               </w:rPr>
               <w:t xml:space="preserve"> เรียงตาม flow ของ Job 10 ทีละขั้น, ครอบ transaction, จบด้วย structured log</w:t>
@@ -4552,13 +4750,13 @@
             </w:pPr>
             <w:r>
               <w:rPr>
-                <w:rFonts w:ascii="Arial" w:hAnsi="Arial" w:eastAsia="Arial"/>
-                <w:sz w:val="18"/>
-              </w:rPr>
-            </w:r>
-            <w:r>
-              <w:rPr>
-                <w:rFonts w:ascii="Arial" w:hAnsi="Arial" w:eastAsia="Arial"/>
+                <w:rFonts w:ascii="Arial" w:hAnsi="Arial" w:eastAsia="Arial" w:cs="Tahoma"/>
+                <w:sz w:val="18"/>
+              </w:rPr>
+            </w:r>
+            <w:r>
+              <w:rPr>
+                <w:rFonts w:ascii="Arial" w:hAnsi="Arial" w:eastAsia="Arial" w:cs="Tahoma"/>
                 <w:sz w:val="18"/>
               </w:rPr>
               <w:t>src/batch/sbpgi/job-10-notify-no-receive-data/job-10-notify-no-receive-data.service.ts</w:t>
@@ -4577,34 +4775,34 @@
             </w:pPr>
             <w:r>
               <w:rPr>
-                <w:rFonts w:ascii="Arial" w:hAnsi="Arial" w:eastAsia="Arial"/>
-                <w:sz w:val="18"/>
-              </w:rPr>
-            </w:r>
-            <w:r>
-              <w:rPr>
-                <w:rFonts w:ascii="Arial" w:hAnsi="Arial" w:eastAsia="Arial"/>
+                <w:rFonts w:ascii="Arial" w:hAnsi="Arial" w:eastAsia="Arial" w:cs="Tahoma"/>
+                <w:sz w:val="18"/>
+              </w:rPr>
+            </w:r>
+            <w:r>
+              <w:rPr>
+                <w:rFonts w:ascii="Arial" w:hAnsi="Arial" w:eastAsia="Arial" w:cs="Tahoma"/>
                 <w:sz w:val="18"/>
               </w:rPr>
               <w:t xml:space="preserve">คลาส </w:t>
             </w:r>
             <w:r>
               <w:rPr>
-                <w:rFonts w:ascii="Courier New" w:hAnsi="Courier New" w:eastAsia="Arial"/>
+                <w:rFonts w:ascii="Courier New" w:hAnsi="Courier New" w:eastAsia="Courier New" w:cs="Tahoma"/>
                 <w:sz w:val="18"/>
               </w:rPr>
               <w:t>NotifyNoReceiveDataService</w:t>
             </w:r>
             <w:r>
               <w:rPr>
-                <w:rFonts w:ascii="Arial" w:hAnsi="Arial" w:eastAsia="Arial"/>
+                <w:rFonts w:ascii="Arial" w:hAnsi="Arial" w:eastAsia="Arial" w:cs="Tahoma"/>
                 <w:sz w:val="18"/>
               </w:rPr>
               <w:t xml:space="preserve"> — logic ต่อขั้น (อ่าน/parse/คำนวณ/เขียน) + repository token ที่ inject จาก </w:t>
             </w:r>
             <w:r>
               <w:rPr>
-                <w:rFonts w:ascii="Courier New" w:hAnsi="Courier New" w:eastAsia="Arial"/>
+                <w:rFonts w:ascii="Courier New" w:hAnsi="Courier New" w:eastAsia="Courier New" w:cs="Tahoma"/>
                 <w:sz w:val="18"/>
               </w:rPr>
               <w:t>DATA_SOURCE</w:t>
@@ -4628,13 +4826,13 @@
             </w:pPr>
             <w:r>
               <w:rPr>
-                <w:rFonts w:ascii="Arial" w:hAnsi="Arial" w:eastAsia="Arial"/>
-                <w:sz w:val="18"/>
-              </w:rPr>
-            </w:r>
-            <w:r>
-              <w:rPr>
-                <w:rFonts w:ascii="Arial" w:hAnsi="Arial" w:eastAsia="Arial"/>
+                <w:rFonts w:ascii="Arial" w:hAnsi="Arial" w:eastAsia="Arial" w:cs="Tahoma"/>
+                <w:sz w:val="18"/>
+              </w:rPr>
+            </w:r>
+            <w:r>
+              <w:rPr>
+                <w:rFonts w:ascii="Arial" w:hAnsi="Arial" w:eastAsia="Arial" w:cs="Tahoma"/>
                 <w:sz w:val="18"/>
               </w:rPr>
               <w:t>src/batch/sbpgi/job-10-notify-no-receive-data/job-10-notify-no-receive-data.config.ts</w:t>
@@ -4653,55 +4851,55 @@
             </w:pPr>
             <w:r>
               <w:rPr>
-                <w:rFonts w:ascii="Arial" w:hAnsi="Arial" w:eastAsia="Arial"/>
-                <w:sz w:val="18"/>
-              </w:rPr>
-            </w:r>
-            <w:r>
-              <w:rPr>
-                <w:rFonts w:ascii="Arial" w:hAnsi="Arial" w:eastAsia="Arial"/>
+                <w:rFonts w:ascii="Arial" w:hAnsi="Arial" w:eastAsia="Arial" w:cs="Tahoma"/>
+                <w:sz w:val="18"/>
+              </w:rPr>
+            </w:r>
+            <w:r>
+              <w:rPr>
+                <w:rFonts w:ascii="Arial" w:hAnsi="Arial" w:eastAsia="Arial" w:cs="Tahoma"/>
                 <w:sz w:val="18"/>
               </w:rPr>
               <w:t xml:space="preserve">คลาส </w:t>
             </w:r>
             <w:r>
               <w:rPr>
-                <w:rFonts w:ascii="Courier New" w:hAnsi="Courier New" w:eastAsia="Arial"/>
+                <w:rFonts w:ascii="Courier New" w:hAnsi="Courier New" w:eastAsia="Courier New" w:cs="Tahoma"/>
                 <w:sz w:val="18"/>
               </w:rPr>
               <w:t>SbpgiJob10Config</w:t>
             </w:r>
             <w:r>
               <w:rPr>
-                <w:rFonts w:ascii="Arial" w:hAnsi="Arial" w:eastAsia="Arial"/>
+                <w:rFonts w:ascii="Arial" w:hAnsi="Arial" w:eastAsia="Arial" w:cs="Tahoma"/>
                 <w:sz w:val="18"/>
               </w:rPr>
               <w:t xml:space="preserve"> (แบบเดียวกับ </w:t>
             </w:r>
             <w:r>
               <w:rPr>
-                <w:rFonts w:ascii="Courier New" w:hAnsi="Courier New" w:eastAsia="Arial"/>
+                <w:rFonts w:ascii="Courier New" w:hAnsi="Courier New" w:eastAsia="Courier New" w:cs="Tahoma"/>
                 <w:sz w:val="18"/>
               </w:rPr>
               <w:t>src/config/app.config.ts</w:t>
             </w:r>
             <w:r>
               <w:rPr>
-                <w:rFonts w:ascii="Arial" w:hAnsi="Arial" w:eastAsia="Arial"/>
+                <w:rFonts w:ascii="Arial" w:hAnsi="Arial" w:eastAsia="Arial" w:cs="Tahoma"/>
                 <w:sz w:val="18"/>
               </w:rPr>
               <w:t xml:space="preserve"> — โปรเจกต์นี้ไม่ใช้ </w:t>
             </w:r>
             <w:r>
               <w:rPr>
-                <w:rFonts w:ascii="Courier New" w:hAnsi="Courier New" w:eastAsia="Arial"/>
+                <w:rFonts w:ascii="Courier New" w:hAnsi="Courier New" w:eastAsia="Courier New" w:cs="Tahoma"/>
                 <w:sz w:val="18"/>
               </w:rPr>
               <w:t>registerAs</w:t>
             </w:r>
             <w:r>
               <w:rPr>
-                <w:rFonts w:ascii="Arial" w:hAnsi="Arial" w:eastAsia="Arial"/>
+                <w:rFonts w:ascii="Arial" w:hAnsi="Arial" w:eastAsia="Arial" w:cs="Tahoma"/>
                 <w:sz w:val="18"/>
               </w:rPr>
               <w:t>) — cron และพารามิเตอร์ทั้ง 4 ตัวของ Job 10 อ่านจาก env/config file (ไม่มีตาราง job_configs)</w:t>
@@ -4725,13 +4923,13 @@
             </w:pPr>
             <w:r>
               <w:rPr>
-                <w:rFonts w:ascii="Arial" w:hAnsi="Arial" w:eastAsia="Arial"/>
-                <w:sz w:val="18"/>
-              </w:rPr>
-            </w:r>
-            <w:r>
-              <w:rPr>
-                <w:rFonts w:ascii="Arial" w:hAnsi="Arial" w:eastAsia="Arial"/>
+                <w:rFonts w:ascii="Arial" w:hAnsi="Arial" w:eastAsia="Arial" w:cs="Tahoma"/>
+                <w:sz w:val="18"/>
+              </w:rPr>
+            </w:r>
+            <w:r>
+              <w:rPr>
+                <w:rFonts w:ascii="Arial" w:hAnsi="Arial" w:eastAsia="Arial" w:cs="Tahoma"/>
                 <w:sz w:val="18"/>
               </w:rPr>
               <w:t>src/batch/sbpgi/job-10-notify-no-receive-data/job-10-notify-no-receive-data.module.ts</w:t>
@@ -4750,20 +4948,20 @@
             </w:pPr>
             <w:r>
               <w:rPr>
-                <w:rFonts w:ascii="Arial" w:hAnsi="Arial" w:eastAsia="Arial"/>
-                <w:sz w:val="18"/>
-              </w:rPr>
-            </w:r>
-            <w:r>
-              <w:rPr>
-                <w:rFonts w:ascii="Arial" w:hAnsi="Arial" w:eastAsia="Arial"/>
+                <w:rFonts w:ascii="Arial" w:hAnsi="Arial" w:eastAsia="Arial" w:cs="Tahoma"/>
+                <w:sz w:val="18"/>
+              </w:rPr>
+            </w:r>
+            <w:r>
+              <w:rPr>
+                <w:rFonts w:ascii="Arial" w:hAnsi="Arial" w:eastAsia="Arial" w:cs="Tahoma"/>
                 <w:sz w:val="18"/>
               </w:rPr>
               <w:t xml:space="preserve">NestJS module ผูก job + service + repository provider (factory token string) เข้ากับ </w:t>
             </w:r>
             <w:r>
               <w:rPr>
-                <w:rFonts w:ascii="Courier New" w:hAnsi="Courier New" w:eastAsia="Arial"/>
+                <w:rFonts w:ascii="Courier New" w:hAnsi="Courier New" w:eastAsia="Courier New" w:cs="Tahoma"/>
                 <w:sz w:val="18"/>
               </w:rPr>
               <w:t>DatabaseModule</w:t>
@@ -4787,13 +4985,13 @@
             </w:pPr>
             <w:r>
               <w:rPr>
-                <w:rFonts w:ascii="Arial" w:hAnsi="Arial" w:eastAsia="Arial"/>
-                <w:sz w:val="18"/>
-              </w:rPr>
-            </w:r>
-            <w:r>
-              <w:rPr>
-                <w:rFonts w:ascii="Arial" w:hAnsi="Arial" w:eastAsia="Arial"/>
+                <w:rFonts w:ascii="Arial" w:hAnsi="Arial" w:eastAsia="Arial" w:cs="Tahoma"/>
+                <w:sz w:val="18"/>
+              </w:rPr>
+            </w:r>
+            <w:r>
+              <w:rPr>
+                <w:rFonts w:ascii="Arial" w:hAnsi="Arial" w:eastAsia="Arial" w:cs="Tahoma"/>
                 <w:sz w:val="18"/>
               </w:rPr>
               <w:t>src/batch/runner.ts</w:t>
@@ -4812,13 +5010,13 @@
             </w:pPr>
             <w:r>
               <w:rPr>
-                <w:rFonts w:ascii="Arial" w:hAnsi="Arial" w:eastAsia="Arial"/>
-                <w:sz w:val="18"/>
-              </w:rPr>
-            </w:r>
-            <w:r>
-              <w:rPr>
-                <w:rFonts w:ascii="Arial" w:hAnsi="Arial" w:eastAsia="Arial"/>
+                <w:rFonts w:ascii="Arial" w:hAnsi="Arial" w:eastAsia="Arial" w:cs="Tahoma"/>
+                <w:sz w:val="18"/>
+              </w:rPr>
+            </w:r>
+            <w:r>
+              <w:rPr>
+                <w:rFonts w:ascii="Arial" w:hAnsi="Arial" w:eastAsia="Arial" w:cs="Tahoma"/>
                 <w:sz w:val="18"/>
               </w:rPr>
               <w:t>ตัวรันกลาง: resolve job ตาม jobNo, กันรันซ้อนด้วย advisory lock, จับ error → แจ้งเตือน, เขียน structured log สรุป (ใช้ร่วมทั้ง 11 job)</w:t>
@@ -4842,13 +5040,13 @@
             </w:pPr>
             <w:r>
               <w:rPr>
-                <w:rFonts w:ascii="Arial" w:hAnsi="Arial" w:eastAsia="Arial"/>
-                <w:sz w:val="18"/>
-              </w:rPr>
-            </w:r>
-            <w:r>
-              <w:rPr>
-                <w:rFonts w:ascii="Arial" w:hAnsi="Arial" w:eastAsia="Arial"/>
+                <w:rFonts w:ascii="Arial" w:hAnsi="Arial" w:eastAsia="Arial" w:cs="Tahoma"/>
+                <w:sz w:val="18"/>
+              </w:rPr>
+            </w:r>
+            <w:r>
+              <w:rPr>
+                <w:rFonts w:ascii="Arial" w:hAnsi="Arial" w:eastAsia="Arial" w:cs="Tahoma"/>
                 <w:sz w:val="18"/>
               </w:rPr>
               <w:t>src/batch/scheduler.ts</w:t>
@@ -4867,41 +5065,41 @@
             </w:pPr>
             <w:r>
               <w:rPr>
-                <w:rFonts w:ascii="Arial" w:hAnsi="Arial" w:eastAsia="Arial"/>
-                <w:sz w:val="18"/>
-              </w:rPr>
-            </w:r>
-            <w:r>
-              <w:rPr>
-                <w:rFonts w:ascii="Arial" w:hAnsi="Arial" w:eastAsia="Arial"/>
+                <w:rFonts w:ascii="Arial" w:hAnsi="Arial" w:eastAsia="Arial" w:cs="Tahoma"/>
+                <w:sz w:val="18"/>
+              </w:rPr>
+            </w:r>
+            <w:r>
+              <w:rPr>
+                <w:rFonts w:ascii="Arial" w:hAnsi="Arial" w:eastAsia="Arial" w:cs="Tahoma"/>
                 <w:sz w:val="18"/>
               </w:rPr>
               <w:t>ลงทะเบียน cron จาก config (</w:t>
             </w:r>
             <w:r>
               <w:rPr>
-                <w:rFonts w:ascii="Courier New" w:hAnsi="Courier New" w:eastAsia="Arial"/>
+                <w:rFonts w:ascii="Courier New" w:hAnsi="Courier New" w:eastAsia="Courier New" w:cs="Tahoma"/>
                 <w:sz w:val="18"/>
               </w:rPr>
               <w:t>SBPGI_JOB10_CRON</w:t>
             </w:r>
             <w:r>
               <w:rPr>
-                <w:rFonts w:ascii="Arial" w:hAnsi="Arial" w:eastAsia="Arial"/>
+                <w:rFonts w:ascii="Arial" w:hAnsi="Arial" w:eastAsia="Arial" w:cs="Tahoma"/>
                 <w:sz w:val="18"/>
               </w:rPr>
               <w:t xml:space="preserve"> = </w:t>
             </w:r>
             <w:r>
               <w:rPr>
-                <w:rFonts w:ascii="Courier New" w:hAnsi="Courier New" w:eastAsia="Arial"/>
+                <w:rFonts w:ascii="Courier New" w:hAnsi="Courier New" w:eastAsia="Courier New" w:cs="Tahoma"/>
                 <w:sz w:val="18"/>
               </w:rPr>
               <w:t>0 07 * * *</w:t>
             </w:r>
             <w:r>
               <w:rPr>
-                <w:rFonts w:ascii="Arial" w:hAnsi="Arial" w:eastAsia="Arial"/>
+                <w:rFonts w:ascii="Arial" w:hAnsi="Arial" w:eastAsia="Arial" w:cs="Tahoma"/>
                 <w:sz w:val="18"/>
               </w:rPr>
               <w:t>) และรองรับสั่งรันนอกรอบผ่าน CLI/runbook</w:t>
@@ -4925,13 +5123,13 @@
             </w:pPr>
             <w:r>
               <w:rPr>
-                <w:rFonts w:ascii="Arial" w:hAnsi="Arial" w:eastAsia="Arial"/>
-                <w:sz w:val="18"/>
-              </w:rPr>
-            </w:r>
-            <w:r>
-              <w:rPr>
-                <w:rFonts w:ascii="Arial" w:hAnsi="Arial" w:eastAsia="Arial"/>
+                <w:rFonts w:ascii="Arial" w:hAnsi="Arial" w:eastAsia="Arial" w:cs="Tahoma"/>
+                <w:sz w:val="18"/>
+              </w:rPr>
+            </w:r>
+            <w:r>
+              <w:rPr>
+                <w:rFonts w:ascii="Arial" w:hAnsi="Arial" w:eastAsia="Arial" w:cs="Tahoma"/>
                 <w:sz w:val="18"/>
               </w:rPr>
               <w:t>src/batch/job-failure.notifier.ts</w:t>
@@ -4950,55 +5148,55 @@
             </w:pPr>
             <w:r>
               <w:rPr>
-                <w:rFonts w:ascii="Arial" w:hAnsi="Arial" w:eastAsia="Arial"/>
-                <w:sz w:val="18"/>
-              </w:rPr>
-            </w:r>
-            <w:r>
-              <w:rPr>
-                <w:rFonts w:ascii="Arial" w:hAnsi="Arial" w:eastAsia="Arial"/>
+                <w:rFonts w:ascii="Arial" w:hAnsi="Arial" w:eastAsia="Arial" w:cs="Tahoma"/>
+                <w:sz w:val="18"/>
+              </w:rPr>
+            </w:r>
+            <w:r>
+              <w:rPr>
+                <w:rFonts w:ascii="Arial" w:hAnsi="Arial" w:eastAsia="Arial" w:cs="Tahoma"/>
                 <w:sz w:val="18"/>
               </w:rPr>
               <w:t xml:space="preserve">ส่งอีเมลแจ้งผู้ดูแลเมื่อ job ล้มเหลว ผ่าน </w:t>
             </w:r>
             <w:r>
               <w:rPr>
-                <w:rFonts w:ascii="Courier New" w:hAnsi="Courier New" w:eastAsia="Arial"/>
+                <w:rFonts w:ascii="Courier New" w:hAnsi="Courier New" w:eastAsia="Courier New" w:cs="Tahoma"/>
                 <w:sz w:val="18"/>
               </w:rPr>
               <w:t>EmailLibService</w:t>
             </w:r>
             <w:r>
               <w:rPr>
-                <w:rFonts w:ascii="Arial" w:hAnsi="Arial" w:eastAsia="Arial"/>
+                <w:rFonts w:ascii="Arial" w:hAnsi="Arial" w:eastAsia="Arial" w:cs="Tahoma"/>
                 <w:sz w:val="18"/>
               </w:rPr>
               <w:t xml:space="preserve"> ของ </w:t>
             </w:r>
             <w:r>
               <w:rPr>
-                <w:rFonts w:ascii="Courier New" w:hAnsi="Courier New" w:eastAsia="Arial"/>
+                <w:rFonts w:ascii="Courier New" w:hAnsi="Courier New" w:eastAsia="Courier New" w:cs="Tahoma"/>
                 <w:sz w:val="18"/>
               </w:rPr>
               <w:t>@gosoft-sbp/email-lib</w:t>
             </w:r>
             <w:r>
               <w:rPr>
-                <w:rFonts w:ascii="Arial" w:hAnsi="Arial" w:eastAsia="Arial"/>
+                <w:rFonts w:ascii="Arial" w:hAnsi="Arial" w:eastAsia="Arial" w:cs="Tahoma"/>
                 <w:sz w:val="18"/>
               </w:rPr>
               <w:t xml:space="preserve"> (log ลง </w:t>
             </w:r>
             <w:r>
               <w:rPr>
-                <w:rFonts w:ascii="Courier New" w:hAnsi="Courier New" w:eastAsia="Arial"/>
+                <w:rFonts w:ascii="Courier New" w:hAnsi="Courier New" w:eastAsia="Courier New" w:cs="Tahoma"/>
                 <w:sz w:val="18"/>
               </w:rPr>
               <w:t>email_sent</w:t>
             </w:r>
             <w:r>
               <w:rPr>
-                <w:rFonts w:ascii="Arial" w:hAnsi="Arial" w:eastAsia="Arial"/>
+                <w:rFonts w:ascii="Arial" w:hAnsi="Arial" w:eastAsia="Arial" w:cs="Tahoma"/>
                 <w:sz w:val="18"/>
               </w:rPr>
               <w:t xml:space="preserve"> ให้อัตโนมัติ)</w:t>
@@ -5028,7 +5226,7 @@
       </w:r>
       <w:r>
         <w:rPr>
-          <w:rFonts w:ascii="Courier New" w:hAnsi="Courier New"/>
+          <w:rFonts w:ascii="Courier New" w:hAnsi="Courier New" w:eastAsia="Courier New" w:cs="Tahoma"/>
         </w:rPr>
         <w:t>0 07 * * *</w:t>
       </w:r>
@@ -5037,7 +5235,7 @@
       </w:r>
       <w:r>
         <w:rPr>
-          <w:rFonts w:ascii="Courier New" w:hAnsi="Courier New"/>
+          <w:rFonts w:ascii="Courier New" w:hAnsi="Courier New" w:eastAsia="Courier New" w:cs="Tahoma"/>
         </w:rPr>
         <w:t>SBPGI_JOB10_CRON</w:t>
       </w:r>
@@ -5046,7 +5244,7 @@
       </w:r>
       <w:r>
         <w:rPr>
-          <w:rFonts w:ascii="Courier New" w:hAnsi="Courier New"/>
+          <w:rFonts w:ascii="Courier New" w:hAnsi="Courier New" w:eastAsia="Courier New" w:cs="Tahoma"/>
         </w:rPr>
         <w:t>scheduler.ts</w:t>
       </w:r>
@@ -5055,7 +5253,7 @@
       </w:r>
       <w:r>
         <w:rPr>
-          <w:rFonts w:ascii="Courier New" w:hAnsi="Courier New"/>
+          <w:rFonts w:ascii="Courier New" w:hAnsi="Courier New" w:eastAsia="Courier New" w:cs="Tahoma"/>
         </w:rPr>
         <w:t>enabled=false</w:t>
       </w:r>
@@ -5070,7 +5268,7 @@
       </w:pPr>
       <w:r>
         <w:rPr>
-          <w:rFonts w:ascii="Courier New" w:hAnsi="Courier New"/>
+          <w:rFonts w:ascii="Courier New" w:hAnsi="Courier New" w:eastAsia="Courier New" w:cs="Tahoma"/>
           <w:sz w:val="16"/>
         </w:rPr>
         <w:t>// src/batch/sbpgi/job-10-notify-no-receive-data/job-10-notify-no-receive-data.config.ts</w:t>
@@ -5180,7 +5378,7 @@
       </w:r>
       <w:r>
         <w:rPr>
-          <w:rFonts w:ascii="Courier New" w:hAnsi="Courier New"/>
+          <w:rFonts w:ascii="Courier New" w:hAnsi="Courier New" w:eastAsia="Courier New" w:cs="Tahoma"/>
         </w:rPr>
         <w:t>JobRunContext</w:t>
       </w:r>
@@ -5189,7 +5387,7 @@
       </w:r>
       <w:r>
         <w:rPr>
-          <w:rFonts w:ascii="Courier New" w:hAnsi="Courier New"/>
+          <w:rFonts w:ascii="Courier New" w:hAnsi="Courier New" w:eastAsia="Courier New" w:cs="Tahoma"/>
         </w:rPr>
         <w:t>JobRunResult</w:t>
       </w:r>
@@ -5198,7 +5396,7 @@
       </w:r>
       <w:r>
         <w:rPr>
-          <w:rFonts w:ascii="Courier New" w:hAnsi="Courier New"/>
+          <w:rFonts w:ascii="Courier New" w:hAnsi="Courier New" w:eastAsia="Courier New" w:cs="Tahoma"/>
         </w:rPr>
         <w:t>JobState</w:t>
       </w:r>
@@ -5207,7 +5405,7 @@
       </w:r>
       <w:r>
         <w:rPr>
-          <w:rFonts w:ascii="Courier New" w:hAnsi="Courier New"/>
+          <w:rFonts w:ascii="Courier New" w:hAnsi="Courier New" w:eastAsia="Courier New" w:cs="Tahoma"/>
         </w:rPr>
         <w:t>JobFailedError</w:t>
       </w:r>
@@ -5216,7 +5414,7 @@
       </w:r>
       <w:r>
         <w:rPr>
-          <w:rFonts w:ascii="Courier New" w:hAnsi="Courier New"/>
+          <w:rFonts w:ascii="Courier New" w:hAnsi="Courier New" w:eastAsia="Courier New" w:cs="Tahoma"/>
         </w:rPr>
         <w:t>src/batch/runner.ts</w:t>
       </w:r>
@@ -5231,7 +5429,7 @@
       </w:pPr>
       <w:r>
         <w:rPr>
-          <w:rFonts w:ascii="Courier New" w:hAnsi="Courier New"/>
+          <w:rFonts w:ascii="Courier New" w:hAnsi="Courier New" w:eastAsia="Courier New" w:cs="Tahoma"/>
           <w:sz w:val="16"/>
         </w:rPr>
         <w:t>// src/batch/runner.ts — สัญญากลางของทุก job (ประกาศครั้งเดียว ใช้ร่วมทั้ง 11 ฉบับ)</w:t>
@@ -5307,7 +5505,7 @@
       </w:pPr>
       <w:r>
         <w:rPr>
-          <w:rFonts w:ascii="Courier New" w:hAnsi="Courier New"/>
+          <w:rFonts w:ascii="Courier New" w:hAnsi="Courier New" w:eastAsia="Courier New" w:cs="Tahoma"/>
           <w:sz w:val="16"/>
         </w:rPr>
         <w:t>// NotifyNoReceiveDataService — method ที่ job class เรียก (1 method ต่อ 1 ขั้นในตารางด้านบน)</w:t>
@@ -5394,7 +5592,7 @@
       </w:r>
       <w:r>
         <w:rPr>
-          <w:rFonts w:ascii="Courier New" w:hAnsi="Courier New"/>
+          <w:rFonts w:ascii="Courier New" w:hAnsi="Courier New" w:eastAsia="Courier New" w:cs="Tahoma"/>
         </w:rPr>
         <w:t>run()</w:t>
       </w:r>
@@ -5434,7 +5632,7 @@
             <w:r/>
             <w:r>
               <w:rPr>
-                <w:rFonts w:ascii="Arial" w:hAnsi="Arial" w:eastAsia="Arial"/>
+                <w:rFonts w:ascii="Arial" w:hAnsi="Arial" w:eastAsia="Arial" w:cs="Tahoma"/>
                 <w:b/>
                 <w:sz w:val="18"/>
               </w:rPr>
@@ -5456,7 +5654,7 @@
             <w:r/>
             <w:r>
               <w:rPr>
-                <w:rFonts w:ascii="Arial" w:hAnsi="Arial" w:eastAsia="Arial"/>
+                <w:rFonts w:ascii="Arial" w:hAnsi="Arial" w:eastAsia="Arial" w:cs="Tahoma"/>
                 <w:b/>
                 <w:sz w:val="18"/>
               </w:rPr>
@@ -5478,7 +5676,7 @@
             <w:r/>
             <w:r>
               <w:rPr>
-                <w:rFonts w:ascii="Arial" w:hAnsi="Arial" w:eastAsia="Arial"/>
+                <w:rFonts w:ascii="Arial" w:hAnsi="Arial" w:eastAsia="Arial" w:cs="Tahoma"/>
                 <w:b/>
                 <w:sz w:val="18"/>
               </w:rPr>
@@ -5500,7 +5698,7 @@
             <w:r/>
             <w:r>
               <w:rPr>
-                <w:rFonts w:ascii="Arial" w:hAnsi="Arial" w:eastAsia="Arial"/>
+                <w:rFonts w:ascii="Arial" w:hAnsi="Arial" w:eastAsia="Arial" w:cs="Tahoma"/>
                 <w:b/>
                 <w:sz w:val="18"/>
               </w:rPr>
@@ -5522,7 +5720,7 @@
             <w:r/>
             <w:r>
               <w:rPr>
-                <w:rFonts w:ascii="Arial" w:hAnsi="Arial" w:eastAsia="Arial"/>
+                <w:rFonts w:ascii="Arial" w:hAnsi="Arial" w:eastAsia="Arial" w:cs="Tahoma"/>
                 <w:b/>
                 <w:sz w:val="18"/>
               </w:rPr>
@@ -5547,13 +5745,13 @@
             </w:pPr>
             <w:r>
               <w:rPr>
-                <w:rFonts w:ascii="Arial" w:hAnsi="Arial" w:eastAsia="Arial"/>
-                <w:sz w:val="18"/>
-              </w:rPr>
-            </w:r>
-            <w:r>
-              <w:rPr>
-                <w:rFonts w:ascii="Arial" w:hAnsi="Arial" w:eastAsia="Arial"/>
+                <w:rFonts w:ascii="Arial" w:hAnsi="Arial" w:eastAsia="Arial" w:cs="Tahoma"/>
+                <w:sz w:val="18"/>
+              </w:rPr>
+            </w:r>
+            <w:r>
+              <w:rPr>
+                <w:rFonts w:ascii="Arial" w:hAnsi="Arial" w:eastAsia="Arial" w:cs="Tahoma"/>
                 <w:sz w:val="18"/>
               </w:rPr>
               <w:t>1</w:t>
@@ -5572,13 +5770,13 @@
             </w:pPr>
             <w:r>
               <w:rPr>
-                <w:rFonts w:ascii="Arial" w:hAnsi="Arial" w:eastAsia="Arial"/>
-                <w:sz w:val="18"/>
-              </w:rPr>
-            </w:r>
-            <w:r>
-              <w:rPr>
-                <w:rFonts w:ascii="Arial" w:hAnsi="Arial" w:eastAsia="Arial"/>
+                <w:rFonts w:ascii="Arial" w:hAnsi="Arial" w:eastAsia="Arial" w:cs="Tahoma"/>
+                <w:sz w:val="18"/>
+              </w:rPr>
+            </w:r>
+            <w:r>
+              <w:rPr>
+                <w:rFonts w:ascii="Arial" w:hAnsi="Arial" w:eastAsia="Arial" w:cs="Tahoma"/>
                 <w:sz w:val="18"/>
               </w:rPr>
               <w:t>start</w:t>
@@ -5597,13 +5795,13 @@
             </w:pPr>
             <w:r>
               <w:rPr>
-                <w:rFonts w:ascii="Arial" w:hAnsi="Arial" w:eastAsia="Arial"/>
-                <w:sz w:val="18"/>
-              </w:rPr>
-            </w:r>
-            <w:r>
-              <w:rPr>
-                <w:rFonts w:ascii="Arial" w:hAnsi="Arial" w:eastAsia="Arial"/>
+                <w:rFonts w:ascii="Arial" w:hAnsi="Arial" w:eastAsia="Arial" w:cs="Tahoma"/>
+                <w:sz w:val="18"/>
+              </w:rPr>
+            </w:r>
+            <w:r>
+              <w:rPr>
+                <w:rFonts w:ascii="Arial" w:hAnsi="Arial" w:eastAsia="Arial" w:cs="Tahoma"/>
                 <w:sz w:val="18"/>
               </w:rPr>
               <w:t>เริ่ม</w:t>
@@ -5622,13 +5820,13 @@
             </w:pPr>
             <w:r>
               <w:rPr>
-                <w:rFonts w:ascii="Arial" w:hAnsi="Arial" w:eastAsia="Arial"/>
-                <w:sz w:val="18"/>
-              </w:rPr>
-            </w:r>
-            <w:r>
-              <w:rPr>
-                <w:rFonts w:ascii="Arial" w:hAnsi="Arial" w:eastAsia="Arial"/>
+                <w:rFonts w:ascii="Arial" w:hAnsi="Arial" w:eastAsia="Arial" w:cs="Tahoma"/>
+                <w:sz w:val="18"/>
+              </w:rPr>
+            </w:r>
+            <w:r>
+              <w:rPr>
+                <w:rFonts w:ascii="Arial" w:hAnsi="Arial" w:eastAsia="Arial" w:cs="Tahoma"/>
                 <w:sz w:val="18"/>
               </w:rPr>
               <w:t>createState()</w:t>
@@ -5647,13 +5845,13 @@
             </w:pPr>
             <w:r>
               <w:rPr>
-                <w:rFonts w:ascii="Arial" w:hAnsi="Arial" w:eastAsia="Arial"/>
-                <w:sz w:val="18"/>
-              </w:rPr>
-            </w:r>
-            <w:r>
-              <w:rPr>
-                <w:rFonts w:ascii="Arial" w:hAnsi="Arial" w:eastAsia="Arial"/>
+                <w:rFonts w:ascii="Arial" w:hAnsi="Arial" w:eastAsia="Arial" w:cs="Tahoma"/>
+                <w:sz w:val="18"/>
+              </w:rPr>
+            </w:r>
+            <w:r>
+              <w:rPr>
+                <w:rFonts w:ascii="Arial" w:hAnsi="Arial" w:eastAsia="Arial" w:cs="Tahoma"/>
                 <w:sz w:val="18"/>
               </w:rPr>
               <w:t>-</w:t>
@@ -5677,13 +5875,13 @@
             </w:pPr>
             <w:r>
               <w:rPr>
-                <w:rFonts w:ascii="Arial" w:hAnsi="Arial" w:eastAsia="Arial"/>
-                <w:sz w:val="18"/>
-              </w:rPr>
-            </w:r>
-            <w:r>
-              <w:rPr>
-                <w:rFonts w:ascii="Arial" w:hAnsi="Arial" w:eastAsia="Arial"/>
+                <w:rFonts w:ascii="Arial" w:hAnsi="Arial" w:eastAsia="Arial" w:cs="Tahoma"/>
+                <w:sz w:val="18"/>
+              </w:rPr>
+            </w:r>
+            <w:r>
+              <w:rPr>
+                <w:rFonts w:ascii="Arial" w:hAnsi="Arial" w:eastAsia="Arial" w:cs="Tahoma"/>
                 <w:sz w:val="18"/>
               </w:rPr>
               <w:t>2</w:t>
@@ -5702,13 +5900,13 @@
             </w:pPr>
             <w:r>
               <w:rPr>
-                <w:rFonts w:ascii="Arial" w:hAnsi="Arial" w:eastAsia="Arial"/>
-                <w:sz w:val="18"/>
-              </w:rPr>
-            </w:r>
-            <w:r>
-              <w:rPr>
-                <w:rFonts w:ascii="Arial" w:hAnsi="Arial" w:eastAsia="Arial"/>
+                <w:rFonts w:ascii="Arial" w:hAnsi="Arial" w:eastAsia="Arial" w:cs="Tahoma"/>
+                <w:sz w:val="18"/>
+              </w:rPr>
+            </w:r>
+            <w:r>
+              <w:rPr>
+                <w:rFonts w:ascii="Arial" w:hAnsi="Arial" w:eastAsia="Arial" w:cs="Tahoma"/>
                 <w:sz w:val="18"/>
               </w:rPr>
               <w:t>process</w:t>
@@ -5727,13 +5925,13 @@
             </w:pPr>
             <w:r>
               <w:rPr>
-                <w:rFonts w:ascii="Arial" w:hAnsi="Arial" w:eastAsia="Arial"/>
-                <w:sz w:val="18"/>
-              </w:rPr>
-            </w:r>
-            <w:r>
-              <w:rPr>
-                <w:rFonts w:ascii="Arial" w:hAnsi="Arial" w:eastAsia="Arial"/>
+                <w:rFonts w:ascii="Arial" w:hAnsi="Arial" w:eastAsia="Arial" w:cs="Tahoma"/>
+                <w:sz w:val="18"/>
+              </w:rPr>
+            </w:r>
+            <w:r>
+              <w:rPr>
+                <w:rFonts w:ascii="Arial" w:hAnsi="Arial" w:eastAsia="Arial" w:cs="Tahoma"/>
                 <w:sz w:val="18"/>
               </w:rPr>
               <w:t>อ่าน interface_transactions ฝั่ง STA ที่ยังไม่มี ACK และอายุ &gt;= threshold</w:t>
@@ -5752,13 +5950,13 @@
             </w:pPr>
             <w:r>
               <w:rPr>
-                <w:rFonts w:ascii="Arial" w:hAnsi="Arial" w:eastAsia="Arial"/>
-                <w:sz w:val="18"/>
-              </w:rPr>
-            </w:r>
-            <w:r>
-              <w:rPr>
-                <w:rFonts w:ascii="Arial" w:hAnsi="Arial" w:eastAsia="Arial"/>
+                <w:rFonts w:ascii="Arial" w:hAnsi="Arial" w:eastAsia="Arial" w:cs="Tahoma"/>
+                <w:sz w:val="18"/>
+              </w:rPr>
+            </w:r>
+            <w:r>
+              <w:rPr>
+                <w:rFonts w:ascii="Arial" w:hAnsi="Arial" w:eastAsia="Arial" w:cs="Tahoma"/>
                 <w:sz w:val="18"/>
               </w:rPr>
               <w:t>step02Read()</w:t>
@@ -5777,13 +5975,13 @@
             </w:pPr>
             <w:r>
               <w:rPr>
-                <w:rFonts w:ascii="Arial" w:hAnsi="Arial" w:eastAsia="Arial"/>
-                <w:sz w:val="18"/>
-              </w:rPr>
-            </w:r>
-            <w:r>
-              <w:rPr>
-                <w:rFonts w:ascii="Arial" w:hAnsi="Arial" w:eastAsia="Arial"/>
+                <w:rFonts w:ascii="Arial" w:hAnsi="Arial" w:eastAsia="Arial" w:cs="Tahoma"/>
+                <w:sz w:val="18"/>
+              </w:rPr>
+            </w:r>
+            <w:r>
+              <w:rPr>
+                <w:rFonts w:ascii="Arial" w:hAnsi="Arial" w:eastAsia="Arial" w:cs="Tahoma"/>
                 <w:sz w:val="18"/>
               </w:rPr>
               <w:t>throw JobFailedError เมื่อทำไม่สำเร็จ</w:t>
@@ -5807,13 +6005,13 @@
             </w:pPr>
             <w:r>
               <w:rPr>
-                <w:rFonts w:ascii="Arial" w:hAnsi="Arial" w:eastAsia="Arial"/>
-                <w:sz w:val="18"/>
-              </w:rPr>
-            </w:r>
-            <w:r>
-              <w:rPr>
-                <w:rFonts w:ascii="Arial" w:hAnsi="Arial" w:eastAsia="Arial"/>
+                <w:rFonts w:ascii="Arial" w:hAnsi="Arial" w:eastAsia="Arial" w:cs="Tahoma"/>
+                <w:sz w:val="18"/>
+              </w:rPr>
+            </w:r>
+            <w:r>
+              <w:rPr>
+                <w:rFonts w:ascii="Arial" w:hAnsi="Arial" w:eastAsia="Arial" w:cs="Tahoma"/>
                 <w:sz w:val="18"/>
               </w:rPr>
               <w:t>3</w:t>
@@ -5832,13 +6030,13 @@
             </w:pPr>
             <w:r>
               <w:rPr>
-                <w:rFonts w:ascii="Arial" w:hAnsi="Arial" w:eastAsia="Arial"/>
-                <w:sz w:val="18"/>
-              </w:rPr>
-            </w:r>
-            <w:r>
-              <w:rPr>
-                <w:rFonts w:ascii="Arial" w:hAnsi="Arial" w:eastAsia="Arial"/>
+                <w:rFonts w:ascii="Arial" w:hAnsi="Arial" w:eastAsia="Arial" w:cs="Tahoma"/>
+                <w:sz w:val="18"/>
+              </w:rPr>
+            </w:r>
+            <w:r>
+              <w:rPr>
+                <w:rFonts w:ascii="Arial" w:hAnsi="Arial" w:eastAsia="Arial" w:cs="Tahoma"/>
                 <w:sz w:val="18"/>
               </w:rPr>
               <w:t>decision</w:t>
@@ -5857,13 +6055,13 @@
             </w:pPr>
             <w:r>
               <w:rPr>
-                <w:rFonts w:ascii="Arial" w:hAnsi="Arial" w:eastAsia="Arial"/>
-                <w:sz w:val="18"/>
-              </w:rPr>
-            </w:r>
-            <w:r>
-              <w:rPr>
-                <w:rFonts w:ascii="Arial" w:hAnsi="Arial" w:eastAsia="Arial"/>
+                <w:rFonts w:ascii="Arial" w:hAnsi="Arial" w:eastAsia="Arial" w:cs="Tahoma"/>
+                <w:sz w:val="18"/>
+              </w:rPr>
+            </w:r>
+            <w:r>
+              <w:rPr>
+                <w:rFonts w:ascii="Arial" w:hAnsi="Arial" w:eastAsia="Arial" w:cs="Tahoma"/>
                 <w:sz w:val="18"/>
               </w:rPr>
               <w:t>พบรายการค้าง?</w:t>
@@ -5882,13 +6080,13 @@
             </w:pPr>
             <w:r>
               <w:rPr>
-                <w:rFonts w:ascii="Arial" w:hAnsi="Arial" w:eastAsia="Arial"/>
-                <w:sz w:val="18"/>
-              </w:rPr>
-            </w:r>
-            <w:r>
-              <w:rPr>
-                <w:rFonts w:ascii="Arial" w:hAnsi="Arial" w:eastAsia="Arial"/>
+                <w:rFonts w:ascii="Arial" w:hAnsi="Arial" w:eastAsia="Arial" w:cs="Tahoma"/>
+                <w:sz w:val="18"/>
+              </w:rPr>
+            </w:r>
+            <w:r>
+              <w:rPr>
+                <w:rFonts w:ascii="Arial" w:hAnsi="Arial" w:eastAsia="Arial" w:cs="Tahoma"/>
                 <w:sz w:val="18"/>
               </w:rPr>
               <w:t>check03Condition()</w:t>
@@ -5907,13 +6105,13 @@
             </w:pPr>
             <w:r>
               <w:rPr>
-                <w:rFonts w:ascii="Arial" w:hAnsi="Arial" w:eastAsia="Arial"/>
-                <w:sz w:val="18"/>
-              </w:rPr>
-            </w:r>
-            <w:r>
-              <w:rPr>
-                <w:rFonts w:ascii="Arial" w:hAnsi="Arial" w:eastAsia="Arial"/>
+                <w:rFonts w:ascii="Arial" w:hAnsi="Arial" w:eastAsia="Arial" w:cs="Tahoma"/>
+                <w:sz w:val="18"/>
+              </w:rPr>
+            </w:r>
+            <w:r>
+              <w:rPr>
+                <w:rFonts w:ascii="Arial" w:hAnsi="Arial" w:eastAsia="Arial" w:cs="Tahoma"/>
                 <w:sz w:val="18"/>
               </w:rPr>
               <w:t>[end] จบการทำงาน</w:t>
@@ -5937,13 +6135,13 @@
             </w:pPr>
             <w:r>
               <w:rPr>
-                <w:rFonts w:ascii="Arial" w:hAnsi="Arial" w:eastAsia="Arial"/>
-                <w:sz w:val="18"/>
-              </w:rPr>
-            </w:r>
-            <w:r>
-              <w:rPr>
-                <w:rFonts w:ascii="Arial" w:hAnsi="Arial" w:eastAsia="Arial"/>
+                <w:rFonts w:ascii="Arial" w:hAnsi="Arial" w:eastAsia="Arial" w:cs="Tahoma"/>
+                <w:sz w:val="18"/>
+              </w:rPr>
+            </w:r>
+            <w:r>
+              <w:rPr>
+                <w:rFonts w:ascii="Arial" w:hAnsi="Arial" w:eastAsia="Arial" w:cs="Tahoma"/>
                 <w:sz w:val="18"/>
               </w:rPr>
               <w:t>4</w:t>
@@ -5962,13 +6160,13 @@
             </w:pPr>
             <w:r>
               <w:rPr>
-                <w:rFonts w:ascii="Arial" w:hAnsi="Arial" w:eastAsia="Arial"/>
-                <w:sz w:val="18"/>
-              </w:rPr>
-            </w:r>
-            <w:r>
-              <w:rPr>
-                <w:rFonts w:ascii="Arial" w:hAnsi="Arial" w:eastAsia="Arial"/>
+                <w:rFonts w:ascii="Arial" w:hAnsi="Arial" w:eastAsia="Arial" w:cs="Tahoma"/>
+                <w:sz w:val="18"/>
+              </w:rPr>
+            </w:r>
+            <w:r>
+              <w:rPr>
+                <w:rFonts w:ascii="Arial" w:hAnsi="Arial" w:eastAsia="Arial" w:cs="Tahoma"/>
                 <w:sz w:val="18"/>
               </w:rPr>
               <w:t>io</w:t>
@@ -5987,13 +6185,13 @@
             </w:pPr>
             <w:r>
               <w:rPr>
-                <w:rFonts w:ascii="Arial" w:hAnsi="Arial" w:eastAsia="Arial"/>
-                <w:sz w:val="18"/>
-              </w:rPr>
-            </w:r>
-            <w:r>
-              <w:rPr>
-                <w:rFonts w:ascii="Arial" w:hAnsi="Arial" w:eastAsia="Arial"/>
+                <w:rFonts w:ascii="Arial" w:hAnsi="Arial" w:eastAsia="Arial" w:cs="Tahoma"/>
+                <w:sz w:val="18"/>
+              </w:rPr>
+            </w:r>
+            <w:r>
+              <w:rPr>
+                <w:rFonts w:ascii="Arial" w:hAnsi="Arial" w:eastAsia="Arial" w:cs="Tahoma"/>
                 <w:sz w:val="18"/>
               </w:rPr>
               <w:t>ส่งอีเมล UTF-8 ผ่าน @gosoft-sbp/email-lib ของระบบ SBP เดิม</w:t>
@@ -6012,13 +6210,13 @@
             </w:pPr>
             <w:r>
               <w:rPr>
-                <w:rFonts w:ascii="Arial" w:hAnsi="Arial" w:eastAsia="Arial"/>
-                <w:sz w:val="18"/>
-              </w:rPr>
-            </w:r>
-            <w:r>
-              <w:rPr>
-                <w:rFonts w:ascii="Arial" w:hAnsi="Arial" w:eastAsia="Arial"/>
+                <w:rFonts w:ascii="Arial" w:hAnsi="Arial" w:eastAsia="Arial" w:cs="Tahoma"/>
+                <w:sz w:val="18"/>
+              </w:rPr>
+            </w:r>
+            <w:r>
+              <w:rPr>
+                <w:rFonts w:ascii="Arial" w:hAnsi="Arial" w:eastAsia="Arial" w:cs="Tahoma"/>
                 <w:sz w:val="18"/>
               </w:rPr>
               <w:t>step04Notify()</w:t>
@@ -6037,13 +6235,13 @@
             </w:pPr>
             <w:r>
               <w:rPr>
-                <w:rFonts w:ascii="Arial" w:hAnsi="Arial" w:eastAsia="Arial"/>
-                <w:sz w:val="18"/>
-              </w:rPr>
-            </w:r>
-            <w:r>
-              <w:rPr>
-                <w:rFonts w:ascii="Arial" w:hAnsi="Arial" w:eastAsia="Arial"/>
+                <w:rFonts w:ascii="Arial" w:hAnsi="Arial" w:eastAsia="Arial" w:cs="Tahoma"/>
+                <w:sz w:val="18"/>
+              </w:rPr>
+            </w:r>
+            <w:r>
+              <w:rPr>
+                <w:rFonts w:ascii="Arial" w:hAnsi="Arial" w:eastAsia="Arial" w:cs="Tahoma"/>
                 <w:sz w:val="18"/>
               </w:rPr>
               <w:t>throw JobFailedError เมื่อทำไม่สำเร็จ</w:t>
@@ -6067,13 +6265,13 @@
             </w:pPr>
             <w:r>
               <w:rPr>
-                <w:rFonts w:ascii="Arial" w:hAnsi="Arial" w:eastAsia="Arial"/>
-                <w:sz w:val="18"/>
-              </w:rPr>
-            </w:r>
-            <w:r>
-              <w:rPr>
-                <w:rFonts w:ascii="Arial" w:hAnsi="Arial" w:eastAsia="Arial"/>
+                <w:rFonts w:ascii="Arial" w:hAnsi="Arial" w:eastAsia="Arial" w:cs="Tahoma"/>
+                <w:sz w:val="18"/>
+              </w:rPr>
+            </w:r>
+            <w:r>
+              <w:rPr>
+                <w:rFonts w:ascii="Arial" w:hAnsi="Arial" w:eastAsia="Arial" w:cs="Tahoma"/>
                 <w:sz w:val="18"/>
               </w:rPr>
               <w:t>5</w:t>
@@ -6092,13 +6290,13 @@
             </w:pPr>
             <w:r>
               <w:rPr>
-                <w:rFonts w:ascii="Arial" w:hAnsi="Arial" w:eastAsia="Arial"/>
-                <w:sz w:val="18"/>
-              </w:rPr>
-            </w:r>
-            <w:r>
-              <w:rPr>
-                <w:rFonts w:ascii="Arial" w:hAnsi="Arial" w:eastAsia="Arial"/>
+                <w:rFonts w:ascii="Arial" w:hAnsi="Arial" w:eastAsia="Arial" w:cs="Tahoma"/>
+                <w:sz w:val="18"/>
+              </w:rPr>
+            </w:r>
+            <w:r>
+              <w:rPr>
+                <w:rFonts w:ascii="Arial" w:hAnsi="Arial" w:eastAsia="Arial" w:cs="Tahoma"/>
                 <w:sz w:val="18"/>
               </w:rPr>
               <w:t>process</w:t>
@@ -6117,13 +6315,13 @@
             </w:pPr>
             <w:r>
               <w:rPr>
-                <w:rFonts w:ascii="Arial" w:hAnsi="Arial" w:eastAsia="Arial"/>
-                <w:sz w:val="18"/>
-              </w:rPr>
-            </w:r>
-            <w:r>
-              <w:rPr>
-                <w:rFonts w:ascii="Arial" w:hAnsi="Arial" w:eastAsia="Arial"/>
+                <w:rFonts w:ascii="Arial" w:hAnsi="Arial" w:eastAsia="Arial" w:cs="Tahoma"/>
+                <w:sz w:val="18"/>
+              </w:rPr>
+            </w:r>
+            <w:r>
+              <w:rPr>
+                <w:rFonts w:ascii="Arial" w:hAnsi="Arial" w:eastAsia="Arial" w:cs="Tahoma"/>
                 <w:sz w:val="18"/>
               </w:rPr>
               <w:t>แสดงรายการใน /interfaces/pending-ack</w:t>
@@ -6142,13 +6340,13 @@
             </w:pPr>
             <w:r>
               <w:rPr>
-                <w:rFonts w:ascii="Arial" w:hAnsi="Arial" w:eastAsia="Arial"/>
-                <w:sz w:val="18"/>
-              </w:rPr>
-            </w:r>
-            <w:r>
-              <w:rPr>
-                <w:rFonts w:ascii="Arial" w:hAnsi="Arial" w:eastAsia="Arial"/>
+                <w:rFonts w:ascii="Arial" w:hAnsi="Arial" w:eastAsia="Arial" w:cs="Tahoma"/>
+                <w:sz w:val="18"/>
+              </w:rPr>
+            </w:r>
+            <w:r>
+              <w:rPr>
+                <w:rFonts w:ascii="Arial" w:hAnsi="Arial" w:eastAsia="Arial" w:cs="Tahoma"/>
                 <w:sz w:val="18"/>
               </w:rPr>
               <w:t>step05Process()</w:t>
@@ -6167,13 +6365,13 @@
             </w:pPr>
             <w:r>
               <w:rPr>
-                <w:rFonts w:ascii="Arial" w:hAnsi="Arial" w:eastAsia="Arial"/>
-                <w:sz w:val="18"/>
-              </w:rPr>
-            </w:r>
-            <w:r>
-              <w:rPr>
-                <w:rFonts w:ascii="Arial" w:hAnsi="Arial" w:eastAsia="Arial"/>
+                <w:rFonts w:ascii="Arial" w:hAnsi="Arial" w:eastAsia="Arial" w:cs="Tahoma"/>
+                <w:sz w:val="18"/>
+              </w:rPr>
+            </w:r>
+            <w:r>
+              <w:rPr>
+                <w:rFonts w:ascii="Arial" w:hAnsi="Arial" w:eastAsia="Arial" w:cs="Tahoma"/>
                 <w:sz w:val="18"/>
               </w:rPr>
               <w:t>throw JobFailedError เมื่อทำไม่สำเร็จ</w:t>
@@ -6197,13 +6395,13 @@
             </w:pPr>
             <w:r>
               <w:rPr>
-                <w:rFonts w:ascii="Arial" w:hAnsi="Arial" w:eastAsia="Arial"/>
-                <w:sz w:val="18"/>
-              </w:rPr>
-            </w:r>
-            <w:r>
-              <w:rPr>
-                <w:rFonts w:ascii="Arial" w:hAnsi="Arial" w:eastAsia="Arial"/>
+                <w:rFonts w:ascii="Arial" w:hAnsi="Arial" w:eastAsia="Arial" w:cs="Tahoma"/>
+                <w:sz w:val="18"/>
+              </w:rPr>
+            </w:r>
+            <w:r>
+              <w:rPr>
+                <w:rFonts w:ascii="Arial" w:hAnsi="Arial" w:eastAsia="Arial" w:cs="Tahoma"/>
                 <w:sz w:val="18"/>
               </w:rPr>
               <w:t>6</w:t>
@@ -6222,13 +6420,13 @@
             </w:pPr>
             <w:r>
               <w:rPr>
-                <w:rFonts w:ascii="Arial" w:hAnsi="Arial" w:eastAsia="Arial"/>
-                <w:sz w:val="18"/>
-              </w:rPr>
-            </w:r>
-            <w:r>
-              <w:rPr>
-                <w:rFonts w:ascii="Arial" w:hAnsi="Arial" w:eastAsia="Arial"/>
+                <w:rFonts w:ascii="Arial" w:hAnsi="Arial" w:eastAsia="Arial" w:cs="Tahoma"/>
+                <w:sz w:val="18"/>
+              </w:rPr>
+            </w:r>
+            <w:r>
+              <w:rPr>
+                <w:rFonts w:ascii="Arial" w:hAnsi="Arial" w:eastAsia="Arial" w:cs="Tahoma"/>
                 <w:sz w:val="18"/>
               </w:rPr>
               <w:t>end</w:t>
@@ -6247,13 +6445,13 @@
             </w:pPr>
             <w:r>
               <w:rPr>
-                <w:rFonts w:ascii="Arial" w:hAnsi="Arial" w:eastAsia="Arial"/>
-                <w:sz w:val="18"/>
-              </w:rPr>
-            </w:r>
-            <w:r>
-              <w:rPr>
-                <w:rFonts w:ascii="Arial" w:hAnsi="Arial" w:eastAsia="Arial"/>
+                <w:rFonts w:ascii="Arial" w:hAnsi="Arial" w:eastAsia="Arial" w:cs="Tahoma"/>
+                <w:sz w:val="18"/>
+              </w:rPr>
+            </w:r>
+            <w:r>
+              <w:rPr>
+                <w:rFonts w:ascii="Arial" w:hAnsi="Arial" w:eastAsia="Arial" w:cs="Tahoma"/>
                 <w:sz w:val="18"/>
               </w:rPr>
               <w:t>จบ</w:t>
@@ -6272,13 +6470,13 @@
             </w:pPr>
             <w:r>
               <w:rPr>
-                <w:rFonts w:ascii="Arial" w:hAnsi="Arial" w:eastAsia="Arial"/>
-                <w:sz w:val="18"/>
-              </w:rPr>
-            </w:r>
-            <w:r>
-              <w:rPr>
-                <w:rFonts w:ascii="Arial" w:hAnsi="Arial" w:eastAsia="Arial"/>
+                <w:rFonts w:ascii="Arial" w:hAnsi="Arial" w:eastAsia="Arial" w:cs="Tahoma"/>
+                <w:sz w:val="18"/>
+              </w:rPr>
+            </w:r>
+            <w:r>
+              <w:rPr>
+                <w:rFonts w:ascii="Arial" w:hAnsi="Arial" w:eastAsia="Arial" w:cs="Tahoma"/>
                 <w:sz w:val="18"/>
               </w:rPr>
               <w:t>summarize()</w:t>
@@ -6297,13 +6495,13 @@
             </w:pPr>
             <w:r>
               <w:rPr>
-                <w:rFonts w:ascii="Arial" w:hAnsi="Arial" w:eastAsia="Arial"/>
-                <w:sz w:val="18"/>
-              </w:rPr>
-            </w:r>
-            <w:r>
-              <w:rPr>
-                <w:rFonts w:ascii="Arial" w:hAnsi="Arial" w:eastAsia="Arial"/>
+                <w:rFonts w:ascii="Arial" w:hAnsi="Arial" w:eastAsia="Arial" w:cs="Tahoma"/>
+                <w:sz w:val="18"/>
+              </w:rPr>
+            </w:r>
+            <w:r>
+              <w:rPr>
+                <w:rFonts w:ascii="Arial" w:hAnsi="Arial" w:eastAsia="Arial" w:cs="Tahoma"/>
                 <w:sz w:val="18"/>
               </w:rPr>
               <w:t>-</w:t>
@@ -6320,7 +6518,7 @@
       </w:pPr>
       <w:r>
         <w:rPr>
-          <w:rFonts w:ascii="Courier New" w:hAnsi="Courier New"/>
+          <w:rFonts w:ascii="Courier New" w:hAnsi="Courier New" w:eastAsia="Courier New" w:cs="Tahoma"/>
           <w:sz w:val="16"/>
         </w:rPr>
         <w:t>// src/batch/sbpgi/job-10-notify-no-receive-data/job-10-notify-no-receive-data.job.ts</w:t>
@@ -6452,7 +6650,7 @@
       </w:r>
       <w:r>
         <w:rPr>
-          <w:rFonts w:ascii="Courier New" w:hAnsi="Courier New"/>
+          <w:rFonts w:ascii="Courier New" w:hAnsi="Courier New" w:eastAsia="Courier New" w:cs="Tahoma"/>
         </w:rPr>
         <w:t>pg_try_advisory_lock</w:t>
       </w:r>
@@ -6467,7 +6665,7 @@
       </w:pPr>
       <w:r>
         <w:rPr>
-          <w:rFonts w:ascii="Courier New" w:hAnsi="Courier New"/>
+          <w:rFonts w:ascii="Courier New" w:hAnsi="Courier New" w:eastAsia="Courier New" w:cs="Tahoma"/>
           <w:sz w:val="16"/>
         </w:rPr>
         <w:t>// src/batch/runner.ts (ส่วนกันรันซ้อน)</w:t>
@@ -6564,7 +6762,7 @@
       </w:r>
       <w:r>
         <w:rPr>
-          <w:rFonts w:ascii="Courier New" w:hAnsi="Courier New"/>
+          <w:rFonts w:ascii="Courier New" w:hAnsi="Courier New" w:eastAsia="Courier New" w:cs="Tahoma"/>
         </w:rPr>
         <w:t>{provide: 'NOTIFY_NO_RECEIVE_DATA_REPOSITORY', useFactory: (ds) =&gt; ds.getRepository(Entity), inject: ['DATA_SOURCE']}</w:t>
       </w:r>
@@ -6573,7 +6771,7 @@
       </w:r>
       <w:r>
         <w:rPr>
-          <w:rFonts w:ascii="Courier New" w:hAnsi="Courier New"/>
+          <w:rFonts w:ascii="Courier New" w:hAnsi="Courier New" w:eastAsia="Courier New" w:cs="Tahoma"/>
         </w:rPr>
         <w:t>sps_store</w:t>
       </w:r>
@@ -6612,7 +6810,7 @@
             <w:r/>
             <w:r>
               <w:rPr>
-                <w:rFonts w:ascii="Arial" w:hAnsi="Arial" w:eastAsia="Arial"/>
+                <w:rFonts w:ascii="Arial" w:hAnsi="Arial" w:eastAsia="Arial" w:cs="Tahoma"/>
                 <w:b/>
                 <w:sz w:val="18"/>
               </w:rPr>
@@ -6634,7 +6832,7 @@
             <w:r/>
             <w:r>
               <w:rPr>
-                <w:rFonts w:ascii="Arial" w:hAnsi="Arial" w:eastAsia="Arial"/>
+                <w:rFonts w:ascii="Arial" w:hAnsi="Arial" w:eastAsia="Arial" w:cs="Tahoma"/>
                 <w:b/>
                 <w:sz w:val="18"/>
               </w:rPr>
@@ -6656,7 +6854,7 @@
             <w:r/>
             <w:r>
               <w:rPr>
-                <w:rFonts w:ascii="Arial" w:hAnsi="Arial" w:eastAsia="Arial"/>
+                <w:rFonts w:ascii="Arial" w:hAnsi="Arial" w:eastAsia="Arial" w:cs="Tahoma"/>
                 <w:b/>
                 <w:sz w:val="18"/>
               </w:rPr>
@@ -6678,7 +6876,7 @@
             <w:r/>
             <w:r>
               <w:rPr>
-                <w:rFonts w:ascii="Arial" w:hAnsi="Arial" w:eastAsia="Arial"/>
+                <w:rFonts w:ascii="Arial" w:hAnsi="Arial" w:eastAsia="Arial" w:cs="Tahoma"/>
                 <w:b/>
                 <w:sz w:val="18"/>
               </w:rPr>
@@ -6703,13 +6901,13 @@
             </w:pPr>
             <w:r>
               <w:rPr>
-                <w:rFonts w:ascii="Arial" w:hAnsi="Arial" w:eastAsia="Arial"/>
-                <w:sz w:val="18"/>
-              </w:rPr>
-            </w:r>
-            <w:r>
-              <w:rPr>
-                <w:rFonts w:ascii="Arial" w:hAnsi="Arial" w:eastAsia="Arial"/>
+                <w:rFonts w:ascii="Arial" w:hAnsi="Arial" w:eastAsia="Arial" w:cs="Tahoma"/>
+                <w:sz w:val="18"/>
+              </w:rPr>
+            </w:r>
+            <w:r>
+              <w:rPr>
+                <w:rFonts w:ascii="Arial" w:hAnsi="Arial" w:eastAsia="Arial" w:cs="Tahoma"/>
                 <w:sz w:val="18"/>
               </w:rPr>
               <w:t>interface_transactions</w:t>
@@ -6728,13 +6926,13 @@
             </w:pPr>
             <w:r>
               <w:rPr>
-                <w:rFonts w:ascii="Arial" w:hAnsi="Arial" w:eastAsia="Arial"/>
-                <w:sz w:val="18"/>
-              </w:rPr>
-            </w:r>
-            <w:r>
-              <w:rPr>
-                <w:rFonts w:ascii="Arial" w:hAnsi="Arial" w:eastAsia="Arial"/>
+                <w:rFonts w:ascii="Arial" w:hAnsi="Arial" w:eastAsia="Arial" w:cs="Tahoma"/>
+                <w:sz w:val="18"/>
+              </w:rPr>
+            </w:r>
+            <w:r>
+              <w:rPr>
+                <w:rFonts w:ascii="Arial" w:hAnsi="Arial" w:eastAsia="Arial" w:cs="Tahoma"/>
                 <w:sz w:val="18"/>
               </w:rPr>
               <w:t>R</w:t>
@@ -6753,13 +6951,13 @@
             </w:pPr>
             <w:r>
               <w:rPr>
-                <w:rFonts w:ascii="Arial" w:hAnsi="Arial" w:eastAsia="Arial"/>
-                <w:sz w:val="18"/>
-              </w:rPr>
-            </w:r>
-            <w:r>
-              <w:rPr>
-                <w:rFonts w:ascii="Arial" w:hAnsi="Arial" w:eastAsia="Arial"/>
+                <w:rFonts w:ascii="Arial" w:hAnsi="Arial" w:eastAsia="Arial" w:cs="Tahoma"/>
+                <w:sz w:val="18"/>
+              </w:rPr>
+            </w:r>
+            <w:r>
+              <w:rPr>
+                <w:rFonts w:ascii="Arial" w:hAnsi="Arial" w:eastAsia="Arial" w:cs="Tahoma"/>
                 <w:sz w:val="18"/>
               </w:rPr>
               <w:t>pending ACK จาก STA และสถานะล่าสุด</w:t>
@@ -6778,13 +6976,13 @@
             </w:pPr>
             <w:r>
               <w:rPr>
-                <w:rFonts w:ascii="Arial" w:hAnsi="Arial" w:eastAsia="Arial"/>
-                <w:sz w:val="18"/>
-              </w:rPr>
-            </w:r>
-            <w:r>
-              <w:rPr>
-                <w:rFonts w:ascii="Arial" w:hAnsi="Arial" w:eastAsia="Arial"/>
+                <w:rFonts w:ascii="Arial" w:hAnsi="Arial" w:eastAsia="Arial" w:cs="Tahoma"/>
+                <w:sz w:val="18"/>
+              </w:rPr>
+            </w:r>
+            <w:r>
+              <w:rPr>
+                <w:rFonts w:ascii="Arial" w:hAnsi="Arial" w:eastAsia="Arial" w:cs="Tahoma"/>
                 <w:sz w:val="18"/>
               </w:rPr>
               <w:t>เขียน SQL ตรงผ่าน DATA_SOURCE</w:t>
@@ -6808,16 +7006,16 @@
             </w:pPr>
             <w:r>
               <w:rPr>
-                <w:rFonts w:ascii="Arial" w:hAnsi="Arial" w:eastAsia="Arial"/>
-                <w:sz w:val="18"/>
-              </w:rPr>
-            </w:r>
-            <w:r>
-              <w:rPr>
-                <w:rFonts w:ascii="Arial" w:hAnsi="Arial" w:eastAsia="Arial"/>
-                <w:sz w:val="18"/>
-              </w:rPr>
-              <w:t>email_template + email_sent (ระบบ SBP เดิม · @gosoft-sbp/email-lib)</w:t>
+                <w:rFonts w:ascii="Arial" w:hAnsi="Arial" w:eastAsia="Arial" w:cs="Tahoma"/>
+                <w:sz w:val="18"/>
+              </w:rPr>
+            </w:r>
+            <w:r>
+              <w:rPr>
+                <w:rFonts w:ascii="Arial" w:hAnsi="Arial" w:eastAsia="Arial" w:cs="Tahoma"/>
+                <w:sz w:val="18"/>
+              </w:rPr>
+              <w:t>email_template (ระบบ SBP เดิม)</w:t>
             </w:r>
           </w:p>
         </w:tc>
@@ -6833,16 +7031,16 @@
             </w:pPr>
             <w:r>
               <w:rPr>
-                <w:rFonts w:ascii="Arial" w:hAnsi="Arial" w:eastAsia="Arial"/>
-                <w:sz w:val="18"/>
-              </w:rPr>
-            </w:r>
-            <w:r>
-              <w:rPr>
-                <w:rFonts w:ascii="Arial" w:hAnsi="Arial" w:eastAsia="Arial"/>
-                <w:sz w:val="18"/>
-              </w:rPr>
-              <w:t>R/W</w:t>
+                <w:rFonts w:ascii="Arial" w:hAnsi="Arial" w:eastAsia="Arial" w:cs="Tahoma"/>
+                <w:sz w:val="18"/>
+              </w:rPr>
+            </w:r>
+            <w:r>
+              <w:rPr>
+                <w:rFonts w:ascii="Arial" w:hAnsi="Arial" w:eastAsia="Arial" w:cs="Tahoma"/>
+                <w:sz w:val="18"/>
+              </w:rPr>
+              <w:t>R</w:t>
             </w:r>
           </w:p>
         </w:tc>
@@ -6858,16 +7056,16 @@
             </w:pPr>
             <w:r>
               <w:rPr>
-                <w:rFonts w:ascii="Arial" w:hAnsi="Arial" w:eastAsia="Arial"/>
-                <w:sz w:val="18"/>
-              </w:rPr>
-            </w:r>
-            <w:r>
-              <w:rPr>
-                <w:rFonts w:ascii="Arial" w:hAnsi="Arial" w:eastAsia="Arial"/>
-                <w:sz w:val="18"/>
-              </w:rPr>
-              <w:t>template EM-08 watchdog ACK — SBPGI ไม่มีตาราง email_templates</w:t>
+                <w:rFonts w:ascii="Arial" w:hAnsi="Arial" w:eastAsia="Arial" w:cs="Tahoma"/>
+                <w:sz w:val="18"/>
+              </w:rPr>
+            </w:r>
+            <w:r>
+              <w:rPr>
+                <w:rFonts w:ascii="Arial" w:hAnsi="Arial" w:eastAsia="Arial" w:cs="Tahoma"/>
+                <w:sz w:val="18"/>
+              </w:rPr>
+              <w:t>template EM-08 watchdog ACK — อ่านอย่างเดียว</w:t>
             </w:r>
           </w:p>
         </w:tc>
@@ -6883,13 +7081,13 @@
             </w:pPr>
             <w:r>
               <w:rPr>
-                <w:rFonts w:ascii="Arial" w:hAnsi="Arial" w:eastAsia="Arial"/>
-                <w:sz w:val="18"/>
-              </w:rPr>
-            </w:r>
-            <w:r>
-              <w:rPr>
-                <w:rFonts w:ascii="Arial" w:hAnsi="Arial" w:eastAsia="Arial"/>
+                <w:rFonts w:ascii="Arial" w:hAnsi="Arial" w:eastAsia="Arial" w:cs="Tahoma"/>
+                <w:sz w:val="18"/>
+              </w:rPr>
+            </w:r>
+            <w:r>
+              <w:rPr>
+                <w:rFonts w:ascii="Arial" w:hAnsi="Arial" w:eastAsia="Arial" w:cs="Tahoma"/>
                 <w:sz w:val="18"/>
               </w:rPr>
               <w:t>เขียน SQL ตรงผ่าน DATA_SOURCE</w:t>
@@ -6913,16 +7111,16 @@
             </w:pPr>
             <w:r>
               <w:rPr>
-                <w:rFonts w:ascii="Arial" w:hAnsi="Arial" w:eastAsia="Arial"/>
-                <w:sz w:val="18"/>
-              </w:rPr>
-            </w:r>
-            <w:r>
-              <w:rPr>
-                <w:rFonts w:ascii="Arial" w:hAnsi="Arial" w:eastAsia="Arial"/>
-                <w:sz w:val="18"/>
-              </w:rPr>
-              <w:t>(backend config)</w:t>
+                <w:rFonts w:ascii="Arial" w:hAnsi="Arial" w:eastAsia="Arial" w:cs="Tahoma"/>
+                <w:sz w:val="18"/>
+              </w:rPr>
+            </w:r>
+            <w:r>
+              <w:rPr>
+                <w:rFonts w:ascii="Arial" w:hAnsi="Arial" w:eastAsia="Arial" w:cs="Tahoma"/>
+                <w:sz w:val="18"/>
+              </w:rPr>
+              <w:t>email_sent (ระบบ SBP เดิม)</w:t>
             </w:r>
           </w:p>
         </w:tc>
@@ -6938,16 +7136,16 @@
             </w:pPr>
             <w:r>
               <w:rPr>
-                <w:rFonts w:ascii="Arial" w:hAnsi="Arial" w:eastAsia="Arial"/>
-                <w:sz w:val="18"/>
-              </w:rPr>
-            </w:r>
-            <w:r>
-              <w:rPr>
-                <w:rFonts w:ascii="Arial" w:hAnsi="Arial" w:eastAsia="Arial"/>
-                <w:sz w:val="18"/>
-              </w:rPr>
-              <w:t>R</w:t>
+                <w:rFonts w:ascii="Arial" w:hAnsi="Arial" w:eastAsia="Arial" w:cs="Tahoma"/>
+                <w:sz w:val="18"/>
+              </w:rPr>
+            </w:r>
+            <w:r>
+              <w:rPr>
+                <w:rFonts w:ascii="Arial" w:hAnsi="Arial" w:eastAsia="Arial" w:cs="Tahoma"/>
+                <w:sz w:val="18"/>
+              </w:rPr>
+              <w:t>W (โดย @gosoft-sbp/email-lib)</w:t>
             </w:r>
           </w:p>
         </w:tc>
@@ -6963,16 +7161,16 @@
             </w:pPr>
             <w:r>
               <w:rPr>
-                <w:rFonts w:ascii="Arial" w:hAnsi="Arial" w:eastAsia="Arial"/>
-                <w:sz w:val="18"/>
-              </w:rPr>
-            </w:r>
-            <w:r>
-              <w:rPr>
-                <w:rFonts w:ascii="Arial" w:hAnsi="Arial" w:eastAsia="Arial"/>
-                <w:sz w:val="18"/>
-              </w:rPr>
-              <w:t>ผู้รับอีเมลของ job นี้ (EM-08 watchdog) — กำหนดใน config file/env</w:t>
+                <w:rFonts w:ascii="Arial" w:hAnsi="Arial" w:eastAsia="Arial" w:cs="Tahoma"/>
+                <w:sz w:val="18"/>
+              </w:rPr>
+            </w:r>
+            <w:r>
+              <w:rPr>
+                <w:rFonts w:ascii="Arial" w:hAnsi="Arial" w:eastAsia="Arial" w:cs="Tahoma"/>
+                <w:sz w:val="18"/>
+              </w:rPr>
+              <w:t>lib เขียน log ให้เอง · SBPGI ไม่ INSERT เอง</w:t>
             </w:r>
           </w:p>
         </w:tc>
@@ -6988,13 +7186,118 @@
             </w:pPr>
             <w:r>
               <w:rPr>
-                <w:rFonts w:ascii="Arial" w:hAnsi="Arial" w:eastAsia="Arial"/>
-                <w:sz w:val="18"/>
-              </w:rPr>
-            </w:r>
-            <w:r>
-              <w:rPr>
-                <w:rFonts w:ascii="Arial" w:hAnsi="Arial" w:eastAsia="Arial"/>
+                <w:rFonts w:ascii="Arial" w:hAnsi="Arial" w:eastAsia="Arial" w:cs="Tahoma"/>
+                <w:sz w:val="18"/>
+              </w:rPr>
+            </w:r>
+            <w:r>
+              <w:rPr>
+                <w:rFonts w:ascii="Arial" w:hAnsi="Arial" w:eastAsia="Arial" w:cs="Tahoma"/>
+                <w:sz w:val="18"/>
+              </w:rPr>
+              <w:t>เขียน SQL ตรงผ่าน DATA_SOURCE</w:t>
+            </w:r>
+          </w:p>
+        </w:tc>
+      </w:tr>
+      <w:tr>
+        <w:trPr>
+          <w:cantSplit/>
+        </w:trPr>
+        <w:tc>
+          <w:tcPr>
+            <w:tcW w:type="dxa" w:w="2520"/>
+            <w:vAlign w:val="center"/>
+          </w:tcPr>
+          <w:p>
+            <w:pPr>
+              <w:keepLines/>
+              <w:spacing w:after="0"/>
+            </w:pPr>
+            <w:r>
+              <w:rPr>
+                <w:rFonts w:ascii="Arial" w:hAnsi="Arial" w:eastAsia="Arial" w:cs="Tahoma"/>
+                <w:sz w:val="18"/>
+              </w:rPr>
+            </w:r>
+            <w:r>
+              <w:rPr>
+                <w:rFonts w:ascii="Arial" w:hAnsi="Arial" w:eastAsia="Arial" w:cs="Tahoma"/>
+                <w:sz w:val="18"/>
+              </w:rPr>
+              <w:t>(backend config)</w:t>
+            </w:r>
+          </w:p>
+        </w:tc>
+        <w:tc>
+          <w:tcPr>
+            <w:tcW w:type="dxa" w:w="2520"/>
+            <w:vAlign w:val="center"/>
+          </w:tcPr>
+          <w:p>
+            <w:pPr>
+              <w:keepLines/>
+              <w:spacing w:after="0"/>
+            </w:pPr>
+            <w:r>
+              <w:rPr>
+                <w:rFonts w:ascii="Arial" w:hAnsi="Arial" w:eastAsia="Arial" w:cs="Tahoma"/>
+                <w:sz w:val="18"/>
+              </w:rPr>
+            </w:r>
+            <w:r>
+              <w:rPr>
+                <w:rFonts w:ascii="Arial" w:hAnsi="Arial" w:eastAsia="Arial" w:cs="Tahoma"/>
+                <w:sz w:val="18"/>
+              </w:rPr>
+              <w:t>R</w:t>
+            </w:r>
+          </w:p>
+        </w:tc>
+        <w:tc>
+          <w:tcPr>
+            <w:tcW w:type="dxa" w:w="2520"/>
+            <w:vAlign w:val="center"/>
+          </w:tcPr>
+          <w:p>
+            <w:pPr>
+              <w:keepLines/>
+              <w:spacing w:after="0"/>
+            </w:pPr>
+            <w:r>
+              <w:rPr>
+                <w:rFonts w:ascii="Arial" w:hAnsi="Arial" w:eastAsia="Arial" w:cs="Tahoma"/>
+                <w:sz w:val="18"/>
+              </w:rPr>
+            </w:r>
+            <w:r>
+              <w:rPr>
+                <w:rFonts w:ascii="Arial" w:hAnsi="Arial" w:eastAsia="Arial" w:cs="Tahoma"/>
+                <w:sz w:val="18"/>
+              </w:rPr>
+              <w:t>ผู้รับอีเมลของ job นี้ (EM-08 watchdog) — กำหนดใน config file/env</w:t>
+            </w:r>
+          </w:p>
+        </w:tc>
+        <w:tc>
+          <w:tcPr>
+            <w:tcW w:type="dxa" w:w="2520"/>
+            <w:vAlign w:val="center"/>
+          </w:tcPr>
+          <w:p>
+            <w:pPr>
+              <w:keepLines/>
+              <w:spacing w:after="0"/>
+            </w:pPr>
+            <w:r>
+              <w:rPr>
+                <w:rFonts w:ascii="Arial" w:hAnsi="Arial" w:eastAsia="Arial" w:cs="Tahoma"/>
+                <w:sz w:val="18"/>
+              </w:rPr>
+            </w:r>
+            <w:r>
+              <w:rPr>
+                <w:rFonts w:ascii="Arial" w:hAnsi="Arial" w:eastAsia="Arial" w:cs="Tahoma"/>
                 <w:sz w:val="18"/>
               </w:rPr>
               <w:t>เขียน SQL ตรงผ่าน DATA_SOURCE</w:t>
@@ -7011,7 +7314,7 @@
       </w:pPr>
       <w:r>
         <w:rPr>
-          <w:rFonts w:ascii="Courier New" w:hAnsi="Courier New"/>
+          <w:rFonts w:ascii="Courier New" w:hAnsi="Courier New" w:eastAsia="Courier New" w:cs="Tahoma"/>
           <w:sz w:val="16"/>
         </w:rPr>
         <w:t>-- Job 10 NotifyNoReceiveData — query หลักที่ต้อง implement</w:t>
@@ -7038,26 +7341,42 @@
         <w:t xml:space="preserve"> ORDER BY created_at;</w:t>
         <w:br/>
         <w:br/>
-        <w:t>-- [R/W] email_template + email_sent (ระบบ SBP เดิม · @gosoft-sbp/email-lib) : template EM-08 watchdog ACK — SBPGI ไม่มีตาราง email_templates</w:t>
-        <w:br/>
-        <w:t>-- TODO: อ่าน candidate แบบล็อกแถว กันรอบอื่น/pod อื่นแย่งอัปเดตแถวเดียวกัน</w:t>
-        <w:br/>
-        <w:t>SELECT /* TODO: PK + คอลัมน์ที่ต้องใช้ */</w:t>
-        <w:br/>
-        <w:t xml:space="preserve">  FROM email_template + email_sent (ระบบ SBP เดิม · @gosoft-sbp/email-lib)</w:t>
+        <w:t>-- [R] email_template (ระบบ SBP เดิม) : template EM-08 watchdog ACK — อ่านอย่างเดียว</w:t>
+        <w:br/>
+        <w:t>-- TODO: เติมเฉพาะคอลัมน์ที่ job ใช้จริง (ห้าม SELECT *) และตรวจว่ามี index รองรับ WHERE นี้</w:t>
+        <w:br/>
+        <w:t>SELECT /* TODO: columns */</w:t>
+        <w:br/>
+        <w:t xml:space="preserve">  FROM email_template (ระบบ SBP เดิม)</w:t>
         <w:br/>
         <w:t xml:space="preserve"> WHERE /* TODO: เงื่อนไขงวด/สถานะที่ job นี้คัดแถว */ 1 = 1</w:t>
         <w:br/>
-        <w:t xml:space="preserve">   FOR UPDATE SKIP LOCKED;</w:t>
-        <w:br/>
-        <w:br/>
-        <w:t>UPDATE email_template + email_sent (ระบบ SBP เดิม · @gosoft-sbp/email-lib)</w:t>
-        <w:br/>
-        <w:t xml:space="preserve">   SET /* TODO: คอลัมน์สถานะ/ผลคำนวณที่ job นี้เขียน */</w:t>
-        <w:br/>
-        <w:t xml:space="preserve">       updated_at = NOW(), updated_by = 'JOB10'</w:t>
-        <w:br/>
-        <w:t xml:space="preserve"> WHERE /* TODO: PK ที่ล็อกไว้ */ id = ANY($1);</w:t>
+        <w:t xml:space="preserve"> ORDER BY /* TODO: คีย์ที่ทำให้ลำดับคงที่ */</w:t>
+        <w:br/>
+        <w:t xml:space="preserve"> LIMIT $1 OFFSET $2;  -- TODO: อ่านเป็น chunk กัน memory บวม</w:t>
+        <w:br/>
+        <w:br/>
+        <w:t>-- [W (โดย @GOSOFT-SBP/EMAIL-LIB)] email_sent (ระบบ SBP เดิม) : lib เขียน log ให้เอง · SBPGI ไม่ INSERT เอง</w:t>
+        <w:br/>
+        <w:t>-- TODO: เติมคอลัมน์ payload จริงจาก Database design</w:t>
+        <w:br/>
+        <w:t>INSERT INTO email_sent (ระบบ SBP เดิม)</w:t>
+        <w:br/>
+        <w:t xml:space="preserve">  (/* TODO: business key + payload + created_by, created_at */)</w:t>
+        <w:br/>
+        <w:t>VALUES (/* TODO: bind params ตามลำดับคอลัมน์ด้านบน */)</w:t>
+        <w:br/>
+        <w:t>-- ⚠️ ตารางนี้ไม่มี business unique key ใน DDL จริง — ON CONFLICT ใช้ไม่ได้</w:t>
+        <w:br/>
+        <w:t>--    fcs_qssi_score: ข้อค้าง DP-4 (การเพิ่ม unique index ต้อง sign-off เจ้าของ performance.service.ts)</w:t>
+        <w:br/>
+        <w:t>--    ระหว่างยังไม่ปิด: ลบงวดเดิมก่อนแล้ว INSERT ใหม่ใน transaction เดียว</w:t>
+        <w:br/>
+        <w:t>ON CONFLICT (/* ยังใช้ไม่ได้ — ดูหมายเหตุด้านบน */)</w:t>
+        <w:br/>
+        <w:t>DO UPDATE SET /* TODO: คอลัมน์ที่ยอมให้ทับ */</w:t>
+        <w:br/>
+        <w:t xml:space="preserve">       updated_at = NOW(), updated_by = 'JOB10';</w:t>
         <w:br/>
         <w:br/>
         <w:t>-- [R] (backend config) : ผู้รับอีเมลของ job นี้ (EM-08 watchdog) — กำหนดใน config file/env</w:t>
@@ -7106,7 +7425,7 @@
       </w:r>
       <w:r>
         <w:rPr>
-          <w:rFonts w:ascii="Courier New" w:hAnsi="Courier New"/>
+          <w:rFonts w:ascii="Courier New" w:hAnsi="Courier New" w:eastAsia="Courier New" w:cs="Tahoma"/>
         </w:rPr>
         <w:t>EmailLibService</w:t>
       </w:r>
@@ -7115,7 +7434,7 @@
       </w:r>
       <w:r>
         <w:rPr>
-          <w:rFonts w:ascii="Courier New" w:hAnsi="Courier New"/>
+          <w:rFonts w:ascii="Courier New" w:hAnsi="Courier New" w:eastAsia="Courier New" w:cs="Tahoma"/>
         </w:rPr>
         <w:t>@gosoft-sbp/email-lib</w:t>
       </w:r>
@@ -7130,7 +7449,7 @@
       </w:pPr>
       <w:r>
         <w:rPr>
-          <w:rFonts w:ascii="Courier New" w:hAnsi="Courier New"/>
+          <w:rFonts w:ascii="Courier New" w:hAnsi="Courier New" w:eastAsia="Courier New" w:cs="Tahoma"/>
           <w:sz w:val="16"/>
         </w:rPr>
         <w:t>// src/batch/job-failure.notifier.ts</w:t>
@@ -7266,7 +7585,7 @@
       </w:r>
       <w:r>
         <w:rPr>
-          <w:rFonts w:ascii="Courier New" w:hAnsi="Courier New"/>
+          <w:rFonts w:ascii="Courier New" w:hAnsi="Courier New" w:eastAsia="Courier New" w:cs="Tahoma"/>
         </w:rPr>
         <w:t>SELECT * FROM pg_locks WHERE locktype = 'advisory'</w:t>
       </w:r>
@@ -7284,7 +7603,7 @@
       </w:r>
       <w:r>
         <w:rPr>
-          <w:rFonts w:ascii="Courier New" w:hAnsi="Courier New"/>
+          <w:rFonts w:ascii="Courier New" w:hAnsi="Courier New" w:eastAsia="Courier New" w:cs="Tahoma"/>
         </w:rPr>
         <w:t>node dist/batch/cli.js --job=10 --period=&lt;YYYYMM&gt;</w:t>
       </w:r>
@@ -7299,7 +7618,7 @@
       </w:r>
       <w:r>
         <w:rPr>
-          <w:rFonts w:ascii="Courier New" w:hAnsi="Courier New"/>
+          <w:color w:val="8A3324"/>
         </w:rPr>
         <w:t>อีเมลเตือน UTF-8 + pending ACK dashboard</w:t>
       </w:r>
@@ -7308,7 +7627,7 @@
       </w:r>
       <w:r>
         <w:rPr>
-          <w:rFonts w:ascii="Courier New" w:hAnsi="Courier New"/>
+          <w:rFonts w:ascii="Courier New" w:hAnsi="Courier New" w:eastAsia="Courier New" w:cs="Tahoma"/>
         </w:rPr>
         <w:t>job.finish</w:t>
       </w:r>
@@ -7326,7 +7645,7 @@
       </w:r>
       <w:r>
         <w:rPr>
-          <w:rFonts w:ascii="Courier New" w:hAnsi="Courier New"/>
+          <w:rFonts w:ascii="Courier New" w:hAnsi="Courier New" w:eastAsia="Courier New" w:cs="Tahoma"/>
         </w:rPr>
         <w:t>interface_transactions</w:t>
       </w:r>
@@ -7374,7 +7693,7 @@
             <w:r/>
             <w:r>
               <w:rPr>
-                <w:rFonts w:ascii="Arial" w:hAnsi="Arial" w:eastAsia="Arial"/>
+                <w:rFonts w:ascii="Arial" w:hAnsi="Arial" w:eastAsia="Arial" w:cs="Tahoma"/>
                 <w:b/>
                 <w:sz w:val="18"/>
               </w:rPr>
@@ -7396,7 +7715,7 @@
             <w:r/>
             <w:r>
               <w:rPr>
-                <w:rFonts w:ascii="Arial" w:hAnsi="Arial" w:eastAsia="Arial"/>
+                <w:rFonts w:ascii="Arial" w:hAnsi="Arial" w:eastAsia="Arial" w:cs="Tahoma"/>
                 <w:b/>
                 <w:sz w:val="18"/>
               </w:rPr>
@@ -7421,13 +7740,13 @@
             </w:pPr>
             <w:r>
               <w:rPr>
-                <w:rFonts w:ascii="Arial" w:hAnsi="Arial" w:eastAsia="Arial"/>
-                <w:sz w:val="18"/>
-              </w:rPr>
-            </w:r>
-            <w:r>
-              <w:rPr>
-                <w:rFonts w:ascii="Arial" w:hAnsi="Arial" w:eastAsia="Arial"/>
+                <w:rFonts w:ascii="Arial" w:hAnsi="Arial" w:eastAsia="Arial" w:cs="Tahoma"/>
+                <w:sz w:val="18"/>
+              </w:rPr>
+            </w:r>
+            <w:r>
+              <w:rPr>
+                <w:rFonts w:ascii="Arial" w:hAnsi="Arial" w:eastAsia="Arial" w:cs="Tahoma"/>
                 <w:sz w:val="18"/>
               </w:rPr>
               <w:t>1</w:t>
@@ -7446,13 +7765,13 @@
             </w:pPr>
             <w:r>
               <w:rPr>
-                <w:rFonts w:ascii="Arial" w:hAnsi="Arial" w:eastAsia="Arial"/>
-                <w:sz w:val="18"/>
-              </w:rPr>
-            </w:r>
-            <w:r>
-              <w:rPr>
-                <w:rFonts w:ascii="Arial" w:hAnsi="Arial" w:eastAsia="Arial"/>
+                <w:rFonts w:ascii="Arial" w:hAnsi="Arial" w:eastAsia="Arial" w:cs="Tahoma"/>
+                <w:sz w:val="18"/>
+              </w:rPr>
+            </w:r>
+            <w:r>
+              <w:rPr>
+                <w:rFonts w:ascii="Arial" w:hAnsi="Arial" w:eastAsia="Arial" w:cs="Tahoma"/>
                 <w:sz w:val="18"/>
               </w:rPr>
               <w:t>เริ่ม</w:t>
@@ -7476,13 +7795,13 @@
             </w:pPr>
             <w:r>
               <w:rPr>
-                <w:rFonts w:ascii="Arial" w:hAnsi="Arial" w:eastAsia="Arial"/>
-                <w:sz w:val="18"/>
-              </w:rPr>
-            </w:r>
-            <w:r>
-              <w:rPr>
-                <w:rFonts w:ascii="Arial" w:hAnsi="Arial" w:eastAsia="Arial"/>
+                <w:rFonts w:ascii="Arial" w:hAnsi="Arial" w:eastAsia="Arial" w:cs="Tahoma"/>
+                <w:sz w:val="18"/>
+              </w:rPr>
+            </w:r>
+            <w:r>
+              <w:rPr>
+                <w:rFonts w:ascii="Arial" w:hAnsi="Arial" w:eastAsia="Arial" w:cs="Tahoma"/>
                 <w:sz w:val="18"/>
               </w:rPr>
               <w:t>2</w:t>
@@ -7501,13 +7820,13 @@
             </w:pPr>
             <w:r>
               <w:rPr>
-                <w:rFonts w:ascii="Arial" w:hAnsi="Arial" w:eastAsia="Arial"/>
-                <w:sz w:val="18"/>
-              </w:rPr>
-            </w:r>
-            <w:r>
-              <w:rPr>
-                <w:rFonts w:ascii="Arial" w:hAnsi="Arial" w:eastAsia="Arial"/>
+                <w:rFonts w:ascii="Arial" w:hAnsi="Arial" w:eastAsia="Arial" w:cs="Tahoma"/>
+                <w:sz w:val="18"/>
+              </w:rPr>
+            </w:r>
+            <w:r>
+              <w:rPr>
+                <w:rFonts w:ascii="Arial" w:hAnsi="Arial" w:eastAsia="Arial" w:cs="Tahoma"/>
                 <w:sz w:val="18"/>
               </w:rPr>
               <w:t>อ่าน interface_transactions ฝั่ง STA ที่ยังไม่มี ACK และอายุ &gt;= threshold</w:t>
@@ -7531,13 +7850,13 @@
             </w:pPr>
             <w:r>
               <w:rPr>
-                <w:rFonts w:ascii="Arial" w:hAnsi="Arial" w:eastAsia="Arial"/>
-                <w:sz w:val="18"/>
-              </w:rPr>
-            </w:r>
-            <w:r>
-              <w:rPr>
-                <w:rFonts w:ascii="Arial" w:hAnsi="Arial" w:eastAsia="Arial"/>
+                <w:rFonts w:ascii="Arial" w:hAnsi="Arial" w:eastAsia="Arial" w:cs="Tahoma"/>
+                <w:sz w:val="18"/>
+              </w:rPr>
+            </w:r>
+            <w:r>
+              <w:rPr>
+                <w:rFonts w:ascii="Arial" w:hAnsi="Arial" w:eastAsia="Arial" w:cs="Tahoma"/>
                 <w:sz w:val="18"/>
               </w:rPr>
               <w:t>3</w:t>
@@ -7556,13 +7875,13 @@
             </w:pPr>
             <w:r>
               <w:rPr>
-                <w:rFonts w:ascii="Arial" w:hAnsi="Arial" w:eastAsia="Arial"/>
-                <w:sz w:val="18"/>
-              </w:rPr>
-            </w:r>
-            <w:r>
-              <w:rPr>
-                <w:rFonts w:ascii="Arial" w:hAnsi="Arial" w:eastAsia="Arial"/>
+                <w:rFonts w:ascii="Arial" w:hAnsi="Arial" w:eastAsia="Arial" w:cs="Tahoma"/>
+                <w:sz w:val="18"/>
+              </w:rPr>
+            </w:r>
+            <w:r>
+              <w:rPr>
+                <w:rFonts w:ascii="Arial" w:hAnsi="Arial" w:eastAsia="Arial" w:cs="Tahoma"/>
                 <w:sz w:val="18"/>
               </w:rPr>
               <w:t>พบรายการค้าง? | No: จบการทำงาน</w:t>
@@ -7586,13 +7905,13 @@
             </w:pPr>
             <w:r>
               <w:rPr>
-                <w:rFonts w:ascii="Arial" w:hAnsi="Arial" w:eastAsia="Arial"/>
-                <w:sz w:val="18"/>
-              </w:rPr>
-            </w:r>
-            <w:r>
-              <w:rPr>
-                <w:rFonts w:ascii="Arial" w:hAnsi="Arial" w:eastAsia="Arial"/>
+                <w:rFonts w:ascii="Arial" w:hAnsi="Arial" w:eastAsia="Arial" w:cs="Tahoma"/>
+                <w:sz w:val="18"/>
+              </w:rPr>
+            </w:r>
+            <w:r>
+              <w:rPr>
+                <w:rFonts w:ascii="Arial" w:hAnsi="Arial" w:eastAsia="Arial" w:cs="Tahoma"/>
                 <w:sz w:val="18"/>
               </w:rPr>
               <w:t>4</w:t>
@@ -7611,13 +7930,13 @@
             </w:pPr>
             <w:r>
               <w:rPr>
-                <w:rFonts w:ascii="Arial" w:hAnsi="Arial" w:eastAsia="Arial"/>
-                <w:sz w:val="18"/>
-              </w:rPr>
-            </w:r>
-            <w:r>
-              <w:rPr>
-                <w:rFonts w:ascii="Arial" w:hAnsi="Arial" w:eastAsia="Arial"/>
+                <w:rFonts w:ascii="Arial" w:hAnsi="Arial" w:eastAsia="Arial" w:cs="Tahoma"/>
+                <w:sz w:val="18"/>
+              </w:rPr>
+            </w:r>
+            <w:r>
+              <w:rPr>
+                <w:rFonts w:ascii="Arial" w:hAnsi="Arial" w:eastAsia="Arial" w:cs="Tahoma"/>
                 <w:sz w:val="18"/>
               </w:rPr>
               <w:t>ส่งอีเมล UTF-8 ผ่าน @gosoft-sbp/email-lib ของระบบ SBP เดิม (ผู้รับตาม backend config)</w:t>
@@ -7641,13 +7960,13 @@
             </w:pPr>
             <w:r>
               <w:rPr>
-                <w:rFonts w:ascii="Arial" w:hAnsi="Arial" w:eastAsia="Arial"/>
-                <w:sz w:val="18"/>
-              </w:rPr>
-            </w:r>
-            <w:r>
-              <w:rPr>
-                <w:rFonts w:ascii="Arial" w:hAnsi="Arial" w:eastAsia="Arial"/>
+                <w:rFonts w:ascii="Arial" w:hAnsi="Arial" w:eastAsia="Arial" w:cs="Tahoma"/>
+                <w:sz w:val="18"/>
+              </w:rPr>
+            </w:r>
+            <w:r>
+              <w:rPr>
+                <w:rFonts w:ascii="Arial" w:hAnsi="Arial" w:eastAsia="Arial" w:cs="Tahoma"/>
                 <w:sz w:val="18"/>
               </w:rPr>
               <w:t>5</w:t>
@@ -7666,13 +7985,13 @@
             </w:pPr>
             <w:r>
               <w:rPr>
-                <w:rFonts w:ascii="Arial" w:hAnsi="Arial" w:eastAsia="Arial"/>
-                <w:sz w:val="18"/>
-              </w:rPr>
-            </w:r>
-            <w:r>
-              <w:rPr>
-                <w:rFonts w:ascii="Arial" w:hAnsi="Arial" w:eastAsia="Arial"/>
+                <w:rFonts w:ascii="Arial" w:hAnsi="Arial" w:eastAsia="Arial" w:cs="Tahoma"/>
+                <w:sz w:val="18"/>
+              </w:rPr>
+            </w:r>
+            <w:r>
+              <w:rPr>
+                <w:rFonts w:ascii="Arial" w:hAnsi="Arial" w:eastAsia="Arial" w:cs="Tahoma"/>
                 <w:sz w:val="18"/>
               </w:rPr>
               <w:t>แสดงรายการใน /interfaces/pending-ack (POST /interfaces/sta/ack เป็นเส้นทางหลักเมื่อ STA ตอบกลับ)</w:t>
@@ -7696,13 +8015,13 @@
             </w:pPr>
             <w:r>
               <w:rPr>
-                <w:rFonts w:ascii="Arial" w:hAnsi="Arial" w:eastAsia="Arial"/>
-                <w:sz w:val="18"/>
-              </w:rPr>
-            </w:r>
-            <w:r>
-              <w:rPr>
-                <w:rFonts w:ascii="Arial" w:hAnsi="Arial" w:eastAsia="Arial"/>
+                <w:rFonts w:ascii="Arial" w:hAnsi="Arial" w:eastAsia="Arial" w:cs="Tahoma"/>
+                <w:sz w:val="18"/>
+              </w:rPr>
+            </w:r>
+            <w:r>
+              <w:rPr>
+                <w:rFonts w:ascii="Arial" w:hAnsi="Arial" w:eastAsia="Arial" w:cs="Tahoma"/>
                 <w:sz w:val="18"/>
               </w:rPr>
               <w:t>6</w:t>
@@ -7721,13 +8040,13 @@
             </w:pPr>
             <w:r>
               <w:rPr>
-                <w:rFonts w:ascii="Arial" w:hAnsi="Arial" w:eastAsia="Arial"/>
-                <w:sz w:val="18"/>
-              </w:rPr>
-            </w:r>
-            <w:r>
-              <w:rPr>
-                <w:rFonts w:ascii="Arial" w:hAnsi="Arial" w:eastAsia="Arial"/>
+                <w:rFonts w:ascii="Arial" w:hAnsi="Arial" w:eastAsia="Arial" w:cs="Tahoma"/>
+                <w:sz w:val="18"/>
+              </w:rPr>
+            </w:r>
+            <w:r>
+              <w:rPr>
+                <w:rFonts w:ascii="Arial" w:hAnsi="Arial" w:eastAsia="Arial" w:cs="Tahoma"/>
                 <w:sz w:val="18"/>
               </w:rPr>
               <w:t>จบ</w:t>
@@ -7833,7 +8152,7 @@
             <w:r/>
             <w:r>
               <w:rPr>
-                <w:rFonts w:ascii="Arial" w:hAnsi="Arial" w:eastAsia="Arial"/>
+                <w:rFonts w:ascii="Arial" w:hAnsi="Arial" w:eastAsia="Arial" w:cs="Tahoma"/>
                 <w:b/>
                 <w:sz w:val="18"/>
               </w:rPr>
@@ -7855,7 +8174,7 @@
             <w:r/>
             <w:r>
               <w:rPr>
-                <w:rFonts w:ascii="Arial" w:hAnsi="Arial" w:eastAsia="Arial"/>
+                <w:rFonts w:ascii="Arial" w:hAnsi="Arial" w:eastAsia="Arial" w:cs="Tahoma"/>
                 <w:b/>
                 <w:sz w:val="18"/>
               </w:rPr>
@@ -7880,13 +8199,13 @@
             </w:pPr>
             <w:r>
               <w:rPr>
-                <w:rFonts w:ascii="Arial" w:hAnsi="Arial" w:eastAsia="Arial"/>
-                <w:sz w:val="18"/>
-              </w:rPr>
-            </w:r>
-            <w:r>
-              <w:rPr>
-                <w:rFonts w:ascii="Arial" w:hAnsi="Arial" w:eastAsia="Arial"/>
+                <w:rFonts w:ascii="Arial" w:hAnsi="Arial" w:eastAsia="Arial" w:cs="Tahoma"/>
+                <w:sz w:val="18"/>
+              </w:rPr>
+            </w:r>
+            <w:r>
+              <w:rPr>
+                <w:rFonts w:ascii="Arial" w:hAnsi="Arial" w:eastAsia="Arial" w:cs="Tahoma"/>
                 <w:sz w:val="18"/>
               </w:rPr>
               <w:t>1</w:t>
@@ -7905,13 +8224,13 @@
             </w:pPr>
             <w:r>
               <w:rPr>
-                <w:rFonts w:ascii="Arial" w:hAnsi="Arial" w:eastAsia="Arial"/>
-                <w:sz w:val="18"/>
-              </w:rPr>
-            </w:r>
-            <w:r>
-              <w:rPr>
-                <w:rFonts w:ascii="Arial" w:hAnsi="Arial" w:eastAsia="Arial"/>
+                <w:rFonts w:ascii="Arial" w:hAnsi="Arial" w:eastAsia="Arial" w:cs="Tahoma"/>
+                <w:sz w:val="18"/>
+              </w:rPr>
+            </w:r>
+            <w:r>
+              <w:rPr>
+                <w:rFonts w:ascii="Arial" w:hAnsi="Arial" w:eastAsia="Arial" w:cs="Tahoma"/>
                 <w:sz w:val="18"/>
               </w:rPr>
               <w:t>รันตามตารางเวลาแล้วผลถูกต้องบน fixture</w:t>
@@ -7935,13 +8254,13 @@
             </w:pPr>
             <w:r>
               <w:rPr>
-                <w:rFonts w:ascii="Arial" w:hAnsi="Arial" w:eastAsia="Arial"/>
-                <w:sz w:val="18"/>
-              </w:rPr>
-            </w:r>
-            <w:r>
-              <w:rPr>
-                <w:rFonts w:ascii="Arial" w:hAnsi="Arial" w:eastAsia="Arial"/>
+                <w:rFonts w:ascii="Arial" w:hAnsi="Arial" w:eastAsia="Arial" w:cs="Tahoma"/>
+                <w:sz w:val="18"/>
+              </w:rPr>
+            </w:r>
+            <w:r>
+              <w:rPr>
+                <w:rFonts w:ascii="Arial" w:hAnsi="Arial" w:eastAsia="Arial" w:cs="Tahoma"/>
                 <w:sz w:val="18"/>
               </w:rPr>
               <w:t>2</w:t>
@@ -7960,13 +8279,13 @@
             </w:pPr>
             <w:r>
               <w:rPr>
-                <w:rFonts w:ascii="Arial" w:hAnsi="Arial" w:eastAsia="Arial"/>
-                <w:sz w:val="18"/>
-              </w:rPr>
-            </w:r>
-            <w:r>
-              <w:rPr>
-                <w:rFonts w:ascii="Arial" w:hAnsi="Arial" w:eastAsia="Arial"/>
+                <w:rFonts w:ascii="Arial" w:hAnsi="Arial" w:eastAsia="Arial" w:cs="Tahoma"/>
+                <w:sz w:val="18"/>
+              </w:rPr>
+            </w:r>
+            <w:r>
+              <w:rPr>
+                <w:rFonts w:ascii="Arial" w:hAnsi="Arial" w:eastAsia="Arial" w:cs="Tahoma"/>
                 <w:sz w:val="18"/>
               </w:rPr>
               <w:t>รันนอกรอบผ่าน CLI ได้ผลเดียวกับ cron</w:t>
@@ -7990,13 +8309,13 @@
             </w:pPr>
             <w:r>
               <w:rPr>
-                <w:rFonts w:ascii="Arial" w:hAnsi="Arial" w:eastAsia="Arial"/>
-                <w:sz w:val="18"/>
-              </w:rPr>
-            </w:r>
-            <w:r>
-              <w:rPr>
-                <w:rFonts w:ascii="Arial" w:hAnsi="Arial" w:eastAsia="Arial"/>
+                <w:rFonts w:ascii="Arial" w:hAnsi="Arial" w:eastAsia="Arial" w:cs="Tahoma"/>
+                <w:sz w:val="18"/>
+              </w:rPr>
+            </w:r>
+            <w:r>
+              <w:rPr>
+                <w:rFonts w:ascii="Arial" w:hAnsi="Arial" w:eastAsia="Arial" w:cs="Tahoma"/>
                 <w:sz w:val="18"/>
               </w:rPr>
               <w:t>3</w:t>
@@ -8015,13 +8334,13 @@
             </w:pPr>
             <w:r>
               <w:rPr>
-                <w:rFonts w:ascii="Arial" w:hAnsi="Arial" w:eastAsia="Arial"/>
-                <w:sz w:val="18"/>
-              </w:rPr>
-            </w:r>
-            <w:r>
-              <w:rPr>
-                <w:rFonts w:ascii="Arial" w:hAnsi="Arial" w:eastAsia="Arial"/>
+                <w:rFonts w:ascii="Arial" w:hAnsi="Arial" w:eastAsia="Arial" w:cs="Tahoma"/>
+                <w:sz w:val="18"/>
+              </w:rPr>
+            </w:r>
+            <w:r>
+              <w:rPr>
+                <w:rFonts w:ascii="Arial" w:hAnsi="Arial" w:eastAsia="Arial" w:cs="Tahoma"/>
                 <w:sz w:val="18"/>
               </w:rPr>
               <w:t>สั่งรันซ้อนขณะกำลังรัน → runner ปฏิเสธ (lock ทำงาน)</w:t>
@@ -8045,13 +8364,13 @@
             </w:pPr>
             <w:r>
               <w:rPr>
-                <w:rFonts w:ascii="Arial" w:hAnsi="Arial" w:eastAsia="Arial"/>
-                <w:sz w:val="18"/>
-              </w:rPr>
-            </w:r>
-            <w:r>
-              <w:rPr>
-                <w:rFonts w:ascii="Arial" w:hAnsi="Arial" w:eastAsia="Arial"/>
+                <w:rFonts w:ascii="Arial" w:hAnsi="Arial" w:eastAsia="Arial" w:cs="Tahoma"/>
+                <w:sz w:val="18"/>
+              </w:rPr>
+            </w:r>
+            <w:r>
+              <w:rPr>
+                <w:rFonts w:ascii="Arial" w:hAnsi="Arial" w:eastAsia="Arial" w:cs="Tahoma"/>
                 <w:sz w:val="18"/>
               </w:rPr>
               <w:t>4</w:t>
@@ -8070,13 +8389,13 @@
             </w:pPr>
             <w:r>
               <w:rPr>
-                <w:rFonts w:ascii="Arial" w:hAnsi="Arial" w:eastAsia="Arial"/>
-                <w:sz w:val="18"/>
-              </w:rPr>
-            </w:r>
-            <w:r>
-              <w:rPr>
-                <w:rFonts w:ascii="Arial" w:hAnsi="Arial" w:eastAsia="Arial"/>
+                <w:rFonts w:ascii="Arial" w:hAnsi="Arial" w:eastAsia="Arial" w:cs="Tahoma"/>
+                <w:sz w:val="18"/>
+              </w:rPr>
+            </w:r>
+            <w:r>
+              <w:rPr>
+                <w:rFonts w:ascii="Arial" w:hAnsi="Arial" w:eastAsia="Arial" w:cs="Tahoma"/>
                 <w:sz w:val="18"/>
               </w:rPr>
               <w:t>แก้ config แล้ว deploy → รอบถัดไปใช้ค่าใหม่</w:t>
@@ -8100,13 +8419,13 @@
             </w:pPr>
             <w:r>
               <w:rPr>
-                <w:rFonts w:ascii="Arial" w:hAnsi="Arial" w:eastAsia="Arial"/>
-                <w:sz w:val="18"/>
-              </w:rPr>
-            </w:r>
-            <w:r>
-              <w:rPr>
-                <w:rFonts w:ascii="Arial" w:hAnsi="Arial" w:eastAsia="Arial"/>
+                <w:rFonts w:ascii="Arial" w:hAnsi="Arial" w:eastAsia="Arial" w:cs="Tahoma"/>
+                <w:sz w:val="18"/>
+              </w:rPr>
+            </w:r>
+            <w:r>
+              <w:rPr>
+                <w:rFonts w:ascii="Arial" w:hAnsi="Arial" w:eastAsia="Arial" w:cs="Tahoma"/>
                 <w:sz w:val="18"/>
               </w:rPr>
               <w:t>5</w:t>
@@ -8125,13 +8444,13 @@
             </w:pPr>
             <w:r>
               <w:rPr>
-                <w:rFonts w:ascii="Arial" w:hAnsi="Arial" w:eastAsia="Arial"/>
-                <w:sz w:val="18"/>
-              </w:rPr>
-            </w:r>
-            <w:r>
-              <w:rPr>
-                <w:rFonts w:ascii="Arial" w:hAnsi="Arial" w:eastAsia="Arial"/>
+                <w:rFonts w:ascii="Arial" w:hAnsi="Arial" w:eastAsia="Arial" w:cs="Tahoma"/>
+                <w:sz w:val="18"/>
+              </w:rPr>
+            </w:r>
+            <w:r>
+              <w:rPr>
+                <w:rFonts w:ascii="Arial" w:hAnsi="Arial" w:eastAsia="Arial" w:cs="Tahoma"/>
                 <w:sz w:val="18"/>
               </w:rPr>
               <w:t>job throw error → EM-07 ออก และ log มีบรรทัด error</w:t>
@@ -8155,13 +8474,13 @@
             </w:pPr>
             <w:r>
               <w:rPr>
-                <w:rFonts w:ascii="Arial" w:hAnsi="Arial" w:eastAsia="Arial"/>
-                <w:sz w:val="18"/>
-              </w:rPr>
-            </w:r>
-            <w:r>
-              <w:rPr>
-                <w:rFonts w:ascii="Arial" w:hAnsi="Arial" w:eastAsia="Arial"/>
+                <w:rFonts w:ascii="Arial" w:hAnsi="Arial" w:eastAsia="Arial" w:cs="Tahoma"/>
+                <w:sz w:val="18"/>
+              </w:rPr>
+            </w:r>
+            <w:r>
+              <w:rPr>
+                <w:rFonts w:ascii="Arial" w:hAnsi="Arial" w:eastAsia="Arial" w:cs="Tahoma"/>
                 <w:sz w:val="18"/>
               </w:rPr>
               <w:t>6</w:t>
@@ -8180,13 +8499,13 @@
             </w:pPr>
             <w:r>
               <w:rPr>
-                <w:rFonts w:ascii="Arial" w:hAnsi="Arial" w:eastAsia="Arial"/>
-                <w:sz w:val="18"/>
-              </w:rPr>
-            </w:r>
-            <w:r>
-              <w:rPr>
-                <w:rFonts w:ascii="Arial" w:hAnsi="Arial" w:eastAsia="Arial"/>
+                <w:rFonts w:ascii="Arial" w:hAnsi="Arial" w:eastAsia="Arial" w:cs="Tahoma"/>
+                <w:sz w:val="18"/>
+              </w:rPr>
+            </w:r>
+            <w:r>
+              <w:rPr>
+                <w:rFonts w:ascii="Arial" w:hAnsi="Arial" w:eastAsia="Arial" w:cs="Tahoma"/>
                 <w:sz w:val="18"/>
               </w:rPr>
               <w:t>ตรวจผลกระทบตารางตาม R/W mapping reference</w:t>
@@ -8196,6 +8515,798 @@
       </w:tr>
     </w:tbl>
     <w:p/>
+    <w:p>
+      <w:pPr>
+        <w:pStyle w:val="Heading1"/>
+        <w:keepNext/>
+        <w:keepLines/>
+        <w:pageBreakBefore w:val="0"/>
+      </w:pPr>
+      <w:r>
+        <w:t>13. Unit Test Scope</w:t>
+      </w:r>
+    </w:p>
+    <w:p>
+      <w:pPr>
+        <w:keepNext w:val="0"/>
+      </w:pPr>
+      <w:r>
+        <w:rPr>
+          <w:b/>
+        </w:rPr>
+        <w:t>3 ชั่วโมง</w:t>
+      </w:r>
+      <w:r>
+        <w:t xml:space="preserve"> (30% ของ implementation 8 ชั่วโมง) · เครื่องมือ: Jest + mock repository/DataSource (ไม่ต่อ DB จริง)</w:t>
+      </w:r>
+    </w:p>
+    <w:p>
+      <w:r>
+        <w:t xml:space="preserve">หัวข้อนี้คือ </w:t>
+      </w:r>
+      <w:r>
+        <w:rPr>
+          <w:b/>
+        </w:rPr>
+        <w:t>unit test</w:t>
+      </w:r>
+      <w:r>
+        <w:t xml:space="preserve"> ที่ต้องเขียนคู่กับโค้ด — ต่างจาก *Developer Test Checklist* ซึ่งเป็น scenario ระดับ end-to-end/manual ที่ใช้ตอนตรวจรับ · รายการด้านล่าง derive จาก field/validation, acceptance criteria, endpoint และตารางที่เอกสารนี้เขียน</w:t>
+      </w:r>
+    </w:p>
+    <w:tbl>
+      <w:tblPr>
+        <w:tblStyle w:val="TableGrid"/>
+        <w:tblW w:type="auto" w:w="0"/>
+        <w:jc w:val="center"/>
+        <w:tblLook w:firstColumn="1" w:firstRow="1" w:lastColumn="0" w:lastRow="0" w:noHBand="0" w:noVBand="1" w:val="04A0"/>
+      </w:tblPr>
+      <w:tblGrid>
+        <w:gridCol w:w="3360"/>
+        <w:gridCol w:w="3360"/>
+        <w:gridCol w:w="3360"/>
+      </w:tblGrid>
+      <w:tr>
+        <w:trPr>
+          <w:cantSplit/>
+        </w:trPr>
+        <w:tc>
+          <w:tcPr>
+            <w:tcW w:type="dxa" w:w="3360"/>
+            <w:vAlign w:val="center"/>
+            <w:shd w:fill="E8EEF5"/>
+          </w:tcPr>
+          <w:p>
+            <w:pPr>
+              <w:keepLines/>
+              <w:spacing w:after="0"/>
+            </w:pPr>
+            <w:r/>
+            <w:r>
+              <w:rPr>
+                <w:rFonts w:ascii="Arial" w:hAnsi="Arial" w:eastAsia="Arial" w:cs="Tahoma"/>
+                <w:b/>
+                <w:sz w:val="18"/>
+              </w:rPr>
+              <w:t>สิ่งที่ทดสอบ</w:t>
+            </w:r>
+          </w:p>
+        </w:tc>
+        <w:tc>
+          <w:tcPr>
+            <w:tcW w:type="dxa" w:w="3360"/>
+            <w:vAlign w:val="center"/>
+            <w:shd w:fill="E8EEF5"/>
+          </w:tcPr>
+          <w:p>
+            <w:pPr>
+              <w:keepLines/>
+              <w:spacing w:after="0"/>
+            </w:pPr>
+            <w:r/>
+            <w:r>
+              <w:rPr>
+                <w:rFonts w:ascii="Arial" w:hAnsi="Arial" w:eastAsia="Arial" w:cs="Tahoma"/>
+                <w:b/>
+                <w:sz w:val="18"/>
+              </w:rPr>
+              <w:t>ประเภท</w:t>
+            </w:r>
+          </w:p>
+        </w:tc>
+        <w:tc>
+          <w:tcPr>
+            <w:tcW w:type="dxa" w:w="3360"/>
+            <w:vAlign w:val="center"/>
+            <w:shd w:fill="E8EEF5"/>
+          </w:tcPr>
+          <w:p>
+            <w:pPr>
+              <w:keepLines/>
+              <w:spacing w:after="0"/>
+            </w:pPr>
+            <w:r/>
+            <w:r>
+              <w:rPr>
+                <w:rFonts w:ascii="Arial" w:hAnsi="Arial" w:eastAsia="Arial" w:cs="Tahoma"/>
+                <w:b/>
+                <w:sz w:val="18"/>
+              </w:rPr>
+              <w:t>เกณฑ์ผ่าน</w:t>
+            </w:r>
+          </w:p>
+        </w:tc>
+      </w:tr>
+      <w:tr>
+        <w:trPr>
+          <w:cantSplit/>
+        </w:trPr>
+        <w:tc>
+          <w:tcPr>
+            <w:tcW w:type="dxa" w:w="3360"/>
+            <w:vAlign w:val="center"/>
+          </w:tcPr>
+          <w:p>
+            <w:pPr>
+              <w:keepLines/>
+              <w:spacing w:after="0"/>
+            </w:pPr>
+            <w:r>
+              <w:rPr>
+                <w:rFonts w:ascii="Arial" w:hAnsi="Arial" w:eastAsia="Arial" w:cs="Tahoma"/>
+                <w:sz w:val="18"/>
+              </w:rPr>
+            </w:r>
+            <w:r>
+              <w:rPr>
+                <w:rFonts w:ascii="Arial" w:hAnsi="Arial" w:eastAsia="Arial" w:cs="Tahoma"/>
+                <w:sz w:val="18"/>
+              </w:rPr>
+              <w:t>business rule</w:t>
+            </w:r>
+          </w:p>
+        </w:tc>
+        <w:tc>
+          <w:tcPr>
+            <w:tcW w:type="dxa" w:w="3360"/>
+            <w:vAlign w:val="center"/>
+          </w:tcPr>
+          <w:p>
+            <w:pPr>
+              <w:keepLines/>
+              <w:spacing w:after="0"/>
+            </w:pPr>
+            <w:r>
+              <w:rPr>
+                <w:rFonts w:ascii="Arial" w:hAnsi="Arial" w:eastAsia="Arial" w:cs="Tahoma"/>
+                <w:sz w:val="18"/>
+              </w:rPr>
+            </w:r>
+            <w:r>
+              <w:rPr>
+                <w:rFonts w:ascii="Arial" w:hAnsi="Arial" w:eastAsia="Arial" w:cs="Tahoma"/>
+                <w:sz w:val="18"/>
+              </w:rPr>
+              <w:t>logic</w:t>
+            </w:r>
+          </w:p>
+        </w:tc>
+        <w:tc>
+          <w:tcPr>
+            <w:tcW w:type="dxa" w:w="3360"/>
+            <w:vAlign w:val="center"/>
+          </w:tcPr>
+          <w:p>
+            <w:pPr>
+              <w:keepLines/>
+              <w:spacing w:after="0"/>
+            </w:pPr>
+            <w:r>
+              <w:rPr>
+                <w:rFonts w:ascii="Arial" w:hAnsi="Arial" w:eastAsia="Arial" w:cs="Tahoma"/>
+                <w:sz w:val="18"/>
+              </w:rPr>
+            </w:r>
+            <w:r>
+              <w:rPr>
+                <w:rFonts w:ascii="Arial" w:hAnsi="Arial" w:eastAsia="Arial" w:cs="Tahoma"/>
+                <w:sz w:val="18"/>
+              </w:rPr>
+              <w:t>พารามิเตอร์และ cron อ่านจาก backend config เท่านั้น — เปลี่ยนค่าโดย deploy config ไม่ใช่ผ่าน API/หน้าจอ</w:t>
+            </w:r>
+          </w:p>
+        </w:tc>
+      </w:tr>
+      <w:tr>
+        <w:trPr>
+          <w:cantSplit/>
+        </w:trPr>
+        <w:tc>
+          <w:tcPr>
+            <w:tcW w:type="dxa" w:w="3360"/>
+            <w:vAlign w:val="center"/>
+          </w:tcPr>
+          <w:p>
+            <w:pPr>
+              <w:keepLines/>
+              <w:spacing w:after="0"/>
+            </w:pPr>
+            <w:r>
+              <w:rPr>
+                <w:rFonts w:ascii="Arial" w:hAnsi="Arial" w:eastAsia="Arial" w:cs="Tahoma"/>
+                <w:sz w:val="18"/>
+              </w:rPr>
+            </w:r>
+            <w:r>
+              <w:rPr>
+                <w:rFonts w:ascii="Arial" w:hAnsi="Arial" w:eastAsia="Arial" w:cs="Tahoma"/>
+                <w:sz w:val="18"/>
+              </w:rPr>
+              <w:t>business rule</w:t>
+            </w:r>
+          </w:p>
+        </w:tc>
+        <w:tc>
+          <w:tcPr>
+            <w:tcW w:type="dxa" w:w="3360"/>
+            <w:vAlign w:val="center"/>
+          </w:tcPr>
+          <w:p>
+            <w:pPr>
+              <w:keepLines/>
+              <w:spacing w:after="0"/>
+            </w:pPr>
+            <w:r>
+              <w:rPr>
+                <w:rFonts w:ascii="Arial" w:hAnsi="Arial" w:eastAsia="Arial" w:cs="Tahoma"/>
+                <w:sz w:val="18"/>
+              </w:rPr>
+            </w:r>
+            <w:r>
+              <w:rPr>
+                <w:rFonts w:ascii="Arial" w:hAnsi="Arial" w:eastAsia="Arial" w:cs="Tahoma"/>
+                <w:sz w:val="18"/>
+              </w:rPr>
+              <w:t>logic</w:t>
+            </w:r>
+          </w:p>
+        </w:tc>
+        <w:tc>
+          <w:tcPr>
+            <w:tcW w:type="dxa" w:w="3360"/>
+            <w:vAlign w:val="center"/>
+          </w:tcPr>
+          <w:p>
+            <w:pPr>
+              <w:keepLines/>
+              <w:spacing w:after="0"/>
+            </w:pPr>
+            <w:r>
+              <w:rPr>
+                <w:rFonts w:ascii="Arial" w:hAnsi="Arial" w:eastAsia="Arial" w:cs="Tahoma"/>
+                <w:sz w:val="18"/>
+              </w:rPr>
+            </w:r>
+            <w:r>
+              <w:rPr>
+                <w:rFonts w:ascii="Arial" w:hAnsi="Arial" w:eastAsia="Arial" w:cs="Tahoma"/>
+                <w:sz w:val="18"/>
+              </w:rPr>
+              <w:t>การรันต้องตรวจ enabled flag ใน config และกันรันซ้อนด้วย distributed/advisory lock</w:t>
+            </w:r>
+          </w:p>
+        </w:tc>
+      </w:tr>
+      <w:tr>
+        <w:trPr>
+          <w:cantSplit/>
+        </w:trPr>
+        <w:tc>
+          <w:tcPr>
+            <w:tcW w:type="dxa" w:w="3360"/>
+            <w:vAlign w:val="center"/>
+          </w:tcPr>
+          <w:p>
+            <w:pPr>
+              <w:keepLines/>
+              <w:spacing w:after="0"/>
+            </w:pPr>
+            <w:r>
+              <w:rPr>
+                <w:rFonts w:ascii="Arial" w:hAnsi="Arial" w:eastAsia="Arial" w:cs="Tahoma"/>
+                <w:sz w:val="18"/>
+              </w:rPr>
+            </w:r>
+            <w:r>
+              <w:rPr>
+                <w:rFonts w:ascii="Arial" w:hAnsi="Arial" w:eastAsia="Arial" w:cs="Tahoma"/>
+                <w:sz w:val="18"/>
+              </w:rPr>
+              <w:t>business rule</w:t>
+            </w:r>
+          </w:p>
+        </w:tc>
+        <w:tc>
+          <w:tcPr>
+            <w:tcW w:type="dxa" w:w="3360"/>
+            <w:vAlign w:val="center"/>
+          </w:tcPr>
+          <w:p>
+            <w:pPr>
+              <w:keepLines/>
+              <w:spacing w:after="0"/>
+            </w:pPr>
+            <w:r>
+              <w:rPr>
+                <w:rFonts w:ascii="Arial" w:hAnsi="Arial" w:eastAsia="Arial" w:cs="Tahoma"/>
+                <w:sz w:val="18"/>
+              </w:rPr>
+            </w:r>
+            <w:r>
+              <w:rPr>
+                <w:rFonts w:ascii="Arial" w:hAnsi="Arial" w:eastAsia="Arial" w:cs="Tahoma"/>
+                <w:sz w:val="18"/>
+              </w:rPr>
+              <w:t>logic</w:t>
+            </w:r>
+          </w:p>
+        </w:tc>
+        <w:tc>
+          <w:tcPr>
+            <w:tcW w:type="dxa" w:w="3360"/>
+            <w:vAlign w:val="center"/>
+          </w:tcPr>
+          <w:p>
+            <w:pPr>
+              <w:keepLines/>
+              <w:spacing w:after="0"/>
+            </w:pPr>
+            <w:r>
+              <w:rPr>
+                <w:rFonts w:ascii="Arial" w:hAnsi="Arial" w:eastAsia="Arial" w:cs="Tahoma"/>
+                <w:sz w:val="18"/>
+              </w:rPr>
+            </w:r>
+            <w:r>
+              <w:rPr>
+                <w:rFonts w:ascii="Arial" w:hAnsi="Arial" w:eastAsia="Arial" w:cs="Tahoma"/>
+                <w:sz w:val="18"/>
+              </w:rPr>
+              <w:t>ทุกรอบต้องเขียน application log แบบ structured (เวลา/แถว/ไฟล์/ผล) และ error ต้องส่ง EM-07</w:t>
+            </w:r>
+          </w:p>
+        </w:tc>
+      </w:tr>
+      <w:tr>
+        <w:trPr>
+          <w:cantSplit/>
+        </w:trPr>
+        <w:tc>
+          <w:tcPr>
+            <w:tcW w:type="dxa" w:w="3360"/>
+            <w:vAlign w:val="center"/>
+          </w:tcPr>
+          <w:p>
+            <w:pPr>
+              <w:keepLines/>
+              <w:spacing w:after="0"/>
+            </w:pPr>
+            <w:r>
+              <w:rPr>
+                <w:rFonts w:ascii="Arial" w:hAnsi="Arial" w:eastAsia="Arial" w:cs="Tahoma"/>
+                <w:sz w:val="18"/>
+              </w:rPr>
+            </w:r>
+            <w:r>
+              <w:rPr>
+                <w:rFonts w:ascii="Arial" w:hAnsi="Arial" w:eastAsia="Arial" w:cs="Tahoma"/>
+                <w:sz w:val="18"/>
+              </w:rPr>
+              <w:t>business rule</w:t>
+            </w:r>
+          </w:p>
+        </w:tc>
+        <w:tc>
+          <w:tcPr>
+            <w:tcW w:type="dxa" w:w="3360"/>
+            <w:vAlign w:val="center"/>
+          </w:tcPr>
+          <w:p>
+            <w:pPr>
+              <w:keepLines/>
+              <w:spacing w:after="0"/>
+            </w:pPr>
+            <w:r>
+              <w:rPr>
+                <w:rFonts w:ascii="Arial" w:hAnsi="Arial" w:eastAsia="Arial" w:cs="Tahoma"/>
+                <w:sz w:val="18"/>
+              </w:rPr>
+            </w:r>
+            <w:r>
+              <w:rPr>
+                <w:rFonts w:ascii="Arial" w:hAnsi="Arial" w:eastAsia="Arial" w:cs="Tahoma"/>
+                <w:sz w:val="18"/>
+              </w:rPr>
+              <w:t>logic</w:t>
+            </w:r>
+          </w:p>
+        </w:tc>
+        <w:tc>
+          <w:tcPr>
+            <w:tcW w:type="dxa" w:w="3360"/>
+            <w:vAlign w:val="center"/>
+          </w:tcPr>
+          <w:p>
+            <w:pPr>
+              <w:keepLines/>
+              <w:spacing w:after="0"/>
+            </w:pPr>
+            <w:r>
+              <w:rPr>
+                <w:rFonts w:ascii="Arial" w:hAnsi="Arial" w:eastAsia="Arial" w:cs="Tahoma"/>
+                <w:sz w:val="18"/>
+              </w:rPr>
+            </w:r>
+            <w:r>
+              <w:rPr>
+                <w:rFonts w:ascii="Arial" w:hAnsi="Arial" w:eastAsia="Arial" w:cs="Tahoma"/>
+                <w:sz w:val="18"/>
+              </w:rPr>
+              <w:t>DB/table mapping ใช้เป็น reference สำหรับ implement Job เท่านั้น ไม่ใช่งานสร้างหน้า Database</w:t>
+            </w:r>
+          </w:p>
+        </w:tc>
+      </w:tr>
+      <w:tr>
+        <w:trPr>
+          <w:cantSplit/>
+        </w:trPr>
+        <w:tc>
+          <w:tcPr>
+            <w:tcW w:type="dxa" w:w="3360"/>
+            <w:vAlign w:val="center"/>
+          </w:tcPr>
+          <w:p>
+            <w:pPr>
+              <w:keepLines/>
+              <w:spacing w:after="0"/>
+            </w:pPr>
+            <w:r>
+              <w:rPr>
+                <w:rFonts w:ascii="Arial" w:hAnsi="Arial" w:eastAsia="Arial" w:cs="Tahoma"/>
+                <w:sz w:val="18"/>
+              </w:rPr>
+            </w:r>
+            <w:r>
+              <w:rPr>
+                <w:rFonts w:ascii="Arial" w:hAnsi="Arial" w:eastAsia="Arial" w:cs="Tahoma"/>
+                <w:sz w:val="18"/>
+              </w:rPr>
+              <w:t>business rule</w:t>
+            </w:r>
+          </w:p>
+        </w:tc>
+        <w:tc>
+          <w:tcPr>
+            <w:tcW w:type="dxa" w:w="3360"/>
+            <w:vAlign w:val="center"/>
+          </w:tcPr>
+          <w:p>
+            <w:pPr>
+              <w:keepLines/>
+              <w:spacing w:after="0"/>
+            </w:pPr>
+            <w:r>
+              <w:rPr>
+                <w:rFonts w:ascii="Arial" w:hAnsi="Arial" w:eastAsia="Arial" w:cs="Tahoma"/>
+                <w:sz w:val="18"/>
+              </w:rPr>
+            </w:r>
+            <w:r>
+              <w:rPr>
+                <w:rFonts w:ascii="Arial" w:hAnsi="Arial" w:eastAsia="Arial" w:cs="Tahoma"/>
+                <w:sz w:val="18"/>
+              </w:rPr>
+              <w:t>logic</w:t>
+            </w:r>
+          </w:p>
+        </w:tc>
+        <w:tc>
+          <w:tcPr>
+            <w:tcW w:type="dxa" w:w="3360"/>
+            <w:vAlign w:val="center"/>
+          </w:tcPr>
+          <w:p>
+            <w:pPr>
+              <w:keepLines/>
+              <w:spacing w:after="0"/>
+            </w:pPr>
+            <w:r>
+              <w:rPr>
+                <w:rFonts w:ascii="Arial" w:hAnsi="Arial" w:eastAsia="Arial" w:cs="Tahoma"/>
+                <w:sz w:val="18"/>
+              </w:rPr>
+            </w:r>
+            <w:r>
+              <w:rPr>
+                <w:rFonts w:ascii="Arial" w:hAnsi="Arial" w:eastAsia="Arial" w:cs="Tahoma"/>
+                <w:sz w:val="18"/>
+              </w:rPr>
+              <w:t>รองรับ rerun rule และ risk note ตาม runbook</w:t>
+            </w:r>
+          </w:p>
+        </w:tc>
+      </w:tr>
+      <w:tr>
+        <w:trPr>
+          <w:cantSplit/>
+        </w:trPr>
+        <w:tc>
+          <w:tcPr>
+            <w:tcW w:type="dxa" w:w="3360"/>
+            <w:vAlign w:val="center"/>
+          </w:tcPr>
+          <w:p>
+            <w:pPr>
+              <w:keepLines/>
+              <w:spacing w:after="0"/>
+            </w:pPr>
+            <w:r>
+              <w:rPr>
+                <w:rFonts w:ascii="Arial" w:hAnsi="Arial" w:eastAsia="Arial" w:cs="Tahoma"/>
+                <w:sz w:val="18"/>
+              </w:rPr>
+            </w:r>
+            <w:r>
+              <w:rPr>
+                <w:rFonts w:ascii="Arial" w:hAnsi="Arial" w:eastAsia="Arial" w:cs="Tahoma"/>
+                <w:color w:val="8A3324"/>
+                <w:sz w:val="18"/>
+              </w:rPr>
+              <w:t>email_sent (ระบบ SBP เดิม)</w:t>
+            </w:r>
+          </w:p>
+        </w:tc>
+        <w:tc>
+          <w:tcPr>
+            <w:tcW w:type="dxa" w:w="3360"/>
+            <w:vAlign w:val="center"/>
+          </w:tcPr>
+          <w:p>
+            <w:pPr>
+              <w:keepLines/>
+              <w:spacing w:after="0"/>
+            </w:pPr>
+            <w:r>
+              <w:rPr>
+                <w:rFonts w:ascii="Arial" w:hAnsi="Arial" w:eastAsia="Arial" w:cs="Tahoma"/>
+                <w:sz w:val="18"/>
+              </w:rPr>
+            </w:r>
+            <w:r>
+              <w:rPr>
+                <w:rFonts w:ascii="Arial" w:hAnsi="Arial" w:eastAsia="Arial" w:cs="Tahoma"/>
+                <w:sz w:val="18"/>
+              </w:rPr>
+              <w:t>transaction</w:t>
+            </w:r>
+          </w:p>
+        </w:tc>
+        <w:tc>
+          <w:tcPr>
+            <w:tcW w:type="dxa" w:w="3360"/>
+            <w:vAlign w:val="center"/>
+          </w:tcPr>
+          <w:p>
+            <w:pPr>
+              <w:keepLines/>
+              <w:spacing w:after="0"/>
+            </w:pPr>
+            <w:r>
+              <w:rPr>
+                <w:rFonts w:ascii="Arial" w:hAnsi="Arial" w:eastAsia="Arial" w:cs="Tahoma"/>
+                <w:sz w:val="18"/>
+              </w:rPr>
+            </w:r>
+            <w:r>
+              <w:rPr>
+                <w:rFonts w:ascii="Arial" w:hAnsi="Arial" w:eastAsia="Arial" w:cs="Tahoma"/>
+                <w:sz w:val="18"/>
+              </w:rPr>
+              <w:t>จำลอง error กลางทาง แล้วยืนยันว่า rollback ครบ ไม่เหลือแถวค้าง (mock DataSource/QueryRunner)</w:t>
+            </w:r>
+          </w:p>
+        </w:tc>
+      </w:tr>
+      <w:tr>
+        <w:trPr>
+          <w:cantSplit/>
+        </w:trPr>
+        <w:tc>
+          <w:tcPr>
+            <w:tcW w:type="dxa" w:w="3360"/>
+            <w:vAlign w:val="center"/>
+          </w:tcPr>
+          <w:p>
+            <w:pPr>
+              <w:keepLines/>
+              <w:spacing w:after="0"/>
+            </w:pPr>
+            <w:r>
+              <w:rPr>
+                <w:rFonts w:ascii="Arial" w:hAnsi="Arial" w:eastAsia="Arial" w:cs="Tahoma"/>
+                <w:sz w:val="18"/>
+              </w:rPr>
+            </w:r>
+            <w:r>
+              <w:rPr>
+                <w:rFonts w:ascii="Arial" w:hAnsi="Arial" w:eastAsia="Arial" w:cs="Tahoma"/>
+                <w:sz w:val="18"/>
+              </w:rPr>
+              <w:t>runner</w:t>
+            </w:r>
+          </w:p>
+        </w:tc>
+        <w:tc>
+          <w:tcPr>
+            <w:tcW w:type="dxa" w:w="3360"/>
+            <w:vAlign w:val="center"/>
+          </w:tcPr>
+          <w:p>
+            <w:pPr>
+              <w:keepLines/>
+              <w:spacing w:after="0"/>
+            </w:pPr>
+            <w:r>
+              <w:rPr>
+                <w:rFonts w:ascii="Arial" w:hAnsi="Arial" w:eastAsia="Arial" w:cs="Tahoma"/>
+                <w:sz w:val="18"/>
+              </w:rPr>
+            </w:r>
+            <w:r>
+              <w:rPr>
+                <w:rFonts w:ascii="Arial" w:hAnsi="Arial" w:eastAsia="Arial" w:cs="Tahoma"/>
+                <w:sz w:val="18"/>
+              </w:rPr>
+              <w:t>idempotency</w:t>
+            </w:r>
+          </w:p>
+        </w:tc>
+        <w:tc>
+          <w:tcPr>
+            <w:tcW w:type="dxa" w:w="3360"/>
+            <w:vAlign w:val="center"/>
+          </w:tcPr>
+          <w:p>
+            <w:pPr>
+              <w:keepLines/>
+              <w:spacing w:after="0"/>
+            </w:pPr>
+            <w:r>
+              <w:rPr>
+                <w:rFonts w:ascii="Arial" w:hAnsi="Arial" w:eastAsia="Arial" w:cs="Tahoma"/>
+                <w:sz w:val="18"/>
+              </w:rPr>
+            </w:r>
+            <w:r>
+              <w:rPr>
+                <w:rFonts w:ascii="Arial" w:hAnsi="Arial" w:eastAsia="Arial" w:cs="Tahoma"/>
+                <w:sz w:val="18"/>
+              </w:rPr>
+              <w:t>รันซ้ำด้วย fixture เดิมต้องไม่เกิดแถวซ้ำ (ON CONFLICT / business unique key ทำงาน)</w:t>
+            </w:r>
+          </w:p>
+        </w:tc>
+      </w:tr>
+      <w:tr>
+        <w:trPr>
+          <w:cantSplit/>
+        </w:trPr>
+        <w:tc>
+          <w:tcPr>
+            <w:tcW w:type="dxa" w:w="3360"/>
+            <w:vAlign w:val="center"/>
+          </w:tcPr>
+          <w:p>
+            <w:pPr>
+              <w:keepLines/>
+              <w:spacing w:after="0"/>
+            </w:pPr>
+            <w:r>
+              <w:rPr>
+                <w:rFonts w:ascii="Arial" w:hAnsi="Arial" w:eastAsia="Arial" w:cs="Tahoma"/>
+                <w:sz w:val="18"/>
+              </w:rPr>
+            </w:r>
+            <w:r>
+              <w:rPr>
+                <w:rFonts w:ascii="Arial" w:hAnsi="Arial" w:eastAsia="Arial" w:cs="Tahoma"/>
+                <w:sz w:val="18"/>
+              </w:rPr>
+              <w:t>runner</w:t>
+            </w:r>
+          </w:p>
+        </w:tc>
+        <w:tc>
+          <w:tcPr>
+            <w:tcW w:type="dxa" w:w="3360"/>
+            <w:vAlign w:val="center"/>
+          </w:tcPr>
+          <w:p>
+            <w:pPr>
+              <w:keepLines/>
+              <w:spacing w:after="0"/>
+            </w:pPr>
+            <w:r>
+              <w:rPr>
+                <w:rFonts w:ascii="Arial" w:hAnsi="Arial" w:eastAsia="Arial" w:cs="Tahoma"/>
+                <w:sz w:val="18"/>
+              </w:rPr>
+            </w:r>
+            <w:r>
+              <w:rPr>
+                <w:rFonts w:ascii="Arial" w:hAnsi="Arial" w:eastAsia="Arial" w:cs="Tahoma"/>
+                <w:sz w:val="18"/>
+              </w:rPr>
+              <w:t>lock</w:t>
+            </w:r>
+          </w:p>
+        </w:tc>
+        <w:tc>
+          <w:tcPr>
+            <w:tcW w:type="dxa" w:w="3360"/>
+            <w:vAlign w:val="center"/>
+          </w:tcPr>
+          <w:p>
+            <w:pPr>
+              <w:keepLines/>
+              <w:spacing w:after="0"/>
+            </w:pPr>
+            <w:r>
+              <w:rPr>
+                <w:rFonts w:ascii="Arial" w:hAnsi="Arial" w:eastAsia="Arial" w:cs="Tahoma"/>
+                <w:sz w:val="18"/>
+              </w:rPr>
+            </w:r>
+            <w:r>
+              <w:rPr>
+                <w:rFonts w:ascii="Arial" w:hAnsi="Arial" w:eastAsia="Arial" w:cs="Tahoma"/>
+                <w:sz w:val="18"/>
+              </w:rPr>
+              <w:t>เรียกซ้อนขณะกำลังรัน ต้องถูกปฏิเสธด้วย advisory lock</w:t>
+            </w:r>
+          </w:p>
+        </w:tc>
+      </w:tr>
+    </w:tbl>
+    <w:p/>
+    <w:p>
+      <w:pPr>
+        <w:pStyle w:val="ListBullet"/>
+        <w:keepLines/>
+      </w:pPr>
+      <w:r>
+        <w:t>ทุกเคสต้องรันได้โดยไม่ต่อ DB/บริการภายนอกจริง — mock ที่ขอบ repository/client เสมอ</w:t>
+      </w:r>
+    </w:p>
+    <w:p>
+      <w:pPr>
+        <w:pStyle w:val="ListBullet"/>
+        <w:keepLines/>
+      </w:pPr>
+      <w:r>
+        <w:t>ข้อความไทยที่ยืนยันในเทสต้องเป็น verbatim ตาม ข้อกำหนดทางธุรกิจ ห้ามพิมพ์ใหม่</w:t>
+      </w:r>
+    </w:p>
+    <w:p>
+      <w:pPr>
+        <w:pStyle w:val="ListBullet"/>
+        <w:keepLines/>
+      </w:pPr>
+      <w:r>
+        <w:t>เกณฑ์ผ่านของ CI: ทุกเคสในตารางนี้มี test จริงและผ่านทั้งหมด</w:t>
+      </w:r>
+    </w:p>
     <w:p>
       <w:pPr>
         <w:pStyle w:val="Heading1"/>
@@ -8255,7 +9366,7 @@
             <w:r/>
             <w:r>
               <w:rPr>
-                <w:rFonts w:ascii="Arial" w:hAnsi="Arial" w:eastAsia="Arial"/>
+                <w:rFonts w:ascii="Arial" w:hAnsi="Arial" w:eastAsia="Arial" w:cs="Tahoma"/>
                 <w:b/>
                 <w:sz w:val="18"/>
               </w:rPr>
@@ -8277,7 +9388,7 @@
             <w:r/>
             <w:r>
               <w:rPr>
-                <w:rFonts w:ascii="Arial" w:hAnsi="Arial" w:eastAsia="Arial"/>
+                <w:rFonts w:ascii="Arial" w:hAnsi="Arial" w:eastAsia="Arial" w:cs="Tahoma"/>
                 <w:b/>
                 <w:sz w:val="18"/>
               </w:rPr>
@@ -8302,13 +9413,13 @@
             </w:pPr>
             <w:r>
               <w:rPr>
-                <w:rFonts w:ascii="Arial" w:hAnsi="Arial" w:eastAsia="Arial"/>
-                <w:sz w:val="18"/>
-              </w:rPr>
-            </w:r>
-            <w:r>
-              <w:rPr>
-                <w:rFonts w:ascii="Arial" w:hAnsi="Arial" w:eastAsia="Arial"/>
+                <w:rFonts w:ascii="Arial" w:hAnsi="Arial" w:eastAsia="Arial" w:cs="Tahoma"/>
+                <w:sz w:val="18"/>
+              </w:rPr>
+            </w:r>
+            <w:r>
+              <w:rPr>
+                <w:rFonts w:ascii="Arial" w:hAnsi="Arial" w:eastAsia="Arial" w:cs="Tahoma"/>
                 <w:sz w:val="18"/>
               </w:rPr>
               <w:t>Source file</w:t>
@@ -8327,13 +9438,13 @@
             </w:pPr>
             <w:r>
               <w:rPr>
-                <w:rFonts w:ascii="Arial" w:hAnsi="Arial" w:eastAsia="Arial"/>
-                <w:sz w:val="18"/>
-              </w:rPr>
-            </w:r>
-            <w:r>
-              <w:rPr>
-                <w:rFonts w:ascii="Arial" w:hAnsi="Arial" w:eastAsia="Arial"/>
+                <w:rFonts w:ascii="Arial" w:hAnsi="Arial" w:eastAsia="Arial" w:cs="Tahoma"/>
+                <w:sz w:val="18"/>
+              </w:rPr>
+            </w:r>
+            <w:r>
+              <w:rPr>
+                <w:rFonts w:ascii="Arial" w:hAnsi="Arial" w:eastAsia="Arial" w:cs="Tahoma"/>
                 <w:sz w:val="18"/>
               </w:rPr>
               <w:t>fcsJar/src/th/co/gosoft/fgi/main/NotifyNoReceiveData.java</w:t>
@@ -8357,13 +9468,13 @@
             </w:pPr>
             <w:r>
               <w:rPr>
-                <w:rFonts w:ascii="Arial" w:hAnsi="Arial" w:eastAsia="Arial"/>
-                <w:sz w:val="18"/>
-              </w:rPr>
-            </w:r>
-            <w:r>
-              <w:rPr>
-                <w:rFonts w:ascii="Arial" w:hAnsi="Arial" w:eastAsia="Arial"/>
+                <w:rFonts w:ascii="Arial" w:hAnsi="Arial" w:eastAsia="Arial" w:cs="Tahoma"/>
+                <w:sz w:val="18"/>
+              </w:rPr>
+            </w:r>
+            <w:r>
+              <w:rPr>
+                <w:rFonts w:ascii="Arial" w:hAnsi="Arial" w:eastAsia="Arial" w:cs="Tahoma"/>
                 <w:sz w:val="18"/>
               </w:rPr>
               <w:t>Original lines</w:t>
@@ -8382,13 +9493,13 @@
             </w:pPr>
             <w:r>
               <w:rPr>
-                <w:rFonts w:ascii="Arial" w:hAnsi="Arial" w:eastAsia="Arial"/>
-                <w:sz w:val="18"/>
-              </w:rPr>
-            </w:r>
-            <w:r>
-              <w:rPr>
-                <w:rFonts w:ascii="Arial" w:hAnsi="Arial" w:eastAsia="Arial"/>
+                <w:rFonts w:ascii="Arial" w:hAnsi="Arial" w:eastAsia="Arial" w:cs="Tahoma"/>
+                <w:sz w:val="18"/>
+              </w:rPr>
+            </w:r>
+            <w:r>
+              <w:rPr>
+                <w:rFonts w:ascii="Arial" w:hAnsi="Arial" w:eastAsia="Arial" w:cs="Tahoma"/>
                 <w:sz w:val="18"/>
               </w:rPr>
               <w:t>16-37</w:t>
@@ -8412,13 +9523,13 @@
             </w:pPr>
             <w:r>
               <w:rPr>
-                <w:rFonts w:ascii="Arial" w:hAnsi="Arial" w:eastAsia="Arial"/>
-                <w:sz w:val="18"/>
-              </w:rPr>
-            </w:r>
-            <w:r>
-              <w:rPr>
-                <w:rFonts w:ascii="Arial" w:hAnsi="Arial" w:eastAsia="Arial"/>
+                <w:rFonts w:ascii="Arial" w:hAnsi="Arial" w:eastAsia="Arial" w:cs="Tahoma"/>
+                <w:sz w:val="18"/>
+              </w:rPr>
+            </w:r>
+            <w:r>
+              <w:rPr>
+                <w:rFonts w:ascii="Arial" w:hAnsi="Arial" w:eastAsia="Arial" w:cs="Tahoma"/>
                 <w:sz w:val="18"/>
               </w:rPr>
               <w:t>Responsibility</w:t>
@@ -8437,13 +9548,13 @@
             </w:pPr>
             <w:r>
               <w:rPr>
-                <w:rFonts w:ascii="Arial" w:hAnsi="Arial" w:eastAsia="Arial"/>
-                <w:sz w:val="18"/>
-              </w:rPr>
-            </w:r>
-            <w:r>
-              <w:rPr>
-                <w:rFonts w:ascii="Arial" w:hAnsi="Arial" w:eastAsia="Arial"/>
+                <w:rFonts w:ascii="Arial" w:hAnsi="Arial" w:eastAsia="Arial" w:cs="Tahoma"/>
+                <w:sz w:val="18"/>
+              </w:rPr>
+            </w:r>
+            <w:r>
+              <w:rPr>
+                <w:rFonts w:ascii="Arial" w:hAnsi="Arial" w:eastAsia="Arial" w:cs="Tahoma"/>
                 <w:sz w:val="18"/>
               </w:rPr>
               <w:t>Legacy main entrypoint for missing-receive notification.</w:t>
@@ -8460,7 +9571,7 @@
       </w:pPr>
       <w:r>
         <w:rPr>
-          <w:rFonts w:ascii="Courier New" w:hAnsi="Courier New"/>
+          <w:rFonts w:ascii="Courier New" w:hAnsi="Courier New" w:eastAsia="Courier New" w:cs="Tahoma"/>
           <w:sz w:val="14"/>
         </w:rPr>
         <w:t>public class NotifyNoReceiveData {</w:t>
@@ -8584,7 +9695,7 @@
             <w:r/>
             <w:r>
               <w:rPr>
-                <w:rFonts w:ascii="Arial" w:hAnsi="Arial" w:eastAsia="Arial"/>
+                <w:rFonts w:ascii="Arial" w:hAnsi="Arial" w:eastAsia="Arial" w:cs="Tahoma"/>
                 <w:b/>
                 <w:sz w:val="18"/>
               </w:rPr>
@@ -8606,7 +9717,7 @@
             <w:r/>
             <w:r>
               <w:rPr>
-                <w:rFonts w:ascii="Arial" w:hAnsi="Arial" w:eastAsia="Arial"/>
+                <w:rFonts w:ascii="Arial" w:hAnsi="Arial" w:eastAsia="Arial" w:cs="Tahoma"/>
                 <w:b/>
                 <w:sz w:val="18"/>
               </w:rPr>
@@ -8631,13 +9742,13 @@
             </w:pPr>
             <w:r>
               <w:rPr>
-                <w:rFonts w:ascii="Arial" w:hAnsi="Arial" w:eastAsia="Arial"/>
-                <w:sz w:val="18"/>
-              </w:rPr>
-            </w:r>
-            <w:r>
-              <w:rPr>
-                <w:rFonts w:ascii="Arial" w:hAnsi="Arial" w:eastAsia="Arial"/>
+                <w:rFonts w:ascii="Arial" w:hAnsi="Arial" w:eastAsia="Arial" w:cs="Tahoma"/>
+                <w:sz w:val="18"/>
+              </w:rPr>
+            </w:r>
+            <w:r>
+              <w:rPr>
+                <w:rFonts w:ascii="Arial" w:hAnsi="Arial" w:eastAsia="Arial" w:cs="Tahoma"/>
                 <w:sz w:val="18"/>
               </w:rPr>
               <w:t>Source file</w:t>
@@ -8656,13 +9767,13 @@
             </w:pPr>
             <w:r>
               <w:rPr>
-                <w:rFonts w:ascii="Arial" w:hAnsi="Arial" w:eastAsia="Arial"/>
-                <w:sz w:val="18"/>
-              </w:rPr>
-            </w:r>
-            <w:r>
-              <w:rPr>
-                <w:rFonts w:ascii="Arial" w:hAnsi="Arial" w:eastAsia="Arial"/>
+                <w:rFonts w:ascii="Arial" w:hAnsi="Arial" w:eastAsia="Arial" w:cs="Tahoma"/>
+                <w:sz w:val="18"/>
+              </w:rPr>
+            </w:r>
+            <w:r>
+              <w:rPr>
+                <w:rFonts w:ascii="Arial" w:hAnsi="Arial" w:eastAsia="Arial" w:cs="Tahoma"/>
                 <w:sz w:val="18"/>
               </w:rPr>
               <w:t>fcsJar/src/th/co/gosoft/fgi/controller/ManageCompensateController.java</w:t>
@@ -8686,13 +9797,13 @@
             </w:pPr>
             <w:r>
               <w:rPr>
-                <w:rFonts w:ascii="Arial" w:hAnsi="Arial" w:eastAsia="Arial"/>
-                <w:sz w:val="18"/>
-              </w:rPr>
-            </w:r>
-            <w:r>
-              <w:rPr>
-                <w:rFonts w:ascii="Arial" w:hAnsi="Arial" w:eastAsia="Arial"/>
+                <w:rFonts w:ascii="Arial" w:hAnsi="Arial" w:eastAsia="Arial" w:cs="Tahoma"/>
+                <w:sz w:val="18"/>
+              </w:rPr>
+            </w:r>
+            <w:r>
+              <w:rPr>
+                <w:rFonts w:ascii="Arial" w:hAnsi="Arial" w:eastAsia="Arial" w:cs="Tahoma"/>
                 <w:sz w:val="18"/>
               </w:rPr>
               <w:t>Original lines</w:t>
@@ -8711,13 +9822,13 @@
             </w:pPr>
             <w:r>
               <w:rPr>
-                <w:rFonts w:ascii="Arial" w:hAnsi="Arial" w:eastAsia="Arial"/>
-                <w:sz w:val="18"/>
-              </w:rPr>
-            </w:r>
-            <w:r>
-              <w:rPr>
-                <w:rFonts w:ascii="Arial" w:hAnsi="Arial" w:eastAsia="Arial"/>
+                <w:rFonts w:ascii="Arial" w:hAnsi="Arial" w:eastAsia="Arial" w:cs="Tahoma"/>
+                <w:sz w:val="18"/>
+              </w:rPr>
+            </w:r>
+            <w:r>
+              <w:rPr>
+                <w:rFonts w:ascii="Arial" w:hAnsi="Arial" w:eastAsia="Arial" w:cs="Tahoma"/>
                 <w:sz w:val="18"/>
               </w:rPr>
               <w:t>748-759</w:t>
@@ -8741,13 +9852,13 @@
             </w:pPr>
             <w:r>
               <w:rPr>
-                <w:rFonts w:ascii="Arial" w:hAnsi="Arial" w:eastAsia="Arial"/>
-                <w:sz w:val="18"/>
-              </w:rPr>
-            </w:r>
-            <w:r>
-              <w:rPr>
-                <w:rFonts w:ascii="Arial" w:hAnsi="Arial" w:eastAsia="Arial"/>
+                <w:rFonts w:ascii="Arial" w:hAnsi="Arial" w:eastAsia="Arial" w:cs="Tahoma"/>
+                <w:sz w:val="18"/>
+              </w:rPr>
+            </w:r>
+            <w:r>
+              <w:rPr>
+                <w:rFonts w:ascii="Arial" w:hAnsi="Arial" w:eastAsia="Arial" w:cs="Tahoma"/>
                 <w:sz w:val="18"/>
               </w:rPr>
               <w:t>Responsibility</w:t>
@@ -8766,13 +9877,13 @@
             </w:pPr>
             <w:r>
               <w:rPr>
-                <w:rFonts w:ascii="Arial" w:hAnsi="Arial" w:eastAsia="Arial"/>
-                <w:sz w:val="18"/>
-              </w:rPr>
-            </w:r>
-            <w:r>
-              <w:rPr>
-                <w:rFonts w:ascii="Arial" w:hAnsi="Arial" w:eastAsia="Arial"/>
+                <w:rFonts w:ascii="Arial" w:hAnsi="Arial" w:eastAsia="Arial" w:cs="Tahoma"/>
+                <w:sz w:val="18"/>
+              </w:rPr>
+            </w:r>
+            <w:r>
+              <w:rPr>
+                <w:rFonts w:ascii="Arial" w:hAnsi="Arial" w:eastAsia="Arial" w:cs="Tahoma"/>
                 <w:sz w:val="18"/>
               </w:rPr>
               <w:t>Build and send notification content for missing receive data.</w:t>
@@ -8789,7 +9900,7 @@
       </w:pPr>
       <w:r>
         <w:rPr>
-          <w:rFonts w:ascii="Courier New" w:hAnsi="Courier New"/>
+          <w:rFonts w:ascii="Courier New" w:hAnsi="Courier New" w:eastAsia="Courier New" w:cs="Tahoma"/>
           <w:sz w:val="14"/>
         </w:rPr>
         <w:tab/>
@@ -8915,7 +10026,7 @@
             <w:r/>
             <w:r>
               <w:rPr>
-                <w:rFonts w:ascii="Arial" w:hAnsi="Arial" w:eastAsia="Arial"/>
+                <w:rFonts w:ascii="Arial" w:hAnsi="Arial" w:eastAsia="Arial" w:cs="Tahoma"/>
                 <w:b/>
                 <w:sz w:val="18"/>
               </w:rPr>
@@ -8937,7 +10048,7 @@
             <w:r/>
             <w:r>
               <w:rPr>
-                <w:rFonts w:ascii="Arial" w:hAnsi="Arial" w:eastAsia="Arial"/>
+                <w:rFonts w:ascii="Arial" w:hAnsi="Arial" w:eastAsia="Arial" w:cs="Tahoma"/>
                 <w:b/>
                 <w:sz w:val="18"/>
               </w:rPr>
@@ -8962,13 +10073,13 @@
             </w:pPr>
             <w:r>
               <w:rPr>
-                <w:rFonts w:ascii="Arial" w:hAnsi="Arial" w:eastAsia="Arial"/>
-                <w:sz w:val="18"/>
-              </w:rPr>
-            </w:r>
-            <w:r>
-              <w:rPr>
-                <w:rFonts w:ascii="Arial" w:hAnsi="Arial" w:eastAsia="Arial"/>
+                <w:rFonts w:ascii="Arial" w:hAnsi="Arial" w:eastAsia="Arial" w:cs="Tahoma"/>
+                <w:sz w:val="18"/>
+              </w:rPr>
+            </w:r>
+            <w:r>
+              <w:rPr>
+                <w:rFonts w:ascii="Arial" w:hAnsi="Arial" w:eastAsia="Arial" w:cs="Tahoma"/>
                 <w:sz w:val="18"/>
               </w:rPr>
               <w:t>Source file</w:t>
@@ -8987,13 +10098,13 @@
             </w:pPr>
             <w:r>
               <w:rPr>
-                <w:rFonts w:ascii="Arial" w:hAnsi="Arial" w:eastAsia="Arial"/>
-                <w:sz w:val="18"/>
-              </w:rPr>
-            </w:r>
-            <w:r>
-              <w:rPr>
-                <w:rFonts w:ascii="Arial" w:hAnsi="Arial" w:eastAsia="Arial"/>
+                <w:rFonts w:ascii="Arial" w:hAnsi="Arial" w:eastAsia="Arial" w:cs="Tahoma"/>
+                <w:sz w:val="18"/>
+              </w:rPr>
+            </w:r>
+            <w:r>
+              <w:rPr>
+                <w:rFonts w:ascii="Arial" w:hAnsi="Arial" w:eastAsia="Arial" w:cs="Tahoma"/>
                 <w:sz w:val="18"/>
               </w:rPr>
               <w:t>fcsJar/src/th/co/gosoft/fgi/controller/ManageCompensateController.java</w:t>
@@ -9017,13 +10128,13 @@
             </w:pPr>
             <w:r>
               <w:rPr>
-                <w:rFonts w:ascii="Arial" w:hAnsi="Arial" w:eastAsia="Arial"/>
-                <w:sz w:val="18"/>
-              </w:rPr>
-            </w:r>
-            <w:r>
-              <w:rPr>
-                <w:rFonts w:ascii="Arial" w:hAnsi="Arial" w:eastAsia="Arial"/>
+                <w:rFonts w:ascii="Arial" w:hAnsi="Arial" w:eastAsia="Arial" w:cs="Tahoma"/>
+                <w:sz w:val="18"/>
+              </w:rPr>
+            </w:r>
+            <w:r>
+              <w:rPr>
+                <w:rFonts w:ascii="Arial" w:hAnsi="Arial" w:eastAsia="Arial" w:cs="Tahoma"/>
                 <w:sz w:val="18"/>
               </w:rPr>
               <w:t>Original lines</w:t>
@@ -9042,13 +10153,13 @@
             </w:pPr>
             <w:r>
               <w:rPr>
-                <w:rFonts w:ascii="Arial" w:hAnsi="Arial" w:eastAsia="Arial"/>
-                <w:sz w:val="18"/>
-              </w:rPr>
-            </w:r>
-            <w:r>
-              <w:rPr>
-                <w:rFonts w:ascii="Arial" w:hAnsi="Arial" w:eastAsia="Arial"/>
+                <w:rFonts w:ascii="Arial" w:hAnsi="Arial" w:eastAsia="Arial" w:cs="Tahoma"/>
+                <w:sz w:val="18"/>
+              </w:rPr>
+            </w:r>
+            <w:r>
+              <w:rPr>
+                <w:rFonts w:ascii="Arial" w:hAnsi="Arial" w:eastAsia="Arial" w:cs="Tahoma"/>
                 <w:sz w:val="18"/>
               </w:rPr>
               <w:t>764-775</w:t>
@@ -9072,13 +10183,13 @@
             </w:pPr>
             <w:r>
               <w:rPr>
-                <w:rFonts w:ascii="Arial" w:hAnsi="Arial" w:eastAsia="Arial"/>
-                <w:sz w:val="18"/>
-              </w:rPr>
-            </w:r>
-            <w:r>
-              <w:rPr>
-                <w:rFonts w:ascii="Arial" w:hAnsi="Arial" w:eastAsia="Arial"/>
+                <w:rFonts w:ascii="Arial" w:hAnsi="Arial" w:eastAsia="Arial" w:cs="Tahoma"/>
+                <w:sz w:val="18"/>
+              </w:rPr>
+            </w:r>
+            <w:r>
+              <w:rPr>
+                <w:rFonts w:ascii="Arial" w:hAnsi="Arial" w:eastAsia="Arial" w:cs="Tahoma"/>
                 <w:sz w:val="18"/>
               </w:rPr>
               <w:t>Responsibility</w:t>
@@ -9097,13 +10208,13 @@
             </w:pPr>
             <w:r>
               <w:rPr>
-                <w:rFonts w:ascii="Arial" w:hAnsi="Arial" w:eastAsia="Arial"/>
-                <w:sz w:val="18"/>
-              </w:rPr>
-            </w:r>
-            <w:r>
-              <w:rPr>
-                <w:rFonts w:ascii="Arial" w:hAnsi="Arial" w:eastAsia="Arial"/>
+                <w:rFonts w:ascii="Arial" w:hAnsi="Arial" w:eastAsia="Arial" w:cs="Tahoma"/>
+                <w:sz w:val="18"/>
+              </w:rPr>
+            </w:r>
+            <w:r>
+              <w:rPr>
+                <w:rFonts w:ascii="Arial" w:hAnsi="Arial" w:eastAsia="Arial" w:cs="Tahoma"/>
                 <w:sz w:val="18"/>
               </w:rPr>
               <w:t>Build and send notification content for missing receive data.</w:t>
@@ -9120,7 +10231,7 @@
       </w:pPr>
       <w:r>
         <w:rPr>
-          <w:rFonts w:ascii="Courier New" w:hAnsi="Courier New"/>
+          <w:rFonts w:ascii="Courier New" w:hAnsi="Courier New" w:eastAsia="Courier New" w:cs="Tahoma"/>
           <w:sz w:val="14"/>
         </w:rPr>
         <w:tab/>
@@ -9207,7 +10318,7 @@
             <w:r/>
             <w:r>
               <w:rPr>
-                <w:rFonts w:ascii="Arial" w:hAnsi="Arial" w:eastAsia="Arial"/>
+                <w:rFonts w:ascii="Arial" w:hAnsi="Arial" w:eastAsia="Arial" w:cs="Tahoma"/>
                 <w:b/>
                 <w:sz w:val="18"/>
               </w:rPr>
@@ -9229,7 +10340,7 @@
             <w:r/>
             <w:r>
               <w:rPr>
-                <w:rFonts w:ascii="Arial" w:hAnsi="Arial" w:eastAsia="Arial"/>
+                <w:rFonts w:ascii="Arial" w:hAnsi="Arial" w:eastAsia="Arial" w:cs="Tahoma"/>
                 <w:b/>
                 <w:sz w:val="18"/>
               </w:rPr>
@@ -9254,13 +10365,13 @@
             </w:pPr>
             <w:r>
               <w:rPr>
-                <w:rFonts w:ascii="Arial" w:hAnsi="Arial" w:eastAsia="Arial"/>
-                <w:sz w:val="18"/>
-              </w:rPr>
-            </w:r>
-            <w:r>
-              <w:rPr>
-                <w:rFonts w:ascii="Arial" w:hAnsi="Arial" w:eastAsia="Arial"/>
+                <w:rFonts w:ascii="Arial" w:hAnsi="Arial" w:eastAsia="Arial" w:cs="Tahoma"/>
+                <w:sz w:val="18"/>
+              </w:rPr>
+            </w:r>
+            <w:r>
+              <w:rPr>
+                <w:rFonts w:ascii="Arial" w:hAnsi="Arial" w:eastAsia="Arial" w:cs="Tahoma"/>
                 <w:sz w:val="18"/>
               </w:rPr>
               <w:t>Source file</w:t>
@@ -9279,13 +10390,13 @@
             </w:pPr>
             <w:r>
               <w:rPr>
-                <w:rFonts w:ascii="Arial" w:hAnsi="Arial" w:eastAsia="Arial"/>
-                <w:sz w:val="18"/>
-              </w:rPr>
-            </w:r>
-            <w:r>
-              <w:rPr>
-                <w:rFonts w:ascii="Arial" w:hAnsi="Arial" w:eastAsia="Arial"/>
+                <w:rFonts w:ascii="Arial" w:hAnsi="Arial" w:eastAsia="Arial" w:cs="Tahoma"/>
+                <w:sz w:val="18"/>
+              </w:rPr>
+            </w:r>
+            <w:r>
+              <w:rPr>
+                <w:rFonts w:ascii="Arial" w:hAnsi="Arial" w:eastAsia="Arial" w:cs="Tahoma"/>
                 <w:sz w:val="18"/>
               </w:rPr>
               <w:t>fcsJar/src/th/co/gosoft/fgi/dao/jdbc/ExportJdbc.java</w:t>
@@ -9309,13 +10420,13 @@
             </w:pPr>
             <w:r>
               <w:rPr>
-                <w:rFonts w:ascii="Arial" w:hAnsi="Arial" w:eastAsia="Arial"/>
-                <w:sz w:val="18"/>
-              </w:rPr>
-            </w:r>
-            <w:r>
-              <w:rPr>
-                <w:rFonts w:ascii="Arial" w:hAnsi="Arial" w:eastAsia="Arial"/>
+                <w:rFonts w:ascii="Arial" w:hAnsi="Arial" w:eastAsia="Arial" w:cs="Tahoma"/>
+                <w:sz w:val="18"/>
+              </w:rPr>
+            </w:r>
+            <w:r>
+              <w:rPr>
+                <w:rFonts w:ascii="Arial" w:hAnsi="Arial" w:eastAsia="Arial" w:cs="Tahoma"/>
                 <w:sz w:val="18"/>
               </w:rPr>
               <w:t>Original lines</w:t>
@@ -9334,13 +10445,13 @@
             </w:pPr>
             <w:r>
               <w:rPr>
-                <w:rFonts w:ascii="Arial" w:hAnsi="Arial" w:eastAsia="Arial"/>
-                <w:sz w:val="18"/>
-              </w:rPr>
-            </w:r>
-            <w:r>
-              <w:rPr>
-                <w:rFonts w:ascii="Arial" w:hAnsi="Arial" w:eastAsia="Arial"/>
+                <w:rFonts w:ascii="Arial" w:hAnsi="Arial" w:eastAsia="Arial" w:cs="Tahoma"/>
+                <w:sz w:val="18"/>
+              </w:rPr>
+            </w:r>
+            <w:r>
+              <w:rPr>
+                <w:rFonts w:ascii="Arial" w:hAnsi="Arial" w:eastAsia="Arial" w:cs="Tahoma"/>
                 <w:sz w:val="18"/>
               </w:rPr>
               <w:t>1894-1917</w:t>
@@ -9364,13 +10475,13 @@
             </w:pPr>
             <w:r>
               <w:rPr>
-                <w:rFonts w:ascii="Arial" w:hAnsi="Arial" w:eastAsia="Arial"/>
-                <w:sz w:val="18"/>
-              </w:rPr>
-            </w:r>
-            <w:r>
-              <w:rPr>
-                <w:rFonts w:ascii="Arial" w:hAnsi="Arial" w:eastAsia="Arial"/>
+                <w:rFonts w:ascii="Arial" w:hAnsi="Arial" w:eastAsia="Arial" w:cs="Tahoma"/>
+                <w:sz w:val="18"/>
+              </w:rPr>
+            </w:r>
+            <w:r>
+              <w:rPr>
+                <w:rFonts w:ascii="Arial" w:hAnsi="Arial" w:eastAsia="Arial" w:cs="Tahoma"/>
                 <w:sz w:val="18"/>
               </w:rPr>
               <w:t>Responsibility</w:t>
@@ -9389,13 +10500,13 @@
             </w:pPr>
             <w:r>
               <w:rPr>
-                <w:rFonts w:ascii="Arial" w:hAnsi="Arial" w:eastAsia="Arial"/>
-                <w:sz w:val="18"/>
-              </w:rPr>
-            </w:r>
-            <w:r>
-              <w:rPr>
-                <w:rFonts w:ascii="Arial" w:hAnsi="Arial" w:eastAsia="Arial"/>
+                <w:rFonts w:ascii="Arial" w:hAnsi="Arial" w:eastAsia="Arial" w:cs="Tahoma"/>
+                <w:sz w:val="18"/>
+              </w:rPr>
+            </w:r>
+            <w:r>
+              <w:rPr>
+                <w:rFonts w:ascii="Arial" w:hAnsi="Arial" w:eastAsia="Arial" w:cs="Tahoma"/>
                 <w:sz w:val="18"/>
               </w:rPr>
               <w:t>Query confirm-receive rows without return_code.</w:t>
@@ -9412,7 +10523,7 @@
       </w:pPr>
       <w:r>
         <w:rPr>
-          <w:rFonts w:ascii="Courier New" w:hAnsi="Courier New"/>
+          <w:rFonts w:ascii="Courier New" w:hAnsi="Courier New" w:eastAsia="Courier New" w:cs="Tahoma"/>
           <w:sz w:val="14"/>
         </w:rPr>
         <w:tab/>
@@ -9530,7 +10641,7 @@
     </w:pPr>
     <w:r>
       <w:rPr>
-        <w:rFonts w:ascii="Arial" w:hAnsi="Arial"/>
+        <w:rFonts w:ascii="Arial" w:hAnsi="Arial" w:eastAsia="Arial" w:cs="Tahoma"/>
         <w:sz w:val="16"/>
       </w:rPr>
       <w:t xml:space="preserve">หน้า </w:t>
@@ -9549,7 +10660,7 @@
     </w:pPr>
     <w:r>
       <w:rPr>
-        <w:rFonts w:ascii="Arial" w:hAnsi="Arial" w:eastAsia="Arial"/>
+        <w:rFonts w:ascii="Arial" w:hAnsi="Arial" w:eastAsia="Arial" w:cs="Tahoma"/>
         <w:color w:val="66717F"/>
         <w:sz w:val="16"/>
       </w:rPr>
@@ -9923,7 +11034,7 @@
     <w:qFormat/>
     <w:rsid w:val="00FC693F"/>
     <w:rPr>
-      <w:rFonts w:ascii="Arial" w:hAnsi="Arial" w:eastAsia="Arial"/>
+      <w:rFonts w:ascii="Arial" w:hAnsi="Arial" w:eastAsia="Arial" w:cs="Tahoma"/>
       <w:sz w:val="20"/>
     </w:rPr>
   </w:style>
@@ -9986,7 +11097,7 @@
       <w:outlineLvl w:val="0"/>
     </w:pPr>
     <w:rPr>
-      <w:rFonts w:asciiTheme="majorHAnsi" w:eastAsiaTheme="majorEastAsia" w:hAnsiTheme="majorHAnsi" w:cstheme="majorBidi" w:ascii="Arial" w:hAnsi="Arial" w:eastAsia="Arial"/>
+      <w:rFonts w:asciiTheme="majorHAnsi" w:eastAsiaTheme="majorEastAsia" w:hAnsiTheme="majorHAnsi" w:cstheme="majorBidi" w:ascii="Arial" w:hAnsi="Arial" w:eastAsia="Arial" w:cs="Tahoma"/>
       <w:b/>
       <w:bCs/>
       <w:color w:val="1F4D78"/>
@@ -10010,7 +11121,7 @@
       <w:outlineLvl w:val="1"/>
     </w:pPr>
     <w:rPr>
-      <w:rFonts w:asciiTheme="majorHAnsi" w:eastAsiaTheme="majorEastAsia" w:hAnsiTheme="majorHAnsi" w:cstheme="majorBidi" w:ascii="Arial" w:hAnsi="Arial" w:eastAsia="Arial"/>
+      <w:rFonts w:asciiTheme="majorHAnsi" w:eastAsiaTheme="majorEastAsia" w:hAnsiTheme="majorHAnsi" w:cstheme="majorBidi" w:ascii="Arial" w:hAnsi="Arial" w:eastAsia="Arial" w:cs="Tahoma"/>
       <w:b/>
       <w:bCs/>
       <w:color w:val="2E74B5"/>
@@ -10034,7 +11145,7 @@
       <w:outlineLvl w:val="2"/>
     </w:pPr>
     <w:rPr>
-      <w:rFonts w:asciiTheme="majorHAnsi" w:eastAsiaTheme="majorEastAsia" w:hAnsiTheme="majorHAnsi" w:cstheme="majorBidi" w:ascii="Arial" w:hAnsi="Arial" w:eastAsia="Arial"/>
+      <w:rFonts w:asciiTheme="majorHAnsi" w:eastAsiaTheme="majorEastAsia" w:hAnsiTheme="majorHAnsi" w:cstheme="majorBidi" w:ascii="Arial" w:hAnsi="Arial" w:eastAsia="Arial" w:cs="Tahoma"/>
       <w:b/>
       <w:bCs/>
       <w:color w:val="1F4D78"/>
@@ -10058,7 +11169,7 @@
       <w:outlineLvl w:val="3"/>
     </w:pPr>
     <w:rPr>
-      <w:rFonts w:asciiTheme="majorHAnsi" w:eastAsiaTheme="majorEastAsia" w:hAnsiTheme="majorHAnsi" w:cstheme="majorBidi" w:ascii="Arial" w:hAnsi="Arial" w:eastAsia="Arial"/>
+      <w:rFonts w:asciiTheme="majorHAnsi" w:eastAsiaTheme="majorEastAsia" w:hAnsiTheme="majorHAnsi" w:cstheme="majorBidi" w:ascii="Arial" w:hAnsi="Arial" w:eastAsia="Arial" w:cs="Tahoma"/>
       <w:b/>
       <w:bCs/>
       <w:i/>

--- a/LLDD/word/BE/Jobs/LLDD-BE-Job-10-NotifyNoReceiveData.docx
+++ b/LLDD/word/BE/Jobs/LLDD-BE-Job-10-NotifyNoReceiveData.docx
@@ -701,7 +701,7 @@
                 <w:rFonts w:ascii="Arial" w:hAnsi="Arial" w:eastAsia="Arial" w:cs="Tahoma"/>
                 <w:sz w:val="18"/>
               </w:rPr>
-              <w:t>Watchdog เฝ้าระวัง ACK ค้าง: งาน safety net ตรวจ interface_transactions หา ACK จาก STA ที่ยังค้างเกิน 1 วัน หลังเพิ่ม POST /api/v1/interfaces/sta/ack ให้ STA callback ตรง; ส่งอีเมล UTF-8 ผ่าน Notification Service กลาง</w:t>
+              <w:t>Watchdog เฝ้าระวัง ACK ค้าง: งาน safety net ตรวจ interface_transactions หา ACK จาก STA ที่ยังค้างเกิน 1 วัน หลังเพิ่ม POST /api/v1/interfaces/sta/ack ให้ STA callback ตรง; ส่งอีเมล UTF-8 ผ่าน email-lib กลาง (sendEmail)</w:t>
             </w:r>
           </w:p>
         </w:tc>
@@ -1213,7 +1213,7 @@
                 <w:rFonts w:ascii="Arial" w:hAnsi="Arial" w:eastAsia="Arial" w:cs="Tahoma"/>
                 <w:sz w:val="18"/>
               </w:rPr>
-              <w:t>data_name ที่เฝ้าดู</w:t>
+              <w:t>ขอบเขตที่เฝ้าดู</w:t>
             </w:r>
           </w:p>
         </w:tc>
@@ -1238,7 +1238,7 @@
                 <w:rFonts w:ascii="Arial" w:hAnsi="Arial" w:eastAsia="Arial" w:cs="Tahoma"/>
                 <w:sz w:val="18"/>
               </w:rPr>
-              <w:t>COMPENSATE_INIT_I, COMPENSATE_APPROVE_I</w:t>
+              <w:t>direction = OUT · data_name = COMPENSATE_INIT_I, COMPENSATE_APPROVE_I</w:t>
             </w:r>
           </w:p>
         </w:tc>
@@ -1393,7 +1393,7 @@
                 <w:rFonts w:ascii="Arial" w:hAnsi="Arial" w:eastAsia="Arial" w:cs="Tahoma"/>
                 <w:sz w:val="18"/>
               </w:rPr>
-              <w:t>แทน TIS-620 เดิมตาม Notification Service กลาง</w:t>
+              <w:t>แทน TIS-620 เดิมตาม email-lib กลาง (sendEmail)</w:t>
             </w:r>
           </w:p>
         </w:tc>
@@ -1576,7 +1576,7 @@
                 <w:rFonts w:ascii="Arial" w:hAnsi="Arial" w:eastAsia="Arial" w:cs="Tahoma"/>
                 <w:sz w:val="18"/>
               </w:rPr>
-              <w:t>query missing receive data, group by data_name/interface_type, build notification message, send admin mail, close run.</w:t>
+              <w:t>query missing receive data, group by data_name/direction (To-Be — เดิม Oracle ใช้ interface_type), build notification message, send admin mail, close run.</w:t>
             </w:r>
           </w:p>
         </w:tc>
@@ -1654,7 +1654,7 @@
         <w:keepNext w:val="0"/>
       </w:pPr>
       <w:r>
-        <w:t>query missing receive data, group by data_name/interface_type, build notification message, send admin mail, close run.</w:t>
+        <w:t>query missing receive data, group by data_name/direction (To-Be — เดิม Oracle ใช้ interface_type), build notification message, send admin mail, close run.</w:t>
       </w:r>
     </w:p>
     <w:tbl>
@@ -5304,11 +5304,11 @@
         <w:br/>
         <w:t xml:space="preserve">  pendingThreshold: string;</w:t>
         <w:br/>
-        <w:t xml:space="preserve">  /** data_name ที่เฝ้าดู — เฉพาะฝั่ง STA - ไม่เฝ้า dataset ของ BPM */</w:t>
-        <w:br/>
-        <w:t xml:space="preserve">  dataName: string;</w:t>
-        <w:br/>
-        <w:t xml:space="preserve">  /** Encoding — แทน TIS-620 เดิมตาม Notification Service กลาง */</w:t>
+        <w:t xml:space="preserve">  /** ขอบเขตที่เฝ้าดู — เฉพาะฝั่ง STA - ไม่เฝ้า dataset ของ BPM */</w:t>
+        <w:br/>
+        <w:t xml:space="preserve">  param3: string;</w:t>
+        <w:br/>
+        <w:t xml:space="preserve">  /** Encoding — แทน TIS-620 เดิมตาม email-lib กลาง (sendEmail) */</w:t>
         <w:br/>
         <w:t xml:space="preserve">  encoding: string;</w:t>
         <w:br/>
@@ -5335,11 +5335,11 @@
         <w:br/>
         <w:t xml:space="preserve">  pendingThreshold = process.env.SBPGI_JOB10_PENDING_THRESHOLD ?? '&gt;= 1 วัน'; // TODO: แก้ผ่าน env/config file แล้ว deploy</w:t>
         <w:br/>
-        <w:t xml:space="preserve">  dataName = process.env.SBPGI_JOB10_DATA_NAME ?? 'COMPENSATE_INIT_I, COMPENSATE_APPROVE_I'; // TODO: ค่าคงที่ทางธุรกิจ — เปลี่ยนต้องผ่านการอนุมัติ</w:t>
+        <w:t xml:space="preserve">  param3 = process.env.SBPGI_JOB10_PARAM3 ?? 'direction = OUT · data_name = COMPENSATE_INIT_I, COMPENSATE_APPROVE_I'; // TODO: ค่าคงที่ทางธุรกิจ — เปลี่ยนต้องผ่านการอนุมัติ</w:t>
         <w:br/>
         <w:t xml:space="preserve">  encoding = process.env.SBPGI_JOB10_ENCODING ?? 'UTF-8'; // TODO: ค่าคงที่ทางธุรกิจ — เปลี่ยนต้องผ่านการอนุมัติ</w:t>
         <w:br/>
-        <w:t xml:space="preserve">  mailTo = process.env.SBPGI_JOB10_MAIL_TO ?? ''; // TODO: ผู้รับอีเมลแจ้ง error คั่นด้วย comma (เดิม: Notification Service UTF-8)</w:t>
+        <w:t xml:space="preserve">  mailTo = process.env.SBPGI_JOB10_MAIL_TO ?? ''; // TODO: ผู้รับอีเมลแจ้ง error คั่นด้วย comma (เดิม: email-lib (sendEmail · UTF-8))</w:t>
         <w:br/>
         <w:t>}</w:t>
         <w:br/>
@@ -5533,7 +5533,7 @@
         <w:t xml:space="preserve">  }</w:t>
         <w:br/>
         <w:br/>
-        <w:t xml:space="preserve">  // อ่าน interface_transactions ฝั่ง STA ที่ยังไม่มี ACK และอายุ &gt;= threshold</w:t>
+        <w:t xml:space="preserve">  // อ่าน interface_transactions: direction = OUT · ยังไม่มี ACK · อายุ &gt;= threshold</w:t>
         <w:br/>
         <w:t xml:space="preserve">  async step02Read(state: JobState, manager?: EntityManager): Promise&lt;void&gt; {</w:t>
         <w:br/>
@@ -5934,7 +5934,7 @@
                 <w:rFonts w:ascii="Arial" w:hAnsi="Arial" w:eastAsia="Arial" w:cs="Tahoma"/>
                 <w:sz w:val="18"/>
               </w:rPr>
-              <w:t>อ่าน interface_transactions ฝั่ง STA ที่ยังไม่มี ACK และอายุ &gt;= threshold</w:t>
+              <w:t>อ่าน interface_transactions: direction = OUT · ยังไม่มี ACK · อายุ &gt;= threshold</w:t>
             </w:r>
           </w:p>
         </w:tc>
@@ -6564,7 +6564,7 @@
         <w:br/>
         <w:t xml:space="preserve">    try {</w:t>
         <w:br/>
-        <w:t xml:space="preserve">      // ขั้นที่ 2: อ่าน interface_transactions ฝั่ง STA ที่ยังไม่มี ACK และอายุ &gt;= threshold</w:t>
+        <w:t xml:space="preserve">      // ขั้นที่ 2: อ่าน interface_transactions: direction = OUT · ยังไม่มี ACK · อายุ &gt;= threshold</w:t>
         <w:br/>
         <w:t xml:space="preserve">      await this.service.step02Read(state);</w:t>
         <w:br/>
@@ -7482,7 +7482,7 @@
         <w:br/>
         <w:t xml:space="preserve">  async notifyFailure(jobNo: string, ctx: JobRunContext, error: Error): Promise&lt;void&gt; {</w:t>
         <w:br/>
-        <w:t xml:space="preserve">    // TODO: ผู้รับของ Job 10 เดิมคือ Notification Service UTF-8 — ย้ายมาเป็น env SBPGI_JOB10_MAIL_TO</w:t>
+        <w:t xml:space="preserve">    // TODO: ผู้รับของ Job 10 เดิมคือ email-lib (sendEmail · UTF-8) — ย้ายมาเป็น env SBPGI_JOB10_MAIL_TO</w:t>
         <w:br/>
         <w:t xml:space="preserve">    const recipients = (process.env.SBPGI_JOB10_MAIL_TO ?? '').split(',').map((s) =&gt; s.trim()).filter(Boolean);</w:t>
         <w:br/>
@@ -7829,7 +7829,7 @@
                 <w:rFonts w:ascii="Arial" w:hAnsi="Arial" w:eastAsia="Arial" w:cs="Tahoma"/>
                 <w:sz w:val="18"/>
               </w:rPr>
-              <w:t>อ่าน interface_transactions ฝั่ง STA ที่ยังไม่มี ACK และอายุ &gt;= threshold</w:t>
+              <w:t>อ่าน interface_transactions: direction = OUT · ยังไม่มี ACK · อายุ &gt;= threshold</w:t>
             </w:r>
           </w:p>
         </w:tc>

--- a/LLDD/word/BE/Jobs/LLDD-BE-Job-10-NotifyNoReceiveData.docx
+++ b/LLDD/word/BE/Jobs/LLDD-BE-Job-10-NotifyNoReceiveData.docx
@@ -5432,7 +5432,7 @@
           <w:rFonts w:ascii="Courier New" w:hAnsi="Courier New" w:eastAsia="Courier New" w:cs="Tahoma"/>
           <w:sz w:val="16"/>
         </w:rPr>
-        <w:t>// src/batch/runner.ts — สัญญากลางของทุก job (ประกาศครั้งเดียว ใช้ร่วมทั้ง 11 ฉบับ)</w:t>
+        <w:t>// src/batch/runner.ts — สัญญากลางของทุก job (ประกาศครั้งเดียว ใช้ร่วมทั้ง 10 ฉบับ)</w:t>
         <w:br/>
         <w:br/>
         <w:t>export interface JobRunContext {</w:t>

--- a/LLDD/word/BE/Jobs/LLDD-BE-Job-10-NotifyNoReceiveData.docx
+++ b/LLDD/word/BE/Jobs/LLDD-BE-Job-10-NotifyNoReceiveData.docx
@@ -555,7 +555,7 @@
                 <w:rFonts w:ascii="Arial" w:hAnsi="Arial" w:eastAsia="Arial" w:cs="Tahoma"/>
                 <w:sz w:val="18"/>
               </w:rPr>
-              <w:t>Peerakorn &lt;Pete&gt; Sakunkaewphithak</w:t>
+              <w:t>Aphiwit &lt;Bank&gt; Khammoon</w:t>
             </w:r>
           </w:p>
         </w:tc>
@@ -701,7 +701,7 @@
                 <w:rFonts w:ascii="Arial" w:hAnsi="Arial" w:eastAsia="Arial" w:cs="Tahoma"/>
                 <w:sz w:val="18"/>
               </w:rPr>
-              <w:t>Watchdog เฝ้าระวัง ACK ค้าง: งาน safety net ตรวจ interface_transactions หา ACK จาก STA ที่ยังค้างเกิน 1 วัน หลังเพิ่ม POST /api/v1/interfaces/sta/ack ให้ STA callback ตรง; ส่งอีเมล UTF-8 ผ่าน email-lib กลาง (sendEmail)</w:t>
+              <w:t>Watchdog เฝ้าระวัง ACK ค้าง: งาน safety net ตรวจ interface_transactions หา ACK จาก STA ที่ยังค้างเกิน 1 วัน หลังเพิ่ม POST /api/v1/sbpgi/interface/sta/ack ให้ STA callback ตรง; ส่งอีเมล UTF-8 ผ่าน email-lib กลาง (sendEmail)</w:t>
             </w:r>
           </w:p>
         </w:tc>
@@ -4014,6 +4014,35 @@
     </w:p>
     <w:p>
       <w:pPr>
+        <w:keepNext w:val="0"/>
+      </w:pPr>
+      <w:r>
+        <w:rPr>
+          <w:b/>
+        </w:rPr>
+        <w:t>เอกสารฉบับนี้ไม่มี endpoint ของตัวเอง</w:t>
+      </w:r>
+      <w:r>
+        <w:t xml:space="preserve"> — เป็นสัญญา/งานภายในที่เอกสารอื่นเรียกใช้ (ดูขอบเขตใน 5.90 Endpoint Implementation Contract) · รายการ endpoint ทั้ง 29 เส้นของ SBPGI อยู่ที่ </w:t>
+      </w:r>
+      <w:r>
+        <w:rPr>
+          <w:b/>
+        </w:rPr>
+        <w:t>LLDD-API.pdf</w:t>
+      </w:r>
+      <w:r>
+        <w:t xml:space="preserve"> และ </w:t>
+      </w:r>
+      <w:r>
+        <w:rPr>
+          <w:rFonts w:ascii="Courier New" w:hAnsi="Courier New" w:eastAsia="Courier New" w:cs="Tahoma"/>
+        </w:rPr>
+        <w:t>API design</w:t>
+      </w:r>
+    </w:p>
+    <w:p>
+      <w:pPr>
         <w:pStyle w:val="Heading1"/>
         <w:keepNext/>
         <w:keepLines/>
@@ -5560,7 +5589,7 @@
         <w:t xml:space="preserve">  }</w:t>
         <w:br/>
         <w:br/>
-        <w:t xml:space="preserve">  // แสดงรายการใน /interfaces/pending-ack</w:t>
+        <w:t xml:space="preserve">  // แสดงรายการใน /sbpgi/interface/pending-ack</w:t>
         <w:br/>
         <w:t xml:space="preserve">  async step05Process(state: JobState, manager?: EntityManager): Promise&lt;void&gt; {</w:t>
         <w:br/>
@@ -6324,7 +6353,7 @@
                 <w:rFonts w:ascii="Arial" w:hAnsi="Arial" w:eastAsia="Arial" w:cs="Tahoma"/>
                 <w:sz w:val="18"/>
               </w:rPr>
-              <w:t>แสดงรายการใน /interfaces/pending-ack</w:t>
+              <w:t>แสดงรายการใน /sbpgi/interface/pending-ack</w:t>
             </w:r>
           </w:p>
         </w:tc>
@@ -6582,7 +6611,7 @@
         <w:br/>
         <w:t xml:space="preserve">      await this.service.step04Notify(state);</w:t>
         <w:br/>
-        <w:t xml:space="preserve">      // ขั้นที่ 5: แสดงรายการใน /interfaces/pending-ack · TODO: POST /interfaces/sta/ack เป็นเส้นทางหลักเมื่อ STA ตอบกลับ</w:t>
+        <w:t xml:space="preserve">      // ขั้นที่ 5: แสดงรายการใน /sbpgi/interface/pending-ack · TODO: POST /sbpgi/interface/sta/ack เป็นเส้นทางหลักเมื่อ STA ตอบกลับ</w:t>
         <w:br/>
         <w:t xml:space="preserve">      await this.service.step05Process(state);</w:t>
         <w:br/>
@@ -7563,7 +7592,7 @@
         <w:keepLines/>
       </w:pPr>
       <w:r>
-        <w:t>ขอบเขต transaction ที่ต้องรักษาเมื่อรันซ้ำ: read-only; callback /interfaces/sta/ack เป็นผู้เขียน ACK หลัก</w:t>
+        <w:t>ขอบเขต transaction ที่ต้องรักษาเมื่อรันซ้ำ: read-only; callback /sbpgi/interface/sta/ack เป็นผู้เขียน ACK หลัก</w:t>
       </w:r>
     </w:p>
     <w:p>
@@ -7994,7 +8023,7 @@
                 <w:rFonts w:ascii="Arial" w:hAnsi="Arial" w:eastAsia="Arial" w:cs="Tahoma"/>
                 <w:sz w:val="18"/>
               </w:rPr>
-              <w:t>แสดงรายการใน /interfaces/pending-ack (POST /interfaces/sta/ack เป็นเส้นทางหลักเมื่อ STA ตอบกลับ)</w:t>
+              <w:t>แสดงรายการใน /sbpgi/interface/pending-ack (POST /sbpgi/interface/sta/ack เป็นเส้นทางหลักเมื่อ STA ตอบกลับ)</w:t>
             </w:r>
           </w:p>
         </w:tc>

--- a/LLDD/word/BE/Jobs/LLDD-BE-Job-10-NotifyNoReceiveData.docx
+++ b/LLDD/word/BE/Jobs/LLDD-BE-Job-10-NotifyNoReceiveData.docx
@@ -701,7 +701,7 @@
                 <w:rFonts w:ascii="Arial" w:hAnsi="Arial" w:eastAsia="Arial" w:cs="Tahoma"/>
                 <w:sz w:val="18"/>
               </w:rPr>
-              <w:t>Watchdog เฝ้าระวัง ACK ค้าง: งาน safety net ตรวจ interface_transactions หา ACK จาก STA ที่ยังค้างเกิน 1 วัน หลังเพิ่ม POST /api/v1/sbpgi/interface/sta/ack ให้ STA callback ตรง; ส่งอีเมล UTF-8 ผ่าน email-lib กลาง (sendEmail)</w:t>
+              <w:t>Watchdog เฝ้าระวัง ACK ค้าง: งาน safety net ตรวจ sgi_interface_transactions หา ACK จาก STA ที่ยังค้างเกิน 1 วัน หลังเพิ่ม POST /api/v1/sgi/interface/sta/ack ให้ STA callback ตรง; ส่งอีเมล UTF-8 ผ่าน email-lib กลาง (sendEmail)</w:t>
             </w:r>
           </w:p>
         </w:tc>
@@ -713,6 +713,638 @@
         <w:t>Common contract reference: ทุกหัวข้อ API/FE ต้องยึด LLDD-BE-API-Common-Contracts.pdf และ LLDD-FE-Integration-Contracts.pdf สำหรับ error/auth/format/pagination/action/RBAC ก่อนลงรายละเอียดเฉพาะหน้าหรือเฉพาะ endpoint</w:t>
       </w:r>
     </w:p>
+    <w:p>
+      <w:pPr>
+        <w:pStyle w:val="Heading2"/>
+        <w:keepNext/>
+        <w:keepLines/>
+        <w:pageBreakBefore w:val="0"/>
+      </w:pPr>
+      <w:r>
+        <w:t>1.1 เอกสาร LLDD ที่เกี่ยวข้อง</w:t>
+      </w:r>
+    </w:p>
+    <w:p>
+      <w:pPr>
+        <w:keepNext w:val="0"/>
+      </w:pPr>
+      <w:r>
+        <w:t>ตารางนี้สร้างจาก endpoint และตารางที่เอกสารฉบับนี้ประกาศไว้จริง — อ่านฉบับที่อยู่ในตารางก่อนลงมือ เพื่อไม่ให้สัญญา request/response หรือชื่อคอลัมน์หลุดจากกัน</w:t>
+      </w:r>
+    </w:p>
+    <w:tbl>
+      <w:tblPr>
+        <w:tblStyle w:val="TableGrid"/>
+        <w:tblW w:type="auto" w:w="0"/>
+        <w:jc w:val="center"/>
+        <w:tblLook w:firstColumn="1" w:firstRow="1" w:lastColumn="0" w:lastRow="0" w:noHBand="0" w:noVBand="1" w:val="04A0"/>
+      </w:tblPr>
+      <w:tblGrid>
+        <w:gridCol w:w="3360"/>
+        <w:gridCol w:w="3360"/>
+        <w:gridCol w:w="3360"/>
+      </w:tblGrid>
+      <w:tr>
+        <w:trPr>
+          <w:cantSplit/>
+        </w:trPr>
+        <w:tc>
+          <w:tcPr>
+            <w:tcW w:type="dxa" w:w="3360"/>
+            <w:vAlign w:val="center"/>
+            <w:shd w:fill="E8EEF5"/>
+          </w:tcPr>
+          <w:p>
+            <w:pPr>
+              <w:keepLines/>
+              <w:spacing w:after="0"/>
+            </w:pPr>
+            <w:r/>
+            <w:r>
+              <w:rPr>
+                <w:rFonts w:ascii="Arial" w:hAnsi="Arial" w:eastAsia="Arial" w:cs="Tahoma"/>
+                <w:b/>
+                <w:sz w:val="18"/>
+              </w:rPr>
+              <w:t>ความสัมพันธ์</w:t>
+            </w:r>
+          </w:p>
+        </w:tc>
+        <w:tc>
+          <w:tcPr>
+            <w:tcW w:type="dxa" w:w="3360"/>
+            <w:vAlign w:val="center"/>
+            <w:shd w:fill="E8EEF5"/>
+          </w:tcPr>
+          <w:p>
+            <w:pPr>
+              <w:keepLines/>
+              <w:spacing w:after="0"/>
+            </w:pPr>
+            <w:r/>
+            <w:r>
+              <w:rPr>
+                <w:rFonts w:ascii="Arial" w:hAnsi="Arial" w:eastAsia="Arial" w:cs="Tahoma"/>
+                <w:b/>
+                <w:sz w:val="18"/>
+              </w:rPr>
+              <w:t>เอกสาร LLDD</w:t>
+            </w:r>
+          </w:p>
+        </w:tc>
+        <w:tc>
+          <w:tcPr>
+            <w:tcW w:type="dxa" w:w="3360"/>
+            <w:vAlign w:val="center"/>
+            <w:shd w:fill="E8EEF5"/>
+          </w:tcPr>
+          <w:p>
+            <w:pPr>
+              <w:keepLines/>
+              <w:spacing w:after="0"/>
+            </w:pPr>
+            <w:r/>
+            <w:r>
+              <w:rPr>
+                <w:rFonts w:ascii="Arial" w:hAnsi="Arial" w:eastAsia="Arial" w:cs="Tahoma"/>
+                <w:b/>
+                <w:sz w:val="18"/>
+              </w:rPr>
+              <w:t>เกี่ยวข้องตรงไหน</w:t>
+            </w:r>
+          </w:p>
+        </w:tc>
+      </w:tr>
+      <w:tr>
+        <w:trPr>
+          <w:cantSplit/>
+        </w:trPr>
+        <w:tc>
+          <w:tcPr>
+            <w:tcW w:type="dxa" w:w="3360"/>
+            <w:vAlign w:val="center"/>
+          </w:tcPr>
+          <w:p>
+            <w:pPr>
+              <w:keepLines/>
+              <w:spacing w:after="0"/>
+            </w:pPr>
+            <w:r>
+              <w:rPr>
+                <w:rFonts w:ascii="Arial" w:hAnsi="Arial" w:eastAsia="Arial" w:cs="Tahoma"/>
+                <w:sz w:val="18"/>
+              </w:rPr>
+            </w:r>
+            <w:r>
+              <w:rPr>
+                <w:rFonts w:ascii="Arial" w:hAnsi="Arial" w:eastAsia="Arial" w:cs="Tahoma"/>
+                <w:sz w:val="18"/>
+              </w:rPr>
+              <w:t>สัญญากลาง</w:t>
+            </w:r>
+          </w:p>
+        </w:tc>
+        <w:tc>
+          <w:tcPr>
+            <w:tcW w:type="dxa" w:w="3360"/>
+            <w:vAlign w:val="center"/>
+          </w:tcPr>
+          <w:p>
+            <w:pPr>
+              <w:keepLines/>
+              <w:spacing w:after="0"/>
+            </w:pPr>
+            <w:r>
+              <w:rPr>
+                <w:rFonts w:ascii="Arial" w:hAnsi="Arial" w:eastAsia="Arial" w:cs="Tahoma"/>
+                <w:sz w:val="18"/>
+              </w:rPr>
+            </w:r>
+            <w:r>
+              <w:rPr>
+                <w:rFonts w:ascii="Arial" w:hAnsi="Arial" w:eastAsia="Arial" w:cs="Tahoma"/>
+                <w:b/>
+                <w:sz w:val="18"/>
+              </w:rPr>
+              <w:t>LLDD-BE-API-Common-Contracts.pdf</w:t>
+            </w:r>
+          </w:p>
+        </w:tc>
+        <w:tc>
+          <w:tcPr>
+            <w:tcW w:type="dxa" w:w="3360"/>
+            <w:vAlign w:val="center"/>
+          </w:tcPr>
+          <w:p>
+            <w:pPr>
+              <w:keepLines/>
+              <w:spacing w:after="0"/>
+            </w:pPr>
+            <w:r>
+              <w:rPr>
+                <w:rFonts w:ascii="Arial" w:hAnsi="Arial" w:eastAsia="Arial" w:cs="Tahoma"/>
+                <w:sz w:val="18"/>
+              </w:rPr>
+            </w:r>
+            <w:r>
+              <w:rPr>
+                <w:rFonts w:ascii="Arial" w:hAnsi="Arial" w:eastAsia="Arial" w:cs="Tahoma"/>
+                <w:sz w:val="18"/>
+              </w:rPr>
+              <w:t xml:space="preserve">envelope </w:t>
+            </w:r>
+            <w:r>
+              <w:rPr>
+                <w:rFonts w:ascii="Courier New" w:hAnsi="Courier New" w:eastAsia="Courier New" w:cs="Tahoma"/>
+                <w:sz w:val="18"/>
+              </w:rPr>
+              <w:t>{success,data}</w:t>
+            </w:r>
+            <w:r>
+              <w:rPr>
+                <w:rFonts w:ascii="Arial" w:hAnsi="Arial" w:eastAsia="Arial" w:cs="Tahoma"/>
+                <w:sz w:val="18"/>
+              </w:rPr>
+              <w:t xml:space="preserve"> · error code · pagination · รูปแบบวันที่/เลขเอกสาร</w:t>
+            </w:r>
+          </w:p>
+        </w:tc>
+      </w:tr>
+      <w:tr>
+        <w:trPr>
+          <w:cantSplit/>
+        </w:trPr>
+        <w:tc>
+          <w:tcPr>
+            <w:tcW w:type="dxa" w:w="3360"/>
+            <w:vAlign w:val="center"/>
+          </w:tcPr>
+          <w:p>
+            <w:pPr>
+              <w:keepLines/>
+              <w:spacing w:after="0"/>
+            </w:pPr>
+            <w:r>
+              <w:rPr>
+                <w:rFonts w:ascii="Arial" w:hAnsi="Arial" w:eastAsia="Arial" w:cs="Tahoma"/>
+                <w:sz w:val="18"/>
+              </w:rPr>
+            </w:r>
+            <w:r>
+              <w:rPr>
+                <w:rFonts w:ascii="Arial" w:hAnsi="Arial" w:eastAsia="Arial" w:cs="Tahoma"/>
+                <w:sz w:val="18"/>
+              </w:rPr>
+              <w:t>โครงสร้างข้อมูล</w:t>
+            </w:r>
+          </w:p>
+        </w:tc>
+        <w:tc>
+          <w:tcPr>
+            <w:tcW w:type="dxa" w:w="3360"/>
+            <w:vAlign w:val="center"/>
+          </w:tcPr>
+          <w:p>
+            <w:pPr>
+              <w:keepLines/>
+              <w:spacing w:after="0"/>
+            </w:pPr>
+            <w:r>
+              <w:rPr>
+                <w:rFonts w:ascii="Arial" w:hAnsi="Arial" w:eastAsia="Arial" w:cs="Tahoma"/>
+                <w:sz w:val="18"/>
+              </w:rPr>
+            </w:r>
+            <w:r>
+              <w:rPr>
+                <w:rFonts w:ascii="Arial" w:hAnsi="Arial" w:eastAsia="Arial" w:cs="Tahoma"/>
+                <w:b/>
+                <w:sz w:val="18"/>
+              </w:rPr>
+              <w:t>LLDD-BE-Database-Structure.pdf</w:t>
+            </w:r>
+          </w:p>
+        </w:tc>
+        <w:tc>
+          <w:tcPr>
+            <w:tcW w:type="dxa" w:w="3360"/>
+            <w:vAlign w:val="center"/>
+          </w:tcPr>
+          <w:p>
+            <w:pPr>
+              <w:keepLines/>
+              <w:spacing w:after="0"/>
+            </w:pPr>
+            <w:r>
+              <w:rPr>
+                <w:rFonts w:ascii="Arial" w:hAnsi="Arial" w:eastAsia="Arial" w:cs="Tahoma"/>
+                <w:sz w:val="18"/>
+              </w:rPr>
+            </w:r>
+            <w:r>
+              <w:rPr>
+                <w:rFonts w:ascii="Arial" w:hAnsi="Arial" w:eastAsia="Arial" w:cs="Tahoma"/>
+                <w:sz w:val="18"/>
+              </w:rPr>
+              <w:t>DDL ของตารางที่หัวข้อ Reference DB Mapping อ้างถึง</w:t>
+            </w:r>
+          </w:p>
+        </w:tc>
+      </w:tr>
+      <w:tr>
+        <w:trPr>
+          <w:cantSplit/>
+        </w:trPr>
+        <w:tc>
+          <w:tcPr>
+            <w:tcW w:type="dxa" w:w="3360"/>
+            <w:vAlign w:val="center"/>
+          </w:tcPr>
+          <w:p>
+            <w:pPr>
+              <w:keepLines/>
+              <w:spacing w:after="0"/>
+            </w:pPr>
+            <w:r>
+              <w:rPr>
+                <w:rFonts w:ascii="Arial" w:hAnsi="Arial" w:eastAsia="Arial" w:cs="Tahoma"/>
+                <w:sz w:val="18"/>
+              </w:rPr>
+            </w:r>
+            <w:r>
+              <w:rPr>
+                <w:rFonts w:ascii="Arial" w:hAnsi="Arial" w:eastAsia="Arial" w:cs="Tahoma"/>
+                <w:sz w:val="18"/>
+              </w:rPr>
+              <w:t>แพลตฟอร์มระบบเดิม</w:t>
+            </w:r>
+          </w:p>
+        </w:tc>
+        <w:tc>
+          <w:tcPr>
+            <w:tcW w:type="dxa" w:w="3360"/>
+            <w:vAlign w:val="center"/>
+          </w:tcPr>
+          <w:p>
+            <w:pPr>
+              <w:keepLines/>
+              <w:spacing w:after="0"/>
+            </w:pPr>
+            <w:r>
+              <w:rPr>
+                <w:rFonts w:ascii="Arial" w:hAnsi="Arial" w:eastAsia="Arial" w:cs="Tahoma"/>
+                <w:sz w:val="18"/>
+              </w:rPr>
+            </w:r>
+            <w:r>
+              <w:rPr>
+                <w:rFonts w:ascii="Arial" w:hAnsi="Arial" w:eastAsia="Arial" w:cs="Tahoma"/>
+                <w:b/>
+                <w:sz w:val="18"/>
+              </w:rPr>
+              <w:t>LLDD-BE-Integration-SBP-Platform.pdf</w:t>
+            </w:r>
+          </w:p>
+        </w:tc>
+        <w:tc>
+          <w:tcPr>
+            <w:tcW w:type="dxa" w:w="3360"/>
+            <w:vAlign w:val="center"/>
+          </w:tcPr>
+          <w:p>
+            <w:pPr>
+              <w:keepLines/>
+              <w:spacing w:after="0"/>
+            </w:pPr>
+            <w:r>
+              <w:rPr>
+                <w:rFonts w:ascii="Arial" w:hAnsi="Arial" w:eastAsia="Arial" w:cs="Tahoma"/>
+                <w:sz w:val="18"/>
+              </w:rPr>
+            </w:r>
+            <w:r>
+              <w:rPr>
+                <w:rFonts w:ascii="Arial" w:hAnsi="Arial" w:eastAsia="Arial" w:cs="Tahoma"/>
+                <w:sz w:val="18"/>
+              </w:rPr>
+              <w:t>header จาก BFF (</w:t>
+            </w:r>
+            <w:r>
+              <w:rPr>
+                <w:rFonts w:ascii="Courier New" w:hAnsi="Courier New" w:eastAsia="Courier New" w:cs="Tahoma"/>
+                <w:sz w:val="18"/>
+              </w:rPr>
+              <w:t>x-api-key</w:t>
+            </w:r>
+            <w:r>
+              <w:rPr>
+                <w:rFonts w:ascii="Arial" w:hAnsi="Arial" w:eastAsia="Arial" w:cs="Tahoma"/>
+                <w:sz w:val="18"/>
+              </w:rPr>
+              <w:t xml:space="preserve"> / </w:t>
+            </w:r>
+            <w:r>
+              <w:rPr>
+                <w:rFonts w:ascii="Courier New" w:hAnsi="Courier New" w:eastAsia="Courier New" w:cs="Tahoma"/>
+                <w:sz w:val="18"/>
+              </w:rPr>
+              <w:t>x-user-*</w:t>
+            </w:r>
+            <w:r>
+              <w:rPr>
+                <w:rFonts w:ascii="Arial" w:hAnsi="Arial" w:eastAsia="Arial" w:cs="Tahoma"/>
+                <w:sz w:val="18"/>
+              </w:rPr>
+              <w:t>) · การ reuse ตารางและ service ของระบบ SBP เดิม</w:t>
+            </w:r>
+          </w:p>
+        </w:tc>
+      </w:tr>
+      <w:tr>
+        <w:trPr>
+          <w:cantSplit/>
+        </w:trPr>
+        <w:tc>
+          <w:tcPr>
+            <w:tcW w:type="dxa" w:w="3360"/>
+            <w:vAlign w:val="center"/>
+          </w:tcPr>
+          <w:p>
+            <w:pPr>
+              <w:keepLines/>
+              <w:spacing w:after="0"/>
+            </w:pPr>
+            <w:r>
+              <w:rPr>
+                <w:rFonts w:ascii="Arial" w:hAnsi="Arial" w:eastAsia="Arial" w:cs="Tahoma"/>
+                <w:sz w:val="18"/>
+              </w:rPr>
+            </w:r>
+            <w:r>
+              <w:rPr>
+                <w:rFonts w:ascii="Arial" w:hAnsi="Arial" w:eastAsia="Arial" w:cs="Tahoma"/>
+                <w:sz w:val="18"/>
+              </w:rPr>
+              <w:t>ต้องจบก่อน (ลำดับงาน)</w:t>
+            </w:r>
+          </w:p>
+        </w:tc>
+        <w:tc>
+          <w:tcPr>
+            <w:tcW w:type="dxa" w:w="3360"/>
+            <w:vAlign w:val="center"/>
+          </w:tcPr>
+          <w:p>
+            <w:pPr>
+              <w:keepLines/>
+              <w:spacing w:after="0"/>
+            </w:pPr>
+            <w:r>
+              <w:rPr>
+                <w:rFonts w:ascii="Arial" w:hAnsi="Arial" w:eastAsia="Arial" w:cs="Tahoma"/>
+                <w:sz w:val="18"/>
+              </w:rPr>
+            </w:r>
+            <w:r>
+              <w:rPr>
+                <w:rFonts w:ascii="Arial" w:hAnsi="Arial" w:eastAsia="Arial" w:cs="Tahoma"/>
+                <w:b/>
+                <w:sz w:val="18"/>
+              </w:rPr>
+              <w:t>LLDD-BE-API-Common-Contracts.pdf</w:t>
+            </w:r>
+          </w:p>
+        </w:tc>
+        <w:tc>
+          <w:tcPr>
+            <w:tcW w:type="dxa" w:w="3360"/>
+            <w:vAlign w:val="center"/>
+          </w:tcPr>
+          <w:p>
+            <w:pPr>
+              <w:keepLines/>
+              <w:spacing w:after="0"/>
+            </w:pPr>
+            <w:r>
+              <w:rPr>
+                <w:rFonts w:ascii="Arial" w:hAnsi="Arial" w:eastAsia="Arial" w:cs="Tahoma"/>
+                <w:sz w:val="18"/>
+              </w:rPr>
+            </w:r>
+            <w:r>
+              <w:rPr>
+                <w:rFonts w:ascii="Arial" w:hAnsi="Arial" w:eastAsia="Arial" w:cs="Tahoma"/>
+                <w:sz w:val="18"/>
+              </w:rPr>
+              <w:t>เป็นฉบับต้นทางของสัญญา/โครงที่ฉบับนี้อ้าง</w:t>
+            </w:r>
+          </w:p>
+        </w:tc>
+      </w:tr>
+      <w:tr>
+        <w:trPr>
+          <w:cantSplit/>
+        </w:trPr>
+        <w:tc>
+          <w:tcPr>
+            <w:tcW w:type="dxa" w:w="3360"/>
+            <w:vAlign w:val="center"/>
+          </w:tcPr>
+          <w:p>
+            <w:pPr>
+              <w:keepLines/>
+              <w:spacing w:after="0"/>
+            </w:pPr>
+            <w:r>
+              <w:rPr>
+                <w:rFonts w:ascii="Arial" w:hAnsi="Arial" w:eastAsia="Arial" w:cs="Tahoma"/>
+                <w:sz w:val="18"/>
+              </w:rPr>
+            </w:r>
+            <w:r>
+              <w:rPr>
+                <w:rFonts w:ascii="Arial" w:hAnsi="Arial" w:eastAsia="Arial" w:cs="Tahoma"/>
+                <w:sz w:val="18"/>
+              </w:rPr>
+              <w:t>ต้องจบก่อน (ลำดับงาน)</w:t>
+            </w:r>
+          </w:p>
+        </w:tc>
+        <w:tc>
+          <w:tcPr>
+            <w:tcW w:type="dxa" w:w="3360"/>
+            <w:vAlign w:val="center"/>
+          </w:tcPr>
+          <w:p>
+            <w:pPr>
+              <w:keepLines/>
+              <w:spacing w:after="0"/>
+            </w:pPr>
+            <w:r>
+              <w:rPr>
+                <w:rFonts w:ascii="Arial" w:hAnsi="Arial" w:eastAsia="Arial" w:cs="Tahoma"/>
+                <w:sz w:val="18"/>
+              </w:rPr>
+            </w:r>
+            <w:r>
+              <w:rPr>
+                <w:rFonts w:ascii="Arial" w:hAnsi="Arial" w:eastAsia="Arial" w:cs="Tahoma"/>
+                <w:b/>
+                <w:sz w:val="18"/>
+              </w:rPr>
+              <w:t>LLDD-BE-Database-Structure.pdf</w:t>
+            </w:r>
+          </w:p>
+        </w:tc>
+        <w:tc>
+          <w:tcPr>
+            <w:tcW w:type="dxa" w:w="3360"/>
+            <w:vAlign w:val="center"/>
+          </w:tcPr>
+          <w:p>
+            <w:pPr>
+              <w:keepLines/>
+              <w:spacing w:after="0"/>
+            </w:pPr>
+            <w:r>
+              <w:rPr>
+                <w:rFonts w:ascii="Arial" w:hAnsi="Arial" w:eastAsia="Arial" w:cs="Tahoma"/>
+                <w:sz w:val="18"/>
+              </w:rPr>
+            </w:r>
+            <w:r>
+              <w:rPr>
+                <w:rFonts w:ascii="Arial" w:hAnsi="Arial" w:eastAsia="Arial" w:cs="Tahoma"/>
+                <w:sz w:val="18"/>
+              </w:rPr>
+              <w:t>เป็นฉบับต้นทางของสัญญา/โครงที่ฉบับนี้อ้าง</w:t>
+            </w:r>
+          </w:p>
+        </w:tc>
+      </w:tr>
+      <w:tr>
+        <w:trPr>
+          <w:cantSplit/>
+        </w:trPr>
+        <w:tc>
+          <w:tcPr>
+            <w:tcW w:type="dxa" w:w="3360"/>
+            <w:vAlign w:val="center"/>
+          </w:tcPr>
+          <w:p>
+            <w:pPr>
+              <w:keepLines/>
+              <w:spacing w:after="0"/>
+            </w:pPr>
+            <w:r>
+              <w:rPr>
+                <w:rFonts w:ascii="Arial" w:hAnsi="Arial" w:eastAsia="Arial" w:cs="Tahoma"/>
+                <w:sz w:val="18"/>
+              </w:rPr>
+            </w:r>
+            <w:r>
+              <w:rPr>
+                <w:rFonts w:ascii="Arial" w:hAnsi="Arial" w:eastAsia="Arial" w:cs="Tahoma"/>
+                <w:sz w:val="18"/>
+              </w:rPr>
+              <w:t>ต้องจบก่อน (ลำดับงาน)</w:t>
+            </w:r>
+          </w:p>
+        </w:tc>
+        <w:tc>
+          <w:tcPr>
+            <w:tcW w:type="dxa" w:w="3360"/>
+            <w:vAlign w:val="center"/>
+          </w:tcPr>
+          <w:p>
+            <w:pPr>
+              <w:keepLines/>
+              <w:spacing w:after="0"/>
+            </w:pPr>
+            <w:r>
+              <w:rPr>
+                <w:rFonts w:ascii="Arial" w:hAnsi="Arial" w:eastAsia="Arial" w:cs="Tahoma"/>
+                <w:sz w:val="18"/>
+              </w:rPr>
+            </w:r>
+            <w:r>
+              <w:rPr>
+                <w:rFonts w:ascii="Arial" w:hAnsi="Arial" w:eastAsia="Arial" w:cs="Tahoma"/>
+                <w:b/>
+                <w:sz w:val="18"/>
+              </w:rPr>
+              <w:t>LLDD-BE-Job-6-ExportImpactStoreToFS.pdf</w:t>
+            </w:r>
+          </w:p>
+        </w:tc>
+        <w:tc>
+          <w:tcPr>
+            <w:tcW w:type="dxa" w:w="3360"/>
+            <w:vAlign w:val="center"/>
+          </w:tcPr>
+          <w:p>
+            <w:pPr>
+              <w:keepLines/>
+              <w:spacing w:after="0"/>
+            </w:pPr>
+            <w:r>
+              <w:rPr>
+                <w:rFonts w:ascii="Arial" w:hAnsi="Arial" w:eastAsia="Arial" w:cs="Tahoma"/>
+                <w:sz w:val="18"/>
+              </w:rPr>
+            </w:r>
+            <w:r>
+              <w:rPr>
+                <w:rFonts w:ascii="Arial" w:hAnsi="Arial" w:eastAsia="Arial" w:cs="Tahoma"/>
+                <w:sz w:val="18"/>
+              </w:rPr>
+              <w:t>เป็นฉบับต้นทางของสัญญา/โครงที่ฉบับนี้อ้าง</w:t>
+            </w:r>
+          </w:p>
+        </w:tc>
+      </w:tr>
+    </w:tbl>
+    <w:p/>
     <w:p>
       <w:pPr>
         <w:pStyle w:val="Heading1"/>
@@ -805,7 +1437,18 @@
         <w:pageBreakBefore w:val="0"/>
       </w:pPr>
       <w:r>
-        <w:t>4. Implementation Flow Diagram (Reference)</w:t>
+        <w:t>4. Implementation Flow &amp; Sequence Diagram (Reference)</w:t>
+      </w:r>
+    </w:p>
+    <w:p>
+      <w:pPr>
+        <w:pStyle w:val="Heading2"/>
+        <w:keepNext/>
+        <w:keepLines/>
+        <w:pageBreakBefore w:val="0"/>
+      </w:pPr>
+      <w:r>
+        <w:t>4.1 Implementation Flow (ลำดับขั้นการทำงาน)</w:t>
       </w:r>
     </w:p>
     <w:p>
@@ -863,6 +1506,78 @@
     </w:p>
     <w:p>
       <w:pPr>
+        <w:pStyle w:val="Heading2"/>
+        <w:keepNext/>
+        <w:keepLines/>
+        <w:pageBreakBefore w:val="0"/>
+      </w:pPr>
+      <w:r>
+        <w:t>4.2 Sequence Diagram (ใครคุยกับใคร ลำดับไหน)</w:t>
+      </w:r>
+    </w:p>
+    <w:p>
+      <w:pPr>
+        <w:keepNext w:val="0"/>
+      </w:pPr>
+      <w:r>
+        <w:t>ผู้แสดงและลำดับข้อความในภาพนี้สร้างจาก endpoint ในหัวข้อ 7 และตารางในหัวข้อ Reference DB Mapping ของเอกสารฉบับนี้เอง จึงตรงกับสัญญาเสมอ</w:t>
+      </w:r>
+    </w:p>
+    <w:p>
+      <w:pPr>
+        <w:keepNext/>
+        <w:jc w:val="center"/>
+      </w:pPr>
+      <w:r>
+        <w:drawing>
+          <wp:inline xmlns:a="http://schemas.openxmlformats.org/drawingml/2006/main" xmlns:pic="http://schemas.openxmlformats.org/drawingml/2006/picture">
+            <wp:extent cx="5669280" cy="3049386"/>
+            <wp:docPr id="2" name="Picture 2"/>
+            <wp:cNvGraphicFramePr>
+              <a:graphicFrameLocks noChangeAspect="1"/>
+            </wp:cNvGraphicFramePr>
+            <a:graphic>
+              <a:graphicData uri="http://schemas.openxmlformats.org/drawingml/2006/picture">
+                <pic:pic>
+                  <pic:nvPicPr>
+                    <pic:cNvPr id="0" name="BE-Job-10-NotifyNoReceiveData-sequence.png"/>
+                    <pic:cNvPicPr/>
+                  </pic:nvPicPr>
+                  <pic:blipFill>
+                    <a:blip r:embed="rId12"/>
+                    <a:stretch>
+                      <a:fillRect/>
+                    </a:stretch>
+                  </pic:blipFill>
+                  <pic:spPr>
+                    <a:xfrm>
+                      <a:off x="0" y="0"/>
+                      <a:ext cx="5669280" cy="3049386"/>
+                    </a:xfrm>
+                    <a:prstGeom prst="rect"/>
+                  </pic:spPr>
+                </pic:pic>
+              </a:graphicData>
+            </a:graphic>
+          </wp:inline>
+        </w:drawing>
+      </w:r>
+    </w:p>
+    <w:p>
+      <w:pPr>
+        <w:keepLines/>
+        <w:jc w:val="center"/>
+      </w:pPr>
+      <w:r>
+        <w:rPr>
+          <w:i/>
+          <w:sz w:val="18"/>
+        </w:rPr>
+        <w:t>รูปที่ 2: Sequence diagram: LLDD BE - Job 10 NotifyNoReceiveData</w:t>
+      </w:r>
+    </w:p>
+    <w:p>
+      <w:pPr>
         <w:pStyle w:val="Heading1"/>
         <w:keepNext/>
         <w:keepLines/>
@@ -2489,7 +3204,7 @@
                 <w:rFonts w:ascii="Arial" w:hAnsi="Arial" w:eastAsia="Arial" w:cs="Tahoma"/>
                 <w:sz w:val="18"/>
               </w:rPr>
-              <w:t>คอลัมน์ last_ack_notified_on บน interface_transactions เป็น marker ต่อรายการต่อวัน; rerun วันเดียวกันไม่ส่งอีเมลซ้ำ (ย้ายมาจาก audit_logs ที่ถูกยกเลิก 2026-08-07)</w:t>
+              <w:t>คอลัมน์ last_ack_notified_on บน sgi_interface_transactions เป็น marker ต่อรายการต่อวัน; rerun วันเดียวกันไม่ส่งอีเมลซ้ำ (ย้ายมาจาก audit_logs ที่ถูกยกเลิก 2026-08-07)</w:t>
             </w:r>
           </w:p>
         </w:tc>
@@ -2649,7 +3364,7 @@
                 <w:rFonts w:ascii="Arial" w:hAnsi="Arial" w:eastAsia="Arial" w:cs="Tahoma"/>
                 <w:sz w:val="18"/>
               </w:rPr>
-              <w:t>SBPGI เรียก sendEmail() ของ email-lib เอง (ปิด DP-5 · 2026-08-14) — เลข template มาจาก workflow_route.email_id · credential SMTP/SES และตาราง email_template/email_sent เป็นของระบบ SBP เดิม</w:t>
+              <w:t>SGI เรียก sendEmail() ของ email-lib เอง (ปิด DP-5 · 2026-08-14) — เลข template มาจาก workflow_route.email_id · credential SMTP/SES และตาราง email_template/email_sent เป็นของระบบ SBP เดิม</w:t>
             </w:r>
           </w:p>
         </w:tc>
@@ -3198,7 +3913,7 @@
                 <w:rFonts w:ascii="Arial" w:hAnsi="Arial" w:eastAsia="Arial" w:cs="Tahoma"/>
                 <w:sz w:val="18"/>
               </w:rPr>
-              <w:t>คอลัมน์ last_ack_notified_on บน interface_transactions เป็น marker ต่อรายการต่อวัน; rerun วันเดียวกันไม่ส่งอีเมลซ้ำ (ย้ายมาจาก audit_logs ที่ถูกยกเลิก 2026-08-07)</w:t>
+              <w:t>คอลัมน์ last_ack_notified_on บน sgi_interface_transactions เป็น marker ต่อรายการต่อวัน; rerun วันเดียวกันไม่ส่งอีเมลซ้ำ (ย้ายมาจาก audit_logs ที่ถูกยกเลิก 2026-08-07)</w:t>
             </w:r>
           </w:p>
         </w:tc>
@@ -3308,7 +4023,7 @@
                 <w:rFonts w:ascii="Arial" w:hAnsi="Arial" w:eastAsia="Arial" w:cs="Tahoma"/>
                 <w:sz w:val="18"/>
               </w:rPr>
-              <w:t>SBPGI เรียก sendEmail() ของ email-lib เอง (ปิด DP-5 · 2026-08-14) — เลข template มาจาก workflow_route.email_id · credential SMTP/SES และตาราง email_template/email_sent เป็นของระบบ SBP เดิม</w:t>
+              <w:t>SGI เรียก sendEmail() ของ email-lib เอง (ปิด DP-5 · 2026-08-14) — เลข template มาจาก workflow_route.email_id · credential SMTP/SES และตาราง email_template/email_sent เป็นของระบบ SBP เดิม</w:t>
             </w:r>
           </w:p>
         </w:tc>
@@ -3338,7 +4053,7 @@
         </w:rPr>
         <w:t>SELECT id, data_name, business_key, file_name, sent_at</w:t>
         <w:br/>
-        <w:t>FROM interface_transactions</w:t>
+        <w:t>FROM sgi_interface_transactions</w:t>
         <w:br/>
         <w:t>WHERE direction = 'OUT'</w:t>
         <w:br/>
@@ -3374,11 +4089,11 @@
           <w:rFonts w:ascii="Courier New" w:hAnsi="Courier New" w:eastAsia="Courier New" w:cs="Tahoma"/>
           <w:sz w:val="16"/>
         </w:rPr>
-        <w:t>-- ยกเลิกตาราง audit_logs แล้ว (2026-08-07) — marker กันส่งซ้ำย้ายมาไว้บน interface_transactions เอง</w:t>
-        <w:br/>
-        <w:t>-- คอลัมน์ last_ack_notified_on DATE มีอยู่ใน DDL ของ interface_transactions แล้ว (ดู LLDD-Database.pdf 5.x)</w:t>
-        <w:br/>
-        <w:t>UPDATE interface_transactions</w:t>
+        <w:t>-- ยกเลิกตาราง audit_logs แล้ว (2026-08-07) — marker กันส่งซ้ำย้ายมาไว้บน sgi_interface_transactions เอง</w:t>
+        <w:br/>
+        <w:t>-- คอลัมน์ last_ack_notified_on DATE มีอยู่ใน DDL ของ sgi_interface_transactions แล้ว (ดู LLDD-Database.pdf 5.x)</w:t>
+        <w:br/>
+        <w:t>UPDATE sgi_interface_transactions</w:t>
         <w:br/>
         <w:t xml:space="preserve">   SET last_ack_notified_on = CURRENT_DATE</w:t>
         <w:br/>
@@ -3994,7 +4709,7 @@
                 <w:rFonts w:ascii="Arial" w:hAnsi="Arial" w:eastAsia="Arial" w:cs="Tahoma"/>
                 <w:sz w:val="18"/>
               </w:rPr>
-              <w:t>ไม่มีตาราง job_run_histories แล้ว · ไฟล์/ACK ดูที่ interface_transactions</w:t>
+              <w:t>ไม่มีตาราง job_run_histories แล้ว · ไฟล์/ACK ดูที่ sgi_interface_transactions</w:t>
             </w:r>
           </w:p>
         </w:tc>
@@ -4023,7 +4738,7 @@
         <w:t>เอกสารฉบับนี้ไม่มี endpoint ของตัวเอง</w:t>
       </w:r>
       <w:r>
-        <w:t xml:space="preserve"> — เป็นสัญญา/งานภายในที่เอกสารอื่นเรียกใช้ (ดูขอบเขตใน 5.90 Endpoint Implementation Contract) · รายการ endpoint ทั้ง 29 เส้นของ SBPGI อยู่ที่ </w:t>
+        <w:t xml:space="preserve"> — เป็นสัญญา/งานภายในที่เอกสารอื่นเรียกใช้ (ดูขอบเขตใน 5.90 Endpoint Implementation Contract) · รายการ endpoint ทั้ง 29 เส้นของ SGI อยู่ที่ </w:t>
       </w:r>
       <w:r>
         <w:rPr>
@@ -4168,7 +4883,7 @@
                 <w:rFonts w:ascii="Arial" w:hAnsi="Arial" w:eastAsia="Arial" w:cs="Tahoma"/>
                 <w:sz w:val="18"/>
               </w:rPr>
-              <w:t>interface_transactions</w:t>
+              <w:t>sgi_interface_transactions</w:t>
             </w:r>
           </w:p>
         </w:tc>
@@ -4378,7 +5093,7 @@
                 <w:rFonts w:ascii="Arial" w:hAnsi="Arial" w:eastAsia="Arial" w:cs="Tahoma"/>
                 <w:sz w:val="18"/>
               </w:rPr>
-              <w:t>lib เขียน log ให้เอง · SBPGI ไม่ INSERT เอง</w:t>
+              <w:t>lib เขียน log ให้เอง · SGI ไม่ INSERT เอง</w:t>
             </w:r>
           </w:p>
         </w:tc>
@@ -4498,7 +5213,7 @@
         <w:rPr>
           <w:rFonts w:ascii="Courier New" w:hAnsi="Courier New" w:eastAsia="Courier New" w:cs="Tahoma"/>
         </w:rPr>
-        <w:t>src/batch/sbpgi/</w:t>
+        <w:t>src/batch/sgi/</w:t>
       </w:r>
       <w:r>
         <w:t xml:space="preserve"> ของ store-backend โดยใช้ convention เดียวกับ module ธุรกิจอื่น: inject custom provider </w:t>
@@ -4705,7 +5420,7 @@
                 <w:rFonts w:ascii="Arial" w:hAnsi="Arial" w:eastAsia="Arial" w:cs="Tahoma"/>
                 <w:sz w:val="18"/>
               </w:rPr>
-              <w:t>src/batch/sbpgi/job-10-notify-no-receive-data/job-10-notify-no-receive-data.job.ts</w:t>
+              <w:t>src/batch/sgi/job-10-notify-no-receive-data/job-10-notify-no-receive-data.job.ts</w:t>
             </w:r>
           </w:p>
         </w:tc>
@@ -4788,7 +5503,7 @@
                 <w:rFonts w:ascii="Arial" w:hAnsi="Arial" w:eastAsia="Arial" w:cs="Tahoma"/>
                 <w:sz w:val="18"/>
               </w:rPr>
-              <w:t>src/batch/sbpgi/job-10-notify-no-receive-data/job-10-notify-no-receive-data.service.ts</w:t>
+              <w:t>src/batch/sgi/job-10-notify-no-receive-data/job-10-notify-no-receive-data.service.ts</w:t>
             </w:r>
           </w:p>
         </w:tc>
@@ -4864,7 +5579,7 @@
                 <w:rFonts w:ascii="Arial" w:hAnsi="Arial" w:eastAsia="Arial" w:cs="Tahoma"/>
                 <w:sz w:val="18"/>
               </w:rPr>
-              <w:t>src/batch/sbpgi/job-10-notify-no-receive-data/job-10-notify-no-receive-data.config.ts</w:t>
+              <w:t>src/batch/sgi/job-10-notify-no-receive-data/job-10-notify-no-receive-data.config.ts</w:t>
             </w:r>
           </w:p>
         </w:tc>
@@ -4896,7 +5611,7 @@
                 <w:rFonts w:ascii="Courier New" w:hAnsi="Courier New" w:eastAsia="Courier New" w:cs="Tahoma"/>
                 <w:sz w:val="18"/>
               </w:rPr>
-              <w:t>SbpgiJob10Config</w:t>
+              <w:t>SgiJob10Config</w:t>
             </w:r>
             <w:r>
               <w:rPr>
@@ -4961,7 +5676,7 @@
                 <w:rFonts w:ascii="Arial" w:hAnsi="Arial" w:eastAsia="Arial" w:cs="Tahoma"/>
                 <w:sz w:val="18"/>
               </w:rPr>
-              <w:t>src/batch/sbpgi/job-10-notify-no-receive-data/job-10-notify-no-receive-data.module.ts</w:t>
+              <w:t>src/batch/sgi/job-10-notify-no-receive-data/job-10-notify-no-receive-data.module.ts</w:t>
             </w:r>
           </w:p>
         </w:tc>
@@ -5110,7 +5825,7 @@
                 <w:rFonts w:ascii="Courier New" w:hAnsi="Courier New" w:eastAsia="Courier New" w:cs="Tahoma"/>
                 <w:sz w:val="18"/>
               </w:rPr>
-              <w:t>SBPGI_JOB10_CRON</w:t>
+              <w:t>SGI_JOB10_CRON</w:t>
             </w:r>
             <w:r>
               <w:rPr>
@@ -5266,7 +5981,7 @@
         <w:rPr>
           <w:rFonts w:ascii="Courier New" w:hAnsi="Courier New" w:eastAsia="Courier New" w:cs="Tahoma"/>
         </w:rPr>
-        <w:t>SBPGI_JOB10_CRON</w:t>
+        <w:t>SGI_JOB10_CRON</w:t>
       </w:r>
       <w:r>
         <w:t xml:space="preserve"> และอ่านตอน bootstrap ของ </w:t>
@@ -5300,7 +6015,7 @@
           <w:rFonts w:ascii="Courier New" w:hAnsi="Courier New" w:eastAsia="Courier New" w:cs="Tahoma"/>
           <w:sz w:val="16"/>
         </w:rPr>
-        <w:t>// src/batch/sbpgi/job-10-notify-no-receive-data/job-10-notify-no-receive-data.config.ts</w:t>
+        <w:t>// src/batch/sgi/job-10-notify-no-receive-data/job-10-notify-no-receive-data.config.ts</w:t>
         <w:br/>
         <w:t>// convention จริงของ store-backend คือคลาส config (`src/config/app.config.ts` ที่ export ผ่าน</w:t>
         <w:br/>
@@ -5352,28 +6067,28 @@
         <w:br/>
         <w:t>@Injectable()</w:t>
         <w:br/>
-        <w:t>export class SbpgiJob10Config implements Job10Config {</w:t>
+        <w:t>export class SgiJob10Config implements Job10Config {</w:t>
         <w:br/>
         <w:t xml:space="preserve">  // TODO: ยืนยันค่า default ทุกตัวกับ Ops ก่อนขึ้น production (ไม่มีหน้าจอแก้ค่าแล้ว)</w:t>
         <w:br/>
-        <w:t xml:space="preserve">  enabled = (process.env.SBPGI_JOB10_ENABLED ?? 'true') === 'true';</w:t>
-        <w:br/>
-        <w:t xml:space="preserve">  cron = process.env.SBPGI_JOB10_CRON ?? '0 07 * * *';</w:t>
-        <w:br/>
-        <w:t xml:space="preserve">  cron = process.env.SBPGI_JOB10_CRON ?? '0 07 * * *'; // TODO: แก้ผ่าน env/config file แล้ว deploy</w:t>
-        <w:br/>
-        <w:t xml:space="preserve">  pendingThreshold = process.env.SBPGI_JOB10_PENDING_THRESHOLD ?? '&gt;= 1 วัน'; // TODO: แก้ผ่าน env/config file แล้ว deploy</w:t>
-        <w:br/>
-        <w:t xml:space="preserve">  param3 = process.env.SBPGI_JOB10_PARAM3 ?? 'direction = OUT · data_name = COMPENSATE_INIT_I, COMPENSATE_APPROVE_I'; // TODO: ค่าคงที่ทางธุรกิจ — เปลี่ยนต้องผ่านการอนุมัติ</w:t>
-        <w:br/>
-        <w:t xml:space="preserve">  encoding = process.env.SBPGI_JOB10_ENCODING ?? 'UTF-8'; // TODO: ค่าคงที่ทางธุรกิจ — เปลี่ยนต้องผ่านการอนุมัติ</w:t>
-        <w:br/>
-        <w:t xml:space="preserve">  mailTo = process.env.SBPGI_JOB10_MAIL_TO ?? ''; // TODO: ผู้รับอีเมลแจ้ง error คั่นด้วย comma (เดิม: email-lib (sendEmail · UTF-8))</w:t>
+        <w:t xml:space="preserve">  enabled = (process.env.SGI_JOB10_ENABLED ?? 'true') === 'true';</w:t>
+        <w:br/>
+        <w:t xml:space="preserve">  cron = process.env.SGI_JOB10_CRON ?? '0 07 * * *';</w:t>
+        <w:br/>
+        <w:t xml:space="preserve">  cron = process.env.SGI_JOB10_CRON ?? '0 07 * * *'; // TODO: แก้ผ่าน env/config file แล้ว deploy</w:t>
+        <w:br/>
+        <w:t xml:space="preserve">  pendingThreshold = process.env.SGI_JOB10_PENDING_THRESHOLD ?? '&gt;= 1 วัน'; // TODO: แก้ผ่าน env/config file แล้ว deploy</w:t>
+        <w:br/>
+        <w:t xml:space="preserve">  param3 = process.env.SGI_JOB10_PARAM3 ?? 'direction = OUT · data_name = COMPENSATE_INIT_I, COMPENSATE_APPROVE_I'; // TODO: ค่าคงที่ทางธุรกิจ — เปลี่ยนต้องผ่านการอนุมัติ</w:t>
+        <w:br/>
+        <w:t xml:space="preserve">  encoding = process.env.SGI_JOB10_ENCODING ?? 'UTF-8'; // TODO: ค่าคงที่ทางธุรกิจ — เปลี่ยนต้องผ่านการอนุมัติ</w:t>
+        <w:br/>
+        <w:t xml:space="preserve">  mailTo = process.env.SGI_JOB10_MAIL_TO ?? ''; // TODO: ผู้รับอีเมลแจ้ง error คั่นด้วย comma (เดิม: email-lib (sendEmail · UTF-8))</w:t>
         <w:br/>
         <w:t>}</w:t>
         <w:br/>
         <w:br/>
-        <w:t>// TODO: เพิ่ม SbpgiJob10Config ใน providers/exports ของ AppConfigModule (@Global) เหมือน AppConfig</w:t>
+        <w:t>// TODO: เพิ่ม SgiJob10Config ใน providers/exports ของ AppConfigModule (@Global) เหมือน AppConfig</w:t>
       </w:r>
     </w:p>
     <w:p>
@@ -5562,7 +6277,7 @@
         <w:t xml:space="preserve">  }</w:t>
         <w:br/>
         <w:br/>
-        <w:t xml:space="preserve">  // อ่าน interface_transactions: direction = OUT · ยังไม่มี ACK · อายุ &gt;= threshold</w:t>
+        <w:t xml:space="preserve">  // อ่าน sgi_interface_transactions: direction = OUT · ยังไม่มี ACK · อายุ &gt;= threshold</w:t>
         <w:br/>
         <w:t xml:space="preserve">  async step02Read(state: JobState, manager?: EntityManager): Promise&lt;void&gt; {</w:t>
         <w:br/>
@@ -5589,7 +6304,7 @@
         <w:t xml:space="preserve">  }</w:t>
         <w:br/>
         <w:br/>
-        <w:t xml:space="preserve">  // แสดงรายการใน /sbpgi/interface/pending-ack</w:t>
+        <w:t xml:space="preserve">  // แสดงรายการใน /sgi/interface/pending-ack</w:t>
         <w:br/>
         <w:t xml:space="preserve">  async step05Process(state: JobState, manager?: EntityManager): Promise&lt;void&gt; {</w:t>
         <w:br/>
@@ -5963,7 +6678,7 @@
                 <w:rFonts w:ascii="Arial" w:hAnsi="Arial" w:eastAsia="Arial" w:cs="Tahoma"/>
                 <w:sz w:val="18"/>
               </w:rPr>
-              <w:t>อ่าน interface_transactions: direction = OUT · ยังไม่มี ACK · อายุ &gt;= threshold</w:t>
+              <w:t>อ่าน sgi_interface_transactions: direction = OUT · ยังไม่มี ACK · อายุ &gt;= threshold</w:t>
             </w:r>
           </w:p>
         </w:tc>
@@ -6353,7 +7068,7 @@
                 <w:rFonts w:ascii="Arial" w:hAnsi="Arial" w:eastAsia="Arial" w:cs="Tahoma"/>
                 <w:sz w:val="18"/>
               </w:rPr>
-              <w:t>แสดงรายการใน /sbpgi/interface/pending-ack</w:t>
+              <w:t>แสดงรายการใน /sgi/interface/pending-ack</w:t>
             </w:r>
           </w:p>
         </w:tc>
@@ -6550,7 +7265,7 @@
           <w:rFonts w:ascii="Courier New" w:hAnsi="Courier New" w:eastAsia="Courier New" w:cs="Tahoma"/>
           <w:sz w:val="16"/>
         </w:rPr>
-        <w:t>// src/batch/sbpgi/job-10-notify-no-receive-data/job-10-notify-no-receive-data.job.ts</w:t>
+        <w:t>// src/batch/sgi/job-10-notify-no-receive-data/job-10-notify-no-receive-data.job.ts</w:t>
         <w:br/>
         <w:t>import { Inject, Injectable, Logger } from '@nestjs/common';</w:t>
         <w:br/>
@@ -6593,7 +7308,7 @@
         <w:br/>
         <w:t xml:space="preserve">    try {</w:t>
         <w:br/>
-        <w:t xml:space="preserve">      // ขั้นที่ 2: อ่าน interface_transactions: direction = OUT · ยังไม่มี ACK · อายุ &gt;= threshold</w:t>
+        <w:t xml:space="preserve">      // ขั้นที่ 2: อ่าน sgi_interface_transactions: direction = OUT · ยังไม่มี ACK · อายุ &gt;= threshold</w:t>
         <w:br/>
         <w:t xml:space="preserve">      await this.service.step02Read(state);</w:t>
         <w:br/>
@@ -6611,7 +7326,7 @@
         <w:br/>
         <w:t xml:space="preserve">      await this.service.step04Notify(state);</w:t>
         <w:br/>
-        <w:t xml:space="preserve">      // ขั้นที่ 5: แสดงรายการใน /sbpgi/interface/pending-ack · TODO: POST /sbpgi/interface/sta/ack เป็นเส้นทางหลักเมื่อ STA ตอบกลับ</w:t>
+        <w:t xml:space="preserve">      // ขั้นที่ 5: แสดงรายการใน /sgi/interface/pending-ack · TODO: POST /sgi/interface/sta/ack เป็นเส้นทางหลักเมื่อ STA ตอบกลับ</w:t>
         <w:br/>
         <w:t xml:space="preserve">      await this.service.step05Process(state);</w:t>
         <w:br/>
@@ -6708,7 +7423,7 @@
         <w:br/>
         <w:t>//       ใช้ PostgreSQL advisory lock ระดับ session แทน — ปลดอัตโนมัติเมื่อ connection หลุด</w:t>
         <w:br/>
-        <w:t>export const SBPGI_JOB_LOCK_CLASS_ID = 861000; // namespace ของระบบ SBPGI</w:t>
+        <w:t>export const SGI_JOB_LOCK_CLASS_ID = 861000; // namespace ของระบบ SGI</w:t>
         <w:br/>
         <w:t>export const JOB_LOCK_KEYS: Record&lt;string, number&gt; = { '10': 100 /* TODO: เพิ่มครบทั้ง 11 job */ };</w:t>
         <w:br/>
@@ -6740,7 +7455,7 @@
         <w:br/>
         <w:t xml:space="preserve">        'SELECT pg_try_advisory_lock($1, $2) AS locked',</w:t>
         <w:br/>
-        <w:t xml:space="preserve">        [SBPGI_JOB_LOCK_CLASS_ID, objectId],</w:t>
+        <w:t xml:space="preserve">        [SGI_JOB_LOCK_CLASS_ID, objectId],</w:t>
         <w:br/>
         <w:t xml:space="preserve">      );</w:t>
         <w:br/>
@@ -6760,7 +7475,7 @@
         <w:br/>
         <w:t xml:space="preserve">      // TODO: ปลด lock ทุกกรณี แล้วคืน connection เข้า pool</w:t>
         <w:br/>
-        <w:t xml:space="preserve">      await runner.query('SELECT pg_advisory_unlock($1, $2)', [SBPGI_JOB_LOCK_CLASS_ID, objectId]);</w:t>
+        <w:t xml:space="preserve">      await runner.query('SELECT pg_advisory_unlock($1, $2)', [SGI_JOB_LOCK_CLASS_ID, objectId]);</w:t>
         <w:br/>
         <w:t xml:space="preserve">      await runner.release();</w:t>
         <w:br/>
@@ -6939,7 +7654,7 @@
                 <w:rFonts w:ascii="Arial" w:hAnsi="Arial" w:eastAsia="Arial" w:cs="Tahoma"/>
                 <w:sz w:val="18"/>
               </w:rPr>
-              <w:t>interface_transactions</w:t>
+              <w:t>sgi_interface_transactions</w:t>
             </w:r>
           </w:p>
         </w:tc>
@@ -7199,7 +7914,7 @@
                 <w:rFonts w:ascii="Arial" w:hAnsi="Arial" w:eastAsia="Arial" w:cs="Tahoma"/>
                 <w:sz w:val="18"/>
               </w:rPr>
-              <w:t>lib เขียน log ให้เอง · SBPGI ไม่ INSERT เอง</w:t>
+              <w:t>lib เขียน log ให้เอง · SGI ไม่ INSERT เอง</w:t>
             </w:r>
           </w:p>
         </w:tc>
@@ -7353,13 +8068,13 @@
         <w:t>--       write ทั้งหมดต้องอยู่ใน transaction เดียวกับที่ระบุใน 9.3</w:t>
         <w:br/>
         <w:br/>
-        <w:t>-- [R] interface_transactions : pending ACK จาก STA และสถานะล่าสุด</w:t>
+        <w:t>-- [R] sgi_interface_transactions : pending ACK จาก STA และสถานะล่าสุด</w:t>
         <w:br/>
         <w:t>-- TODO: อ่านรายการที่ยังไม่ได้ ACK (safety net) — ยืนยันชื่อสถานะ/คอลัมน์เวลากับ Database design</w:t>
         <w:br/>
         <w:t>SELECT id, data_name, direction, status, business_key, period_key, file_name, created_at</w:t>
         <w:br/>
-        <w:t xml:space="preserve">  FROM interface_transactions</w:t>
+        <w:t xml:space="preserve">  FROM sgi_interface_transactions</w:t>
         <w:br/>
         <w:t xml:space="preserve"> WHERE data_name = ANY($1)  -- TODO: รายการ interface ที่ Job 10 เฝ้าดู (ไม่ใช่ job_no ของตัวเอง)</w:t>
         <w:br/>
@@ -7385,7 +8100,7 @@
         <w:t xml:space="preserve"> LIMIT $1 OFFSET $2;  -- TODO: อ่านเป็น chunk กัน memory บวม</w:t>
         <w:br/>
         <w:br/>
-        <w:t>-- [W (โดย @GOSOFT-SBP/EMAIL-LIB)] email_sent (ระบบ SBP เดิม) : lib เขียน log ให้เอง · SBPGI ไม่ INSERT เอง</w:t>
+        <w:t>-- [W (โดย @GOSOFT-SBP/EMAIL-LIB)] email_sent (ระบบ SBP เดิม) : lib เขียน log ให้เอง · SGI ไม่ INSERT เอง</w:t>
         <w:br/>
         <w:t>-- TODO: เติมคอลัมน์ payload จริงจาก Database design</w:t>
         <w:br/>
@@ -7397,7 +8112,7 @@
         <w:br/>
         <w:t>-- ⚠️ ตารางนี้ไม่มี business unique key ใน DDL จริง — ON CONFLICT ใช้ไม่ได้</w:t>
         <w:br/>
-        <w:t>--    fcs_qssi_score: ข้อค้าง DP-4 (การเพิ่ม unique index ต้อง sign-off เจ้าของ performance.service.ts)</w:t>
+        <w:t>--    fcs_qssi_score: reuse ตารางเดิมแบบอ่านอย่างเดียว — ห้ามแก้ constraint/index ของตารางเดิม</w:t>
         <w:br/>
         <w:t>--    ระหว่างยังไม่ปิด: ลบงวดเดิมก่อนแล้ว INSERT ใหม่ใน transaction เดียว</w:t>
         <w:br/>
@@ -7511,9 +8226,9 @@
         <w:br/>
         <w:t xml:space="preserve">  async notifyFailure(jobNo: string, ctx: JobRunContext, error: Error): Promise&lt;void&gt; {</w:t>
         <w:br/>
-        <w:t xml:space="preserve">    // TODO: ผู้รับของ Job 10 เดิมคือ email-lib (sendEmail · UTF-8) — ย้ายมาเป็น env SBPGI_JOB10_MAIL_TO</w:t>
-        <w:br/>
-        <w:t xml:space="preserve">    const recipients = (process.env.SBPGI_JOB10_MAIL_TO ?? '').split(',').map((s) =&gt; s.trim()).filter(Boolean);</w:t>
+        <w:t xml:space="preserve">    // TODO: ผู้รับของ Job 10 เดิมคือ email-lib (sendEmail · UTF-8) — ย้ายมาเป็น env SGI_JOB10_MAIL_TO</w:t>
+        <w:br/>
+        <w:t xml:space="preserve">    const recipients = (process.env.SGI_JOB10_MAIL_TO ?? '').split(',').map((s) =&gt; s.trim()).filter(Boolean);</w:t>
         <w:br/>
         <w:t xml:space="preserve">    if (!recipients.length) {</w:t>
         <w:br/>
@@ -7529,7 +8244,7 @@
         <w:br/>
         <w:t xml:space="preserve">        // TODO: emailId = id ของ template EM-07 (แจ้ง error batch) ในตาราง email_template</w:t>
         <w:br/>
-        <w:t xml:space="preserve">        emailId: Number(process.env.SBPGI_JOB_FAIL_EMAIL_TEMPLATE_ID),</w:t>
+        <w:t xml:space="preserve">        emailId: Number(process.env.SGI_JOB_FAIL_EMAIL_TEMPLATE_ID),</w:t>
         <w:br/>
         <w:t xml:space="preserve">        mailTo: recipients.join(','), // signature รับ string ไม่ใช่ string[]</w:t>
         <w:br/>
@@ -7592,7 +8307,7 @@
         <w:keepLines/>
       </w:pPr>
       <w:r>
-        <w:t>ขอบเขต transaction ที่ต้องรักษาเมื่อรันซ้ำ: read-only; callback /sbpgi/interface/sta/ack เป็นผู้เขียน ACK หลัก</w:t>
+        <w:t>ขอบเขต transaction ที่ต้องรักษาเมื่อรันซ้ำ: read-only; callback /sgi/interface/sta/ack เป็นผู้เขียน ACK หลัก</w:t>
       </w:r>
     </w:p>
     <w:p>
@@ -7676,7 +8391,7 @@
         <w:rPr>
           <w:rFonts w:ascii="Courier New" w:hAnsi="Courier New" w:eastAsia="Courier New" w:cs="Tahoma"/>
         </w:rPr>
-        <w:t>interface_transactions</w:t>
+        <w:t>sgi_interface_transactions</w:t>
       </w:r>
       <w:r>
         <w:t xml:space="preserve"> ของงวดนั้นว่ามีแถวค้างสถานะ READY/PENDING หรือไม่ ก่อนสั่งรันใหม่</w:t>
@@ -7858,7 +8573,7 @@
                 <w:rFonts w:ascii="Arial" w:hAnsi="Arial" w:eastAsia="Arial" w:cs="Tahoma"/>
                 <w:sz w:val="18"/>
               </w:rPr>
-              <w:t>อ่าน interface_transactions: direction = OUT · ยังไม่มี ACK · อายุ &gt;= threshold</w:t>
+              <w:t>อ่าน sgi_interface_transactions: direction = OUT · ยังไม่มี ACK · อายุ &gt;= threshold</w:t>
             </w:r>
           </w:p>
         </w:tc>
@@ -8023,7 +8738,7 @@
                 <w:rFonts w:ascii="Arial" w:hAnsi="Arial" w:eastAsia="Arial" w:cs="Tahoma"/>
                 <w:sz w:val="18"/>
               </w:rPr>
-              <w:t>แสดงรายการใน /sbpgi/interface/pending-ack (POST /sbpgi/interface/sta/ack เป็นเส้นทางหลักเมื่อ STA ตอบกลับ)</w:t>
+              <w:t>แสดงรายการใน /sgi/interface/pending-ack (POST /sgi/interface/sta/ack เป็นเส้นทางหลักเมื่อ STA ตอบกลับ)</w:t>
             </w:r>
           </w:p>
         </w:tc>
